--- a/services/api/assets/templates/equipment-rental-real-v1.docx
+++ b/services/api/assets/templates/equipment-rental-real-v1.docx
@@ -4,23 +4,742 @@
   <w:body>
     <w:p>
       <w:pPr>
+        <w:spacing w:line="360" w:lineRule="auto"/>
         <w:jc w:val="center"/>
-      </w:pPr>
-      <w:r>
-        <w:t xml:space="preserve">{document.watermark}</w:t>
-      </w:r>
-    </w:p>
-    <w:p>
-      <w:pPr>
+        <w:rPr>
+          <w:rFonts w:hint="eastAsia" w:ascii="仿宋" w:hAnsi="仿宋" w:eastAsia="仿宋" w:cs="宋体"/>
+          <w:b/>
+          <w:bCs/>
+          <w:color w:val="000000" w:themeColor="text1"/>
+          <w:sz w:val="84"/>
+          <w:szCs w:val="84"/>
+          <w:highlight w:val="none"/>
+          <w14:textFill>
+            <w14:solidFill>
+              <w14:schemeClr w14:val="tx1"/>
+            </w14:solidFill>
+          </w14:textFill>
+        </w:rPr>
+      </w:pPr>
+    </w:p>
+    <w:p>
+      <w:pPr>
+        <w:spacing w:line="360" w:lineRule="auto"/>
         <w:jc w:val="center"/>
-      </w:pPr>
-      <w:r>
-        <w:rPr>
+        <w:rPr>
+          <w:rFonts w:hint="eastAsia" w:ascii="仿宋" w:hAnsi="仿宋" w:eastAsia="仿宋" w:cs="宋体"/>
+          <w:b/>
+          <w:bCs/>
+          <w:color w:val="000000" w:themeColor="text1"/>
+          <w:sz w:val="84"/>
+          <w:szCs w:val="84"/>
+          <w:highlight w:val="none"/>
+          <w14:textFill>
+            <w14:solidFill>
+              <w14:schemeClr w14:val="tx1"/>
+            </w14:solidFill>
+          </w14:textFill>
+        </w:rPr>
+      </w:pPr>
+      <w:r>
+        <w:rPr>
+          <w:rFonts w:hint="eastAsia" w:ascii="仿宋" w:hAnsi="仿宋" w:eastAsia="仿宋" w:cs="宋体"/>
+          <w:b/>
+          <w:bCs/>
+          <w:color w:val="000000" w:themeColor="text1"/>
+          <w:sz w:val="84"/>
+          <w:szCs w:val="84"/>
+          <w:highlight w:val="none"/>
+          <w14:textFill>
+            <w14:solidFill>
+              <w14:schemeClr w14:val="tx1"/>
+            </w14:solidFill>
+          </w14:textFill>
+        </w:rPr>
+        <w:t>工程机械设备</w:t>
+      </w:r>
+    </w:p>
+    <w:p>
+      <w:pPr>
+        <w:spacing w:line="360" w:lineRule="auto"/>
+        <w:jc w:val="center"/>
+        <w:rPr>
+          <w:rFonts w:hint="eastAsia" w:ascii="仿宋" w:hAnsi="仿宋" w:eastAsia="仿宋" w:cs="宋体"/>
+          <w:b/>
+          <w:bCs/>
+          <w:color w:val="000000" w:themeColor="text1"/>
+          <w:sz w:val="84"/>
+          <w:szCs w:val="84"/>
+          <w:highlight w:val="none"/>
+          <w14:textFill>
+            <w14:solidFill>
+              <w14:schemeClr w14:val="tx1"/>
+            </w14:solidFill>
+          </w14:textFill>
+        </w:rPr>
+      </w:pPr>
+      <w:r>
+        <w:rPr>
+          <w:rFonts w:hint="eastAsia" w:ascii="仿宋" w:hAnsi="仿宋" w:eastAsia="仿宋" w:cs="宋体"/>
+          <w:b/>
+          <w:bCs/>
+          <w:color w:val="000000" w:themeColor="text1"/>
+          <w:sz w:val="84"/>
+          <w:szCs w:val="84"/>
+          <w:highlight w:val="none"/>
+          <w14:textFill>
+            <w14:solidFill>
+              <w14:schemeClr w14:val="tx1"/>
+            </w14:solidFill>
+          </w14:textFill>
+        </w:rPr>
+        <w:t>租赁服务合同</w:t>
+      </w:r>
+    </w:p>
+    <w:p>
+      <w:pPr>
+        <w:spacing w:line="360" w:lineRule="auto"/>
+        <w:rPr>
+          <w:rFonts w:hint="eastAsia" w:ascii="仿宋" w:hAnsi="仿宋" w:eastAsia="仿宋" w:cs="仿宋"/>
+          <w:sz w:val="44"/>
+          <w:szCs w:val="44"/>
+          <w:highlight w:val="none"/>
+        </w:rPr>
+      </w:pPr>
+    </w:p>
+    <w:p>
+      <w:pPr>
+        <w:spacing w:line="360" w:lineRule="auto"/>
+        <w:rPr>
+          <w:rFonts w:hint="eastAsia" w:ascii="仿宋" w:hAnsi="仿宋" w:eastAsia="仿宋" w:cs="仿宋"/>
+          <w:sz w:val="44"/>
+          <w:szCs w:val="44"/>
+          <w:highlight w:val="none"/>
+        </w:rPr>
+      </w:pPr>
+    </w:p>
+    <w:p>
+      <w:pPr>
+        <w:spacing w:line="360" w:lineRule="auto"/>
+        <w:rPr>
+          <w:rFonts w:hint="eastAsia" w:ascii="仿宋" w:hAnsi="仿宋" w:eastAsia="仿宋" w:cs="仿宋"/>
+          <w:sz w:val="44"/>
+          <w:szCs w:val="44"/>
+          <w:highlight w:val="none"/>
+        </w:rPr>
+      </w:pPr>
+    </w:p>
+    <w:p>
+      <w:pPr>
+        <w:pStyle w:val="2"/>
+        <w:rPr>
+          <w:rFonts w:hint="eastAsia"/>
+        </w:rPr>
+      </w:pPr>
+    </w:p>
+    <w:p>
+      <w:pPr>
+        <w:spacing w:line="360" w:lineRule="auto"/>
+        <w:rPr>
+          <w:rFonts w:hint="eastAsia" w:ascii="仿宋" w:hAnsi="仿宋" w:eastAsia="仿宋" w:cs="仿宋"/>
+          <w:sz w:val="44"/>
+          <w:szCs w:val="44"/>
+          <w:highlight w:val="none"/>
+        </w:rPr>
+      </w:pPr>
+    </w:p>
+    <w:p>
+      <w:pPr>
+        <w:spacing w:line="720" w:lineRule="auto"/>
+        <w:rPr>
+          <w:rFonts w:hint="default" w:ascii="仿宋" w:hAnsi="仿宋" w:eastAsia="仿宋" w:cs="宋体"/>
+          <w:b/>
+          <w:bCs/>
+          <w:sz w:val="36"/>
+          <w:szCs w:val="36"/>
+          <w:highlight w:val="none"/>
+          <w:u w:val="single"/>
+          <w:lang w:val="en-US" w:eastAsia="zh-CN"/>
+        </w:rPr>
+      </w:pPr>
+      <w:r>
+        <w:t xml:space="preserve">合同编号：{contract.temporaryCode}</w:t>
+      </w:r>
+    </w:p>
+    <w:p>
+      <w:pPr>
+        <w:spacing w:line="840" w:lineRule="exact"/>
+        <w:outlineLvl w:val="9"/>
+        <w:rPr>
+          <w:rFonts w:hint="default" w:eastAsia="楷体"/>
+          <w:b/>
+          <w:sz w:val="36"/>
+          <w:szCs w:val="36"/>
+          <w:u w:val="single"/>
+          <w:lang w:val="en-US" w:eastAsia="zh-CN"/>
+        </w:rPr>
+      </w:pPr>
+      <w:r>
+        <w:rPr>
+          <w:rFonts w:hint="eastAsia" w:ascii="仿宋" w:hAnsi="仿宋" w:eastAsia="仿宋" w:cs="宋体"/>
+          <w:b/>
+          <w:bCs/>
+          <w:sz w:val="36"/>
+          <w:szCs w:val="36"/>
+          <w:highlight w:val="none"/>
+        </w:rPr>
+        <w:t>甲方（承租方）：</w:t>
+      </w:r>
+      <w:r>
+        <w:rPr>
+          <w:rFonts w:hint="eastAsia" w:ascii="楷体" w:hAnsi="楷体" w:eastAsia="楷体" w:cs="楷体"/>
           <w:b/>
           <w:sz w:val="28"/>
           <w:szCs w:val="28"/>
-        </w:rPr>
-        <w:t xml:space="preserve">合同工作台填写区</w:t>
+          <w:u w:val="single"/>
+        </w:rPr>
+        <w:t>{party.owner.name}</w:t>
+      </w:r>
+      <w:r>
+        <w:rPr>
+          <w:rFonts w:hint="eastAsia" w:ascii="楷体" w:hAnsi="楷体" w:eastAsia="楷体" w:cs="楷体"/>
+          <w:b/>
+          <w:sz w:val="28"/>
+          <w:szCs w:val="28"/>
+          <w:u w:val="single"/>
+          <w:lang w:val="en-US" w:eastAsia="zh-CN"/>
+        </w:rPr>
+        <w:t xml:space="preserve">            </w:t>
+      </w:r>
+    </w:p>
+    <w:p>
+      <w:pPr>
+        <w:spacing w:line="720" w:lineRule="auto"/>
+        <w:rPr>
+          <w:rFonts w:hint="eastAsia" w:ascii="仿宋" w:hAnsi="仿宋" w:eastAsia="仿宋" w:cs="宋体"/>
+          <w:b/>
+          <w:bCs/>
+          <w:sz w:val="36"/>
+          <w:szCs w:val="36"/>
+          <w:highlight w:val="none"/>
+        </w:rPr>
+      </w:pPr>
+      <w:r>
+        <w:rPr>
+          <w:rFonts w:hint="eastAsia" w:ascii="仿宋" w:hAnsi="仿宋" w:eastAsia="仿宋" w:cs="宋体"/>
+          <w:b/>
+          <w:bCs/>
+          <w:sz w:val="36"/>
+          <w:szCs w:val="36"/>
+          <w:highlight w:val="none"/>
+        </w:rPr>
+        <w:t>乙方（出租方）：</w:t>
+      </w:r>
+      <w:r>
+        <w:rPr>
+          <w:rFonts w:hint="eastAsia" w:ascii="仿宋" w:hAnsi="仿宋" w:eastAsia="仿宋" w:cs="宋体"/>
+          <w:b/>
+          <w:bCs/>
+          <w:color w:val="FF0000"/>
+          <w:sz w:val="36"/>
+          <w:szCs w:val="36"/>
+          <w:highlight w:val="none"/>
+          <w:u w:val="single"/>
+        </w:rPr>
+        <w:t xml:space="preserve"> {party.counterparty.name}     </w:t>
+      </w:r>
+    </w:p>
+    <w:p>
+      <w:pPr>
+        <w:spacing w:line="720" w:lineRule="auto"/>
+        <w:rPr>
+          <w:rFonts w:hint="eastAsia" w:ascii="仿宋" w:hAnsi="仿宋" w:eastAsia="仿宋" w:cs="宋体"/>
+          <w:b/>
+          <w:bCs/>
+          <w:sz w:val="36"/>
+          <w:szCs w:val="36"/>
+          <w:highlight w:val="none"/>
+        </w:rPr>
+      </w:pPr>
+      <w:r>
+        <w:rPr>
+          <w:rFonts w:hint="eastAsia" w:ascii="仿宋" w:hAnsi="仿宋" w:eastAsia="仿宋" w:cs="宋体"/>
+          <w:b/>
+          <w:bCs/>
+          <w:sz w:val="36"/>
+          <w:szCs w:val="36"/>
+          <w:highlight w:val="none"/>
+        </w:rPr>
+        <w:t>工程名称：</w:t>
+      </w:r>
+      <w:r>
+        <w:rPr>
+          <w:rFonts w:hint="eastAsia" w:ascii="仿宋" w:hAnsi="仿宋" w:eastAsia="仿宋" w:cs="宋体"/>
+          <w:b/>
+          <w:bCs/>
+          <w:color w:val="FF0000"/>
+          <w:sz w:val="36"/>
+          <w:szCs w:val="36"/>
+          <w:highlight w:val="none"/>
+          <w:u w:val="single"/>
+        </w:rPr>
+        <w:t xml:space="preserve"> {field.useLocation} </w:t>
+      </w:r>
+      <w:r>
+        <w:rPr>
+          <w:rFonts w:ascii="仿宋" w:hAnsi="仿宋" w:eastAsia="仿宋" w:cs="宋体"/>
+          <w:b/>
+          <w:bCs/>
+          <w:color w:val="FF0000"/>
+          <w:sz w:val="36"/>
+          <w:szCs w:val="36"/>
+          <w:highlight w:val="none"/>
+          <w:u w:val="single"/>
+        </w:rPr>
+        <w:t xml:space="preserve"> </w:t>
+      </w:r>
+      <w:r>
+        <w:rPr>
+          <w:rFonts w:hint="eastAsia" w:ascii="仿宋" w:hAnsi="仿宋" w:eastAsia="仿宋" w:cs="宋体"/>
+          <w:b/>
+          <w:bCs/>
+          <w:color w:val="FF0000"/>
+          <w:sz w:val="36"/>
+          <w:szCs w:val="36"/>
+          <w:highlight w:val="none"/>
+          <w:u w:val="single"/>
+        </w:rPr>
+        <w:t xml:space="preserve">  </w:t>
+      </w:r>
+    </w:p>
+    <w:p>
+      <w:pPr>
+        <w:spacing w:line="720" w:lineRule="auto"/>
+        <w:rPr>
+          <w:rFonts w:hint="eastAsia" w:ascii="仿宋" w:hAnsi="仿宋" w:eastAsia="仿宋" w:cs="宋体"/>
+          <w:b/>
+          <w:bCs/>
+          <w:sz w:val="36"/>
+          <w:szCs w:val="36"/>
+          <w:highlight w:val="none"/>
+        </w:rPr>
+      </w:pPr>
+      <w:r>
+        <w:rPr>
+          <w:rFonts w:hint="eastAsia" w:ascii="仿宋" w:hAnsi="仿宋" w:eastAsia="仿宋" w:cs="宋体"/>
+          <w:b/>
+          <w:bCs/>
+          <w:sz w:val="36"/>
+          <w:szCs w:val="36"/>
+          <w:highlight w:val="none"/>
+        </w:rPr>
+        <w:t>签订地点：</w:t>
+      </w:r>
+      <w:r>
+        <w:rPr>
+          <w:rFonts w:hint="eastAsia" w:ascii="仿宋" w:hAnsi="仿宋" w:eastAsia="仿宋" w:cs="宋体"/>
+          <w:b/>
+          <w:bCs/>
+          <w:color w:val="FF0000"/>
+          <w:sz w:val="36"/>
+          <w:szCs w:val="36"/>
+          <w:highlight w:val="none"/>
+          <w:u w:val="single"/>
+        </w:rPr>
+        <w:t xml:space="preserve"> </w:t>
+      </w:r>
+      <w:r>
+        <w:rPr>
+          <w:rFonts w:hint="eastAsia" w:ascii="仿宋" w:hAnsi="仿宋" w:eastAsia="仿宋" w:cs="宋体"/>
+          <w:b/>
+          <w:bCs/>
+          <w:color w:val="FF0000"/>
+          <w:sz w:val="36"/>
+          <w:szCs w:val="36"/>
+          <w:highlight w:val="none"/>
+          <w:u w:val="single"/>
+          <w:lang w:eastAsia="zh-CN"/>
+        </w:rPr>
+        <w:t>昆明市西山区</w:t>
+      </w:r>
+      <w:r>
+        <w:rPr>
+          <w:rFonts w:hint="eastAsia" w:ascii="仿宋" w:hAnsi="仿宋" w:eastAsia="仿宋" w:cs="宋体"/>
+          <w:b/>
+          <w:bCs/>
+          <w:color w:val="FF0000"/>
+          <w:sz w:val="36"/>
+          <w:szCs w:val="36"/>
+          <w:highlight w:val="none"/>
+          <w:u w:val="single"/>
+        </w:rPr>
+        <w:t xml:space="preserve">                     </w:t>
+      </w:r>
+      <w:r>
+        <w:rPr>
+          <w:rFonts w:ascii="仿宋" w:hAnsi="仿宋" w:eastAsia="仿宋" w:cs="宋体"/>
+          <w:b/>
+          <w:bCs/>
+          <w:color w:val="FF0000"/>
+          <w:sz w:val="36"/>
+          <w:szCs w:val="36"/>
+          <w:highlight w:val="none"/>
+          <w:u w:val="single"/>
+        </w:rPr>
+        <w:t xml:space="preserve">    </w:t>
+      </w:r>
+      <w:r>
+        <w:rPr>
+          <w:rFonts w:hint="eastAsia" w:ascii="仿宋" w:hAnsi="仿宋" w:eastAsia="仿宋" w:cs="宋体"/>
+          <w:b/>
+          <w:bCs/>
+          <w:color w:val="FF0000"/>
+          <w:sz w:val="36"/>
+          <w:szCs w:val="36"/>
+          <w:highlight w:val="none"/>
+          <w:u w:val="single"/>
+        </w:rPr>
+        <w:t xml:space="preserve">     </w:t>
+      </w:r>
+      <w:r>
+        <w:rPr>
+          <w:rFonts w:ascii="仿宋" w:hAnsi="仿宋" w:eastAsia="仿宋" w:cs="宋体"/>
+          <w:b/>
+          <w:bCs/>
+          <w:color w:val="FF0000"/>
+          <w:sz w:val="36"/>
+          <w:szCs w:val="36"/>
+          <w:highlight w:val="none"/>
+          <w:u w:val="single"/>
+        </w:rPr>
+        <w:t xml:space="preserve"> </w:t>
+      </w:r>
+      <w:r>
+        <w:rPr>
+          <w:rFonts w:hint="eastAsia" w:ascii="仿宋" w:hAnsi="仿宋" w:eastAsia="仿宋" w:cs="宋体"/>
+          <w:b/>
+          <w:bCs/>
+          <w:color w:val="FF0000"/>
+          <w:sz w:val="36"/>
+          <w:szCs w:val="36"/>
+          <w:highlight w:val="none"/>
+          <w:u w:val="single"/>
+        </w:rPr>
+        <w:t xml:space="preserve">  </w:t>
+      </w:r>
+    </w:p>
+    <w:p>
+      <w:pPr>
+        <w:spacing w:line="720" w:lineRule="auto"/>
+        <w:rPr>
+          <w:rFonts w:hint="eastAsia" w:ascii="仿宋" w:hAnsi="仿宋" w:eastAsia="仿宋"/>
+          <w:highlight w:val="none"/>
+        </w:rPr>
+      </w:pPr>
+      <w:r>
+        <w:rPr>
+          <w:rFonts w:hint="eastAsia" w:ascii="仿宋" w:hAnsi="仿宋" w:eastAsia="仿宋" w:cs="宋体"/>
+          <w:b/>
+          <w:bCs/>
+          <w:sz w:val="36"/>
+          <w:szCs w:val="36"/>
+          <w:highlight w:val="none"/>
+        </w:rPr>
+        <w:t>签订日期：</w:t>
+      </w:r>
+      <w:r>
+        <w:rPr>
+          <w:rFonts w:hint="eastAsia" w:ascii="仿宋" w:hAnsi="仿宋" w:eastAsia="仿宋" w:cs="宋体"/>
+          <w:b/>
+          <w:bCs/>
+          <w:color w:val="FF0000"/>
+          <w:sz w:val="36"/>
+          <w:szCs w:val="36"/>
+          <w:highlight w:val="none"/>
+          <w:u w:val="single"/>
+        </w:rPr>
+        <w:t xml:space="preserve"> </w:t>
+      </w:r>
+      <w:r>
+        <w:rPr>
+          <w:rFonts w:hint="eastAsia" w:ascii="仿宋" w:hAnsi="仿宋" w:eastAsia="仿宋" w:cs="宋体"/>
+          <w:b/>
+          <w:bCs/>
+          <w:color w:val="FF0000"/>
+          <w:sz w:val="36"/>
+          <w:szCs w:val="36"/>
+          <w:highlight w:val="none"/>
+          <w:u w:val="single"/>
+          <w:lang w:val="en-US" w:eastAsia="zh-CN"/>
+        </w:rPr>
+        <w:t>2026年   月   日</w:t>
+      </w:r>
+      <w:r>
+        <w:rPr>
+          <w:rFonts w:hint="eastAsia" w:ascii="仿宋" w:hAnsi="仿宋" w:eastAsia="仿宋" w:cs="宋体"/>
+          <w:b/>
+          <w:bCs/>
+          <w:color w:val="FF0000"/>
+          <w:sz w:val="36"/>
+          <w:szCs w:val="36"/>
+          <w:highlight w:val="none"/>
+          <w:u w:val="single"/>
+        </w:rPr>
+        <w:t xml:space="preserve">                          </w:t>
+      </w:r>
+      <w:r>
+        <w:rPr>
+          <w:rFonts w:ascii="仿宋" w:hAnsi="仿宋" w:eastAsia="仿宋" w:cs="宋体"/>
+          <w:b/>
+          <w:bCs/>
+          <w:color w:val="FF0000"/>
+          <w:sz w:val="36"/>
+          <w:szCs w:val="36"/>
+          <w:highlight w:val="none"/>
+          <w:u w:val="single"/>
+        </w:rPr>
+        <w:t xml:space="preserve">     </w:t>
+      </w:r>
+      <w:r>
+        <w:rPr>
+          <w:rFonts w:hint="eastAsia" w:ascii="仿宋" w:hAnsi="仿宋" w:eastAsia="仿宋" w:cs="宋体"/>
+          <w:b/>
+          <w:bCs/>
+          <w:color w:val="FF0000"/>
+          <w:sz w:val="36"/>
+          <w:szCs w:val="36"/>
+          <w:highlight w:val="none"/>
+          <w:u w:val="single"/>
+        </w:rPr>
+        <w:t xml:space="preserve">  </w:t>
+      </w:r>
+    </w:p>
+    <w:p>
+      <w:pPr>
+        <w:spacing w:line="360" w:lineRule="auto"/>
+        <w:jc w:val="center"/>
+        <w:rPr>
+          <w:rFonts w:hint="eastAsia" w:ascii="仿宋" w:hAnsi="仿宋" w:eastAsia="仿宋" w:cs="宋体"/>
+          <w:b/>
+          <w:bCs/>
+          <w:color w:val="000000" w:themeColor="text1"/>
+          <w:sz w:val="36"/>
+          <w:szCs w:val="36"/>
+          <w:highlight w:val="none"/>
+          <w14:textFill>
+            <w14:solidFill>
+              <w14:schemeClr w14:val="tx1"/>
+            </w14:solidFill>
+          </w14:textFill>
+        </w:rPr>
+      </w:pPr>
+      <w:r>
+        <w:t xml:space="preserve">{contract.name}</w:t>
+      </w:r>
+    </w:p>
+    <w:p>
+      <w:pPr>
+        <w:spacing w:line="360" w:lineRule="auto"/>
+        <w:ind w:firstLine="1544" w:firstLineChars="641"/>
+        <w:rPr>
+          <w:rFonts w:hint="eastAsia" w:ascii="仿宋" w:hAnsi="仿宋" w:eastAsia="仿宋" w:cs="宋体"/>
+          <w:b/>
+          <w:bCs/>
+          <w:sz w:val="24"/>
+          <w:szCs w:val="24"/>
+          <w:highlight w:val="none"/>
+        </w:rPr>
+      </w:pPr>
+    </w:p>
+    <w:p>
+      <w:pPr>
+        <w:spacing w:line="360" w:lineRule="auto"/>
+        <w:rPr>
+          <w:rFonts w:hint="eastAsia" w:ascii="仿宋" w:hAnsi="仿宋" w:eastAsia="仿宋" w:cs="宋体"/>
+          <w:sz w:val="24"/>
+          <w:szCs w:val="24"/>
+          <w:highlight w:val="none"/>
+        </w:rPr>
+      </w:pPr>
+      <w:r>
+        <w:rPr>
+          <w:rFonts w:hint="eastAsia" w:ascii="仿宋" w:hAnsi="仿宋" w:eastAsia="仿宋" w:cs="宋体"/>
+          <w:b/>
+          <w:bCs/>
+          <w:sz w:val="24"/>
+          <w:szCs w:val="24"/>
+          <w:highlight w:val="none"/>
+        </w:rPr>
+        <w:t>甲方（承租方</w:t>
+      </w:r>
+      <w:bookmarkStart w:id="0" w:name="OLE_LINK2"/>
+      <w:r>
+        <w:rPr>
+          <w:rFonts w:hint="eastAsia" w:ascii="仿宋" w:hAnsi="仿宋" w:eastAsia="仿宋" w:cs="宋体"/>
+          <w:b/>
+          <w:bCs/>
+          <w:sz w:val="24"/>
+          <w:szCs w:val="24"/>
+          <w:highlight w:val="none"/>
+        </w:rPr>
+        <w:t>）</w:t>
+      </w:r>
+      <w:bookmarkEnd w:id="0"/>
+      <w:r>
+        <w:rPr>
+          <w:rFonts w:hint="eastAsia" w:ascii="仿宋" w:hAnsi="仿宋" w:eastAsia="仿宋" w:cs="宋体"/>
+          <w:b/>
+          <w:bCs/>
+          <w:sz w:val="24"/>
+          <w:szCs w:val="24"/>
+          <w:highlight w:val="none"/>
+        </w:rPr>
+        <w:t>：</w:t>
+      </w:r>
+      <w:r>
+        <w:rPr>
+          <w:rFonts w:hint="eastAsia" w:ascii="仿宋" w:hAnsi="仿宋" w:eastAsia="仿宋" w:cs="宋体"/>
+          <w:color w:val="FF0000"/>
+          <w:sz w:val="24"/>
+          <w:szCs w:val="24"/>
+          <w:highlight w:val="none"/>
+          <w:u w:val="single"/>
+        </w:rPr>
+        <w:t xml:space="preserve">  </w:t>
+      </w:r>
+      <w:r>
+        <w:rPr>
+          <w:rFonts w:hint="eastAsia" w:ascii="楷体" w:hAnsi="楷体" w:eastAsia="楷体" w:cs="楷体"/>
+          <w:b/>
+          <w:sz w:val="28"/>
+          <w:szCs w:val="28"/>
+          <w:u w:val="single"/>
+        </w:rPr>
+        <w:t>{party.owner.name}</w:t>
+      </w:r>
+      <w:r>
+        <w:rPr>
+          <w:rFonts w:hint="eastAsia" w:ascii="仿宋" w:hAnsi="仿宋" w:eastAsia="仿宋" w:cs="宋体"/>
+          <w:color w:val="FF0000"/>
+          <w:sz w:val="24"/>
+          <w:szCs w:val="24"/>
+          <w:highlight w:val="none"/>
+          <w:u w:val="single"/>
+        </w:rPr>
+        <w:t xml:space="preserve">   </w:t>
+      </w:r>
+    </w:p>
+    <w:p>
+      <w:pPr>
+        <w:spacing w:line="360" w:lineRule="auto"/>
+        <w:rPr>
+          <w:rFonts w:hint="eastAsia" w:ascii="仿宋" w:hAnsi="仿宋" w:eastAsia="仿宋" w:cs="宋体"/>
+          <w:sz w:val="24"/>
+          <w:szCs w:val="24"/>
+          <w:highlight w:val="none"/>
+        </w:rPr>
+      </w:pPr>
+      <w:r>
+        <w:rPr>
+          <w:rFonts w:hint="eastAsia" w:ascii="仿宋" w:hAnsi="仿宋" w:eastAsia="仿宋" w:cs="宋体"/>
+          <w:b/>
+          <w:bCs/>
+          <w:sz w:val="24"/>
+          <w:szCs w:val="24"/>
+          <w:highlight w:val="none"/>
+        </w:rPr>
+        <w:t>乙方（出租方）：</w:t>
+      </w:r>
+      <w:r>
+        <w:rPr>
+          <w:rFonts w:hint="eastAsia" w:ascii="仿宋" w:hAnsi="仿宋" w:eastAsia="仿宋" w:cs="宋体"/>
+          <w:color w:val="FF0000"/>
+          <w:sz w:val="24"/>
+          <w:szCs w:val="24"/>
+          <w:highlight w:val="none"/>
+          <w:u w:val="single"/>
+        </w:rPr>
+        <w:t xml:space="preserve">   </w:t>
+      </w:r>
+      <w:r>
+        <w:rPr>
+          <w:rFonts w:hint="eastAsia" w:ascii="仿宋" w:hAnsi="仿宋" w:eastAsia="仿宋" w:cs="宋体"/>
+          <w:b/>
+          <w:bCs/>
+          <w:color w:val="FF0000"/>
+          <w:sz w:val="36"/>
+          <w:szCs w:val="36"/>
+          <w:highlight w:val="none"/>
+          <w:u w:val="single"/>
+        </w:rPr>
+        <w:t>{party.counterparty.name}</w:t>
+      </w:r>
+      <w:r>
+        <w:rPr>
+          <w:rFonts w:hint="eastAsia" w:ascii="仿宋" w:hAnsi="仿宋" w:eastAsia="仿宋" w:cs="宋体"/>
+          <w:color w:val="FF0000"/>
+          <w:sz w:val="24"/>
+          <w:szCs w:val="24"/>
+          <w:highlight w:val="none"/>
+          <w:u w:val="single"/>
+        </w:rPr>
+        <w:t xml:space="preserve">  </w:t>
+      </w:r>
+    </w:p>
+    <w:p>
+      <w:pPr>
+        <w:widowControl/>
+        <w:spacing w:line="360" w:lineRule="auto"/>
+        <w:ind w:firstLine="480" w:firstLineChars="200"/>
+        <w:rPr>
+          <w:rFonts w:hint="eastAsia" w:ascii="仿宋" w:hAnsi="仿宋" w:eastAsia="仿宋" w:cs="宋体"/>
+          <w:sz w:val="24"/>
+          <w:szCs w:val="24"/>
+          <w:highlight w:val="none"/>
+        </w:rPr>
+      </w:pPr>
+      <w:r>
+        <w:rPr>
+          <w:rFonts w:hint="eastAsia" w:ascii="仿宋" w:hAnsi="仿宋" w:eastAsia="仿宋" w:cs="宋体"/>
+          <w:sz w:val="24"/>
+          <w:szCs w:val="24"/>
+          <w:highlight w:val="none"/>
+        </w:rPr>
+        <w:t>甲方因工程施工需要租赁乙方的机械设备，根据《中华人民共和国民法典》及相关法律法规，为明确双方的权利和义务，经双方协商，特订立本合同，以便共同遵守。</w:t>
+      </w:r>
+    </w:p>
+    <w:p>
+      <w:pPr>
+        <w:spacing w:line="480" w:lineRule="auto"/>
+        <w:outlineLvl w:val="0"/>
+        <w:rPr>
+          <w:rFonts w:ascii="仿宋" w:hAnsi="仿宋" w:eastAsia="仿宋"/>
+          <w:sz w:val="24"/>
+          <w:szCs w:val="24"/>
+          <w:highlight w:val="none"/>
+        </w:rPr>
+      </w:pPr>
+      <w:r>
+        <w:rPr>
+          <w:rFonts w:hint="eastAsia" w:ascii="仿宋" w:hAnsi="仿宋" w:eastAsia="仿宋"/>
+          <w:b/>
+          <w:bCs/>
+          <w:kern w:val="44"/>
+          <w:sz w:val="24"/>
+          <w:szCs w:val="24"/>
+          <w:highlight w:val="none"/>
+        </w:rPr>
+        <w:t>第一条  租赁机械设备名称、规格型号、数量及金额</w:t>
+      </w:r>
+    </w:p>
+    <w:p>
+      <w:r>
+        <w:t xml:space="preserve">合同金额大写：{contract.amountUppercase}</w:t>
+      </w:r>
+    </w:p>
+    <w:p>
+      <w:r>
+        <w:t xml:space="preserve">{#bill.equipmentRentals}</w:t>
       </w:r>
     </w:p>
     <w:tbl>
@@ -28,9 +747,9 @@
         <w:tblW w:w="0" w:type="auto"/>
         <w:tblBorders>
           <w:top w:val="single" w:sz="4" w:space="0" w:color="000000"/>
-          <w:left w:val="single" w:sz="4" w:space="0" w:color="000000"/>
+          <w:start w:val="single" w:sz="4" w:space="0" w:color="000000"/>
           <w:bottom w:val="single" w:sz="4" w:space="0" w:color="000000"/>
-          <w:right w:val="single" w:sz="4" w:space="0" w:color="000000"/>
+          <w:end w:val="single" w:sz="4" w:space="0" w:color="000000"/>
           <w:insideH w:val="single" w:sz="4" w:space="0" w:color="000000"/>
           <w:insideV w:val="single" w:sz="4" w:space="0" w:color="000000"/>
         </w:tblBorders>
@@ -38,213 +757,29 @@
       <w:tr>
         <w:tc>
           <w:tcPr>
-            <w:tcW w:w="2400" w:type="dxa"/>
+            <w:tcW w:w="1800" w:type="dxa"/>
+            <w:tcBorders>
+              <w:top w:val="single" w:sz="4" w:space="0" w:color="000000"/>
+              <w:start w:val="single" w:sz="4" w:space="0" w:color="000000"/>
+              <w:bottom w:val="single" w:sz="4" w:space="0" w:color="000000"/>
+              <w:end w:val="single" w:sz="4" w:space="0" w:color="000000"/>
+            </w:tcBorders>
           </w:tcPr>
           <w:p>
             <w:r>
-              <w:t xml:space="preserve">合同名称</w:t>
+              <w:t xml:space="preserve">机械设备名称或费用名称</w:t>
             </w:r>
           </w:p>
         </w:tc>
         <w:tc>
           <w:tcPr>
-            <w:tcW w:w="2400" w:type="dxa"/>
-          </w:tcPr>
-          <w:p>
-            <w:r>
-              <w:t xml:space="preserve">{contract.name}</w:t>
-            </w:r>
-          </w:p>
-        </w:tc>
-        <w:tc>
-          <w:tcPr>
-            <w:tcW w:w="2400" w:type="dxa"/>
-          </w:tcPr>
-          <w:p>
-            <w:r>
-              <w:t xml:space="preserve">临时编号</w:t>
-            </w:r>
-          </w:p>
-        </w:tc>
-        <w:tc>
-          <w:tcPr>
-            <w:tcW w:w="2400" w:type="dxa"/>
-          </w:tcPr>
-          <w:p>
-            <w:r>
-              <w:t xml:space="preserve">{contract.temporaryCode}</w:t>
-            </w:r>
-          </w:p>
-        </w:tc>
-      </w:tr>
-      <w:tr>
-        <w:tc>
-          <w:tcPr>
-            <w:tcW w:w="2400" w:type="dxa"/>
-          </w:tcPr>
-          <w:p>
-            <w:r>
-              <w:t xml:space="preserve">合同金额大写</w:t>
-            </w:r>
-          </w:p>
-        </w:tc>
-        <w:tc>
-          <w:tcPr>
-            <w:tcW w:w="2400" w:type="dxa"/>
-          </w:tcPr>
-          <w:p>
-            <w:r>
-              <w:t xml:space="preserve">{contract.amountUppercase}</w:t>
-            </w:r>
-          </w:p>
-        </w:tc>
-        <w:tc>
-          <w:tcPr>
-            <w:tcW w:w="2400" w:type="dxa"/>
-          </w:tcPr>
-          <w:p>
-            <w:r>
-              <w:t xml:space="preserve">使用地点</w:t>
-            </w:r>
-          </w:p>
-        </w:tc>
-        <w:tc>
-          <w:tcPr>
-            <w:tcW w:w="2400" w:type="dxa"/>
-          </w:tcPr>
-          <w:p>
-            <w:r>
-              <w:t xml:space="preserve">{field.useLocation}</w:t>
-            </w:r>
-          </w:p>
-        </w:tc>
-      </w:tr>
-      <w:tr>
-        <w:tc>
-          <w:tcPr>
-            <w:tcW w:w="2400" w:type="dxa"/>
-          </w:tcPr>
-          <w:p>
-            <w:r>
-              <w:t xml:space="preserve">租赁开始日期</w:t>
-            </w:r>
-          </w:p>
-        </w:tc>
-        <w:tc>
-          <w:tcPr>
-            <w:tcW w:w="2400" w:type="dxa"/>
-          </w:tcPr>
-          <w:p>
-            <w:r>
-              <w:t xml:space="preserve">{field.rentalStartDate}</w:t>
-            </w:r>
-          </w:p>
-        </w:tc>
-        <w:tc>
-          <w:tcPr>
-            <w:tcW w:w="2400" w:type="dxa"/>
-          </w:tcPr>
-          <w:p>
-            <w:r>
-              <w:t xml:space="preserve">租赁结束日期</w:t>
-            </w:r>
-          </w:p>
-        </w:tc>
-        <w:tc>
-          <w:tcPr>
-            <w:tcW w:w="2400" w:type="dxa"/>
-          </w:tcPr>
-          <w:p>
-            <w:r>
-              <w:t xml:space="preserve">{field.rentalEndDate}</w:t>
-            </w:r>
-          </w:p>
-        </w:tc>
-      </w:tr>
-      <w:tr>
-        <w:tc>
-          <w:tcPr>
-            <w:tcW w:w="2400" w:type="dxa"/>
-          </w:tcPr>
-          <w:p>
-            <w:r>
-              <w:t xml:space="preserve">结算周期</w:t>
-            </w:r>
-          </w:p>
-        </w:tc>
-        <w:tc>
-          <w:tcPr>
-            <w:tcW w:w="2400" w:type="dxa"/>
-          </w:tcPr>
-          <w:p>
-            <w:r>
-              <w:t xml:space="preserve">{field.settlementCycle}</w:t>
-            </w:r>
-          </w:p>
-        </w:tc>
-        <w:tc>
-          <w:tcPr>
-            <w:tcW w:w="2400" w:type="dxa"/>
-          </w:tcPr>
-          <w:p>
-            <w:r>
-              <w:t xml:space="preserve">付款比例(%)</w:t>
-            </w:r>
-          </w:p>
-        </w:tc>
-        <w:tc>
-          <w:tcPr>
-            <w:tcW w:w="2400" w:type="dxa"/>
-          </w:tcPr>
-          <w:p>
-            <w:r>
-              <w:t xml:space="preserve">{field.paymentRatioPercent}</w:t>
-            </w:r>
-          </w:p>
-        </w:tc>
-      </w:tr>
-    </w:tbl>
-    <w:p>
-      <w:r>
-        <w:t xml:space="preserve">付款条款：{clause.payment.text}</w:t>
-      </w:r>
-    </w:p>
-    <w:p>
-      <w:r>
-        <w:t xml:space="preserve">设备租赁清单：</w:t>
-      </w:r>
-    </w:p>
-    <w:p>
-      <w:r>
-        <w:t xml:space="preserve">{#bill.equipmentRentals}</w:t>
-      </w:r>
-    </w:p>
-    <w:tbl>
-      <w:tblPr>
-        <w:tblW w:w="0" w:type="auto"/>
-        <w:tblBorders>
-          <w:top w:val="single" w:sz="4" w:space="0" w:color="000000"/>
-          <w:left w:val="single" w:sz="4" w:space="0" w:color="000000"/>
-          <w:bottom w:val="single" w:sz="4" w:space="0" w:color="000000"/>
-          <w:right w:val="single" w:sz="4" w:space="0" w:color="000000"/>
-          <w:insideH w:val="single" w:sz="4" w:space="0" w:color="000000"/>
-          <w:insideV w:val="single" w:sz="4" w:space="0" w:color="000000"/>
-        </w:tblBorders>
-      </w:tblPr>
-      <w:tr>
-        <w:tc>
-          <w:tcPr>
-            <w:tcW w:w="2400" w:type="dxa"/>
-          </w:tcPr>
-          <w:p>
-            <w:r>
-              <w:t xml:space="preserve">设备/费用名称</w:t>
-            </w:r>
-          </w:p>
-        </w:tc>
-        <w:tc>
-          <w:tcPr>
-            <w:tcW w:w="2400" w:type="dxa"/>
+            <w:tcW w:w="1800" w:type="dxa"/>
+            <w:tcBorders>
+              <w:top w:val="single" w:sz="4" w:space="0" w:color="000000"/>
+              <w:start w:val="single" w:sz="4" w:space="0" w:color="000000"/>
+              <w:bottom w:val="single" w:sz="4" w:space="0" w:color="000000"/>
+              <w:end w:val="single" w:sz="4" w:space="0" w:color="000000"/>
+            </w:tcBorders>
           </w:tcPr>
           <w:p>
             <w:r>
@@ -254,37 +789,61 @@
         </w:tc>
         <w:tc>
           <w:tcPr>
-            <w:tcW w:w="2400" w:type="dxa"/>
+            <w:tcW w:w="1800" w:type="dxa"/>
+            <w:tcBorders>
+              <w:top w:val="single" w:sz="4" w:space="0" w:color="000000"/>
+              <w:start w:val="single" w:sz="4" w:space="0" w:color="000000"/>
+              <w:bottom w:val="single" w:sz="4" w:space="0" w:color="000000"/>
+              <w:end w:val="single" w:sz="4" w:space="0" w:color="000000"/>
+            </w:tcBorders>
           </w:tcPr>
           <w:p>
             <w:r>
-              <w:t xml:space="preserve">数量</w:t>
+              <w:t xml:space="preserve">暂估数量</w:t>
             </w:r>
           </w:p>
         </w:tc>
         <w:tc>
           <w:tcPr>
-            <w:tcW w:w="2400" w:type="dxa"/>
+            <w:tcW w:w="1800" w:type="dxa"/>
+            <w:tcBorders>
+              <w:top w:val="single" w:sz="4" w:space="0" w:color="000000"/>
+              <w:start w:val="single" w:sz="4" w:space="0" w:color="000000"/>
+              <w:bottom w:val="single" w:sz="4" w:space="0" w:color="000000"/>
+              <w:end w:val="single" w:sz="4" w:space="0" w:color="000000"/>
+            </w:tcBorders>
           </w:tcPr>
           <w:p>
             <w:r>
-              <w:t xml:space="preserve">单位</w:t>
+              <w:t xml:space="preserve">计价单位</w:t>
             </w:r>
           </w:p>
         </w:tc>
         <w:tc>
           <w:tcPr>
-            <w:tcW w:w="2400" w:type="dxa"/>
+            <w:tcW w:w="1800" w:type="dxa"/>
+            <w:tcBorders>
+              <w:top w:val="single" w:sz="4" w:space="0" w:color="000000"/>
+              <w:start w:val="single" w:sz="4" w:space="0" w:color="000000"/>
+              <w:bottom w:val="single" w:sz="4" w:space="0" w:color="000000"/>
+              <w:end w:val="single" w:sz="4" w:space="0" w:color="000000"/>
+            </w:tcBorders>
           </w:tcPr>
           <w:p>
             <w:r>
-              <w:t xml:space="preserve">含税单价</w:t>
+              <w:t xml:space="preserve">含税租金单价</w:t>
             </w:r>
           </w:p>
         </w:tc>
         <w:tc>
           <w:tcPr>
-            <w:tcW w:w="2400" w:type="dxa"/>
+            <w:tcW w:w="1800" w:type="dxa"/>
+            <w:tcBorders>
+              <w:top w:val="single" w:sz="4" w:space="0" w:color="000000"/>
+              <w:start w:val="single" w:sz="4" w:space="0" w:color="000000"/>
+              <w:bottom w:val="single" w:sz="4" w:space="0" w:color="000000"/>
+              <w:end w:val="single" w:sz="4" w:space="0" w:color="000000"/>
+            </w:tcBorders>
           </w:tcPr>
           <w:p>
             <w:r>
@@ -294,17 +853,29 @@
         </w:tc>
         <w:tc>
           <w:tcPr>
-            <w:tcW w:w="2400" w:type="dxa"/>
+            <w:tcW w:w="1800" w:type="dxa"/>
+            <w:tcBorders>
+              <w:top w:val="single" w:sz="4" w:space="0" w:color="000000"/>
+              <w:start w:val="single" w:sz="4" w:space="0" w:color="000000"/>
+              <w:bottom w:val="single" w:sz="4" w:space="0" w:color="000000"/>
+              <w:end w:val="single" w:sz="4" w:space="0" w:color="000000"/>
+            </w:tcBorders>
           </w:tcPr>
           <w:p>
             <w:r>
-              <w:t xml:space="preserve">价税合计</w:t>
+              <w:t xml:space="preserve">价税合计租金</w:t>
             </w:r>
           </w:p>
         </w:tc>
         <w:tc>
           <w:tcPr>
-            <w:tcW w:w="2400" w:type="dxa"/>
+            <w:tcW w:w="1800" w:type="dxa"/>
+            <w:tcBorders>
+              <w:top w:val="single" w:sz="4" w:space="0" w:color="000000"/>
+              <w:start w:val="single" w:sz="4" w:space="0" w:color="000000"/>
+              <w:bottom w:val="single" w:sz="4" w:space="0" w:color="000000"/>
+              <w:end w:val="single" w:sz="4" w:space="0" w:color="000000"/>
+            </w:tcBorders>
           </w:tcPr>
           <w:p>
             <w:r>
@@ -316,7 +887,13 @@
       <w:tr>
         <w:tc>
           <w:tcPr>
-            <w:tcW w:w="2400" w:type="dxa"/>
+            <w:tcW w:w="1800" w:type="dxa"/>
+            <w:tcBorders>
+              <w:top w:val="single" w:sz="4" w:space="0" w:color="000000"/>
+              <w:start w:val="single" w:sz="4" w:space="0" w:color="000000"/>
+              <w:bottom w:val="single" w:sz="4" w:space="0" w:color="000000"/>
+              <w:end w:val="single" w:sz="4" w:space="0" w:color="000000"/>
+            </w:tcBorders>
           </w:tcPr>
           <w:p>
             <w:r>
@@ -326,7 +903,13 @@
         </w:tc>
         <w:tc>
           <w:tcPr>
-            <w:tcW w:w="2400" w:type="dxa"/>
+            <w:tcW w:w="1800" w:type="dxa"/>
+            <w:tcBorders>
+              <w:top w:val="single" w:sz="4" w:space="0" w:color="000000"/>
+              <w:start w:val="single" w:sz="4" w:space="0" w:color="000000"/>
+              <w:bottom w:val="single" w:sz="4" w:space="0" w:color="000000"/>
+              <w:end w:val="single" w:sz="4" w:space="0" w:color="000000"/>
+            </w:tcBorders>
           </w:tcPr>
           <w:p>
             <w:r>
@@ -336,7 +919,13 @@
         </w:tc>
         <w:tc>
           <w:tcPr>
-            <w:tcW w:w="2400" w:type="dxa"/>
+            <w:tcW w:w="1800" w:type="dxa"/>
+            <w:tcBorders>
+              <w:top w:val="single" w:sz="4" w:space="0" w:color="000000"/>
+              <w:start w:val="single" w:sz="4" w:space="0" w:color="000000"/>
+              <w:bottom w:val="single" w:sz="4" w:space="0" w:color="000000"/>
+              <w:end w:val="single" w:sz="4" w:space="0" w:color="000000"/>
+            </w:tcBorders>
           </w:tcPr>
           <w:p>
             <w:r>
@@ -346,7 +935,13 @@
         </w:tc>
         <w:tc>
           <w:tcPr>
-            <w:tcW w:w="2400" w:type="dxa"/>
+            <w:tcW w:w="1800" w:type="dxa"/>
+            <w:tcBorders>
+              <w:top w:val="single" w:sz="4" w:space="0" w:color="000000"/>
+              <w:start w:val="single" w:sz="4" w:space="0" w:color="000000"/>
+              <w:bottom w:val="single" w:sz="4" w:space="0" w:color="000000"/>
+              <w:end w:val="single" w:sz="4" w:space="0" w:color="000000"/>
+            </w:tcBorders>
           </w:tcPr>
           <w:p>
             <w:r>
@@ -356,7 +951,13 @@
         </w:tc>
         <w:tc>
           <w:tcPr>
-            <w:tcW w:w="2400" w:type="dxa"/>
+            <w:tcW w:w="1800" w:type="dxa"/>
+            <w:tcBorders>
+              <w:top w:val="single" w:sz="4" w:space="0" w:color="000000"/>
+              <w:start w:val="single" w:sz="4" w:space="0" w:color="000000"/>
+              <w:bottom w:val="single" w:sz="4" w:space="0" w:color="000000"/>
+              <w:end w:val="single" w:sz="4" w:space="0" w:color="000000"/>
+            </w:tcBorders>
           </w:tcPr>
           <w:p>
             <w:r>
@@ -366,7 +967,13 @@
         </w:tc>
         <w:tc>
           <w:tcPr>
-            <w:tcW w:w="2400" w:type="dxa"/>
+            <w:tcW w:w="1800" w:type="dxa"/>
+            <w:tcBorders>
+              <w:top w:val="single" w:sz="4" w:space="0" w:color="000000"/>
+              <w:start w:val="single" w:sz="4" w:space="0" w:color="000000"/>
+              <w:bottom w:val="single" w:sz="4" w:space="0" w:color="000000"/>
+              <w:end w:val="single" w:sz="4" w:space="0" w:color="000000"/>
+            </w:tcBorders>
           </w:tcPr>
           <w:p>
             <w:r>
@@ -376,7 +983,13 @@
         </w:tc>
         <w:tc>
           <w:tcPr>
-            <w:tcW w:w="2400" w:type="dxa"/>
+            <w:tcW w:w="1800" w:type="dxa"/>
+            <w:tcBorders>
+              <w:top w:val="single" w:sz="4" w:space="0" w:color="000000"/>
+              <w:start w:val="single" w:sz="4" w:space="0" w:color="000000"/>
+              <w:bottom w:val="single" w:sz="4" w:space="0" w:color="000000"/>
+              <w:end w:val="single" w:sz="4" w:space="0" w:color="000000"/>
+            </w:tcBorders>
           </w:tcPr>
           <w:p>
             <w:r>
@@ -386,7 +999,13 @@
         </w:tc>
         <w:tc>
           <w:tcPr>
-            <w:tcW w:w="2400" w:type="dxa"/>
+            <w:tcW w:w="1800" w:type="dxa"/>
+            <w:tcBorders>
+              <w:top w:val="single" w:sz="4" w:space="0" w:color="000000"/>
+              <w:start w:val="single" w:sz="4" w:space="0" w:color="000000"/>
+              <w:bottom w:val="single" w:sz="4" w:space="0" w:color="000000"/>
+              <w:end w:val="single" w:sz="4" w:space="0" w:color="000000"/>
+            </w:tcBorders>
           </w:tcPr>
           <w:p>
             <w:r>
@@ -402,6785 +1021,6 @@
       </w:r>
     </w:p>
     <w:p>
-      <w:r>
-        <w:br w:type="page"/>
-      </w:r>
-    </w:p>
-    <w:p>
-      <w:pPr>
-        <w:spacing w:line="360" w:lineRule="auto"/>
-        <w:jc w:val="center"/>
-        <w:rPr>
-          <w:rFonts w:hint="eastAsia" w:ascii="仿宋" w:hAnsi="仿宋" w:eastAsia="仿宋" w:cs="宋体"/>
-          <w:b/>
-          <w:bCs/>
-          <w:color w:val="000000" w:themeColor="text1"/>
-          <w:sz w:val="84"/>
-          <w:szCs w:val="84"/>
-          <w:highlight w:val="none"/>
-          <w14:textFill>
-            <w14:solidFill>
-              <w14:schemeClr w14:val="tx1"/>
-            </w14:solidFill>
-          </w14:textFill>
-        </w:rPr>
-      </w:pPr>
-    </w:p>
-    <w:p>
-      <w:pPr>
-        <w:spacing w:line="360" w:lineRule="auto"/>
-        <w:jc w:val="center"/>
-        <w:rPr>
-          <w:rFonts w:hint="eastAsia" w:ascii="仿宋" w:hAnsi="仿宋" w:eastAsia="仿宋" w:cs="宋体"/>
-          <w:b/>
-          <w:bCs/>
-          <w:color w:val="000000" w:themeColor="text1"/>
-          <w:sz w:val="84"/>
-          <w:szCs w:val="84"/>
-          <w:highlight w:val="none"/>
-          <w14:textFill>
-            <w14:solidFill>
-              <w14:schemeClr w14:val="tx1"/>
-            </w14:solidFill>
-          </w14:textFill>
-        </w:rPr>
-      </w:pPr>
-      <w:r>
-        <w:rPr>
-          <w:rFonts w:hint="eastAsia" w:ascii="仿宋" w:hAnsi="仿宋" w:eastAsia="仿宋" w:cs="宋体"/>
-          <w:b/>
-          <w:bCs/>
-          <w:color w:val="000000" w:themeColor="text1"/>
-          <w:sz w:val="84"/>
-          <w:szCs w:val="84"/>
-          <w:highlight w:val="none"/>
-          <w14:textFill>
-            <w14:solidFill>
-              <w14:schemeClr w14:val="tx1"/>
-            </w14:solidFill>
-          </w14:textFill>
-        </w:rPr>
-        <w:t>工程机械设备</w:t>
-      </w:r>
-    </w:p>
-    <w:p>
-      <w:pPr>
-        <w:spacing w:line="360" w:lineRule="auto"/>
-        <w:jc w:val="center"/>
-        <w:rPr>
-          <w:rFonts w:hint="eastAsia" w:ascii="仿宋" w:hAnsi="仿宋" w:eastAsia="仿宋" w:cs="宋体"/>
-          <w:b/>
-          <w:bCs/>
-          <w:color w:val="000000" w:themeColor="text1"/>
-          <w:sz w:val="84"/>
-          <w:szCs w:val="84"/>
-          <w:highlight w:val="none"/>
-          <w14:textFill>
-            <w14:solidFill>
-              <w14:schemeClr w14:val="tx1"/>
-            </w14:solidFill>
-          </w14:textFill>
-        </w:rPr>
-      </w:pPr>
-      <w:r>
-        <w:rPr>
-          <w:rFonts w:hint="eastAsia" w:ascii="仿宋" w:hAnsi="仿宋" w:eastAsia="仿宋" w:cs="宋体"/>
-          <w:b/>
-          <w:bCs/>
-          <w:color w:val="000000" w:themeColor="text1"/>
-          <w:sz w:val="84"/>
-          <w:szCs w:val="84"/>
-          <w:highlight w:val="none"/>
-          <w14:textFill>
-            <w14:solidFill>
-              <w14:schemeClr w14:val="tx1"/>
-            </w14:solidFill>
-          </w14:textFill>
-        </w:rPr>
-        <w:t>租赁服务合同</w:t>
-      </w:r>
-    </w:p>
-    <w:p>
-      <w:pPr>
-        <w:spacing w:line="360" w:lineRule="auto"/>
-        <w:rPr>
-          <w:rFonts w:hint="eastAsia" w:ascii="仿宋" w:hAnsi="仿宋" w:eastAsia="仿宋" w:cs="仿宋"/>
-          <w:sz w:val="44"/>
-          <w:szCs w:val="44"/>
-          <w:highlight w:val="none"/>
-        </w:rPr>
-      </w:pPr>
-    </w:p>
-    <w:p>
-      <w:pPr>
-        <w:spacing w:line="360" w:lineRule="auto"/>
-        <w:rPr>
-          <w:rFonts w:hint="eastAsia" w:ascii="仿宋" w:hAnsi="仿宋" w:eastAsia="仿宋" w:cs="仿宋"/>
-          <w:sz w:val="44"/>
-          <w:szCs w:val="44"/>
-          <w:highlight w:val="none"/>
-        </w:rPr>
-      </w:pPr>
-    </w:p>
-    <w:p>
-      <w:pPr>
-        <w:spacing w:line="360" w:lineRule="auto"/>
-        <w:rPr>
-          <w:rFonts w:hint="eastAsia" w:ascii="仿宋" w:hAnsi="仿宋" w:eastAsia="仿宋" w:cs="仿宋"/>
-          <w:sz w:val="44"/>
-          <w:szCs w:val="44"/>
-          <w:highlight w:val="none"/>
-        </w:rPr>
-      </w:pPr>
-    </w:p>
-    <w:p>
-      <w:pPr>
-        <w:pStyle w:val="2"/>
-        <w:rPr>
-          <w:rFonts w:hint="eastAsia"/>
-        </w:rPr>
-      </w:pPr>
-    </w:p>
-    <w:p>
-      <w:pPr>
-        <w:spacing w:line="360" w:lineRule="auto"/>
-        <w:rPr>
-          <w:rFonts w:hint="eastAsia" w:ascii="仿宋" w:hAnsi="仿宋" w:eastAsia="仿宋" w:cs="仿宋"/>
-          <w:sz w:val="44"/>
-          <w:szCs w:val="44"/>
-          <w:highlight w:val="none"/>
-        </w:rPr>
-      </w:pPr>
-    </w:p>
-    <w:p>
-      <w:pPr>
-        <w:spacing w:line="720" w:lineRule="auto"/>
-        <w:rPr>
-          <w:rFonts w:hint="default" w:ascii="仿宋" w:hAnsi="仿宋" w:eastAsia="仿宋" w:cs="宋体"/>
-          <w:b/>
-          <w:bCs/>
-          <w:sz w:val="36"/>
-          <w:szCs w:val="36"/>
-          <w:highlight w:val="none"/>
-          <w:u w:val="single"/>
-          <w:lang w:val="en-US" w:eastAsia="zh-CN"/>
-        </w:rPr>
-      </w:pPr>
-      <w:r>
-        <w:rPr>
-          <w:rFonts w:hint="eastAsia" w:ascii="仿宋" w:hAnsi="仿宋" w:eastAsia="仿宋" w:cs="宋体"/>
-          <w:b/>
-          <w:bCs/>
-          <w:sz w:val="36"/>
-          <w:szCs w:val="36"/>
-          <w:highlight w:val="none"/>
-        </w:rPr>
-        <w:t>合同编号：</w:t>
-      </w:r>
-      <w:r>
-        <w:rPr>
-          <w:rFonts w:hint="eastAsia" w:ascii="仿宋_GB2312" w:hAnsi="宋体" w:eastAsia="仿宋_GB2312"/>
-          <w:b/>
-          <w:sz w:val="28"/>
-          <w:szCs w:val="28"/>
-          <w:highlight w:val="none"/>
-          <w:u w:val="single"/>
-        </w:rPr>
-        <w:t xml:space="preserve">CHYB-机械-2026-003 </w:t>
-      </w:r>
-      <w:r>
-        <w:rPr>
-          <w:rFonts w:hint="eastAsia" w:ascii="仿宋" w:hAnsi="仿宋" w:eastAsia="仿宋" w:cs="宋体"/>
-          <w:b/>
-          <w:bCs/>
-          <w:color w:val="FF0000"/>
-          <w:sz w:val="36"/>
-          <w:szCs w:val="36"/>
-          <w:highlight w:val="none"/>
-          <w:u w:val="single"/>
-        </w:rPr>
-        <w:t xml:space="preserve">   </w:t>
-      </w:r>
-      <w:r>
-        <w:rPr>
-          <w:rFonts w:hint="eastAsia" w:ascii="仿宋" w:hAnsi="仿宋" w:eastAsia="仿宋" w:cs="宋体"/>
-          <w:b/>
-          <w:bCs/>
-          <w:color w:val="FF0000"/>
-          <w:sz w:val="36"/>
-          <w:szCs w:val="36"/>
-          <w:highlight w:val="none"/>
-          <w:u w:val="single"/>
-          <w:lang w:val="en-US" w:eastAsia="zh-CN"/>
-        </w:rPr>
-        <w:t xml:space="preserve">       </w:t>
-      </w:r>
-    </w:p>
-    <w:p>
-      <w:pPr>
-        <w:spacing w:line="840" w:lineRule="exact"/>
-        <w:outlineLvl w:val="9"/>
-        <w:rPr>
-          <w:rFonts w:hint="default" w:eastAsia="楷体"/>
-          <w:b/>
-          <w:sz w:val="36"/>
-          <w:szCs w:val="36"/>
-          <w:u w:val="single"/>
-          <w:lang w:val="en-US" w:eastAsia="zh-CN"/>
-        </w:rPr>
-      </w:pPr>
-      <w:r>
-        <w:rPr>
-          <w:rFonts w:hint="eastAsia" w:ascii="仿宋" w:hAnsi="仿宋" w:eastAsia="仿宋" w:cs="宋体"/>
-          <w:b/>
-          <w:bCs/>
-          <w:sz w:val="36"/>
-          <w:szCs w:val="36"/>
-          <w:highlight w:val="none"/>
-        </w:rPr>
-        <w:t>甲方（承租方）：</w:t>
-      </w:r>
-      <w:r>
-        <w:rPr>
-          <w:rFonts w:hint="eastAsia" w:ascii="楷体" w:hAnsi="楷体" w:eastAsia="楷体" w:cs="楷体"/>
-          <w:b/>
-          <w:sz w:val="28"/>
-          <w:szCs w:val="28"/>
-          <w:u w:val="single"/>
-        </w:rPr>
-        <w:t>云南署舜建筑有限公司</w:t>
-      </w:r>
-      <w:r>
-        <w:rPr>
-          <w:rFonts w:hint="eastAsia" w:ascii="楷体" w:hAnsi="楷体" w:eastAsia="楷体" w:cs="楷体"/>
-          <w:b/>
-          <w:sz w:val="28"/>
-          <w:szCs w:val="28"/>
-          <w:u w:val="single"/>
-          <w:lang w:val="en-US" w:eastAsia="zh-CN"/>
-        </w:rPr>
-        <w:t xml:space="preserve">            </w:t>
-      </w:r>
-    </w:p>
-    <w:p>
-      <w:pPr>
-        <w:spacing w:line="720" w:lineRule="auto"/>
-        <w:rPr>
-          <w:rFonts w:hint="eastAsia" w:ascii="仿宋" w:hAnsi="仿宋" w:eastAsia="仿宋" w:cs="宋体"/>
-          <w:b/>
-          <w:bCs/>
-          <w:sz w:val="36"/>
-          <w:szCs w:val="36"/>
-          <w:highlight w:val="none"/>
-        </w:rPr>
-      </w:pPr>
-      <w:r>
-        <w:rPr>
-          <w:rFonts w:hint="eastAsia" w:ascii="仿宋" w:hAnsi="仿宋" w:eastAsia="仿宋" w:cs="宋体"/>
-          <w:b/>
-          <w:bCs/>
-          <w:sz w:val="36"/>
-          <w:szCs w:val="36"/>
-          <w:highlight w:val="none"/>
-        </w:rPr>
-        <w:t>乙方（出租方）：</w:t>
-      </w:r>
-      <w:r>
-        <w:rPr>
-          <w:rFonts w:hint="eastAsia" w:ascii="仿宋" w:hAnsi="仿宋" w:eastAsia="仿宋" w:cs="宋体"/>
-          <w:b/>
-          <w:bCs/>
-          <w:color w:val="FF0000"/>
-          <w:sz w:val="36"/>
-          <w:szCs w:val="36"/>
-          <w:highlight w:val="none"/>
-          <w:u w:val="single"/>
-        </w:rPr>
-        <w:t xml:space="preserve"> 盘龙区伟耀建筑劳务部     </w:t>
-      </w:r>
-    </w:p>
-    <w:p>
-      <w:pPr>
-        <w:spacing w:line="720" w:lineRule="auto"/>
-        <w:rPr>
-          <w:rFonts w:hint="eastAsia" w:ascii="仿宋" w:hAnsi="仿宋" w:eastAsia="仿宋" w:cs="宋体"/>
-          <w:b/>
-          <w:bCs/>
-          <w:sz w:val="36"/>
-          <w:szCs w:val="36"/>
-          <w:highlight w:val="none"/>
-        </w:rPr>
-      </w:pPr>
-      <w:r>
-        <w:rPr>
-          <w:rFonts w:hint="eastAsia" w:ascii="仿宋" w:hAnsi="仿宋" w:eastAsia="仿宋" w:cs="宋体"/>
-          <w:b/>
-          <w:bCs/>
-          <w:sz w:val="36"/>
-          <w:szCs w:val="36"/>
-          <w:highlight w:val="none"/>
-        </w:rPr>
-        <w:t>工程名称：</w:t>
-      </w:r>
-      <w:r>
-        <w:rPr>
-          <w:rFonts w:hint="eastAsia" w:ascii="仿宋" w:hAnsi="仿宋" w:eastAsia="仿宋" w:cs="宋体"/>
-          <w:b/>
-          <w:bCs/>
-          <w:color w:val="FF0000"/>
-          <w:sz w:val="36"/>
-          <w:szCs w:val="36"/>
-          <w:highlight w:val="none"/>
-          <w:u w:val="single"/>
-        </w:rPr>
-        <w:t xml:space="preserve"> 昆明市西山区草海西片区排水防洪通道改造工程(一标段） </w:t>
-      </w:r>
-      <w:r>
-        <w:rPr>
-          <w:rFonts w:ascii="仿宋" w:hAnsi="仿宋" w:eastAsia="仿宋" w:cs="宋体"/>
-          <w:b/>
-          <w:bCs/>
-          <w:color w:val="FF0000"/>
-          <w:sz w:val="36"/>
-          <w:szCs w:val="36"/>
-          <w:highlight w:val="none"/>
-          <w:u w:val="single"/>
-        </w:rPr>
-        <w:t xml:space="preserve"> </w:t>
-      </w:r>
-      <w:r>
-        <w:rPr>
-          <w:rFonts w:hint="eastAsia" w:ascii="仿宋" w:hAnsi="仿宋" w:eastAsia="仿宋" w:cs="宋体"/>
-          <w:b/>
-          <w:bCs/>
-          <w:color w:val="FF0000"/>
-          <w:sz w:val="36"/>
-          <w:szCs w:val="36"/>
-          <w:highlight w:val="none"/>
-          <w:u w:val="single"/>
-        </w:rPr>
-        <w:t xml:space="preserve">  </w:t>
-      </w:r>
-    </w:p>
-    <w:p>
-      <w:pPr>
-        <w:spacing w:line="720" w:lineRule="auto"/>
-        <w:rPr>
-          <w:rFonts w:hint="eastAsia" w:ascii="仿宋" w:hAnsi="仿宋" w:eastAsia="仿宋" w:cs="宋体"/>
-          <w:b/>
-          <w:bCs/>
-          <w:sz w:val="36"/>
-          <w:szCs w:val="36"/>
-          <w:highlight w:val="none"/>
-        </w:rPr>
-      </w:pPr>
-      <w:r>
-        <w:rPr>
-          <w:rFonts w:hint="eastAsia" w:ascii="仿宋" w:hAnsi="仿宋" w:eastAsia="仿宋" w:cs="宋体"/>
-          <w:b/>
-          <w:bCs/>
-          <w:sz w:val="36"/>
-          <w:szCs w:val="36"/>
-          <w:highlight w:val="none"/>
-        </w:rPr>
-        <w:t>签订地点：</w:t>
-      </w:r>
-      <w:r>
-        <w:rPr>
-          <w:rFonts w:hint="eastAsia" w:ascii="仿宋" w:hAnsi="仿宋" w:eastAsia="仿宋" w:cs="宋体"/>
-          <w:b/>
-          <w:bCs/>
-          <w:color w:val="FF0000"/>
-          <w:sz w:val="36"/>
-          <w:szCs w:val="36"/>
-          <w:highlight w:val="none"/>
-          <w:u w:val="single"/>
-        </w:rPr>
-        <w:t xml:space="preserve"> </w:t>
-      </w:r>
-      <w:r>
-        <w:rPr>
-          <w:rFonts w:hint="eastAsia" w:ascii="仿宋" w:hAnsi="仿宋" w:eastAsia="仿宋" w:cs="宋体"/>
-          <w:b/>
-          <w:bCs/>
-          <w:color w:val="FF0000"/>
-          <w:sz w:val="36"/>
-          <w:szCs w:val="36"/>
-          <w:highlight w:val="none"/>
-          <w:u w:val="single"/>
-          <w:lang w:eastAsia="zh-CN"/>
-        </w:rPr>
-        <w:t>昆明市西山区</w:t>
-      </w:r>
-      <w:r>
-        <w:rPr>
-          <w:rFonts w:hint="eastAsia" w:ascii="仿宋" w:hAnsi="仿宋" w:eastAsia="仿宋" w:cs="宋体"/>
-          <w:b/>
-          <w:bCs/>
-          <w:color w:val="FF0000"/>
-          <w:sz w:val="36"/>
-          <w:szCs w:val="36"/>
-          <w:highlight w:val="none"/>
-          <w:u w:val="single"/>
-        </w:rPr>
-        <w:t xml:space="preserve">                     </w:t>
-      </w:r>
-      <w:r>
-        <w:rPr>
-          <w:rFonts w:ascii="仿宋" w:hAnsi="仿宋" w:eastAsia="仿宋" w:cs="宋体"/>
-          <w:b/>
-          <w:bCs/>
-          <w:color w:val="FF0000"/>
-          <w:sz w:val="36"/>
-          <w:szCs w:val="36"/>
-          <w:highlight w:val="none"/>
-          <w:u w:val="single"/>
-        </w:rPr>
-        <w:t xml:space="preserve">    </w:t>
-      </w:r>
-      <w:r>
-        <w:rPr>
-          <w:rFonts w:hint="eastAsia" w:ascii="仿宋" w:hAnsi="仿宋" w:eastAsia="仿宋" w:cs="宋体"/>
-          <w:b/>
-          <w:bCs/>
-          <w:color w:val="FF0000"/>
-          <w:sz w:val="36"/>
-          <w:szCs w:val="36"/>
-          <w:highlight w:val="none"/>
-          <w:u w:val="single"/>
-        </w:rPr>
-        <w:t xml:space="preserve">     </w:t>
-      </w:r>
-      <w:r>
-        <w:rPr>
-          <w:rFonts w:ascii="仿宋" w:hAnsi="仿宋" w:eastAsia="仿宋" w:cs="宋体"/>
-          <w:b/>
-          <w:bCs/>
-          <w:color w:val="FF0000"/>
-          <w:sz w:val="36"/>
-          <w:szCs w:val="36"/>
-          <w:highlight w:val="none"/>
-          <w:u w:val="single"/>
-        </w:rPr>
-        <w:t xml:space="preserve"> </w:t>
-      </w:r>
-      <w:r>
-        <w:rPr>
-          <w:rFonts w:hint="eastAsia" w:ascii="仿宋" w:hAnsi="仿宋" w:eastAsia="仿宋" w:cs="宋体"/>
-          <w:b/>
-          <w:bCs/>
-          <w:color w:val="FF0000"/>
-          <w:sz w:val="36"/>
-          <w:szCs w:val="36"/>
-          <w:highlight w:val="none"/>
-          <w:u w:val="single"/>
-        </w:rPr>
-        <w:t xml:space="preserve">  </w:t>
-      </w:r>
-    </w:p>
-    <w:p>
-      <w:pPr>
-        <w:spacing w:line="720" w:lineRule="auto"/>
-        <w:rPr>
-          <w:rFonts w:hint="eastAsia" w:ascii="仿宋" w:hAnsi="仿宋" w:eastAsia="仿宋"/>
-          <w:highlight w:val="none"/>
-        </w:rPr>
-      </w:pPr>
-      <w:r>
-        <w:rPr>
-          <w:rFonts w:hint="eastAsia" w:ascii="仿宋" w:hAnsi="仿宋" w:eastAsia="仿宋" w:cs="宋体"/>
-          <w:b/>
-          <w:bCs/>
-          <w:sz w:val="36"/>
-          <w:szCs w:val="36"/>
-          <w:highlight w:val="none"/>
-        </w:rPr>
-        <w:t>签订日期：</w:t>
-      </w:r>
-      <w:r>
-        <w:rPr>
-          <w:rFonts w:hint="eastAsia" w:ascii="仿宋" w:hAnsi="仿宋" w:eastAsia="仿宋" w:cs="宋体"/>
-          <w:b/>
-          <w:bCs/>
-          <w:color w:val="FF0000"/>
-          <w:sz w:val="36"/>
-          <w:szCs w:val="36"/>
-          <w:highlight w:val="none"/>
-          <w:u w:val="single"/>
-        </w:rPr>
-        <w:t xml:space="preserve"> </w:t>
-      </w:r>
-      <w:r>
-        <w:rPr>
-          <w:rFonts w:hint="eastAsia" w:ascii="仿宋" w:hAnsi="仿宋" w:eastAsia="仿宋" w:cs="宋体"/>
-          <w:b/>
-          <w:bCs/>
-          <w:color w:val="FF0000"/>
-          <w:sz w:val="36"/>
-          <w:szCs w:val="36"/>
-          <w:highlight w:val="none"/>
-          <w:u w:val="single"/>
-          <w:lang w:val="en-US" w:eastAsia="zh-CN"/>
-        </w:rPr>
-        <w:t>2026年   月   日</w:t>
-      </w:r>
-      <w:r>
-        <w:rPr>
-          <w:rFonts w:hint="eastAsia" w:ascii="仿宋" w:hAnsi="仿宋" w:eastAsia="仿宋" w:cs="宋体"/>
-          <w:b/>
-          <w:bCs/>
-          <w:color w:val="FF0000"/>
-          <w:sz w:val="36"/>
-          <w:szCs w:val="36"/>
-          <w:highlight w:val="none"/>
-          <w:u w:val="single"/>
-        </w:rPr>
-        <w:t xml:space="preserve">                          </w:t>
-      </w:r>
-      <w:r>
-        <w:rPr>
-          <w:rFonts w:ascii="仿宋" w:hAnsi="仿宋" w:eastAsia="仿宋" w:cs="宋体"/>
-          <w:b/>
-          <w:bCs/>
-          <w:color w:val="FF0000"/>
-          <w:sz w:val="36"/>
-          <w:szCs w:val="36"/>
-          <w:highlight w:val="none"/>
-          <w:u w:val="single"/>
-        </w:rPr>
-        <w:t xml:space="preserve">     </w:t>
-      </w:r>
-      <w:r>
-        <w:rPr>
-          <w:rFonts w:hint="eastAsia" w:ascii="仿宋" w:hAnsi="仿宋" w:eastAsia="仿宋" w:cs="宋体"/>
-          <w:b/>
-          <w:bCs/>
-          <w:color w:val="FF0000"/>
-          <w:sz w:val="36"/>
-          <w:szCs w:val="36"/>
-          <w:highlight w:val="none"/>
-          <w:u w:val="single"/>
-        </w:rPr>
-        <w:t xml:space="preserve">  </w:t>
-      </w:r>
-    </w:p>
-    <w:p>
-      <w:pPr>
-        <w:spacing w:line="360" w:lineRule="auto"/>
-        <w:jc w:val="center"/>
-        <w:rPr>
-          <w:rFonts w:hint="eastAsia" w:ascii="仿宋" w:hAnsi="仿宋" w:eastAsia="仿宋" w:cs="宋体"/>
-          <w:b/>
-          <w:bCs/>
-          <w:color w:val="000000" w:themeColor="text1"/>
-          <w:sz w:val="36"/>
-          <w:szCs w:val="36"/>
-          <w:highlight w:val="none"/>
-          <w14:textFill>
-            <w14:solidFill>
-              <w14:schemeClr w14:val="tx1"/>
-            </w14:solidFill>
-          </w14:textFill>
-        </w:rPr>
-      </w:pPr>
-      <w:r>
-        <w:rPr>
-          <w:rFonts w:hint="eastAsia" w:ascii="仿宋" w:hAnsi="仿宋" w:eastAsia="仿宋" w:cs="宋体"/>
-          <w:b/>
-          <w:bCs/>
-          <w:color w:val="000000" w:themeColor="text1"/>
-          <w:sz w:val="36"/>
-          <w:szCs w:val="36"/>
-          <w:highlight w:val="none"/>
-          <w14:textFill>
-            <w14:solidFill>
-              <w14:schemeClr w14:val="tx1"/>
-            </w14:solidFill>
-          </w14:textFill>
-        </w:rPr>
-        <w:t>工程机械设备租赁服务合同</w:t>
-      </w:r>
-    </w:p>
-    <w:p>
-      <w:pPr>
-        <w:spacing w:line="360" w:lineRule="auto"/>
-        <w:ind w:firstLine="1544" w:firstLineChars="641"/>
-        <w:rPr>
-          <w:rFonts w:hint="eastAsia" w:ascii="仿宋" w:hAnsi="仿宋" w:eastAsia="仿宋" w:cs="宋体"/>
-          <w:b/>
-          <w:bCs/>
-          <w:sz w:val="24"/>
-          <w:szCs w:val="24"/>
-          <w:highlight w:val="none"/>
-        </w:rPr>
-      </w:pPr>
-    </w:p>
-    <w:p>
-      <w:pPr>
-        <w:spacing w:line="360" w:lineRule="auto"/>
-        <w:rPr>
-          <w:rFonts w:hint="eastAsia" w:ascii="仿宋" w:hAnsi="仿宋" w:eastAsia="仿宋" w:cs="宋体"/>
-          <w:sz w:val="24"/>
-          <w:szCs w:val="24"/>
-          <w:highlight w:val="none"/>
-        </w:rPr>
-      </w:pPr>
-      <w:r>
-        <w:rPr>
-          <w:rFonts w:hint="eastAsia" w:ascii="仿宋" w:hAnsi="仿宋" w:eastAsia="仿宋" w:cs="宋体"/>
-          <w:b/>
-          <w:bCs/>
-          <w:sz w:val="24"/>
-          <w:szCs w:val="24"/>
-          <w:highlight w:val="none"/>
-        </w:rPr>
-        <w:t>甲方（承租方</w:t>
-      </w:r>
-      <w:bookmarkStart w:id="0" w:name="OLE_LINK2"/>
-      <w:r>
-        <w:rPr>
-          <w:rFonts w:hint="eastAsia" w:ascii="仿宋" w:hAnsi="仿宋" w:eastAsia="仿宋" w:cs="宋体"/>
-          <w:b/>
-          <w:bCs/>
-          <w:sz w:val="24"/>
-          <w:szCs w:val="24"/>
-          <w:highlight w:val="none"/>
-        </w:rPr>
-        <w:t>）</w:t>
-      </w:r>
-      <w:bookmarkEnd w:id="0"/>
-      <w:r>
-        <w:rPr>
-          <w:rFonts w:hint="eastAsia" w:ascii="仿宋" w:hAnsi="仿宋" w:eastAsia="仿宋" w:cs="宋体"/>
-          <w:b/>
-          <w:bCs/>
-          <w:sz w:val="24"/>
-          <w:szCs w:val="24"/>
-          <w:highlight w:val="none"/>
-        </w:rPr>
-        <w:t>：</w:t>
-      </w:r>
-      <w:r>
-        <w:rPr>
-          <w:rFonts w:hint="eastAsia" w:ascii="仿宋" w:hAnsi="仿宋" w:eastAsia="仿宋" w:cs="宋体"/>
-          <w:color w:val="FF0000"/>
-          <w:sz w:val="24"/>
-          <w:szCs w:val="24"/>
-          <w:highlight w:val="none"/>
-          <w:u w:val="single"/>
-        </w:rPr>
-        <w:t xml:space="preserve">  </w:t>
-      </w:r>
-      <w:r>
-        <w:rPr>
-          <w:rFonts w:hint="eastAsia" w:ascii="楷体" w:hAnsi="楷体" w:eastAsia="楷体" w:cs="楷体"/>
-          <w:b/>
-          <w:sz w:val="28"/>
-          <w:szCs w:val="28"/>
-          <w:u w:val="single"/>
-        </w:rPr>
-        <w:t>云南署舜建筑有限公司</w:t>
-      </w:r>
-      <w:r>
-        <w:rPr>
-          <w:rFonts w:hint="eastAsia" w:ascii="仿宋" w:hAnsi="仿宋" w:eastAsia="仿宋" w:cs="宋体"/>
-          <w:color w:val="FF0000"/>
-          <w:sz w:val="24"/>
-          <w:szCs w:val="24"/>
-          <w:highlight w:val="none"/>
-          <w:u w:val="single"/>
-        </w:rPr>
-        <w:t xml:space="preserve">   </w:t>
-      </w:r>
-    </w:p>
-    <w:p>
-      <w:pPr>
-        <w:spacing w:line="360" w:lineRule="auto"/>
-        <w:rPr>
-          <w:rFonts w:hint="eastAsia" w:ascii="仿宋" w:hAnsi="仿宋" w:eastAsia="仿宋" w:cs="宋体"/>
-          <w:sz w:val="24"/>
-          <w:szCs w:val="24"/>
-          <w:highlight w:val="none"/>
-        </w:rPr>
-      </w:pPr>
-      <w:r>
-        <w:rPr>
-          <w:rFonts w:hint="eastAsia" w:ascii="仿宋" w:hAnsi="仿宋" w:eastAsia="仿宋" w:cs="宋体"/>
-          <w:b/>
-          <w:bCs/>
-          <w:sz w:val="24"/>
-          <w:szCs w:val="24"/>
-          <w:highlight w:val="none"/>
-        </w:rPr>
-        <w:t>乙方（出租方）：</w:t>
-      </w:r>
-      <w:r>
-        <w:rPr>
-          <w:rFonts w:hint="eastAsia" w:ascii="仿宋" w:hAnsi="仿宋" w:eastAsia="仿宋" w:cs="宋体"/>
-          <w:color w:val="FF0000"/>
-          <w:sz w:val="24"/>
-          <w:szCs w:val="24"/>
-          <w:highlight w:val="none"/>
-          <w:u w:val="single"/>
-        </w:rPr>
-        <w:t xml:space="preserve">   </w:t>
-      </w:r>
-      <w:r>
-        <w:rPr>
-          <w:rFonts w:hint="eastAsia" w:ascii="仿宋" w:hAnsi="仿宋" w:eastAsia="仿宋" w:cs="宋体"/>
-          <w:b/>
-          <w:bCs/>
-          <w:color w:val="FF0000"/>
-          <w:sz w:val="36"/>
-          <w:szCs w:val="36"/>
-          <w:highlight w:val="none"/>
-          <w:u w:val="single"/>
-        </w:rPr>
-        <w:t>盘龙区伟耀建筑劳务部</w:t>
-      </w:r>
-      <w:r>
-        <w:rPr>
-          <w:rFonts w:hint="eastAsia" w:ascii="仿宋" w:hAnsi="仿宋" w:eastAsia="仿宋" w:cs="宋体"/>
-          <w:color w:val="FF0000"/>
-          <w:sz w:val="24"/>
-          <w:szCs w:val="24"/>
-          <w:highlight w:val="none"/>
-          <w:u w:val="single"/>
-        </w:rPr>
-        <w:t xml:space="preserve">  </w:t>
-      </w:r>
-    </w:p>
-    <w:p>
-      <w:pPr>
-        <w:widowControl/>
-        <w:spacing w:line="360" w:lineRule="auto"/>
-        <w:ind w:firstLine="480" w:firstLineChars="200"/>
-        <w:rPr>
-          <w:rFonts w:hint="eastAsia" w:ascii="仿宋" w:hAnsi="仿宋" w:eastAsia="仿宋" w:cs="宋体"/>
-          <w:sz w:val="24"/>
-          <w:szCs w:val="24"/>
-          <w:highlight w:val="none"/>
-        </w:rPr>
-      </w:pPr>
-      <w:r>
-        <w:rPr>
-          <w:rFonts w:hint="eastAsia" w:ascii="仿宋" w:hAnsi="仿宋" w:eastAsia="仿宋" w:cs="宋体"/>
-          <w:sz w:val="24"/>
-          <w:szCs w:val="24"/>
-          <w:highlight w:val="none"/>
-        </w:rPr>
-        <w:t>甲方因工程施工需要租赁乙方的机械设备，根据《中华人民共和国民法典》及相关法律法规，为明确双方的权利和义务，经双方协商，特订立本合同，以便共同遵守。</w:t>
-      </w:r>
-    </w:p>
-    <w:p>
-      <w:pPr>
-        <w:spacing w:line="480" w:lineRule="auto"/>
-        <w:outlineLvl w:val="0"/>
-        <w:rPr>
-          <w:rFonts w:ascii="仿宋" w:hAnsi="仿宋" w:eastAsia="仿宋"/>
-          <w:sz w:val="24"/>
-          <w:szCs w:val="24"/>
-          <w:highlight w:val="none"/>
-        </w:rPr>
-      </w:pPr>
-      <w:r>
-        <w:rPr>
-          <w:rFonts w:hint="eastAsia" w:ascii="仿宋" w:hAnsi="仿宋" w:eastAsia="仿宋"/>
-          <w:b/>
-          <w:bCs/>
-          <w:kern w:val="44"/>
-          <w:sz w:val="24"/>
-          <w:szCs w:val="24"/>
-          <w:highlight w:val="none"/>
-        </w:rPr>
-        <w:t>第一条  租赁机械设备名称、规格型号、数量及金额</w:t>
-      </w:r>
-    </w:p>
-    <w:tbl>
-      <w:tblPr>
-        <w:tblW w:w="8565" w:type="dxa"/>
-        <w:tblInd w:w="93" w:type="dxa"/>
-        <w:tblBorders>
-          <w:top w:val="none" w:color="auto" w:sz="0" w:space="0"/>
-          <w:left w:val="none" w:color="auto" w:sz="0" w:space="0"/>
-          <w:bottom w:val="none" w:color="auto" w:sz="0" w:space="0"/>
-          <w:right w:val="none" w:color="auto" w:sz="0" w:space="0"/>
-          <w:insideH w:val="none" w:color="auto" w:sz="0" w:space="0"/>
-          <w:insideV w:val="none" w:color="auto" w:sz="0" w:space="0"/>
-        </w:tblBorders>
-        <w:shd w:val="clear"/>
-        <w:tblLayout w:type="autofit"/>
-        <w:tblCellMar>
-          <w:top w:w="0" w:type="dxa"/>
-          <w:left w:w="108" w:type="dxa"/>
-          <w:bottom w:w="0" w:type="dxa"/>
-          <w:right w:w="108" w:type="dxa"/>
-        </w:tblCellMar>
-      </w:tblPr>
-      <w:tblGrid>
-        <w:gridCol w:w="1100"/>
-        <w:gridCol w:w="1151"/>
-        <w:gridCol w:w="611"/>
-        <w:gridCol w:w="1032"/>
-        <w:gridCol w:w="614"/>
-        <w:gridCol w:w="608"/>
-        <w:gridCol w:w="1032"/>
-        <w:gridCol w:w="769"/>
-        <w:gridCol w:w="1032"/>
-        <w:gridCol w:w="622"/>
-      </w:tblGrid>
-      <w:tr>
-        <w:tblPrEx>
-          <w:tblBorders>
-            <w:top w:val="none" w:color="auto" w:sz="0" w:space="0"/>
-            <w:left w:val="none" w:color="auto" w:sz="0" w:space="0"/>
-            <w:bottom w:val="none" w:color="auto" w:sz="0" w:space="0"/>
-            <w:right w:val="none" w:color="auto" w:sz="0" w:space="0"/>
-            <w:insideH w:val="none" w:color="auto" w:sz="0" w:space="0"/>
-            <w:insideV w:val="none" w:color="auto" w:sz="0" w:space="0"/>
-          </w:tblBorders>
-          <w:tblCellMar>
-            <w:top w:w="0" w:type="dxa"/>
-            <w:left w:w="108" w:type="dxa"/>
-            <w:bottom w:w="0" w:type="dxa"/>
-            <w:right w:w="108" w:type="dxa"/>
-          </w:tblCellMar>
-        </w:tblPrEx>
-        <w:trPr>
-          <w:trHeight w:val="702" w:hRule="atLeast"/>
-        </w:trPr>
-        <w:tc>
-          <w:tcPr>
-            <w:tcW w:w="8570" w:type="dxa"/>
-            <w:gridSpan w:val="10"/>
-            <w:tcBorders>
-              <w:top w:val="nil"/>
-              <w:left w:val="nil"/>
-              <w:bottom w:val="nil"/>
-              <w:right w:val="nil"/>
-            </w:tcBorders>
-            <w:shd w:val="clear"/>
-            <w:noWrap/>
-            <w:vAlign w:val="center"/>
-          </w:tcPr>
-          <w:p>
-            <w:pPr>
-              <w:keepNext w:val="0"/>
-              <w:keepLines w:val="0"/>
-              <w:widowControl/>
-              <w:suppressLineNumbers w:val="0"/>
-              <w:jc w:val="center"/>
-              <w:textAlignment w:val="center"/>
-              <w:rPr>
-                <w:rFonts w:ascii="仿宋" w:hAnsi="仿宋" w:eastAsia="仿宋" w:cs="仿宋"/>
-                <w:b/>
-                <w:bCs/>
-                <w:i w:val="0"/>
-                <w:iCs w:val="0"/>
-                <w:color w:val="000000"/>
-                <w:sz w:val="22"/>
-                <w:szCs w:val="22"/>
-                <w:u w:val="none"/>
-              </w:rPr>
-            </w:pPr>
-            <w:r>
-              <w:rPr>
-                <w:rFonts w:hint="eastAsia" w:ascii="仿宋" w:hAnsi="仿宋" w:eastAsia="仿宋" w:cs="仿宋"/>
-                <w:b/>
-                <w:bCs/>
-                <w:i w:val="0"/>
-                <w:iCs w:val="0"/>
-                <w:color w:val="000000"/>
-                <w:kern w:val="0"/>
-                <w:sz w:val="22"/>
-                <w:szCs w:val="22"/>
-                <w:u w:val="none"/>
-                <w:bdr w:val="none" w:color="auto" w:sz="0" w:space="0"/>
-                <w:lang w:val="en-US" w:eastAsia="zh-CN" w:bidi="ar"/>
-              </w:rPr>
-              <w:t>1.工程机械设备租赁明细表</w:t>
-            </w:r>
-          </w:p>
-        </w:tc>
-      </w:tr>
-      <w:tr>
-        <w:tblPrEx>
-          <w:tblBorders>
-            <w:top w:val="none" w:color="auto" w:sz="0" w:space="0"/>
-            <w:left w:val="none" w:color="auto" w:sz="0" w:space="0"/>
-            <w:bottom w:val="none" w:color="auto" w:sz="0" w:space="0"/>
-            <w:right w:val="none" w:color="auto" w:sz="0" w:space="0"/>
-            <w:insideH w:val="none" w:color="auto" w:sz="0" w:space="0"/>
-            <w:insideV w:val="none" w:color="auto" w:sz="0" w:space="0"/>
-          </w:tblBorders>
-          <w:tblCellMar>
-            <w:top w:w="0" w:type="dxa"/>
-            <w:left w:w="108" w:type="dxa"/>
-            <w:bottom w:w="0" w:type="dxa"/>
-            <w:right w:w="108" w:type="dxa"/>
-          </w:tblCellMar>
-        </w:tblPrEx>
-        <w:trPr>
-          <w:trHeight w:val="402" w:hRule="atLeast"/>
-        </w:trPr>
-        <w:tc>
-          <w:tcPr>
-            <w:tcW w:w="1045" w:type="dxa"/>
-            <w:vMerge w:val="restart"/>
-            <w:tcBorders>
-              <w:top w:val="single" w:color="000000" w:sz="4" w:space="0"/>
-              <w:left w:val="single" w:color="000000" w:sz="4" w:space="0"/>
-              <w:bottom w:val="single" w:color="000000" w:sz="4" w:space="0"/>
-              <w:right w:val="single" w:color="000000" w:sz="4" w:space="0"/>
-            </w:tcBorders>
-            <w:shd w:val="clear"/>
-            <w:vAlign w:val="center"/>
-          </w:tcPr>
-          <w:p>
-            <w:pPr>
-              <w:keepNext w:val="0"/>
-              <w:keepLines w:val="0"/>
-              <w:widowControl/>
-              <w:suppressLineNumbers w:val="0"/>
-              <w:jc w:val="center"/>
-              <w:textAlignment w:val="center"/>
-              <w:rPr>
-                <w:rFonts w:hint="eastAsia" w:ascii="仿宋" w:hAnsi="仿宋" w:eastAsia="仿宋" w:cs="仿宋"/>
-                <w:b/>
-                <w:bCs/>
-                <w:i w:val="0"/>
-                <w:iCs w:val="0"/>
-                <w:color w:val="000000"/>
-                <w:sz w:val="22"/>
-                <w:szCs w:val="22"/>
-                <w:u w:val="none"/>
-              </w:rPr>
-            </w:pPr>
-            <w:r>
-              <w:rPr>
-                <w:rStyle w:val="44"/>
-                <w:bdr w:val="none" w:color="auto" w:sz="0" w:space="0"/>
-                <w:lang w:val="en-US" w:eastAsia="zh-CN" w:bidi="ar"/>
-              </w:rPr>
-              <w:t>机械设备名称</w:t>
-            </w:r>
-            <w:r>
-              <w:rPr>
-                <w:rStyle w:val="45"/>
-                <w:bdr w:val="none" w:color="auto" w:sz="0" w:space="0"/>
-                <w:lang w:val="en-US" w:eastAsia="zh-CN" w:bidi="ar"/>
-              </w:rPr>
-              <w:t>或费用名称</w:t>
-            </w:r>
-          </w:p>
-        </w:tc>
-        <w:tc>
-          <w:tcPr>
-            <w:tcW w:w="920" w:type="dxa"/>
-            <w:vMerge w:val="restart"/>
-            <w:tcBorders>
-              <w:top w:val="single" w:color="000000" w:sz="4" w:space="0"/>
-              <w:left w:val="single" w:color="000000" w:sz="4" w:space="0"/>
-              <w:bottom w:val="single" w:color="000000" w:sz="4" w:space="0"/>
-              <w:right w:val="single" w:color="000000" w:sz="4" w:space="0"/>
-            </w:tcBorders>
-            <w:shd w:val="clear"/>
-            <w:vAlign w:val="center"/>
-          </w:tcPr>
-          <w:p>
-            <w:pPr>
-              <w:keepNext w:val="0"/>
-              <w:keepLines w:val="0"/>
-              <w:widowControl/>
-              <w:suppressLineNumbers w:val="0"/>
-              <w:jc w:val="center"/>
-              <w:textAlignment w:val="center"/>
-              <w:rPr>
-                <w:rFonts w:hint="eastAsia" w:ascii="仿宋" w:hAnsi="仿宋" w:eastAsia="仿宋" w:cs="仿宋"/>
-                <w:b/>
-                <w:bCs/>
-                <w:i w:val="0"/>
-                <w:iCs w:val="0"/>
-                <w:color w:val="000000"/>
-                <w:sz w:val="22"/>
-                <w:szCs w:val="22"/>
-                <w:u w:val="none"/>
-              </w:rPr>
-            </w:pPr>
-            <w:r>
-              <w:rPr>
-                <w:rFonts w:hint="eastAsia" w:ascii="仿宋" w:hAnsi="仿宋" w:eastAsia="仿宋" w:cs="仿宋"/>
-                <w:b/>
-                <w:bCs/>
-                <w:i w:val="0"/>
-                <w:iCs w:val="0"/>
-                <w:color w:val="000000"/>
-                <w:kern w:val="0"/>
-                <w:sz w:val="22"/>
-                <w:szCs w:val="22"/>
-                <w:u w:val="none"/>
-                <w:bdr w:val="none" w:color="auto" w:sz="0" w:space="0"/>
-                <w:lang w:val="en-US" w:eastAsia="zh-CN" w:bidi="ar"/>
-              </w:rPr>
-              <w:t>规格型号</w:t>
-            </w:r>
-          </w:p>
-        </w:tc>
-        <w:tc>
-          <w:tcPr>
-            <w:tcW w:w="713" w:type="dxa"/>
-            <w:vMerge w:val="restart"/>
-            <w:tcBorders>
-              <w:top w:val="single" w:color="000000" w:sz="4" w:space="0"/>
-              <w:left w:val="single" w:color="000000" w:sz="4" w:space="0"/>
-              <w:bottom w:val="single" w:color="000000" w:sz="4" w:space="0"/>
-              <w:right w:val="single" w:color="000000" w:sz="4" w:space="0"/>
-            </w:tcBorders>
-            <w:shd w:val="clear"/>
-            <w:vAlign w:val="center"/>
-          </w:tcPr>
-          <w:p>
-            <w:pPr>
-              <w:keepNext w:val="0"/>
-              <w:keepLines w:val="0"/>
-              <w:widowControl/>
-              <w:suppressLineNumbers w:val="0"/>
-              <w:jc w:val="center"/>
-              <w:textAlignment w:val="center"/>
-              <w:rPr>
-                <w:rFonts w:hint="eastAsia" w:ascii="仿宋" w:hAnsi="仿宋" w:eastAsia="仿宋" w:cs="仿宋"/>
-                <w:b/>
-                <w:bCs/>
-                <w:i w:val="0"/>
-                <w:iCs w:val="0"/>
-                <w:color w:val="000000"/>
-                <w:sz w:val="22"/>
-                <w:szCs w:val="22"/>
-                <w:u w:val="none"/>
-              </w:rPr>
-            </w:pPr>
-            <w:r>
-              <w:rPr>
-                <w:rFonts w:hint="eastAsia" w:ascii="仿宋" w:hAnsi="仿宋" w:eastAsia="仿宋" w:cs="仿宋"/>
-                <w:b/>
-                <w:bCs/>
-                <w:i w:val="0"/>
-                <w:iCs w:val="0"/>
-                <w:color w:val="000000"/>
-                <w:kern w:val="0"/>
-                <w:sz w:val="22"/>
-                <w:szCs w:val="22"/>
-                <w:u w:val="none"/>
-                <w:bdr w:val="none" w:color="auto" w:sz="0" w:space="0"/>
-                <w:lang w:val="en-US" w:eastAsia="zh-CN" w:bidi="ar"/>
-              </w:rPr>
-              <w:t>暂估</w:t>
-            </w:r>
-            <w:r>
-              <w:rPr>
-                <w:rFonts w:hint="eastAsia" w:ascii="仿宋" w:hAnsi="仿宋" w:eastAsia="仿宋" w:cs="仿宋"/>
-                <w:b/>
-                <w:bCs/>
-                <w:i w:val="0"/>
-                <w:iCs w:val="0"/>
-                <w:color w:val="000000"/>
-                <w:kern w:val="0"/>
-                <w:sz w:val="22"/>
-                <w:szCs w:val="22"/>
-                <w:u w:val="none"/>
-                <w:bdr w:val="none" w:color="auto" w:sz="0" w:space="0"/>
-                <w:lang w:val="en-US" w:eastAsia="zh-CN" w:bidi="ar"/>
-              </w:rPr>
-              <w:br w:type="textWrapping"/>
-            </w:r>
-            <w:r>
-              <w:rPr>
-                <w:rFonts w:hint="eastAsia" w:ascii="仿宋" w:hAnsi="仿宋" w:eastAsia="仿宋" w:cs="仿宋"/>
-                <w:b/>
-                <w:bCs/>
-                <w:i w:val="0"/>
-                <w:iCs w:val="0"/>
-                <w:color w:val="000000"/>
-                <w:kern w:val="0"/>
-                <w:sz w:val="22"/>
-                <w:szCs w:val="22"/>
-                <w:u w:val="none"/>
-                <w:bdr w:val="none" w:color="auto" w:sz="0" w:space="0"/>
-                <w:lang w:val="en-US" w:eastAsia="zh-CN" w:bidi="ar"/>
-              </w:rPr>
-              <w:t>数量</w:t>
-            </w:r>
-          </w:p>
-        </w:tc>
-        <w:tc>
-          <w:tcPr>
-            <w:tcW w:w="1032" w:type="dxa"/>
-            <w:vMerge w:val="restart"/>
-            <w:tcBorders>
-              <w:top w:val="single" w:color="000000" w:sz="4" w:space="0"/>
-              <w:left w:val="single" w:color="000000" w:sz="4" w:space="0"/>
-              <w:bottom w:val="single" w:color="000000" w:sz="4" w:space="0"/>
-              <w:right w:val="single" w:color="000000" w:sz="4" w:space="0"/>
-            </w:tcBorders>
-            <w:shd w:val="clear"/>
-            <w:vAlign w:val="center"/>
-          </w:tcPr>
-          <w:p>
-            <w:pPr>
-              <w:keepNext w:val="0"/>
-              <w:keepLines w:val="0"/>
-              <w:widowControl/>
-              <w:suppressLineNumbers w:val="0"/>
-              <w:jc w:val="center"/>
-              <w:textAlignment w:val="center"/>
-              <w:rPr>
-                <w:rFonts w:hint="eastAsia" w:ascii="仿宋" w:hAnsi="仿宋" w:eastAsia="仿宋" w:cs="仿宋"/>
-                <w:b/>
-                <w:bCs/>
-                <w:i w:val="0"/>
-                <w:iCs w:val="0"/>
-                <w:color w:val="000000"/>
-                <w:sz w:val="22"/>
-                <w:szCs w:val="22"/>
-                <w:u w:val="none"/>
-              </w:rPr>
-            </w:pPr>
-            <w:r>
-              <w:rPr>
-                <w:rFonts w:hint="eastAsia" w:ascii="仿宋" w:hAnsi="仿宋" w:eastAsia="仿宋" w:cs="仿宋"/>
-                <w:b/>
-                <w:bCs/>
-                <w:i w:val="0"/>
-                <w:iCs w:val="0"/>
-                <w:color w:val="000000"/>
-                <w:kern w:val="0"/>
-                <w:sz w:val="22"/>
-                <w:szCs w:val="22"/>
-                <w:u w:val="none"/>
-                <w:bdr w:val="none" w:color="auto" w:sz="0" w:space="0"/>
-                <w:lang w:val="en-US" w:eastAsia="zh-CN" w:bidi="ar"/>
-              </w:rPr>
-              <w:t>计价</w:t>
-            </w:r>
-            <w:r>
-              <w:rPr>
-                <w:rFonts w:hint="eastAsia" w:ascii="仿宋" w:hAnsi="仿宋" w:eastAsia="仿宋" w:cs="仿宋"/>
-                <w:b/>
-                <w:bCs/>
-                <w:i w:val="0"/>
-                <w:iCs w:val="0"/>
-                <w:color w:val="000000"/>
-                <w:kern w:val="0"/>
-                <w:sz w:val="22"/>
-                <w:szCs w:val="22"/>
-                <w:u w:val="none"/>
-                <w:bdr w:val="none" w:color="auto" w:sz="0" w:space="0"/>
-                <w:lang w:val="en-US" w:eastAsia="zh-CN" w:bidi="ar"/>
-              </w:rPr>
-              <w:br w:type="textWrapping"/>
-            </w:r>
-            <w:r>
-              <w:rPr>
-                <w:rFonts w:hint="eastAsia" w:ascii="仿宋" w:hAnsi="仿宋" w:eastAsia="仿宋" w:cs="仿宋"/>
-                <w:b/>
-                <w:bCs/>
-                <w:i w:val="0"/>
-                <w:iCs w:val="0"/>
-                <w:color w:val="000000"/>
-                <w:kern w:val="0"/>
-                <w:sz w:val="22"/>
-                <w:szCs w:val="22"/>
-                <w:u w:val="none"/>
-                <w:bdr w:val="none" w:color="auto" w:sz="0" w:space="0"/>
-                <w:lang w:val="en-US" w:eastAsia="zh-CN" w:bidi="ar"/>
-              </w:rPr>
-              <w:t>单位</w:t>
-            </w:r>
-          </w:p>
-        </w:tc>
-        <w:tc>
-          <w:tcPr>
-            <w:tcW w:w="734" w:type="dxa"/>
-            <w:vMerge w:val="restart"/>
-            <w:tcBorders>
-              <w:top w:val="single" w:color="000000" w:sz="4" w:space="0"/>
-              <w:left w:val="single" w:color="000000" w:sz="4" w:space="0"/>
-              <w:bottom w:val="single" w:color="000000" w:sz="4" w:space="0"/>
-              <w:right w:val="single" w:color="000000" w:sz="4" w:space="0"/>
-            </w:tcBorders>
-            <w:shd w:val="clear"/>
-            <w:vAlign w:val="center"/>
-          </w:tcPr>
-          <w:p>
-            <w:pPr>
-              <w:keepNext w:val="0"/>
-              <w:keepLines w:val="0"/>
-              <w:widowControl/>
-              <w:suppressLineNumbers w:val="0"/>
-              <w:jc w:val="center"/>
-              <w:textAlignment w:val="center"/>
-              <w:rPr>
-                <w:rFonts w:hint="eastAsia" w:ascii="仿宋" w:hAnsi="仿宋" w:eastAsia="仿宋" w:cs="仿宋"/>
-                <w:b/>
-                <w:bCs/>
-                <w:i w:val="0"/>
-                <w:iCs w:val="0"/>
-                <w:color w:val="000000"/>
-                <w:sz w:val="22"/>
-                <w:szCs w:val="22"/>
-                <w:u w:val="none"/>
-              </w:rPr>
-            </w:pPr>
-            <w:r>
-              <w:rPr>
-                <w:rFonts w:hint="eastAsia" w:ascii="仿宋" w:hAnsi="仿宋" w:eastAsia="仿宋" w:cs="仿宋"/>
-                <w:b/>
-                <w:bCs/>
-                <w:i w:val="0"/>
-                <w:iCs w:val="0"/>
-                <w:color w:val="000000"/>
-                <w:kern w:val="0"/>
-                <w:sz w:val="22"/>
-                <w:szCs w:val="22"/>
-                <w:u w:val="none"/>
-                <w:bdr w:val="none" w:color="auto" w:sz="0" w:space="0"/>
-                <w:lang w:val="en-US" w:eastAsia="zh-CN" w:bidi="ar"/>
-              </w:rPr>
-              <w:t>是否含</w:t>
-            </w:r>
-            <w:r>
-              <w:rPr>
-                <w:rFonts w:hint="eastAsia" w:ascii="仿宋" w:hAnsi="仿宋" w:eastAsia="仿宋" w:cs="仿宋"/>
-                <w:b/>
-                <w:bCs/>
-                <w:i w:val="0"/>
-                <w:iCs w:val="0"/>
-                <w:color w:val="000000"/>
-                <w:kern w:val="0"/>
-                <w:sz w:val="22"/>
-                <w:szCs w:val="22"/>
-                <w:u w:val="none"/>
-                <w:bdr w:val="none" w:color="auto" w:sz="0" w:space="0"/>
-                <w:lang w:val="en-US" w:eastAsia="zh-CN" w:bidi="ar"/>
-              </w:rPr>
-              <w:br w:type="textWrapping"/>
-            </w:r>
-            <w:r>
-              <w:rPr>
-                <w:rFonts w:hint="eastAsia" w:ascii="仿宋" w:hAnsi="仿宋" w:eastAsia="仿宋" w:cs="仿宋"/>
-                <w:b/>
-                <w:bCs/>
-                <w:i w:val="0"/>
-                <w:iCs w:val="0"/>
-                <w:color w:val="000000"/>
-                <w:kern w:val="0"/>
-                <w:sz w:val="22"/>
-                <w:szCs w:val="22"/>
-                <w:u w:val="none"/>
-                <w:bdr w:val="none" w:color="auto" w:sz="0" w:space="0"/>
-                <w:lang w:val="en-US" w:eastAsia="zh-CN" w:bidi="ar"/>
-              </w:rPr>
-              <w:t>燃油</w:t>
-            </w:r>
-          </w:p>
-        </w:tc>
-        <w:tc>
-          <w:tcPr>
-            <w:tcW w:w="693" w:type="dxa"/>
-            <w:vMerge w:val="restart"/>
-            <w:tcBorders>
-              <w:top w:val="single" w:color="000000" w:sz="4" w:space="0"/>
-              <w:left w:val="single" w:color="000000" w:sz="4" w:space="0"/>
-              <w:bottom w:val="single" w:color="000000" w:sz="4" w:space="0"/>
-              <w:right w:val="single" w:color="000000" w:sz="4" w:space="0"/>
-            </w:tcBorders>
-            <w:shd w:val="clear"/>
-            <w:vAlign w:val="center"/>
-          </w:tcPr>
-          <w:p>
-            <w:pPr>
-              <w:keepNext w:val="0"/>
-              <w:keepLines w:val="0"/>
-              <w:widowControl/>
-              <w:suppressLineNumbers w:val="0"/>
-              <w:jc w:val="center"/>
-              <w:textAlignment w:val="center"/>
-              <w:rPr>
-                <w:rFonts w:hint="eastAsia" w:ascii="仿宋" w:hAnsi="仿宋" w:eastAsia="仿宋" w:cs="仿宋"/>
-                <w:b/>
-                <w:bCs/>
-                <w:i w:val="0"/>
-                <w:iCs w:val="0"/>
-                <w:color w:val="000000"/>
-                <w:sz w:val="22"/>
-                <w:szCs w:val="22"/>
-                <w:u w:val="none"/>
-              </w:rPr>
-            </w:pPr>
-            <w:r>
-              <w:rPr>
-                <w:rFonts w:hint="eastAsia" w:ascii="仿宋" w:hAnsi="仿宋" w:eastAsia="仿宋" w:cs="仿宋"/>
-                <w:b/>
-                <w:bCs/>
-                <w:i w:val="0"/>
-                <w:iCs w:val="0"/>
-                <w:color w:val="000000"/>
-                <w:kern w:val="0"/>
-                <w:sz w:val="22"/>
-                <w:szCs w:val="22"/>
-                <w:u w:val="none"/>
-                <w:bdr w:val="none" w:color="auto" w:sz="0" w:space="0"/>
-                <w:lang w:val="en-US" w:eastAsia="zh-CN" w:bidi="ar"/>
-              </w:rPr>
-              <w:t>是否带操作</w:t>
-            </w:r>
-            <w:r>
-              <w:rPr>
-                <w:rFonts w:hint="eastAsia" w:ascii="仿宋" w:hAnsi="仿宋" w:eastAsia="仿宋" w:cs="仿宋"/>
-                <w:b/>
-                <w:bCs/>
-                <w:i w:val="0"/>
-                <w:iCs w:val="0"/>
-                <w:color w:val="000000"/>
-                <w:kern w:val="0"/>
-                <w:sz w:val="22"/>
-                <w:szCs w:val="22"/>
-                <w:u w:val="none"/>
-                <w:bdr w:val="none" w:color="auto" w:sz="0" w:space="0"/>
-                <w:lang w:val="en-US" w:eastAsia="zh-CN" w:bidi="ar"/>
-              </w:rPr>
-              <w:br w:type="textWrapping"/>
-            </w:r>
-            <w:r>
-              <w:rPr>
-                <w:rFonts w:hint="eastAsia" w:ascii="仿宋" w:hAnsi="仿宋" w:eastAsia="仿宋" w:cs="仿宋"/>
-                <w:b/>
-                <w:bCs/>
-                <w:i w:val="0"/>
-                <w:iCs w:val="0"/>
-                <w:color w:val="000000"/>
-                <w:kern w:val="0"/>
-                <w:sz w:val="22"/>
-                <w:szCs w:val="22"/>
-                <w:u w:val="none"/>
-                <w:bdr w:val="none" w:color="auto" w:sz="0" w:space="0"/>
-                <w:lang w:val="en-US" w:eastAsia="zh-CN" w:bidi="ar"/>
-              </w:rPr>
-              <w:t>人员</w:t>
-            </w:r>
-          </w:p>
-        </w:tc>
-        <w:tc>
-          <w:tcPr>
-            <w:tcW w:w="1032" w:type="dxa"/>
-            <w:tcBorders>
-              <w:top w:val="single" w:color="000000" w:sz="4" w:space="0"/>
-              <w:left w:val="single" w:color="000000" w:sz="4" w:space="0"/>
-              <w:bottom w:val="single" w:color="000000" w:sz="4" w:space="0"/>
-              <w:right w:val="single" w:color="000000" w:sz="4" w:space="0"/>
-            </w:tcBorders>
-            <w:shd w:val="clear"/>
-            <w:vAlign w:val="center"/>
-          </w:tcPr>
-          <w:p>
-            <w:pPr>
-              <w:keepNext w:val="0"/>
-              <w:keepLines w:val="0"/>
-              <w:widowControl/>
-              <w:suppressLineNumbers w:val="0"/>
-              <w:jc w:val="center"/>
-              <w:textAlignment w:val="center"/>
-              <w:rPr>
-                <w:rFonts w:hint="eastAsia" w:ascii="仿宋" w:hAnsi="仿宋" w:eastAsia="仿宋" w:cs="仿宋"/>
-                <w:b/>
-                <w:bCs/>
-                <w:i w:val="0"/>
-                <w:iCs w:val="0"/>
-                <w:color w:val="000000"/>
-                <w:sz w:val="22"/>
-                <w:szCs w:val="22"/>
-                <w:u w:val="none"/>
-              </w:rPr>
-            </w:pPr>
-            <w:r>
-              <w:rPr>
-                <w:rFonts w:hint="eastAsia" w:ascii="仿宋" w:hAnsi="仿宋" w:eastAsia="仿宋" w:cs="仿宋"/>
-                <w:b/>
-                <w:bCs/>
-                <w:i w:val="0"/>
-                <w:iCs w:val="0"/>
-                <w:color w:val="000000"/>
-                <w:kern w:val="0"/>
-                <w:sz w:val="22"/>
-                <w:szCs w:val="22"/>
-                <w:u w:val="none"/>
-                <w:bdr w:val="none" w:color="auto" w:sz="0" w:space="0"/>
-                <w:lang w:val="en-US" w:eastAsia="zh-CN" w:bidi="ar"/>
-              </w:rPr>
-              <w:t>不含税租金</w:t>
-            </w:r>
-          </w:p>
-        </w:tc>
-        <w:tc>
-          <w:tcPr>
-            <w:tcW w:w="728" w:type="dxa"/>
-            <w:vMerge w:val="restart"/>
-            <w:tcBorders>
-              <w:top w:val="single" w:color="000000" w:sz="4" w:space="0"/>
-              <w:left w:val="single" w:color="000000" w:sz="4" w:space="0"/>
-              <w:bottom w:val="single" w:color="000000" w:sz="4" w:space="0"/>
-              <w:right w:val="single" w:color="000000" w:sz="4" w:space="0"/>
-            </w:tcBorders>
-            <w:shd w:val="clear"/>
-            <w:vAlign w:val="center"/>
-          </w:tcPr>
-          <w:p>
-            <w:pPr>
-              <w:keepNext w:val="0"/>
-              <w:keepLines w:val="0"/>
-              <w:widowControl/>
-              <w:suppressLineNumbers w:val="0"/>
-              <w:jc w:val="center"/>
-              <w:textAlignment w:val="center"/>
-              <w:rPr>
-                <w:rFonts w:hint="eastAsia" w:ascii="仿宋" w:hAnsi="仿宋" w:eastAsia="仿宋" w:cs="仿宋"/>
-                <w:b/>
-                <w:bCs/>
-                <w:i w:val="0"/>
-                <w:iCs w:val="0"/>
-                <w:color w:val="000000"/>
-                <w:sz w:val="22"/>
-                <w:szCs w:val="22"/>
-                <w:u w:val="none"/>
-              </w:rPr>
-            </w:pPr>
-            <w:r>
-              <w:rPr>
-                <w:rFonts w:hint="eastAsia" w:ascii="仿宋" w:hAnsi="仿宋" w:eastAsia="仿宋" w:cs="仿宋"/>
-                <w:b/>
-                <w:bCs/>
-                <w:i w:val="0"/>
-                <w:iCs w:val="0"/>
-                <w:color w:val="000000"/>
-                <w:kern w:val="0"/>
-                <w:sz w:val="22"/>
-                <w:szCs w:val="22"/>
-                <w:u w:val="none"/>
-                <w:bdr w:val="none" w:color="auto" w:sz="0" w:space="0"/>
-                <w:lang w:val="en-US" w:eastAsia="zh-CN" w:bidi="ar"/>
-              </w:rPr>
-              <w:t>税率（%）</w:t>
-            </w:r>
-          </w:p>
-        </w:tc>
-        <w:tc>
-          <w:tcPr>
-            <w:tcW w:w="1032" w:type="dxa"/>
-            <w:tcBorders>
-              <w:top w:val="single" w:color="000000" w:sz="4" w:space="0"/>
-              <w:left w:val="single" w:color="000000" w:sz="4" w:space="0"/>
-              <w:bottom w:val="single" w:color="000000" w:sz="4" w:space="0"/>
-              <w:right w:val="single" w:color="000000" w:sz="4" w:space="0"/>
-            </w:tcBorders>
-            <w:shd w:val="clear"/>
-            <w:vAlign w:val="center"/>
-          </w:tcPr>
-          <w:p>
-            <w:pPr>
-              <w:keepNext w:val="0"/>
-              <w:keepLines w:val="0"/>
-              <w:widowControl/>
-              <w:suppressLineNumbers w:val="0"/>
-              <w:jc w:val="center"/>
-              <w:textAlignment w:val="center"/>
-              <w:rPr>
-                <w:rFonts w:hint="eastAsia" w:ascii="仿宋" w:hAnsi="仿宋" w:eastAsia="仿宋" w:cs="仿宋"/>
-                <w:b/>
-                <w:bCs/>
-                <w:i w:val="0"/>
-                <w:iCs w:val="0"/>
-                <w:color w:val="000000"/>
-                <w:sz w:val="22"/>
-                <w:szCs w:val="22"/>
-                <w:u w:val="none"/>
-              </w:rPr>
-            </w:pPr>
-            <w:r>
-              <w:rPr>
-                <w:rFonts w:hint="eastAsia" w:ascii="仿宋" w:hAnsi="仿宋" w:eastAsia="仿宋" w:cs="仿宋"/>
-                <w:b/>
-                <w:bCs/>
-                <w:i w:val="0"/>
-                <w:iCs w:val="0"/>
-                <w:color w:val="000000"/>
-                <w:kern w:val="0"/>
-                <w:sz w:val="22"/>
-                <w:szCs w:val="22"/>
-                <w:u w:val="none"/>
-                <w:bdr w:val="none" w:color="auto" w:sz="0" w:space="0"/>
-                <w:lang w:val="en-US" w:eastAsia="zh-CN" w:bidi="ar"/>
-              </w:rPr>
-              <w:t>价税合计租金</w:t>
-            </w:r>
-          </w:p>
-        </w:tc>
-        <w:tc>
-          <w:tcPr>
-            <w:tcW w:w="641" w:type="dxa"/>
-            <w:vMerge w:val="restart"/>
-            <w:tcBorders>
-              <w:top w:val="single" w:color="000000" w:sz="4" w:space="0"/>
-              <w:left w:val="single" w:color="000000" w:sz="4" w:space="0"/>
-              <w:bottom w:val="single" w:color="000000" w:sz="4" w:space="0"/>
-              <w:right w:val="single" w:color="000000" w:sz="4" w:space="0"/>
-            </w:tcBorders>
-            <w:shd w:val="clear"/>
-            <w:vAlign w:val="center"/>
-          </w:tcPr>
-          <w:p>
-            <w:pPr>
-              <w:keepNext w:val="0"/>
-              <w:keepLines w:val="0"/>
-              <w:widowControl/>
-              <w:suppressLineNumbers w:val="0"/>
-              <w:jc w:val="center"/>
-              <w:textAlignment w:val="center"/>
-              <w:rPr>
-                <w:rFonts w:hint="eastAsia" w:ascii="仿宋" w:hAnsi="仿宋" w:eastAsia="仿宋" w:cs="仿宋"/>
-                <w:b/>
-                <w:bCs/>
-                <w:i w:val="0"/>
-                <w:iCs w:val="0"/>
-                <w:color w:val="000000"/>
-                <w:sz w:val="22"/>
-                <w:szCs w:val="22"/>
-                <w:u w:val="none"/>
-              </w:rPr>
-            </w:pPr>
-            <w:r>
-              <w:rPr>
-                <w:rFonts w:hint="eastAsia" w:ascii="仿宋" w:hAnsi="仿宋" w:eastAsia="仿宋" w:cs="仿宋"/>
-                <w:b/>
-                <w:bCs/>
-                <w:i w:val="0"/>
-                <w:iCs w:val="0"/>
-                <w:color w:val="000000"/>
-                <w:kern w:val="0"/>
-                <w:sz w:val="22"/>
-                <w:szCs w:val="22"/>
-                <w:u w:val="none"/>
-                <w:bdr w:val="none" w:color="auto" w:sz="0" w:space="0"/>
-                <w:lang w:val="en-US" w:eastAsia="zh-CN" w:bidi="ar"/>
-              </w:rPr>
-              <w:t>备注</w:t>
-            </w:r>
-          </w:p>
-        </w:tc>
-      </w:tr>
-      <w:tr>
-        <w:tblPrEx>
-          <w:tblBorders>
-            <w:top w:val="none" w:color="auto" w:sz="0" w:space="0"/>
-            <w:left w:val="none" w:color="auto" w:sz="0" w:space="0"/>
-            <w:bottom w:val="none" w:color="auto" w:sz="0" w:space="0"/>
-            <w:right w:val="none" w:color="auto" w:sz="0" w:space="0"/>
-            <w:insideH w:val="none" w:color="auto" w:sz="0" w:space="0"/>
-            <w:insideV w:val="none" w:color="auto" w:sz="0" w:space="0"/>
-          </w:tblBorders>
-          <w:shd w:val="clear"/>
-          <w:tblCellMar>
-            <w:top w:w="0" w:type="dxa"/>
-            <w:left w:w="108" w:type="dxa"/>
-            <w:bottom w:w="0" w:type="dxa"/>
-            <w:right w:w="108" w:type="dxa"/>
-          </w:tblCellMar>
-        </w:tblPrEx>
-        <w:trPr>
-          <w:trHeight w:val="1500" w:hRule="atLeast"/>
-        </w:trPr>
-        <w:tc>
-          <w:tcPr>
-            <w:tcW w:w="1045" w:type="dxa"/>
-            <w:vMerge w:val="continue"/>
-            <w:tcBorders>
-              <w:top w:val="single" w:color="000000" w:sz="4" w:space="0"/>
-              <w:left w:val="single" w:color="000000" w:sz="4" w:space="0"/>
-              <w:bottom w:val="single" w:color="000000" w:sz="4" w:space="0"/>
-              <w:right w:val="single" w:color="000000" w:sz="4" w:space="0"/>
-            </w:tcBorders>
-            <w:shd w:val="clear"/>
-            <w:vAlign w:val="center"/>
-          </w:tcPr>
-          <w:p>
-            <w:pPr>
-              <w:jc w:val="center"/>
-              <w:rPr>
-                <w:rFonts w:hint="eastAsia" w:ascii="仿宋" w:hAnsi="仿宋" w:eastAsia="仿宋" w:cs="仿宋"/>
-                <w:b/>
-                <w:bCs/>
-                <w:i w:val="0"/>
-                <w:iCs w:val="0"/>
-                <w:color w:val="000000"/>
-                <w:sz w:val="22"/>
-                <w:szCs w:val="22"/>
-                <w:u w:val="none"/>
-              </w:rPr>
-            </w:pPr>
-          </w:p>
-        </w:tc>
-        <w:tc>
-          <w:tcPr>
-            <w:tcW w:w="920" w:type="dxa"/>
-            <w:vMerge w:val="continue"/>
-            <w:tcBorders>
-              <w:top w:val="single" w:color="000000" w:sz="4" w:space="0"/>
-              <w:left w:val="single" w:color="000000" w:sz="4" w:space="0"/>
-              <w:bottom w:val="single" w:color="000000" w:sz="4" w:space="0"/>
-              <w:right w:val="single" w:color="000000" w:sz="4" w:space="0"/>
-            </w:tcBorders>
-            <w:shd w:val="clear"/>
-            <w:vAlign w:val="center"/>
-          </w:tcPr>
-          <w:p>
-            <w:pPr>
-              <w:jc w:val="center"/>
-              <w:rPr>
-                <w:rFonts w:hint="eastAsia" w:ascii="仿宋" w:hAnsi="仿宋" w:eastAsia="仿宋" w:cs="仿宋"/>
-                <w:b/>
-                <w:bCs/>
-                <w:i w:val="0"/>
-                <w:iCs w:val="0"/>
-                <w:color w:val="000000"/>
-                <w:sz w:val="22"/>
-                <w:szCs w:val="22"/>
-                <w:u w:val="none"/>
-              </w:rPr>
-            </w:pPr>
-          </w:p>
-        </w:tc>
-        <w:tc>
-          <w:tcPr>
-            <w:tcW w:w="713" w:type="dxa"/>
-            <w:vMerge w:val="continue"/>
-            <w:tcBorders>
-              <w:top w:val="single" w:color="000000" w:sz="4" w:space="0"/>
-              <w:left w:val="single" w:color="000000" w:sz="4" w:space="0"/>
-              <w:bottom w:val="single" w:color="000000" w:sz="4" w:space="0"/>
-              <w:right w:val="single" w:color="000000" w:sz="4" w:space="0"/>
-            </w:tcBorders>
-            <w:shd w:val="clear"/>
-            <w:vAlign w:val="center"/>
-          </w:tcPr>
-          <w:p>
-            <w:pPr>
-              <w:jc w:val="center"/>
-              <w:rPr>
-                <w:rFonts w:hint="eastAsia" w:ascii="仿宋" w:hAnsi="仿宋" w:eastAsia="仿宋" w:cs="仿宋"/>
-                <w:b/>
-                <w:bCs/>
-                <w:i w:val="0"/>
-                <w:iCs w:val="0"/>
-                <w:color w:val="000000"/>
-                <w:sz w:val="22"/>
-                <w:szCs w:val="22"/>
-                <w:u w:val="none"/>
-              </w:rPr>
-            </w:pPr>
-          </w:p>
-        </w:tc>
-        <w:tc>
-          <w:tcPr>
-            <w:tcW w:w="1032" w:type="dxa"/>
-            <w:vMerge w:val="continue"/>
-            <w:tcBorders>
-              <w:top w:val="single" w:color="000000" w:sz="4" w:space="0"/>
-              <w:left w:val="single" w:color="000000" w:sz="4" w:space="0"/>
-              <w:bottom w:val="single" w:color="000000" w:sz="4" w:space="0"/>
-              <w:right w:val="single" w:color="000000" w:sz="4" w:space="0"/>
-            </w:tcBorders>
-            <w:shd w:val="clear"/>
-            <w:vAlign w:val="center"/>
-          </w:tcPr>
-          <w:p>
-            <w:pPr>
-              <w:jc w:val="center"/>
-              <w:rPr>
-                <w:rFonts w:hint="eastAsia" w:ascii="仿宋" w:hAnsi="仿宋" w:eastAsia="仿宋" w:cs="仿宋"/>
-                <w:b/>
-                <w:bCs/>
-                <w:i w:val="0"/>
-                <w:iCs w:val="0"/>
-                <w:color w:val="000000"/>
-                <w:sz w:val="22"/>
-                <w:szCs w:val="22"/>
-                <w:u w:val="none"/>
-              </w:rPr>
-            </w:pPr>
-          </w:p>
-        </w:tc>
-        <w:tc>
-          <w:tcPr>
-            <w:tcW w:w="734" w:type="dxa"/>
-            <w:vMerge w:val="continue"/>
-            <w:tcBorders>
-              <w:top w:val="single" w:color="000000" w:sz="4" w:space="0"/>
-              <w:left w:val="single" w:color="000000" w:sz="4" w:space="0"/>
-              <w:bottom w:val="single" w:color="000000" w:sz="4" w:space="0"/>
-              <w:right w:val="single" w:color="000000" w:sz="4" w:space="0"/>
-            </w:tcBorders>
-            <w:shd w:val="clear"/>
-            <w:vAlign w:val="center"/>
-          </w:tcPr>
-          <w:p>
-            <w:pPr>
-              <w:jc w:val="center"/>
-              <w:rPr>
-                <w:rFonts w:hint="eastAsia" w:ascii="仿宋" w:hAnsi="仿宋" w:eastAsia="仿宋" w:cs="仿宋"/>
-                <w:b/>
-                <w:bCs/>
-                <w:i w:val="0"/>
-                <w:iCs w:val="0"/>
-                <w:color w:val="000000"/>
-                <w:sz w:val="22"/>
-                <w:szCs w:val="22"/>
-                <w:u w:val="none"/>
-              </w:rPr>
-            </w:pPr>
-          </w:p>
-        </w:tc>
-        <w:tc>
-          <w:tcPr>
-            <w:tcW w:w="693" w:type="dxa"/>
-            <w:vMerge w:val="continue"/>
-            <w:tcBorders>
-              <w:top w:val="single" w:color="000000" w:sz="4" w:space="0"/>
-              <w:left w:val="single" w:color="000000" w:sz="4" w:space="0"/>
-              <w:bottom w:val="single" w:color="000000" w:sz="4" w:space="0"/>
-              <w:right w:val="single" w:color="000000" w:sz="4" w:space="0"/>
-            </w:tcBorders>
-            <w:shd w:val="clear"/>
-            <w:vAlign w:val="center"/>
-          </w:tcPr>
-          <w:p>
-            <w:pPr>
-              <w:jc w:val="center"/>
-              <w:rPr>
-                <w:rFonts w:hint="eastAsia" w:ascii="仿宋" w:hAnsi="仿宋" w:eastAsia="仿宋" w:cs="仿宋"/>
-                <w:b/>
-                <w:bCs/>
-                <w:i w:val="0"/>
-                <w:iCs w:val="0"/>
-                <w:color w:val="000000"/>
-                <w:sz w:val="22"/>
-                <w:szCs w:val="22"/>
-                <w:u w:val="none"/>
-              </w:rPr>
-            </w:pPr>
-          </w:p>
-        </w:tc>
-        <w:tc>
-          <w:tcPr>
-            <w:tcW w:w="1032" w:type="dxa"/>
-            <w:tcBorders>
-              <w:top w:val="single" w:color="000000" w:sz="4" w:space="0"/>
-              <w:left w:val="single" w:color="000000" w:sz="4" w:space="0"/>
-              <w:bottom w:val="single" w:color="000000" w:sz="4" w:space="0"/>
-              <w:right w:val="single" w:color="000000" w:sz="4" w:space="0"/>
-            </w:tcBorders>
-            <w:shd w:val="clear"/>
-            <w:vAlign w:val="center"/>
-          </w:tcPr>
-          <w:p>
-            <w:pPr>
-              <w:keepNext w:val="0"/>
-              <w:keepLines w:val="0"/>
-              <w:widowControl/>
-              <w:suppressLineNumbers w:val="0"/>
-              <w:jc w:val="center"/>
-              <w:textAlignment w:val="center"/>
-              <w:rPr>
-                <w:rFonts w:hint="eastAsia" w:ascii="仿宋" w:hAnsi="仿宋" w:eastAsia="仿宋" w:cs="仿宋"/>
-                <w:b/>
-                <w:bCs/>
-                <w:i w:val="0"/>
-                <w:iCs w:val="0"/>
-                <w:color w:val="000000"/>
-                <w:sz w:val="22"/>
-                <w:szCs w:val="22"/>
-                <w:u w:val="none"/>
-              </w:rPr>
-            </w:pPr>
-            <w:r>
-              <w:rPr>
-                <w:rFonts w:hint="eastAsia" w:ascii="仿宋" w:hAnsi="仿宋" w:eastAsia="仿宋" w:cs="仿宋"/>
-                <w:b/>
-                <w:bCs/>
-                <w:i w:val="0"/>
-                <w:iCs w:val="0"/>
-                <w:color w:val="000000"/>
-                <w:kern w:val="0"/>
-                <w:sz w:val="22"/>
-                <w:szCs w:val="22"/>
-                <w:u w:val="none"/>
-                <w:bdr w:val="none" w:color="auto" w:sz="0" w:space="0"/>
-                <w:lang w:val="en-US" w:eastAsia="zh-CN" w:bidi="ar"/>
-              </w:rPr>
-              <w:t>单价（元）</w:t>
-            </w:r>
-          </w:p>
-        </w:tc>
-        <w:tc>
-          <w:tcPr>
-            <w:tcW w:w="728" w:type="dxa"/>
-            <w:vMerge w:val="continue"/>
-            <w:tcBorders>
-              <w:top w:val="single" w:color="000000" w:sz="4" w:space="0"/>
-              <w:left w:val="single" w:color="000000" w:sz="4" w:space="0"/>
-              <w:bottom w:val="single" w:color="000000" w:sz="4" w:space="0"/>
-              <w:right w:val="single" w:color="000000" w:sz="4" w:space="0"/>
-            </w:tcBorders>
-            <w:shd w:val="clear"/>
-            <w:vAlign w:val="center"/>
-          </w:tcPr>
-          <w:p>
-            <w:pPr>
-              <w:jc w:val="center"/>
-              <w:rPr>
-                <w:rFonts w:hint="eastAsia" w:ascii="仿宋" w:hAnsi="仿宋" w:eastAsia="仿宋" w:cs="仿宋"/>
-                <w:b/>
-                <w:bCs/>
-                <w:i w:val="0"/>
-                <w:iCs w:val="0"/>
-                <w:color w:val="000000"/>
-                <w:sz w:val="22"/>
-                <w:szCs w:val="22"/>
-                <w:u w:val="none"/>
-              </w:rPr>
-            </w:pPr>
-          </w:p>
-        </w:tc>
-        <w:tc>
-          <w:tcPr>
-            <w:tcW w:w="1032" w:type="dxa"/>
-            <w:tcBorders>
-              <w:top w:val="single" w:color="000000" w:sz="4" w:space="0"/>
-              <w:left w:val="single" w:color="000000" w:sz="4" w:space="0"/>
-              <w:bottom w:val="single" w:color="000000" w:sz="4" w:space="0"/>
-              <w:right w:val="single" w:color="000000" w:sz="4" w:space="0"/>
-            </w:tcBorders>
-            <w:shd w:val="clear"/>
-            <w:vAlign w:val="center"/>
-          </w:tcPr>
-          <w:p>
-            <w:pPr>
-              <w:keepNext w:val="0"/>
-              <w:keepLines w:val="0"/>
-              <w:widowControl/>
-              <w:suppressLineNumbers w:val="0"/>
-              <w:jc w:val="center"/>
-              <w:textAlignment w:val="center"/>
-              <w:rPr>
-                <w:rFonts w:hint="eastAsia" w:ascii="仿宋" w:hAnsi="仿宋" w:eastAsia="仿宋" w:cs="仿宋"/>
-                <w:b/>
-                <w:bCs/>
-                <w:i w:val="0"/>
-                <w:iCs w:val="0"/>
-                <w:color w:val="000000"/>
-                <w:sz w:val="22"/>
-                <w:szCs w:val="22"/>
-                <w:u w:val="none"/>
-              </w:rPr>
-            </w:pPr>
-            <w:r>
-              <w:rPr>
-                <w:rFonts w:hint="eastAsia" w:ascii="仿宋" w:hAnsi="仿宋" w:eastAsia="仿宋" w:cs="仿宋"/>
-                <w:b/>
-                <w:bCs/>
-                <w:i w:val="0"/>
-                <w:iCs w:val="0"/>
-                <w:color w:val="000000"/>
-                <w:kern w:val="0"/>
-                <w:sz w:val="22"/>
-                <w:szCs w:val="22"/>
-                <w:u w:val="none"/>
-                <w:bdr w:val="none" w:color="auto" w:sz="0" w:space="0"/>
-                <w:lang w:val="en-US" w:eastAsia="zh-CN" w:bidi="ar"/>
-              </w:rPr>
-              <w:t>单价（元）</w:t>
-            </w:r>
-          </w:p>
-        </w:tc>
-        <w:tc>
-          <w:tcPr>
-            <w:tcW w:w="641" w:type="dxa"/>
-            <w:vMerge w:val="continue"/>
-            <w:tcBorders>
-              <w:top w:val="single" w:color="000000" w:sz="4" w:space="0"/>
-              <w:left w:val="single" w:color="000000" w:sz="4" w:space="0"/>
-              <w:bottom w:val="single" w:color="000000" w:sz="4" w:space="0"/>
-              <w:right w:val="single" w:color="000000" w:sz="4" w:space="0"/>
-            </w:tcBorders>
-            <w:shd w:val="clear"/>
-            <w:vAlign w:val="center"/>
-          </w:tcPr>
-          <w:p>
-            <w:pPr>
-              <w:jc w:val="center"/>
-              <w:rPr>
-                <w:rFonts w:hint="eastAsia" w:ascii="仿宋" w:hAnsi="仿宋" w:eastAsia="仿宋" w:cs="仿宋"/>
-                <w:b/>
-                <w:bCs/>
-                <w:i w:val="0"/>
-                <w:iCs w:val="0"/>
-                <w:color w:val="000000"/>
-                <w:sz w:val="22"/>
-                <w:szCs w:val="22"/>
-                <w:u w:val="none"/>
-              </w:rPr>
-            </w:pPr>
-          </w:p>
-        </w:tc>
-      </w:tr>
-      <w:tr>
-        <w:tblPrEx>
-          <w:tblBorders>
-            <w:top w:val="none" w:color="auto" w:sz="0" w:space="0"/>
-            <w:left w:val="none" w:color="auto" w:sz="0" w:space="0"/>
-            <w:bottom w:val="none" w:color="auto" w:sz="0" w:space="0"/>
-            <w:right w:val="none" w:color="auto" w:sz="0" w:space="0"/>
-            <w:insideH w:val="none" w:color="auto" w:sz="0" w:space="0"/>
-            <w:insideV w:val="none" w:color="auto" w:sz="0" w:space="0"/>
-          </w:tblBorders>
-          <w:shd w:val="clear"/>
-          <w:tblCellMar>
-            <w:top w:w="0" w:type="dxa"/>
-            <w:left w:w="108" w:type="dxa"/>
-            <w:bottom w:w="0" w:type="dxa"/>
-            <w:right w:w="108" w:type="dxa"/>
-          </w:tblCellMar>
-        </w:tblPrEx>
-        <w:trPr>
-          <w:trHeight w:val="501" w:hRule="atLeast"/>
-        </w:trPr>
-        <w:tc>
-          <w:tcPr>
-            <w:tcW w:w="0" w:type="auto"/>
-            <w:tcBorders>
-              <w:top w:val="single" w:color="000000" w:sz="4" w:space="0"/>
-              <w:left w:val="single" w:color="000000" w:sz="4" w:space="0"/>
-              <w:bottom w:val="single" w:color="000000" w:sz="4" w:space="0"/>
-              <w:right w:val="single" w:color="000000" w:sz="4" w:space="0"/>
-            </w:tcBorders>
-            <w:shd w:val="clear"/>
-            <w:noWrap/>
-            <w:vAlign w:val="center"/>
-          </w:tcPr>
-          <w:p>
-            <w:pPr>
-              <w:keepNext w:val="0"/>
-              <w:keepLines w:val="0"/>
-              <w:widowControl/>
-              <w:suppressLineNumbers w:val="0"/>
-              <w:jc w:val="center"/>
-              <w:textAlignment w:val="center"/>
-              <w:rPr>
-                <w:rFonts w:hint="eastAsia" w:ascii="仿宋" w:hAnsi="仿宋" w:eastAsia="仿宋" w:cs="仿宋"/>
-                <w:i w:val="0"/>
-                <w:iCs w:val="0"/>
-                <w:color w:val="000000"/>
-                <w:sz w:val="22"/>
-                <w:szCs w:val="22"/>
-                <w:u w:val="none"/>
-              </w:rPr>
-            </w:pPr>
-            <w:r>
-              <w:rPr>
-                <w:rFonts w:hint="eastAsia" w:ascii="仿宋" w:hAnsi="仿宋" w:eastAsia="仿宋" w:cs="仿宋"/>
-                <w:i w:val="0"/>
-                <w:iCs w:val="0"/>
-                <w:color w:val="000000"/>
-                <w:kern w:val="0"/>
-                <w:sz w:val="22"/>
-                <w:szCs w:val="22"/>
-                <w:u w:val="none"/>
-                <w:bdr w:val="none" w:color="auto" w:sz="0" w:space="0"/>
-                <w:lang w:val="en-US" w:eastAsia="zh-CN" w:bidi="ar"/>
-              </w:rPr>
-              <w:t>挖掘机</w:t>
-            </w:r>
-          </w:p>
-        </w:tc>
-        <w:tc>
-          <w:tcPr>
-            <w:tcW w:w="0" w:type="auto"/>
-            <w:tcBorders>
-              <w:top w:val="single" w:color="000000" w:sz="4" w:space="0"/>
-              <w:left w:val="single" w:color="000000" w:sz="4" w:space="0"/>
-              <w:bottom w:val="single" w:color="000000" w:sz="4" w:space="0"/>
-              <w:right w:val="single" w:color="000000" w:sz="4" w:space="0"/>
-            </w:tcBorders>
-            <w:shd w:val="clear"/>
-            <w:noWrap/>
-            <w:vAlign w:val="center"/>
-          </w:tcPr>
-          <w:p>
-            <w:pPr>
-              <w:keepNext w:val="0"/>
-              <w:keepLines w:val="0"/>
-              <w:widowControl/>
-              <w:suppressLineNumbers w:val="0"/>
-              <w:jc w:val="center"/>
-              <w:textAlignment w:val="center"/>
-              <w:rPr>
-                <w:rFonts w:hint="eastAsia" w:ascii="仿宋" w:hAnsi="仿宋" w:eastAsia="仿宋" w:cs="仿宋"/>
-                <w:i w:val="0"/>
-                <w:iCs w:val="0"/>
-                <w:color w:val="000000"/>
-                <w:sz w:val="22"/>
-                <w:szCs w:val="22"/>
-                <w:u w:val="none"/>
-              </w:rPr>
-            </w:pPr>
-            <w:r>
-              <w:rPr>
-                <w:rFonts w:hint="eastAsia" w:ascii="仿宋" w:hAnsi="仿宋" w:eastAsia="仿宋" w:cs="仿宋"/>
-                <w:i w:val="0"/>
-                <w:iCs w:val="0"/>
-                <w:color w:val="000000"/>
-                <w:kern w:val="0"/>
-                <w:sz w:val="22"/>
-                <w:szCs w:val="22"/>
-                <w:u w:val="none"/>
-                <w:bdr w:val="none" w:color="auto" w:sz="0" w:space="0"/>
-                <w:lang w:val="en-US" w:eastAsia="zh-CN" w:bidi="ar"/>
-              </w:rPr>
-              <w:t>神钢350</w:t>
-            </w:r>
-          </w:p>
-        </w:tc>
-        <w:tc>
-          <w:tcPr>
-            <w:tcW w:w="0" w:type="auto"/>
-            <w:tcBorders>
-              <w:top w:val="single" w:color="000000" w:sz="4" w:space="0"/>
-              <w:left w:val="single" w:color="000000" w:sz="4" w:space="0"/>
-              <w:bottom w:val="single" w:color="000000" w:sz="4" w:space="0"/>
-              <w:right w:val="single" w:color="000000" w:sz="4" w:space="0"/>
-            </w:tcBorders>
-            <w:shd w:val="clear"/>
-            <w:noWrap/>
-            <w:vAlign w:val="center"/>
-          </w:tcPr>
-          <w:p>
-            <w:pPr>
-              <w:keepNext w:val="0"/>
-              <w:keepLines w:val="0"/>
-              <w:widowControl/>
-              <w:suppressLineNumbers w:val="0"/>
-              <w:jc w:val="center"/>
-              <w:textAlignment w:val="center"/>
-              <w:rPr>
-                <w:rFonts w:hint="eastAsia" w:ascii="仿宋" w:hAnsi="仿宋" w:eastAsia="仿宋" w:cs="仿宋"/>
-                <w:i w:val="0"/>
-                <w:iCs w:val="0"/>
-                <w:color w:val="000000"/>
-                <w:sz w:val="22"/>
-                <w:szCs w:val="22"/>
-                <w:u w:val="none"/>
-              </w:rPr>
-            </w:pPr>
-            <w:r>
-              <w:rPr>
-                <w:rFonts w:hint="eastAsia" w:ascii="仿宋" w:hAnsi="仿宋" w:eastAsia="仿宋" w:cs="仿宋"/>
-                <w:i w:val="0"/>
-                <w:iCs w:val="0"/>
-                <w:color w:val="000000"/>
-                <w:kern w:val="0"/>
-                <w:sz w:val="22"/>
-                <w:szCs w:val="22"/>
-                <w:u w:val="none"/>
-                <w:bdr w:val="none" w:color="auto" w:sz="0" w:space="0"/>
-                <w:lang w:val="en-US" w:eastAsia="zh-CN" w:bidi="ar"/>
-              </w:rPr>
-              <w:t>1</w:t>
-            </w:r>
-          </w:p>
-        </w:tc>
-        <w:tc>
-          <w:tcPr>
-            <w:tcW w:w="0" w:type="auto"/>
-            <w:tcBorders>
-              <w:top w:val="single" w:color="000000" w:sz="4" w:space="0"/>
-              <w:left w:val="single" w:color="000000" w:sz="4" w:space="0"/>
-              <w:bottom w:val="single" w:color="000000" w:sz="4" w:space="0"/>
-              <w:right w:val="single" w:color="000000" w:sz="4" w:space="0"/>
-            </w:tcBorders>
-            <w:shd w:val="clear"/>
-            <w:noWrap/>
-            <w:vAlign w:val="center"/>
-          </w:tcPr>
-          <w:p>
-            <w:pPr>
-              <w:keepNext w:val="0"/>
-              <w:keepLines w:val="0"/>
-              <w:widowControl/>
-              <w:suppressLineNumbers w:val="0"/>
-              <w:jc w:val="center"/>
-              <w:textAlignment w:val="center"/>
-              <w:rPr>
-                <w:rFonts w:hint="eastAsia" w:ascii="仿宋" w:hAnsi="仿宋" w:eastAsia="仿宋" w:cs="仿宋"/>
-                <w:i w:val="0"/>
-                <w:iCs w:val="0"/>
-                <w:color w:val="000000"/>
-                <w:sz w:val="22"/>
-                <w:szCs w:val="22"/>
-                <w:u w:val="none"/>
-              </w:rPr>
-            </w:pPr>
-            <w:r>
-              <w:rPr>
-                <w:rFonts w:hint="eastAsia" w:ascii="仿宋" w:hAnsi="仿宋" w:eastAsia="仿宋" w:cs="仿宋"/>
-                <w:i w:val="0"/>
-                <w:iCs w:val="0"/>
-                <w:color w:val="000000"/>
-                <w:kern w:val="0"/>
-                <w:sz w:val="22"/>
-                <w:szCs w:val="22"/>
-                <w:u w:val="none"/>
-                <w:bdr w:val="none" w:color="auto" w:sz="0" w:space="0"/>
-                <w:lang w:val="en-US" w:eastAsia="zh-CN" w:bidi="ar"/>
-              </w:rPr>
-              <w:t>台/小时</w:t>
-            </w:r>
-          </w:p>
-        </w:tc>
-        <w:tc>
-          <w:tcPr>
-            <w:tcW w:w="0" w:type="auto"/>
-            <w:tcBorders>
-              <w:top w:val="single" w:color="000000" w:sz="4" w:space="0"/>
-              <w:left w:val="single" w:color="000000" w:sz="4" w:space="0"/>
-              <w:bottom w:val="single" w:color="000000" w:sz="4" w:space="0"/>
-              <w:right w:val="single" w:color="000000" w:sz="4" w:space="0"/>
-            </w:tcBorders>
-            <w:shd w:val="clear"/>
-            <w:noWrap/>
-            <w:vAlign w:val="center"/>
-          </w:tcPr>
-          <w:p>
-            <w:pPr>
-              <w:keepNext w:val="0"/>
-              <w:keepLines w:val="0"/>
-              <w:widowControl/>
-              <w:suppressLineNumbers w:val="0"/>
-              <w:jc w:val="center"/>
-              <w:textAlignment w:val="center"/>
-              <w:rPr>
-                <w:rFonts w:hint="eastAsia" w:ascii="仿宋" w:hAnsi="仿宋" w:eastAsia="仿宋" w:cs="仿宋"/>
-                <w:i w:val="0"/>
-                <w:iCs w:val="0"/>
-                <w:color w:val="FF0000"/>
-                <w:sz w:val="22"/>
-                <w:szCs w:val="22"/>
-                <w:u w:val="none"/>
-              </w:rPr>
-            </w:pPr>
-            <w:r>
-              <w:rPr>
-                <w:rFonts w:hint="eastAsia" w:ascii="仿宋" w:hAnsi="仿宋" w:eastAsia="仿宋" w:cs="仿宋"/>
-                <w:i w:val="0"/>
-                <w:iCs w:val="0"/>
-                <w:color w:val="FF0000"/>
-                <w:kern w:val="0"/>
-                <w:sz w:val="22"/>
-                <w:szCs w:val="22"/>
-                <w:u w:val="none"/>
-                <w:bdr w:val="none" w:color="auto" w:sz="0" w:space="0"/>
-                <w:lang w:val="en-US" w:eastAsia="zh-CN" w:bidi="ar"/>
-              </w:rPr>
-              <w:t>是</w:t>
-            </w:r>
-          </w:p>
-        </w:tc>
-        <w:tc>
-          <w:tcPr>
-            <w:tcW w:w="0" w:type="auto"/>
-            <w:tcBorders>
-              <w:top w:val="single" w:color="000000" w:sz="4" w:space="0"/>
-              <w:left w:val="single" w:color="000000" w:sz="4" w:space="0"/>
-              <w:bottom w:val="single" w:color="000000" w:sz="4" w:space="0"/>
-              <w:right w:val="single" w:color="000000" w:sz="4" w:space="0"/>
-            </w:tcBorders>
-            <w:shd w:val="clear"/>
-            <w:noWrap/>
-            <w:vAlign w:val="center"/>
-          </w:tcPr>
-          <w:p>
-            <w:pPr>
-              <w:keepNext w:val="0"/>
-              <w:keepLines w:val="0"/>
-              <w:widowControl/>
-              <w:suppressLineNumbers w:val="0"/>
-              <w:jc w:val="center"/>
-              <w:textAlignment w:val="center"/>
-              <w:rPr>
-                <w:rFonts w:hint="eastAsia" w:ascii="仿宋" w:hAnsi="仿宋" w:eastAsia="仿宋" w:cs="仿宋"/>
-                <w:i w:val="0"/>
-                <w:iCs w:val="0"/>
-                <w:color w:val="FF0000"/>
-                <w:sz w:val="22"/>
-                <w:szCs w:val="22"/>
-                <w:u w:val="none"/>
-              </w:rPr>
-            </w:pPr>
-            <w:r>
-              <w:rPr>
-                <w:rFonts w:hint="eastAsia" w:ascii="仿宋" w:hAnsi="仿宋" w:eastAsia="仿宋" w:cs="仿宋"/>
-                <w:i w:val="0"/>
-                <w:iCs w:val="0"/>
-                <w:color w:val="FF0000"/>
-                <w:kern w:val="0"/>
-                <w:sz w:val="22"/>
-                <w:szCs w:val="22"/>
-                <w:u w:val="none"/>
-                <w:bdr w:val="none" w:color="auto" w:sz="0" w:space="0"/>
-                <w:lang w:val="en-US" w:eastAsia="zh-CN" w:bidi="ar"/>
-              </w:rPr>
-              <w:t>是</w:t>
-            </w:r>
-          </w:p>
-        </w:tc>
-        <w:tc>
-          <w:tcPr>
-            <w:tcW w:w="1032" w:type="dxa"/>
-            <w:tcBorders>
-              <w:top w:val="single" w:color="000000" w:sz="4" w:space="0"/>
-              <w:left w:val="single" w:color="000000" w:sz="4" w:space="0"/>
-              <w:bottom w:val="single" w:color="000000" w:sz="4" w:space="0"/>
-              <w:right w:val="single" w:color="000000" w:sz="4" w:space="0"/>
-            </w:tcBorders>
-            <w:shd w:val="clear"/>
-            <w:noWrap/>
-            <w:vAlign w:val="center"/>
-          </w:tcPr>
-          <w:p>
-            <w:pPr>
-              <w:keepNext w:val="0"/>
-              <w:keepLines w:val="0"/>
-              <w:widowControl/>
-              <w:suppressLineNumbers w:val="0"/>
-              <w:jc w:val="center"/>
-              <w:textAlignment w:val="center"/>
-              <w:rPr>
-                <w:rFonts w:hint="eastAsia" w:ascii="仿宋" w:hAnsi="仿宋" w:eastAsia="仿宋" w:cs="仿宋"/>
-                <w:i w:val="0"/>
-                <w:iCs w:val="0"/>
-                <w:color w:val="000000"/>
-                <w:sz w:val="22"/>
-                <w:szCs w:val="22"/>
-                <w:u w:val="none"/>
-              </w:rPr>
-            </w:pPr>
-            <w:r>
-              <w:rPr>
-                <w:rFonts w:hint="eastAsia" w:ascii="仿宋" w:hAnsi="仿宋" w:eastAsia="仿宋" w:cs="仿宋"/>
-                <w:i w:val="0"/>
-                <w:iCs w:val="0"/>
-                <w:color w:val="000000"/>
-                <w:kern w:val="0"/>
-                <w:sz w:val="22"/>
-                <w:szCs w:val="22"/>
-                <w:u w:val="none"/>
-                <w:lang w:val="en-US" w:eastAsia="zh-CN" w:bidi="ar"/>
-              </w:rPr>
-              <w:t xml:space="preserve">425.74 </w:t>
-            </w:r>
-          </w:p>
-        </w:tc>
-        <w:tc>
-          <w:tcPr>
-            <w:tcW w:w="769" w:type="dxa"/>
-            <w:tcBorders>
-              <w:top w:val="single" w:color="000000" w:sz="4" w:space="0"/>
-              <w:left w:val="single" w:color="000000" w:sz="4" w:space="0"/>
-              <w:bottom w:val="single" w:color="000000" w:sz="4" w:space="0"/>
-              <w:right w:val="single" w:color="000000" w:sz="4" w:space="0"/>
-            </w:tcBorders>
-            <w:shd w:val="clear"/>
-            <w:noWrap/>
-            <w:vAlign w:val="center"/>
-          </w:tcPr>
-          <w:p>
-            <w:pPr>
-              <w:keepNext w:val="0"/>
-              <w:keepLines w:val="0"/>
-              <w:widowControl/>
-              <w:suppressLineNumbers w:val="0"/>
-              <w:jc w:val="center"/>
-              <w:textAlignment w:val="center"/>
-              <w:rPr>
-                <w:rFonts w:hint="eastAsia" w:ascii="仿宋" w:hAnsi="仿宋" w:eastAsia="仿宋" w:cs="仿宋"/>
-                <w:i w:val="0"/>
-                <w:iCs w:val="0"/>
-                <w:color w:val="000000"/>
-                <w:sz w:val="22"/>
-                <w:szCs w:val="22"/>
-                <w:u w:val="none"/>
-              </w:rPr>
-            </w:pPr>
-            <w:r>
-              <w:rPr>
-                <w:rFonts w:hint="eastAsia" w:ascii="仿宋" w:hAnsi="仿宋" w:eastAsia="仿宋" w:cs="仿宋"/>
-                <w:i w:val="0"/>
-                <w:iCs w:val="0"/>
-                <w:color w:val="000000"/>
-                <w:kern w:val="0"/>
-                <w:sz w:val="22"/>
-                <w:szCs w:val="22"/>
-                <w:u w:val="none"/>
-                <w:lang w:val="en-US" w:eastAsia="zh-CN" w:bidi="ar"/>
-              </w:rPr>
-              <w:t>1%</w:t>
-            </w:r>
-          </w:p>
-        </w:tc>
-        <w:tc>
-          <w:tcPr>
-            <w:tcW w:w="1032" w:type="dxa"/>
-            <w:tcBorders>
-              <w:top w:val="single" w:color="000000" w:sz="4" w:space="0"/>
-              <w:left w:val="single" w:color="000000" w:sz="4" w:space="0"/>
-              <w:bottom w:val="single" w:color="000000" w:sz="4" w:space="0"/>
-              <w:right w:val="single" w:color="000000" w:sz="4" w:space="0"/>
-            </w:tcBorders>
-            <w:shd w:val="clear"/>
-            <w:noWrap/>
-            <w:vAlign w:val="center"/>
-          </w:tcPr>
-          <w:p>
-            <w:pPr>
-              <w:keepNext w:val="0"/>
-              <w:keepLines w:val="0"/>
-              <w:widowControl/>
-              <w:suppressLineNumbers w:val="0"/>
-              <w:jc w:val="center"/>
-              <w:textAlignment w:val="center"/>
-              <w:rPr>
-                <w:rFonts w:hint="eastAsia" w:ascii="仿宋" w:hAnsi="仿宋" w:eastAsia="仿宋" w:cs="仿宋"/>
-                <w:i w:val="0"/>
-                <w:iCs w:val="0"/>
-                <w:color w:val="000000"/>
-                <w:sz w:val="22"/>
-                <w:szCs w:val="22"/>
-                <w:u w:val="none"/>
-              </w:rPr>
-            </w:pPr>
-            <w:r>
-              <w:rPr>
-                <w:rFonts w:hint="eastAsia" w:ascii="仿宋" w:hAnsi="仿宋" w:eastAsia="仿宋" w:cs="仿宋"/>
-                <w:i w:val="0"/>
-                <w:iCs w:val="0"/>
-                <w:color w:val="000000"/>
-                <w:kern w:val="0"/>
-                <w:sz w:val="22"/>
-                <w:szCs w:val="22"/>
-                <w:u w:val="none"/>
-                <w:lang w:val="en-US" w:eastAsia="zh-CN" w:bidi="ar"/>
-              </w:rPr>
-              <w:t>430</w:t>
-            </w:r>
-          </w:p>
-        </w:tc>
-        <w:tc>
-          <w:tcPr>
-            <w:tcW w:w="0" w:type="auto"/>
-            <w:tcBorders>
-              <w:top w:val="single" w:color="000000" w:sz="4" w:space="0"/>
-              <w:left w:val="single" w:color="000000" w:sz="4" w:space="0"/>
-              <w:bottom w:val="single" w:color="000000" w:sz="4" w:space="0"/>
-              <w:right w:val="single" w:color="000000" w:sz="4" w:space="0"/>
-            </w:tcBorders>
-            <w:shd w:val="clear"/>
-            <w:noWrap/>
-            <w:vAlign w:val="center"/>
-          </w:tcPr>
-          <w:p>
-            <w:pPr>
-              <w:jc w:val="center"/>
-              <w:rPr>
-                <w:rFonts w:hint="eastAsia" w:ascii="仿宋" w:hAnsi="仿宋" w:eastAsia="仿宋" w:cs="仿宋"/>
-                <w:i w:val="0"/>
-                <w:iCs w:val="0"/>
-                <w:color w:val="000000"/>
-                <w:sz w:val="22"/>
-                <w:szCs w:val="22"/>
-                <w:u w:val="none"/>
-              </w:rPr>
-            </w:pPr>
-          </w:p>
-        </w:tc>
-      </w:tr>
-      <w:tr>
-        <w:tblPrEx>
-          <w:tblBorders>
-            <w:top w:val="none" w:color="auto" w:sz="0" w:space="0"/>
-            <w:left w:val="none" w:color="auto" w:sz="0" w:space="0"/>
-            <w:bottom w:val="none" w:color="auto" w:sz="0" w:space="0"/>
-            <w:right w:val="none" w:color="auto" w:sz="0" w:space="0"/>
-            <w:insideH w:val="none" w:color="auto" w:sz="0" w:space="0"/>
-            <w:insideV w:val="none" w:color="auto" w:sz="0" w:space="0"/>
-          </w:tblBorders>
-          <w:shd w:val="clear"/>
-          <w:tblCellMar>
-            <w:top w:w="0" w:type="dxa"/>
-            <w:left w:w="108" w:type="dxa"/>
-            <w:bottom w:w="0" w:type="dxa"/>
-            <w:right w:w="108" w:type="dxa"/>
-          </w:tblCellMar>
-        </w:tblPrEx>
-        <w:trPr>
-          <w:trHeight w:val="499" w:hRule="atLeast"/>
-        </w:trPr>
-        <w:tc>
-          <w:tcPr>
-            <w:tcW w:w="0" w:type="auto"/>
-            <w:tcBorders>
-              <w:top w:val="single" w:color="000000" w:sz="4" w:space="0"/>
-              <w:left w:val="single" w:color="000000" w:sz="4" w:space="0"/>
-              <w:bottom w:val="single" w:color="000000" w:sz="4" w:space="0"/>
-              <w:right w:val="single" w:color="000000" w:sz="4" w:space="0"/>
-            </w:tcBorders>
-            <w:shd w:val="clear"/>
-            <w:noWrap/>
-            <w:vAlign w:val="center"/>
-          </w:tcPr>
-          <w:p>
-            <w:pPr>
-              <w:keepNext w:val="0"/>
-              <w:keepLines w:val="0"/>
-              <w:widowControl/>
-              <w:suppressLineNumbers w:val="0"/>
-              <w:jc w:val="center"/>
-              <w:textAlignment w:val="center"/>
-              <w:rPr>
-                <w:rFonts w:hint="eastAsia" w:ascii="仿宋" w:hAnsi="仿宋" w:eastAsia="仿宋" w:cs="仿宋"/>
-                <w:i w:val="0"/>
-                <w:iCs w:val="0"/>
-                <w:color w:val="000000"/>
-                <w:sz w:val="22"/>
-                <w:szCs w:val="22"/>
-                <w:u w:val="none"/>
-              </w:rPr>
-            </w:pPr>
-            <w:r>
-              <w:rPr>
-                <w:rFonts w:hint="eastAsia" w:ascii="仿宋" w:hAnsi="仿宋" w:eastAsia="仿宋" w:cs="仿宋"/>
-                <w:i w:val="0"/>
-                <w:iCs w:val="0"/>
-                <w:color w:val="000000"/>
-                <w:kern w:val="0"/>
-                <w:sz w:val="22"/>
-                <w:szCs w:val="22"/>
-                <w:u w:val="none"/>
-                <w:bdr w:val="none" w:color="auto" w:sz="0" w:space="0"/>
-                <w:lang w:val="en-US" w:eastAsia="zh-CN" w:bidi="ar"/>
-              </w:rPr>
-              <w:t>挖掘机</w:t>
-            </w:r>
-          </w:p>
-        </w:tc>
-        <w:tc>
-          <w:tcPr>
-            <w:tcW w:w="0" w:type="auto"/>
-            <w:tcBorders>
-              <w:top w:val="single" w:color="000000" w:sz="4" w:space="0"/>
-              <w:left w:val="single" w:color="000000" w:sz="4" w:space="0"/>
-              <w:bottom w:val="single" w:color="000000" w:sz="4" w:space="0"/>
-              <w:right w:val="single" w:color="000000" w:sz="4" w:space="0"/>
-            </w:tcBorders>
-            <w:shd w:val="clear"/>
-            <w:noWrap/>
-            <w:vAlign w:val="center"/>
-          </w:tcPr>
-          <w:p>
-            <w:pPr>
-              <w:keepNext w:val="0"/>
-              <w:keepLines w:val="0"/>
-              <w:widowControl/>
-              <w:suppressLineNumbers w:val="0"/>
-              <w:jc w:val="center"/>
-              <w:textAlignment w:val="center"/>
-              <w:rPr>
-                <w:rFonts w:hint="eastAsia" w:ascii="仿宋" w:hAnsi="仿宋" w:eastAsia="仿宋" w:cs="仿宋"/>
-                <w:i w:val="0"/>
-                <w:iCs w:val="0"/>
-                <w:color w:val="000000"/>
-                <w:sz w:val="22"/>
-                <w:szCs w:val="22"/>
-                <w:u w:val="none"/>
-              </w:rPr>
-            </w:pPr>
-            <w:r>
-              <w:rPr>
-                <w:rFonts w:hint="eastAsia" w:ascii="仿宋" w:hAnsi="仿宋" w:eastAsia="仿宋" w:cs="仿宋"/>
-                <w:i w:val="0"/>
-                <w:iCs w:val="0"/>
-                <w:color w:val="000000"/>
-                <w:kern w:val="0"/>
-                <w:sz w:val="22"/>
-                <w:szCs w:val="22"/>
-                <w:u w:val="none"/>
-                <w:bdr w:val="none" w:color="auto" w:sz="0" w:space="0"/>
-                <w:lang w:val="en-US" w:eastAsia="zh-CN" w:bidi="ar"/>
-              </w:rPr>
-              <w:t>神钢250</w:t>
-            </w:r>
-          </w:p>
-        </w:tc>
-        <w:tc>
-          <w:tcPr>
-            <w:tcW w:w="0" w:type="auto"/>
-            <w:tcBorders>
-              <w:top w:val="single" w:color="000000" w:sz="4" w:space="0"/>
-              <w:left w:val="single" w:color="000000" w:sz="4" w:space="0"/>
-              <w:bottom w:val="single" w:color="000000" w:sz="4" w:space="0"/>
-              <w:right w:val="single" w:color="000000" w:sz="4" w:space="0"/>
-            </w:tcBorders>
-            <w:shd w:val="clear"/>
-            <w:noWrap/>
-            <w:vAlign w:val="center"/>
-          </w:tcPr>
-          <w:p>
-            <w:pPr>
-              <w:keepNext w:val="0"/>
-              <w:keepLines w:val="0"/>
-              <w:widowControl/>
-              <w:suppressLineNumbers w:val="0"/>
-              <w:jc w:val="center"/>
-              <w:textAlignment w:val="center"/>
-              <w:rPr>
-                <w:rFonts w:hint="eastAsia" w:ascii="仿宋" w:hAnsi="仿宋" w:eastAsia="仿宋" w:cs="仿宋"/>
-                <w:i w:val="0"/>
-                <w:iCs w:val="0"/>
-                <w:color w:val="000000"/>
-                <w:sz w:val="22"/>
-                <w:szCs w:val="22"/>
-                <w:u w:val="none"/>
-              </w:rPr>
-            </w:pPr>
-            <w:r>
-              <w:rPr>
-                <w:rFonts w:hint="eastAsia" w:ascii="仿宋" w:hAnsi="仿宋" w:eastAsia="仿宋" w:cs="仿宋"/>
-                <w:i w:val="0"/>
-                <w:iCs w:val="0"/>
-                <w:color w:val="000000"/>
-                <w:kern w:val="0"/>
-                <w:sz w:val="22"/>
-                <w:szCs w:val="22"/>
-                <w:u w:val="none"/>
-                <w:bdr w:val="none" w:color="auto" w:sz="0" w:space="0"/>
-                <w:lang w:val="en-US" w:eastAsia="zh-CN" w:bidi="ar"/>
-              </w:rPr>
-              <w:t>1</w:t>
-            </w:r>
-          </w:p>
-        </w:tc>
-        <w:tc>
-          <w:tcPr>
-            <w:tcW w:w="0" w:type="auto"/>
-            <w:tcBorders>
-              <w:top w:val="single" w:color="000000" w:sz="4" w:space="0"/>
-              <w:left w:val="single" w:color="000000" w:sz="4" w:space="0"/>
-              <w:bottom w:val="single" w:color="000000" w:sz="4" w:space="0"/>
-              <w:right w:val="single" w:color="000000" w:sz="4" w:space="0"/>
-            </w:tcBorders>
-            <w:shd w:val="clear"/>
-            <w:noWrap/>
-            <w:vAlign w:val="center"/>
-          </w:tcPr>
-          <w:p>
-            <w:pPr>
-              <w:keepNext w:val="0"/>
-              <w:keepLines w:val="0"/>
-              <w:widowControl/>
-              <w:suppressLineNumbers w:val="0"/>
-              <w:jc w:val="center"/>
-              <w:textAlignment w:val="center"/>
-              <w:rPr>
-                <w:rFonts w:hint="eastAsia" w:ascii="仿宋" w:hAnsi="仿宋" w:eastAsia="仿宋" w:cs="仿宋"/>
-                <w:i w:val="0"/>
-                <w:iCs w:val="0"/>
-                <w:color w:val="000000"/>
-                <w:sz w:val="22"/>
-                <w:szCs w:val="22"/>
-                <w:u w:val="none"/>
-              </w:rPr>
-            </w:pPr>
-            <w:r>
-              <w:rPr>
-                <w:rFonts w:hint="eastAsia" w:ascii="仿宋" w:hAnsi="仿宋" w:eastAsia="仿宋" w:cs="仿宋"/>
-                <w:i w:val="0"/>
-                <w:iCs w:val="0"/>
-                <w:color w:val="000000"/>
-                <w:kern w:val="0"/>
-                <w:sz w:val="22"/>
-                <w:szCs w:val="22"/>
-                <w:u w:val="none"/>
-                <w:bdr w:val="none" w:color="auto" w:sz="0" w:space="0"/>
-                <w:lang w:val="en-US" w:eastAsia="zh-CN" w:bidi="ar"/>
-              </w:rPr>
-              <w:t>台/小时</w:t>
-            </w:r>
-          </w:p>
-        </w:tc>
-        <w:tc>
-          <w:tcPr>
-            <w:tcW w:w="0" w:type="auto"/>
-            <w:tcBorders>
-              <w:top w:val="single" w:color="000000" w:sz="4" w:space="0"/>
-              <w:left w:val="single" w:color="000000" w:sz="4" w:space="0"/>
-              <w:bottom w:val="single" w:color="000000" w:sz="4" w:space="0"/>
-              <w:right w:val="single" w:color="000000" w:sz="4" w:space="0"/>
-            </w:tcBorders>
-            <w:shd w:val="clear"/>
-            <w:noWrap/>
-            <w:vAlign w:val="center"/>
-          </w:tcPr>
-          <w:p>
-            <w:pPr>
-              <w:keepNext w:val="0"/>
-              <w:keepLines w:val="0"/>
-              <w:widowControl/>
-              <w:suppressLineNumbers w:val="0"/>
-              <w:jc w:val="center"/>
-              <w:textAlignment w:val="center"/>
-              <w:rPr>
-                <w:rFonts w:hint="eastAsia" w:ascii="仿宋" w:hAnsi="仿宋" w:eastAsia="仿宋" w:cs="仿宋"/>
-                <w:i w:val="0"/>
-                <w:iCs w:val="0"/>
-                <w:color w:val="FF0000"/>
-                <w:sz w:val="22"/>
-                <w:szCs w:val="22"/>
-                <w:u w:val="none"/>
-              </w:rPr>
-            </w:pPr>
-            <w:r>
-              <w:rPr>
-                <w:rFonts w:hint="eastAsia" w:ascii="仿宋" w:hAnsi="仿宋" w:eastAsia="仿宋" w:cs="仿宋"/>
-                <w:i w:val="0"/>
-                <w:iCs w:val="0"/>
-                <w:color w:val="FF0000"/>
-                <w:kern w:val="0"/>
-                <w:sz w:val="22"/>
-                <w:szCs w:val="22"/>
-                <w:u w:val="none"/>
-                <w:bdr w:val="none" w:color="auto" w:sz="0" w:space="0"/>
-                <w:lang w:val="en-US" w:eastAsia="zh-CN" w:bidi="ar"/>
-              </w:rPr>
-              <w:t>是</w:t>
-            </w:r>
-          </w:p>
-        </w:tc>
-        <w:tc>
-          <w:tcPr>
-            <w:tcW w:w="0" w:type="auto"/>
-            <w:tcBorders>
-              <w:top w:val="single" w:color="000000" w:sz="4" w:space="0"/>
-              <w:left w:val="single" w:color="000000" w:sz="4" w:space="0"/>
-              <w:bottom w:val="single" w:color="000000" w:sz="4" w:space="0"/>
-              <w:right w:val="single" w:color="000000" w:sz="4" w:space="0"/>
-            </w:tcBorders>
-            <w:shd w:val="clear"/>
-            <w:noWrap/>
-            <w:vAlign w:val="center"/>
-          </w:tcPr>
-          <w:p>
-            <w:pPr>
-              <w:keepNext w:val="0"/>
-              <w:keepLines w:val="0"/>
-              <w:widowControl/>
-              <w:suppressLineNumbers w:val="0"/>
-              <w:jc w:val="center"/>
-              <w:textAlignment w:val="center"/>
-              <w:rPr>
-                <w:rFonts w:hint="eastAsia" w:ascii="仿宋" w:hAnsi="仿宋" w:eastAsia="仿宋" w:cs="仿宋"/>
-                <w:i w:val="0"/>
-                <w:iCs w:val="0"/>
-                <w:color w:val="FF0000"/>
-                <w:sz w:val="22"/>
-                <w:szCs w:val="22"/>
-                <w:u w:val="none"/>
-              </w:rPr>
-            </w:pPr>
-            <w:r>
-              <w:rPr>
-                <w:rFonts w:hint="eastAsia" w:ascii="仿宋" w:hAnsi="仿宋" w:eastAsia="仿宋" w:cs="仿宋"/>
-                <w:i w:val="0"/>
-                <w:iCs w:val="0"/>
-                <w:color w:val="FF0000"/>
-                <w:kern w:val="0"/>
-                <w:sz w:val="22"/>
-                <w:szCs w:val="22"/>
-                <w:u w:val="none"/>
-                <w:bdr w:val="none" w:color="auto" w:sz="0" w:space="0"/>
-                <w:lang w:val="en-US" w:eastAsia="zh-CN" w:bidi="ar"/>
-              </w:rPr>
-              <w:t>是</w:t>
-            </w:r>
-          </w:p>
-        </w:tc>
-        <w:tc>
-          <w:tcPr>
-            <w:tcW w:w="1032" w:type="dxa"/>
-            <w:tcBorders>
-              <w:top w:val="single" w:color="000000" w:sz="4" w:space="0"/>
-              <w:left w:val="single" w:color="000000" w:sz="4" w:space="0"/>
-              <w:bottom w:val="single" w:color="000000" w:sz="4" w:space="0"/>
-              <w:right w:val="single" w:color="000000" w:sz="4" w:space="0"/>
-            </w:tcBorders>
-            <w:shd w:val="clear"/>
-            <w:noWrap/>
-            <w:vAlign w:val="center"/>
-          </w:tcPr>
-          <w:p>
-            <w:pPr>
-              <w:keepNext w:val="0"/>
-              <w:keepLines w:val="0"/>
-              <w:widowControl/>
-              <w:suppressLineNumbers w:val="0"/>
-              <w:jc w:val="center"/>
-              <w:textAlignment w:val="center"/>
-              <w:rPr>
-                <w:rFonts w:hint="eastAsia" w:ascii="仿宋" w:hAnsi="仿宋" w:eastAsia="仿宋" w:cs="仿宋"/>
-                <w:i w:val="0"/>
-                <w:iCs w:val="0"/>
-                <w:color w:val="000000"/>
-                <w:sz w:val="22"/>
-                <w:szCs w:val="22"/>
-                <w:u w:val="none"/>
-              </w:rPr>
-            </w:pPr>
-            <w:r>
-              <w:rPr>
-                <w:rFonts w:hint="eastAsia" w:ascii="仿宋" w:hAnsi="仿宋" w:eastAsia="仿宋" w:cs="仿宋"/>
-                <w:i w:val="0"/>
-                <w:iCs w:val="0"/>
-                <w:color w:val="000000"/>
-                <w:kern w:val="0"/>
-                <w:sz w:val="22"/>
-                <w:szCs w:val="22"/>
-                <w:u w:val="none"/>
-                <w:lang w:val="en-US" w:eastAsia="zh-CN" w:bidi="ar"/>
-              </w:rPr>
-              <w:t xml:space="preserve">297.03 </w:t>
-            </w:r>
-          </w:p>
-        </w:tc>
-        <w:tc>
-          <w:tcPr>
-            <w:tcW w:w="769" w:type="dxa"/>
-            <w:tcBorders>
-              <w:top w:val="single" w:color="000000" w:sz="4" w:space="0"/>
-              <w:left w:val="single" w:color="000000" w:sz="4" w:space="0"/>
-              <w:bottom w:val="single" w:color="000000" w:sz="4" w:space="0"/>
-              <w:right w:val="single" w:color="000000" w:sz="4" w:space="0"/>
-            </w:tcBorders>
-            <w:shd w:val="clear"/>
-            <w:noWrap/>
-            <w:vAlign w:val="center"/>
-          </w:tcPr>
-          <w:p>
-            <w:pPr>
-              <w:keepNext w:val="0"/>
-              <w:keepLines w:val="0"/>
-              <w:widowControl/>
-              <w:suppressLineNumbers w:val="0"/>
-              <w:jc w:val="center"/>
-              <w:textAlignment w:val="center"/>
-              <w:rPr>
-                <w:rFonts w:hint="eastAsia" w:ascii="仿宋" w:hAnsi="仿宋" w:eastAsia="仿宋" w:cs="仿宋"/>
-                <w:i w:val="0"/>
-                <w:iCs w:val="0"/>
-                <w:color w:val="000000"/>
-                <w:sz w:val="22"/>
-                <w:szCs w:val="22"/>
-                <w:u w:val="none"/>
-              </w:rPr>
-            </w:pPr>
-            <w:r>
-              <w:rPr>
-                <w:rFonts w:hint="eastAsia" w:ascii="仿宋" w:hAnsi="仿宋" w:eastAsia="仿宋" w:cs="仿宋"/>
-                <w:i w:val="0"/>
-                <w:iCs w:val="0"/>
-                <w:color w:val="000000"/>
-                <w:kern w:val="0"/>
-                <w:sz w:val="22"/>
-                <w:szCs w:val="22"/>
-                <w:u w:val="none"/>
-                <w:lang w:val="en-US" w:eastAsia="zh-CN" w:bidi="ar"/>
-              </w:rPr>
-              <w:t>1%</w:t>
-            </w:r>
-          </w:p>
-        </w:tc>
-        <w:tc>
-          <w:tcPr>
-            <w:tcW w:w="1032" w:type="dxa"/>
-            <w:tcBorders>
-              <w:top w:val="single" w:color="000000" w:sz="4" w:space="0"/>
-              <w:left w:val="single" w:color="000000" w:sz="4" w:space="0"/>
-              <w:bottom w:val="single" w:color="000000" w:sz="4" w:space="0"/>
-              <w:right w:val="single" w:color="000000" w:sz="4" w:space="0"/>
-            </w:tcBorders>
-            <w:shd w:val="clear"/>
-            <w:noWrap/>
-            <w:vAlign w:val="center"/>
-          </w:tcPr>
-          <w:p>
-            <w:pPr>
-              <w:keepNext w:val="0"/>
-              <w:keepLines w:val="0"/>
-              <w:widowControl/>
-              <w:suppressLineNumbers w:val="0"/>
-              <w:jc w:val="center"/>
-              <w:textAlignment w:val="center"/>
-              <w:rPr>
-                <w:rFonts w:hint="eastAsia" w:ascii="仿宋" w:hAnsi="仿宋" w:eastAsia="仿宋" w:cs="仿宋"/>
-                <w:i w:val="0"/>
-                <w:iCs w:val="0"/>
-                <w:color w:val="000000"/>
-                <w:sz w:val="22"/>
-                <w:szCs w:val="22"/>
-                <w:u w:val="none"/>
-              </w:rPr>
-            </w:pPr>
-            <w:r>
-              <w:rPr>
-                <w:rFonts w:hint="eastAsia" w:ascii="仿宋" w:hAnsi="仿宋" w:eastAsia="仿宋" w:cs="仿宋"/>
-                <w:i w:val="0"/>
-                <w:iCs w:val="0"/>
-                <w:color w:val="000000"/>
-                <w:kern w:val="0"/>
-                <w:sz w:val="22"/>
-                <w:szCs w:val="22"/>
-                <w:u w:val="none"/>
-                <w:lang w:val="en-US" w:eastAsia="zh-CN" w:bidi="ar"/>
-              </w:rPr>
-              <w:t>300</w:t>
-            </w:r>
-          </w:p>
-        </w:tc>
-        <w:tc>
-          <w:tcPr>
-            <w:tcW w:w="0" w:type="auto"/>
-            <w:tcBorders>
-              <w:top w:val="single" w:color="000000" w:sz="4" w:space="0"/>
-              <w:left w:val="single" w:color="000000" w:sz="4" w:space="0"/>
-              <w:bottom w:val="single" w:color="000000" w:sz="4" w:space="0"/>
-              <w:right w:val="single" w:color="000000" w:sz="4" w:space="0"/>
-            </w:tcBorders>
-            <w:shd w:val="clear"/>
-            <w:noWrap/>
-            <w:vAlign w:val="center"/>
-          </w:tcPr>
-          <w:p>
-            <w:pPr>
-              <w:jc w:val="center"/>
-              <w:rPr>
-                <w:rFonts w:hint="eastAsia" w:ascii="仿宋" w:hAnsi="仿宋" w:eastAsia="仿宋" w:cs="仿宋"/>
-                <w:i w:val="0"/>
-                <w:iCs w:val="0"/>
-                <w:color w:val="000000"/>
-                <w:sz w:val="22"/>
-                <w:szCs w:val="22"/>
-                <w:u w:val="none"/>
-              </w:rPr>
-            </w:pPr>
-          </w:p>
-        </w:tc>
-      </w:tr>
-      <w:tr>
-        <w:tblPrEx>
-          <w:tblBorders>
-            <w:top w:val="none" w:color="auto" w:sz="0" w:space="0"/>
-            <w:left w:val="none" w:color="auto" w:sz="0" w:space="0"/>
-            <w:bottom w:val="none" w:color="auto" w:sz="0" w:space="0"/>
-            <w:right w:val="none" w:color="auto" w:sz="0" w:space="0"/>
-            <w:insideH w:val="none" w:color="auto" w:sz="0" w:space="0"/>
-            <w:insideV w:val="none" w:color="auto" w:sz="0" w:space="0"/>
-          </w:tblBorders>
-          <w:shd w:val="clear"/>
-          <w:tblCellMar>
-            <w:top w:w="0" w:type="dxa"/>
-            <w:left w:w="108" w:type="dxa"/>
-            <w:bottom w:w="0" w:type="dxa"/>
-            <w:right w:w="108" w:type="dxa"/>
-          </w:tblCellMar>
-        </w:tblPrEx>
-        <w:trPr>
-          <w:trHeight w:val="499" w:hRule="atLeast"/>
-        </w:trPr>
-        <w:tc>
-          <w:tcPr>
-            <w:tcW w:w="0" w:type="auto"/>
-            <w:tcBorders>
-              <w:top w:val="single" w:color="000000" w:sz="4" w:space="0"/>
-              <w:left w:val="single" w:color="000000" w:sz="4" w:space="0"/>
-              <w:bottom w:val="single" w:color="000000" w:sz="4" w:space="0"/>
-              <w:right w:val="single" w:color="000000" w:sz="4" w:space="0"/>
-            </w:tcBorders>
-            <w:shd w:val="clear"/>
-            <w:noWrap/>
-            <w:vAlign w:val="center"/>
-          </w:tcPr>
-          <w:p>
-            <w:pPr>
-              <w:keepNext w:val="0"/>
-              <w:keepLines w:val="0"/>
-              <w:widowControl/>
-              <w:suppressLineNumbers w:val="0"/>
-              <w:jc w:val="center"/>
-              <w:textAlignment w:val="center"/>
-              <w:rPr>
-                <w:rFonts w:hint="eastAsia" w:ascii="仿宋" w:hAnsi="仿宋" w:eastAsia="仿宋" w:cs="仿宋"/>
-                <w:i w:val="0"/>
-                <w:iCs w:val="0"/>
-                <w:color w:val="000000"/>
-                <w:sz w:val="22"/>
-                <w:szCs w:val="22"/>
-                <w:u w:val="none"/>
-              </w:rPr>
-            </w:pPr>
-            <w:r>
-              <w:rPr>
-                <w:rFonts w:hint="eastAsia" w:ascii="仿宋" w:hAnsi="仿宋" w:eastAsia="仿宋" w:cs="仿宋"/>
-                <w:i w:val="0"/>
-                <w:iCs w:val="0"/>
-                <w:color w:val="000000"/>
-                <w:kern w:val="0"/>
-                <w:sz w:val="22"/>
-                <w:szCs w:val="22"/>
-                <w:u w:val="none"/>
-                <w:bdr w:val="none" w:color="auto" w:sz="0" w:space="0"/>
-                <w:lang w:val="en-US" w:eastAsia="zh-CN" w:bidi="ar"/>
-              </w:rPr>
-              <w:t>挖掘机</w:t>
-            </w:r>
-          </w:p>
-        </w:tc>
-        <w:tc>
-          <w:tcPr>
-            <w:tcW w:w="0" w:type="auto"/>
-            <w:tcBorders>
-              <w:top w:val="single" w:color="000000" w:sz="4" w:space="0"/>
-              <w:left w:val="single" w:color="000000" w:sz="4" w:space="0"/>
-              <w:bottom w:val="single" w:color="000000" w:sz="4" w:space="0"/>
-              <w:right w:val="single" w:color="000000" w:sz="4" w:space="0"/>
-            </w:tcBorders>
-            <w:shd w:val="clear"/>
-            <w:noWrap/>
-            <w:vAlign w:val="center"/>
-          </w:tcPr>
-          <w:p>
-            <w:pPr>
-              <w:keepNext w:val="0"/>
-              <w:keepLines w:val="0"/>
-              <w:widowControl/>
-              <w:suppressLineNumbers w:val="0"/>
-              <w:jc w:val="center"/>
-              <w:textAlignment w:val="center"/>
-              <w:rPr>
-                <w:rFonts w:hint="eastAsia" w:ascii="仿宋" w:hAnsi="仿宋" w:eastAsia="仿宋" w:cs="仿宋"/>
-                <w:i w:val="0"/>
-                <w:iCs w:val="0"/>
-                <w:color w:val="000000"/>
-                <w:sz w:val="22"/>
-                <w:szCs w:val="22"/>
-                <w:u w:val="none"/>
-              </w:rPr>
-            </w:pPr>
-            <w:r>
-              <w:rPr>
-                <w:rFonts w:hint="eastAsia" w:ascii="仿宋" w:hAnsi="仿宋" w:eastAsia="仿宋" w:cs="仿宋"/>
-                <w:i w:val="0"/>
-                <w:iCs w:val="0"/>
-                <w:color w:val="000000"/>
-                <w:kern w:val="0"/>
-                <w:sz w:val="22"/>
-                <w:szCs w:val="22"/>
-                <w:u w:val="none"/>
-                <w:bdr w:val="none" w:color="auto" w:sz="0" w:space="0"/>
-                <w:lang w:val="en-US" w:eastAsia="zh-CN" w:bidi="ar"/>
-              </w:rPr>
-              <w:t>神钢260</w:t>
-            </w:r>
-          </w:p>
-        </w:tc>
-        <w:tc>
-          <w:tcPr>
-            <w:tcW w:w="0" w:type="auto"/>
-            <w:tcBorders>
-              <w:top w:val="single" w:color="000000" w:sz="4" w:space="0"/>
-              <w:left w:val="single" w:color="000000" w:sz="4" w:space="0"/>
-              <w:bottom w:val="single" w:color="000000" w:sz="4" w:space="0"/>
-              <w:right w:val="single" w:color="000000" w:sz="4" w:space="0"/>
-            </w:tcBorders>
-            <w:shd w:val="clear"/>
-            <w:noWrap/>
-            <w:vAlign w:val="center"/>
-          </w:tcPr>
-          <w:p>
-            <w:pPr>
-              <w:keepNext w:val="0"/>
-              <w:keepLines w:val="0"/>
-              <w:widowControl/>
-              <w:suppressLineNumbers w:val="0"/>
-              <w:jc w:val="center"/>
-              <w:textAlignment w:val="center"/>
-              <w:rPr>
-                <w:rFonts w:hint="eastAsia" w:ascii="仿宋" w:hAnsi="仿宋" w:eastAsia="仿宋" w:cs="仿宋"/>
-                <w:i w:val="0"/>
-                <w:iCs w:val="0"/>
-                <w:color w:val="000000"/>
-                <w:sz w:val="22"/>
-                <w:szCs w:val="22"/>
-                <w:u w:val="none"/>
-              </w:rPr>
-            </w:pPr>
-            <w:r>
-              <w:rPr>
-                <w:rFonts w:hint="eastAsia" w:ascii="仿宋" w:hAnsi="仿宋" w:eastAsia="仿宋" w:cs="仿宋"/>
-                <w:i w:val="0"/>
-                <w:iCs w:val="0"/>
-                <w:color w:val="000000"/>
-                <w:kern w:val="0"/>
-                <w:sz w:val="22"/>
-                <w:szCs w:val="22"/>
-                <w:u w:val="none"/>
-                <w:bdr w:val="none" w:color="auto" w:sz="0" w:space="0"/>
-                <w:lang w:val="en-US" w:eastAsia="zh-CN" w:bidi="ar"/>
-              </w:rPr>
-              <w:t>1</w:t>
-            </w:r>
-          </w:p>
-        </w:tc>
-        <w:tc>
-          <w:tcPr>
-            <w:tcW w:w="0" w:type="auto"/>
-            <w:tcBorders>
-              <w:top w:val="single" w:color="000000" w:sz="4" w:space="0"/>
-              <w:left w:val="single" w:color="000000" w:sz="4" w:space="0"/>
-              <w:bottom w:val="single" w:color="000000" w:sz="4" w:space="0"/>
-              <w:right w:val="single" w:color="000000" w:sz="4" w:space="0"/>
-            </w:tcBorders>
-            <w:shd w:val="clear"/>
-            <w:noWrap/>
-            <w:vAlign w:val="center"/>
-          </w:tcPr>
-          <w:p>
-            <w:pPr>
-              <w:keepNext w:val="0"/>
-              <w:keepLines w:val="0"/>
-              <w:widowControl/>
-              <w:suppressLineNumbers w:val="0"/>
-              <w:jc w:val="center"/>
-              <w:textAlignment w:val="center"/>
-              <w:rPr>
-                <w:rFonts w:hint="eastAsia" w:ascii="仿宋" w:hAnsi="仿宋" w:eastAsia="仿宋" w:cs="仿宋"/>
-                <w:i w:val="0"/>
-                <w:iCs w:val="0"/>
-                <w:color w:val="000000"/>
-                <w:sz w:val="22"/>
-                <w:szCs w:val="22"/>
-                <w:u w:val="none"/>
-              </w:rPr>
-            </w:pPr>
-            <w:r>
-              <w:rPr>
-                <w:rFonts w:hint="eastAsia" w:ascii="仿宋" w:hAnsi="仿宋" w:eastAsia="仿宋" w:cs="仿宋"/>
-                <w:i w:val="0"/>
-                <w:iCs w:val="0"/>
-                <w:color w:val="000000"/>
-                <w:kern w:val="0"/>
-                <w:sz w:val="22"/>
-                <w:szCs w:val="22"/>
-                <w:u w:val="none"/>
-                <w:bdr w:val="none" w:color="auto" w:sz="0" w:space="0"/>
-                <w:lang w:val="en-US" w:eastAsia="zh-CN" w:bidi="ar"/>
-              </w:rPr>
-              <w:t>台/小时</w:t>
-            </w:r>
-          </w:p>
-        </w:tc>
-        <w:tc>
-          <w:tcPr>
-            <w:tcW w:w="0" w:type="auto"/>
-            <w:tcBorders>
-              <w:top w:val="single" w:color="000000" w:sz="4" w:space="0"/>
-              <w:left w:val="single" w:color="000000" w:sz="4" w:space="0"/>
-              <w:bottom w:val="single" w:color="000000" w:sz="4" w:space="0"/>
-              <w:right w:val="single" w:color="000000" w:sz="4" w:space="0"/>
-            </w:tcBorders>
-            <w:shd w:val="clear"/>
-            <w:noWrap/>
-            <w:vAlign w:val="center"/>
-          </w:tcPr>
-          <w:p>
-            <w:pPr>
-              <w:keepNext w:val="0"/>
-              <w:keepLines w:val="0"/>
-              <w:widowControl/>
-              <w:suppressLineNumbers w:val="0"/>
-              <w:jc w:val="center"/>
-              <w:textAlignment w:val="center"/>
-              <w:rPr>
-                <w:rFonts w:hint="eastAsia" w:ascii="仿宋" w:hAnsi="仿宋" w:eastAsia="仿宋" w:cs="仿宋"/>
-                <w:i w:val="0"/>
-                <w:iCs w:val="0"/>
-                <w:color w:val="FF0000"/>
-                <w:sz w:val="22"/>
-                <w:szCs w:val="22"/>
-                <w:u w:val="none"/>
-              </w:rPr>
-            </w:pPr>
-            <w:r>
-              <w:rPr>
-                <w:rFonts w:hint="eastAsia" w:ascii="仿宋" w:hAnsi="仿宋" w:eastAsia="仿宋" w:cs="仿宋"/>
-                <w:i w:val="0"/>
-                <w:iCs w:val="0"/>
-                <w:color w:val="FF0000"/>
-                <w:kern w:val="0"/>
-                <w:sz w:val="22"/>
-                <w:szCs w:val="22"/>
-                <w:u w:val="none"/>
-                <w:bdr w:val="none" w:color="auto" w:sz="0" w:space="0"/>
-                <w:lang w:val="en-US" w:eastAsia="zh-CN" w:bidi="ar"/>
-              </w:rPr>
-              <w:t>是</w:t>
-            </w:r>
-          </w:p>
-        </w:tc>
-        <w:tc>
-          <w:tcPr>
-            <w:tcW w:w="0" w:type="auto"/>
-            <w:tcBorders>
-              <w:top w:val="single" w:color="000000" w:sz="4" w:space="0"/>
-              <w:left w:val="single" w:color="000000" w:sz="4" w:space="0"/>
-              <w:bottom w:val="single" w:color="000000" w:sz="4" w:space="0"/>
-              <w:right w:val="single" w:color="000000" w:sz="4" w:space="0"/>
-            </w:tcBorders>
-            <w:shd w:val="clear"/>
-            <w:noWrap/>
-            <w:vAlign w:val="center"/>
-          </w:tcPr>
-          <w:p>
-            <w:pPr>
-              <w:keepNext w:val="0"/>
-              <w:keepLines w:val="0"/>
-              <w:widowControl/>
-              <w:suppressLineNumbers w:val="0"/>
-              <w:jc w:val="center"/>
-              <w:textAlignment w:val="center"/>
-              <w:rPr>
-                <w:rFonts w:hint="eastAsia" w:ascii="仿宋" w:hAnsi="仿宋" w:eastAsia="仿宋" w:cs="仿宋"/>
-                <w:i w:val="0"/>
-                <w:iCs w:val="0"/>
-                <w:color w:val="FF0000"/>
-                <w:sz w:val="22"/>
-                <w:szCs w:val="22"/>
-                <w:u w:val="none"/>
-              </w:rPr>
-            </w:pPr>
-            <w:r>
-              <w:rPr>
-                <w:rFonts w:hint="eastAsia" w:ascii="仿宋" w:hAnsi="仿宋" w:eastAsia="仿宋" w:cs="仿宋"/>
-                <w:i w:val="0"/>
-                <w:iCs w:val="0"/>
-                <w:color w:val="FF0000"/>
-                <w:kern w:val="0"/>
-                <w:sz w:val="22"/>
-                <w:szCs w:val="22"/>
-                <w:u w:val="none"/>
-                <w:bdr w:val="none" w:color="auto" w:sz="0" w:space="0"/>
-                <w:lang w:val="en-US" w:eastAsia="zh-CN" w:bidi="ar"/>
-              </w:rPr>
-              <w:t>是</w:t>
-            </w:r>
-          </w:p>
-        </w:tc>
-        <w:tc>
-          <w:tcPr>
-            <w:tcW w:w="1032" w:type="dxa"/>
-            <w:tcBorders>
-              <w:top w:val="single" w:color="000000" w:sz="4" w:space="0"/>
-              <w:left w:val="single" w:color="000000" w:sz="4" w:space="0"/>
-              <w:bottom w:val="single" w:color="000000" w:sz="4" w:space="0"/>
-              <w:right w:val="single" w:color="000000" w:sz="4" w:space="0"/>
-            </w:tcBorders>
-            <w:shd w:val="clear"/>
-            <w:noWrap/>
-            <w:vAlign w:val="center"/>
-          </w:tcPr>
-          <w:p>
-            <w:pPr>
-              <w:keepNext w:val="0"/>
-              <w:keepLines w:val="0"/>
-              <w:widowControl/>
-              <w:suppressLineNumbers w:val="0"/>
-              <w:jc w:val="center"/>
-              <w:textAlignment w:val="center"/>
-              <w:rPr>
-                <w:rFonts w:hint="eastAsia" w:ascii="仿宋" w:hAnsi="仿宋" w:eastAsia="仿宋" w:cs="仿宋"/>
-                <w:i w:val="0"/>
-                <w:iCs w:val="0"/>
-                <w:color w:val="000000"/>
-                <w:sz w:val="22"/>
-                <w:szCs w:val="22"/>
-                <w:u w:val="none"/>
-              </w:rPr>
-            </w:pPr>
-            <w:r>
-              <w:rPr>
-                <w:rFonts w:hint="eastAsia" w:ascii="仿宋" w:hAnsi="仿宋" w:eastAsia="仿宋" w:cs="仿宋"/>
-                <w:i w:val="0"/>
-                <w:iCs w:val="0"/>
-                <w:color w:val="000000"/>
-                <w:kern w:val="0"/>
-                <w:sz w:val="22"/>
-                <w:szCs w:val="22"/>
-                <w:u w:val="none"/>
-                <w:lang w:val="en-US" w:eastAsia="zh-CN" w:bidi="ar"/>
-              </w:rPr>
-              <w:t xml:space="preserve">297.03 </w:t>
-            </w:r>
-          </w:p>
-        </w:tc>
-        <w:tc>
-          <w:tcPr>
-            <w:tcW w:w="769" w:type="dxa"/>
-            <w:tcBorders>
-              <w:top w:val="single" w:color="000000" w:sz="4" w:space="0"/>
-              <w:left w:val="single" w:color="000000" w:sz="4" w:space="0"/>
-              <w:bottom w:val="single" w:color="000000" w:sz="4" w:space="0"/>
-              <w:right w:val="single" w:color="000000" w:sz="4" w:space="0"/>
-            </w:tcBorders>
-            <w:shd w:val="clear"/>
-            <w:noWrap/>
-            <w:vAlign w:val="center"/>
-          </w:tcPr>
-          <w:p>
-            <w:pPr>
-              <w:keepNext w:val="0"/>
-              <w:keepLines w:val="0"/>
-              <w:widowControl/>
-              <w:suppressLineNumbers w:val="0"/>
-              <w:jc w:val="center"/>
-              <w:textAlignment w:val="center"/>
-              <w:rPr>
-                <w:rFonts w:hint="eastAsia" w:ascii="仿宋" w:hAnsi="仿宋" w:eastAsia="仿宋" w:cs="仿宋"/>
-                <w:i w:val="0"/>
-                <w:iCs w:val="0"/>
-                <w:color w:val="000000"/>
-                <w:sz w:val="22"/>
-                <w:szCs w:val="22"/>
-                <w:u w:val="none"/>
-              </w:rPr>
-            </w:pPr>
-            <w:r>
-              <w:rPr>
-                <w:rFonts w:hint="eastAsia" w:ascii="仿宋" w:hAnsi="仿宋" w:eastAsia="仿宋" w:cs="仿宋"/>
-                <w:i w:val="0"/>
-                <w:iCs w:val="0"/>
-                <w:color w:val="000000"/>
-                <w:kern w:val="0"/>
-                <w:sz w:val="22"/>
-                <w:szCs w:val="22"/>
-                <w:u w:val="none"/>
-                <w:lang w:val="en-US" w:eastAsia="zh-CN" w:bidi="ar"/>
-              </w:rPr>
-              <w:t>1%</w:t>
-            </w:r>
-          </w:p>
-        </w:tc>
-        <w:tc>
-          <w:tcPr>
-            <w:tcW w:w="1032" w:type="dxa"/>
-            <w:tcBorders>
-              <w:top w:val="single" w:color="000000" w:sz="4" w:space="0"/>
-              <w:left w:val="single" w:color="000000" w:sz="4" w:space="0"/>
-              <w:bottom w:val="single" w:color="000000" w:sz="4" w:space="0"/>
-              <w:right w:val="single" w:color="000000" w:sz="4" w:space="0"/>
-            </w:tcBorders>
-            <w:shd w:val="clear"/>
-            <w:noWrap/>
-            <w:vAlign w:val="center"/>
-          </w:tcPr>
-          <w:p>
-            <w:pPr>
-              <w:keepNext w:val="0"/>
-              <w:keepLines w:val="0"/>
-              <w:widowControl/>
-              <w:suppressLineNumbers w:val="0"/>
-              <w:jc w:val="center"/>
-              <w:textAlignment w:val="center"/>
-              <w:rPr>
-                <w:rFonts w:hint="eastAsia" w:ascii="仿宋" w:hAnsi="仿宋" w:eastAsia="仿宋" w:cs="仿宋"/>
-                <w:i w:val="0"/>
-                <w:iCs w:val="0"/>
-                <w:color w:val="000000"/>
-                <w:sz w:val="22"/>
-                <w:szCs w:val="22"/>
-                <w:u w:val="none"/>
-              </w:rPr>
-            </w:pPr>
-            <w:r>
-              <w:rPr>
-                <w:rFonts w:hint="eastAsia" w:ascii="仿宋" w:hAnsi="仿宋" w:eastAsia="仿宋" w:cs="仿宋"/>
-                <w:i w:val="0"/>
-                <w:iCs w:val="0"/>
-                <w:color w:val="000000"/>
-                <w:kern w:val="0"/>
-                <w:sz w:val="22"/>
-                <w:szCs w:val="22"/>
-                <w:u w:val="none"/>
-                <w:lang w:val="en-US" w:eastAsia="zh-CN" w:bidi="ar"/>
-              </w:rPr>
-              <w:t>300</w:t>
-            </w:r>
-          </w:p>
-        </w:tc>
-        <w:tc>
-          <w:tcPr>
-            <w:tcW w:w="0" w:type="auto"/>
-            <w:tcBorders>
-              <w:top w:val="single" w:color="000000" w:sz="4" w:space="0"/>
-              <w:left w:val="single" w:color="000000" w:sz="4" w:space="0"/>
-              <w:bottom w:val="single" w:color="000000" w:sz="4" w:space="0"/>
-              <w:right w:val="single" w:color="000000" w:sz="4" w:space="0"/>
-            </w:tcBorders>
-            <w:shd w:val="clear"/>
-            <w:noWrap/>
-            <w:vAlign w:val="center"/>
-          </w:tcPr>
-          <w:p>
-            <w:pPr>
-              <w:jc w:val="center"/>
-              <w:rPr>
-                <w:rFonts w:hint="eastAsia" w:ascii="仿宋" w:hAnsi="仿宋" w:eastAsia="仿宋" w:cs="仿宋"/>
-                <w:i w:val="0"/>
-                <w:iCs w:val="0"/>
-                <w:color w:val="000000"/>
-                <w:sz w:val="22"/>
-                <w:szCs w:val="22"/>
-                <w:u w:val="none"/>
-              </w:rPr>
-            </w:pPr>
-          </w:p>
-        </w:tc>
-      </w:tr>
-      <w:tr>
-        <w:tblPrEx>
-          <w:tblBorders>
-            <w:top w:val="none" w:color="auto" w:sz="0" w:space="0"/>
-            <w:left w:val="none" w:color="auto" w:sz="0" w:space="0"/>
-            <w:bottom w:val="none" w:color="auto" w:sz="0" w:space="0"/>
-            <w:right w:val="none" w:color="auto" w:sz="0" w:space="0"/>
-            <w:insideH w:val="none" w:color="auto" w:sz="0" w:space="0"/>
-            <w:insideV w:val="none" w:color="auto" w:sz="0" w:space="0"/>
-          </w:tblBorders>
-          <w:shd w:val="clear"/>
-          <w:tblCellMar>
-            <w:top w:w="0" w:type="dxa"/>
-            <w:left w:w="108" w:type="dxa"/>
-            <w:bottom w:w="0" w:type="dxa"/>
-            <w:right w:w="108" w:type="dxa"/>
-          </w:tblCellMar>
-        </w:tblPrEx>
-        <w:trPr>
-          <w:trHeight w:val="499" w:hRule="atLeast"/>
-        </w:trPr>
-        <w:tc>
-          <w:tcPr>
-            <w:tcW w:w="0" w:type="auto"/>
-            <w:tcBorders>
-              <w:top w:val="single" w:color="000000" w:sz="4" w:space="0"/>
-              <w:left w:val="single" w:color="000000" w:sz="4" w:space="0"/>
-              <w:bottom w:val="single" w:color="000000" w:sz="4" w:space="0"/>
-              <w:right w:val="single" w:color="000000" w:sz="4" w:space="0"/>
-            </w:tcBorders>
-            <w:shd w:val="clear"/>
-            <w:noWrap/>
-            <w:vAlign w:val="center"/>
-          </w:tcPr>
-          <w:p>
-            <w:pPr>
-              <w:keepNext w:val="0"/>
-              <w:keepLines w:val="0"/>
-              <w:widowControl/>
-              <w:suppressLineNumbers w:val="0"/>
-              <w:jc w:val="center"/>
-              <w:textAlignment w:val="center"/>
-              <w:rPr>
-                <w:rFonts w:hint="eastAsia" w:ascii="仿宋" w:hAnsi="仿宋" w:eastAsia="仿宋" w:cs="仿宋"/>
-                <w:i w:val="0"/>
-                <w:iCs w:val="0"/>
-                <w:color w:val="000000"/>
-                <w:sz w:val="22"/>
-                <w:szCs w:val="22"/>
-                <w:u w:val="none"/>
-              </w:rPr>
-            </w:pPr>
-            <w:r>
-              <w:rPr>
-                <w:rFonts w:hint="eastAsia" w:ascii="仿宋" w:hAnsi="仿宋" w:eastAsia="仿宋" w:cs="仿宋"/>
-                <w:i w:val="0"/>
-                <w:iCs w:val="0"/>
-                <w:color w:val="000000"/>
-                <w:kern w:val="0"/>
-                <w:sz w:val="22"/>
-                <w:szCs w:val="22"/>
-                <w:u w:val="none"/>
-                <w:bdr w:val="none" w:color="auto" w:sz="0" w:space="0"/>
-                <w:lang w:val="en-US" w:eastAsia="zh-CN" w:bidi="ar"/>
-              </w:rPr>
-              <w:t>挖掘机</w:t>
-            </w:r>
-          </w:p>
-        </w:tc>
-        <w:tc>
-          <w:tcPr>
-            <w:tcW w:w="0" w:type="auto"/>
-            <w:tcBorders>
-              <w:top w:val="single" w:color="000000" w:sz="4" w:space="0"/>
-              <w:left w:val="single" w:color="000000" w:sz="4" w:space="0"/>
-              <w:bottom w:val="single" w:color="000000" w:sz="4" w:space="0"/>
-              <w:right w:val="single" w:color="000000" w:sz="4" w:space="0"/>
-            </w:tcBorders>
-            <w:shd w:val="clear"/>
-            <w:noWrap/>
-            <w:vAlign w:val="center"/>
-          </w:tcPr>
-          <w:p>
-            <w:pPr>
-              <w:keepNext w:val="0"/>
-              <w:keepLines w:val="0"/>
-              <w:widowControl/>
-              <w:suppressLineNumbers w:val="0"/>
-              <w:jc w:val="center"/>
-              <w:textAlignment w:val="center"/>
-              <w:rPr>
-                <w:rFonts w:hint="eastAsia" w:ascii="仿宋" w:hAnsi="仿宋" w:eastAsia="仿宋" w:cs="仿宋"/>
-                <w:i w:val="0"/>
-                <w:iCs w:val="0"/>
-                <w:color w:val="000000"/>
-                <w:sz w:val="22"/>
-                <w:szCs w:val="22"/>
-                <w:u w:val="none"/>
-              </w:rPr>
-            </w:pPr>
-            <w:r>
-              <w:rPr>
-                <w:rFonts w:hint="eastAsia" w:ascii="仿宋" w:hAnsi="仿宋" w:eastAsia="仿宋" w:cs="仿宋"/>
-                <w:i w:val="0"/>
-                <w:iCs w:val="0"/>
-                <w:color w:val="000000"/>
-                <w:kern w:val="0"/>
-                <w:sz w:val="22"/>
-                <w:szCs w:val="22"/>
-                <w:u w:val="none"/>
-                <w:bdr w:val="none" w:color="auto" w:sz="0" w:space="0"/>
-                <w:lang w:val="en-US" w:eastAsia="zh-CN" w:bidi="ar"/>
-              </w:rPr>
-              <w:t>神钢260</w:t>
-            </w:r>
-          </w:p>
-        </w:tc>
-        <w:tc>
-          <w:tcPr>
-            <w:tcW w:w="0" w:type="auto"/>
-            <w:tcBorders>
-              <w:top w:val="single" w:color="000000" w:sz="4" w:space="0"/>
-              <w:left w:val="single" w:color="000000" w:sz="4" w:space="0"/>
-              <w:bottom w:val="single" w:color="000000" w:sz="4" w:space="0"/>
-              <w:right w:val="single" w:color="000000" w:sz="4" w:space="0"/>
-            </w:tcBorders>
-            <w:shd w:val="clear"/>
-            <w:noWrap/>
-            <w:vAlign w:val="center"/>
-          </w:tcPr>
-          <w:p>
-            <w:pPr>
-              <w:keepNext w:val="0"/>
-              <w:keepLines w:val="0"/>
-              <w:widowControl/>
-              <w:suppressLineNumbers w:val="0"/>
-              <w:jc w:val="center"/>
-              <w:textAlignment w:val="center"/>
-              <w:rPr>
-                <w:rFonts w:hint="eastAsia" w:ascii="仿宋" w:hAnsi="仿宋" w:eastAsia="仿宋" w:cs="仿宋"/>
-                <w:i w:val="0"/>
-                <w:iCs w:val="0"/>
-                <w:color w:val="000000"/>
-                <w:sz w:val="22"/>
-                <w:szCs w:val="22"/>
-                <w:u w:val="none"/>
-              </w:rPr>
-            </w:pPr>
-            <w:r>
-              <w:rPr>
-                <w:rFonts w:hint="eastAsia" w:ascii="仿宋" w:hAnsi="仿宋" w:eastAsia="仿宋" w:cs="仿宋"/>
-                <w:i w:val="0"/>
-                <w:iCs w:val="0"/>
-                <w:color w:val="000000"/>
-                <w:kern w:val="0"/>
-                <w:sz w:val="22"/>
-                <w:szCs w:val="22"/>
-                <w:u w:val="none"/>
-                <w:bdr w:val="none" w:color="auto" w:sz="0" w:space="0"/>
-                <w:lang w:val="en-US" w:eastAsia="zh-CN" w:bidi="ar"/>
-              </w:rPr>
-              <w:t>1</w:t>
-            </w:r>
-          </w:p>
-        </w:tc>
-        <w:tc>
-          <w:tcPr>
-            <w:tcW w:w="0" w:type="auto"/>
-            <w:tcBorders>
-              <w:top w:val="single" w:color="000000" w:sz="4" w:space="0"/>
-              <w:left w:val="single" w:color="000000" w:sz="4" w:space="0"/>
-              <w:bottom w:val="single" w:color="000000" w:sz="4" w:space="0"/>
-              <w:right w:val="single" w:color="000000" w:sz="4" w:space="0"/>
-            </w:tcBorders>
-            <w:shd w:val="clear"/>
-            <w:noWrap/>
-            <w:vAlign w:val="center"/>
-          </w:tcPr>
-          <w:p>
-            <w:pPr>
-              <w:keepNext w:val="0"/>
-              <w:keepLines w:val="0"/>
-              <w:widowControl/>
-              <w:suppressLineNumbers w:val="0"/>
-              <w:jc w:val="center"/>
-              <w:textAlignment w:val="center"/>
-              <w:rPr>
-                <w:rFonts w:hint="eastAsia" w:ascii="仿宋" w:hAnsi="仿宋" w:eastAsia="仿宋" w:cs="仿宋"/>
-                <w:i w:val="0"/>
-                <w:iCs w:val="0"/>
-                <w:color w:val="000000"/>
-                <w:sz w:val="22"/>
-                <w:szCs w:val="22"/>
-                <w:u w:val="none"/>
-              </w:rPr>
-            </w:pPr>
-            <w:r>
-              <w:rPr>
-                <w:rFonts w:hint="eastAsia" w:ascii="仿宋" w:hAnsi="仿宋" w:eastAsia="仿宋" w:cs="仿宋"/>
-                <w:i w:val="0"/>
-                <w:iCs w:val="0"/>
-                <w:color w:val="000000"/>
-                <w:kern w:val="0"/>
-                <w:sz w:val="22"/>
-                <w:szCs w:val="22"/>
-                <w:u w:val="none"/>
-                <w:bdr w:val="none" w:color="auto" w:sz="0" w:space="0"/>
-                <w:lang w:val="en-US" w:eastAsia="zh-CN" w:bidi="ar"/>
-              </w:rPr>
-              <w:t>台/小时</w:t>
-            </w:r>
-          </w:p>
-        </w:tc>
-        <w:tc>
-          <w:tcPr>
-            <w:tcW w:w="0" w:type="auto"/>
-            <w:tcBorders>
-              <w:top w:val="single" w:color="000000" w:sz="4" w:space="0"/>
-              <w:left w:val="single" w:color="000000" w:sz="4" w:space="0"/>
-              <w:bottom w:val="single" w:color="000000" w:sz="4" w:space="0"/>
-              <w:right w:val="single" w:color="000000" w:sz="4" w:space="0"/>
-            </w:tcBorders>
-            <w:shd w:val="clear"/>
-            <w:noWrap/>
-            <w:vAlign w:val="center"/>
-          </w:tcPr>
-          <w:p>
-            <w:pPr>
-              <w:keepNext w:val="0"/>
-              <w:keepLines w:val="0"/>
-              <w:widowControl/>
-              <w:suppressLineNumbers w:val="0"/>
-              <w:jc w:val="center"/>
-              <w:textAlignment w:val="center"/>
-              <w:rPr>
-                <w:rFonts w:hint="eastAsia" w:ascii="仿宋" w:hAnsi="仿宋" w:eastAsia="仿宋" w:cs="仿宋"/>
-                <w:i w:val="0"/>
-                <w:iCs w:val="0"/>
-                <w:color w:val="FF0000"/>
-                <w:sz w:val="22"/>
-                <w:szCs w:val="22"/>
-                <w:u w:val="none"/>
-              </w:rPr>
-            </w:pPr>
-            <w:r>
-              <w:rPr>
-                <w:rFonts w:hint="eastAsia" w:ascii="仿宋" w:hAnsi="仿宋" w:eastAsia="仿宋" w:cs="仿宋"/>
-                <w:i w:val="0"/>
-                <w:iCs w:val="0"/>
-                <w:color w:val="FF0000"/>
-                <w:kern w:val="0"/>
-                <w:sz w:val="22"/>
-                <w:szCs w:val="22"/>
-                <w:u w:val="none"/>
-                <w:bdr w:val="none" w:color="auto" w:sz="0" w:space="0"/>
-                <w:lang w:val="en-US" w:eastAsia="zh-CN" w:bidi="ar"/>
-              </w:rPr>
-              <w:t>是</w:t>
-            </w:r>
-          </w:p>
-        </w:tc>
-        <w:tc>
-          <w:tcPr>
-            <w:tcW w:w="0" w:type="auto"/>
-            <w:tcBorders>
-              <w:top w:val="single" w:color="000000" w:sz="4" w:space="0"/>
-              <w:left w:val="single" w:color="000000" w:sz="4" w:space="0"/>
-              <w:bottom w:val="single" w:color="000000" w:sz="4" w:space="0"/>
-              <w:right w:val="single" w:color="000000" w:sz="4" w:space="0"/>
-            </w:tcBorders>
-            <w:shd w:val="clear"/>
-            <w:noWrap/>
-            <w:vAlign w:val="center"/>
-          </w:tcPr>
-          <w:p>
-            <w:pPr>
-              <w:keepNext w:val="0"/>
-              <w:keepLines w:val="0"/>
-              <w:widowControl/>
-              <w:suppressLineNumbers w:val="0"/>
-              <w:jc w:val="center"/>
-              <w:textAlignment w:val="center"/>
-              <w:rPr>
-                <w:rFonts w:hint="eastAsia" w:ascii="仿宋" w:hAnsi="仿宋" w:eastAsia="仿宋" w:cs="仿宋"/>
-                <w:i w:val="0"/>
-                <w:iCs w:val="0"/>
-                <w:color w:val="FF0000"/>
-                <w:sz w:val="22"/>
-                <w:szCs w:val="22"/>
-                <w:u w:val="none"/>
-              </w:rPr>
-            </w:pPr>
-            <w:r>
-              <w:rPr>
-                <w:rFonts w:hint="eastAsia" w:ascii="仿宋" w:hAnsi="仿宋" w:eastAsia="仿宋" w:cs="仿宋"/>
-                <w:i w:val="0"/>
-                <w:iCs w:val="0"/>
-                <w:color w:val="FF0000"/>
-                <w:kern w:val="0"/>
-                <w:sz w:val="22"/>
-                <w:szCs w:val="22"/>
-                <w:u w:val="none"/>
-                <w:bdr w:val="none" w:color="auto" w:sz="0" w:space="0"/>
-                <w:lang w:val="en-US" w:eastAsia="zh-CN" w:bidi="ar"/>
-              </w:rPr>
-              <w:t>是</w:t>
-            </w:r>
-          </w:p>
-        </w:tc>
-        <w:tc>
-          <w:tcPr>
-            <w:tcW w:w="1032" w:type="dxa"/>
-            <w:tcBorders>
-              <w:top w:val="single" w:color="000000" w:sz="4" w:space="0"/>
-              <w:left w:val="single" w:color="000000" w:sz="4" w:space="0"/>
-              <w:bottom w:val="single" w:color="000000" w:sz="4" w:space="0"/>
-              <w:right w:val="single" w:color="000000" w:sz="4" w:space="0"/>
-            </w:tcBorders>
-            <w:shd w:val="clear"/>
-            <w:noWrap/>
-            <w:vAlign w:val="center"/>
-          </w:tcPr>
-          <w:p>
-            <w:pPr>
-              <w:keepNext w:val="0"/>
-              <w:keepLines w:val="0"/>
-              <w:widowControl/>
-              <w:suppressLineNumbers w:val="0"/>
-              <w:jc w:val="center"/>
-              <w:textAlignment w:val="center"/>
-              <w:rPr>
-                <w:rFonts w:hint="eastAsia" w:ascii="仿宋" w:hAnsi="仿宋" w:eastAsia="仿宋" w:cs="仿宋"/>
-                <w:i w:val="0"/>
-                <w:iCs w:val="0"/>
-                <w:color w:val="000000"/>
-                <w:sz w:val="22"/>
-                <w:szCs w:val="22"/>
-                <w:u w:val="none"/>
-              </w:rPr>
-            </w:pPr>
-            <w:r>
-              <w:rPr>
-                <w:rFonts w:hint="eastAsia" w:ascii="仿宋" w:hAnsi="仿宋" w:eastAsia="仿宋" w:cs="仿宋"/>
-                <w:i w:val="0"/>
-                <w:iCs w:val="0"/>
-                <w:color w:val="000000"/>
-                <w:kern w:val="0"/>
-                <w:sz w:val="22"/>
-                <w:szCs w:val="22"/>
-                <w:u w:val="none"/>
-                <w:lang w:val="en-US" w:eastAsia="zh-CN" w:bidi="ar"/>
-              </w:rPr>
-              <w:t xml:space="preserve">297.03 </w:t>
-            </w:r>
-          </w:p>
-        </w:tc>
-        <w:tc>
-          <w:tcPr>
-            <w:tcW w:w="769" w:type="dxa"/>
-            <w:tcBorders>
-              <w:top w:val="single" w:color="000000" w:sz="4" w:space="0"/>
-              <w:left w:val="single" w:color="000000" w:sz="4" w:space="0"/>
-              <w:bottom w:val="single" w:color="000000" w:sz="4" w:space="0"/>
-              <w:right w:val="single" w:color="000000" w:sz="4" w:space="0"/>
-            </w:tcBorders>
-            <w:shd w:val="clear"/>
-            <w:noWrap/>
-            <w:vAlign w:val="center"/>
-          </w:tcPr>
-          <w:p>
-            <w:pPr>
-              <w:keepNext w:val="0"/>
-              <w:keepLines w:val="0"/>
-              <w:widowControl/>
-              <w:suppressLineNumbers w:val="0"/>
-              <w:jc w:val="center"/>
-              <w:textAlignment w:val="center"/>
-              <w:rPr>
-                <w:rFonts w:hint="eastAsia" w:ascii="仿宋" w:hAnsi="仿宋" w:eastAsia="仿宋" w:cs="仿宋"/>
-                <w:i w:val="0"/>
-                <w:iCs w:val="0"/>
-                <w:color w:val="000000"/>
-                <w:sz w:val="22"/>
-                <w:szCs w:val="22"/>
-                <w:u w:val="none"/>
-              </w:rPr>
-            </w:pPr>
-            <w:r>
-              <w:rPr>
-                <w:rFonts w:hint="eastAsia" w:ascii="仿宋" w:hAnsi="仿宋" w:eastAsia="仿宋" w:cs="仿宋"/>
-                <w:i w:val="0"/>
-                <w:iCs w:val="0"/>
-                <w:color w:val="000000"/>
-                <w:kern w:val="0"/>
-                <w:sz w:val="22"/>
-                <w:szCs w:val="22"/>
-                <w:u w:val="none"/>
-                <w:lang w:val="en-US" w:eastAsia="zh-CN" w:bidi="ar"/>
-              </w:rPr>
-              <w:t>1%</w:t>
-            </w:r>
-          </w:p>
-        </w:tc>
-        <w:tc>
-          <w:tcPr>
-            <w:tcW w:w="1032" w:type="dxa"/>
-            <w:tcBorders>
-              <w:top w:val="single" w:color="000000" w:sz="4" w:space="0"/>
-              <w:left w:val="single" w:color="000000" w:sz="4" w:space="0"/>
-              <w:bottom w:val="single" w:color="000000" w:sz="4" w:space="0"/>
-              <w:right w:val="single" w:color="000000" w:sz="4" w:space="0"/>
-            </w:tcBorders>
-            <w:shd w:val="clear"/>
-            <w:noWrap/>
-            <w:vAlign w:val="center"/>
-          </w:tcPr>
-          <w:p>
-            <w:pPr>
-              <w:keepNext w:val="0"/>
-              <w:keepLines w:val="0"/>
-              <w:widowControl/>
-              <w:suppressLineNumbers w:val="0"/>
-              <w:jc w:val="center"/>
-              <w:textAlignment w:val="center"/>
-              <w:rPr>
-                <w:rFonts w:hint="eastAsia" w:ascii="仿宋" w:hAnsi="仿宋" w:eastAsia="仿宋" w:cs="仿宋"/>
-                <w:i w:val="0"/>
-                <w:iCs w:val="0"/>
-                <w:color w:val="000000"/>
-                <w:sz w:val="22"/>
-                <w:szCs w:val="22"/>
-                <w:u w:val="none"/>
-              </w:rPr>
-            </w:pPr>
-            <w:r>
-              <w:rPr>
-                <w:rFonts w:hint="eastAsia" w:ascii="仿宋" w:hAnsi="仿宋" w:eastAsia="仿宋" w:cs="仿宋"/>
-                <w:i w:val="0"/>
-                <w:iCs w:val="0"/>
-                <w:color w:val="000000"/>
-                <w:kern w:val="0"/>
-                <w:sz w:val="22"/>
-                <w:szCs w:val="22"/>
-                <w:u w:val="none"/>
-                <w:lang w:val="en-US" w:eastAsia="zh-CN" w:bidi="ar"/>
-              </w:rPr>
-              <w:t>300</w:t>
-            </w:r>
-          </w:p>
-        </w:tc>
-        <w:tc>
-          <w:tcPr>
-            <w:tcW w:w="0" w:type="auto"/>
-            <w:tcBorders>
-              <w:top w:val="single" w:color="000000" w:sz="4" w:space="0"/>
-              <w:left w:val="single" w:color="000000" w:sz="4" w:space="0"/>
-              <w:bottom w:val="single" w:color="000000" w:sz="4" w:space="0"/>
-              <w:right w:val="single" w:color="000000" w:sz="4" w:space="0"/>
-            </w:tcBorders>
-            <w:shd w:val="clear"/>
-            <w:noWrap/>
-            <w:vAlign w:val="center"/>
-          </w:tcPr>
-          <w:p>
-            <w:pPr>
-              <w:jc w:val="center"/>
-              <w:rPr>
-                <w:rFonts w:hint="eastAsia" w:ascii="仿宋" w:hAnsi="仿宋" w:eastAsia="仿宋" w:cs="仿宋"/>
-                <w:i w:val="0"/>
-                <w:iCs w:val="0"/>
-                <w:color w:val="000000"/>
-                <w:sz w:val="22"/>
-                <w:szCs w:val="22"/>
-                <w:u w:val="none"/>
-              </w:rPr>
-            </w:pPr>
-          </w:p>
-        </w:tc>
-      </w:tr>
-      <w:tr>
-        <w:tblPrEx>
-          <w:tblBorders>
-            <w:top w:val="none" w:color="auto" w:sz="0" w:space="0"/>
-            <w:left w:val="none" w:color="auto" w:sz="0" w:space="0"/>
-            <w:bottom w:val="none" w:color="auto" w:sz="0" w:space="0"/>
-            <w:right w:val="none" w:color="auto" w:sz="0" w:space="0"/>
-            <w:insideH w:val="none" w:color="auto" w:sz="0" w:space="0"/>
-            <w:insideV w:val="none" w:color="auto" w:sz="0" w:space="0"/>
-          </w:tblBorders>
-          <w:tblCellMar>
-            <w:top w:w="0" w:type="dxa"/>
-            <w:left w:w="108" w:type="dxa"/>
-            <w:bottom w:w="0" w:type="dxa"/>
-            <w:right w:w="108" w:type="dxa"/>
-          </w:tblCellMar>
-        </w:tblPrEx>
-        <w:trPr>
-          <w:trHeight w:val="499" w:hRule="atLeast"/>
-        </w:trPr>
-        <w:tc>
-          <w:tcPr>
-            <w:tcW w:w="0" w:type="auto"/>
-            <w:tcBorders>
-              <w:top w:val="single" w:color="000000" w:sz="4" w:space="0"/>
-              <w:left w:val="single" w:color="000000" w:sz="4" w:space="0"/>
-              <w:bottom w:val="single" w:color="000000" w:sz="4" w:space="0"/>
-              <w:right w:val="single" w:color="000000" w:sz="4" w:space="0"/>
-            </w:tcBorders>
-            <w:shd w:val="clear"/>
-            <w:noWrap/>
-            <w:vAlign w:val="center"/>
-          </w:tcPr>
-          <w:p>
-            <w:pPr>
-              <w:keepNext w:val="0"/>
-              <w:keepLines w:val="0"/>
-              <w:widowControl/>
-              <w:suppressLineNumbers w:val="0"/>
-              <w:jc w:val="center"/>
-              <w:textAlignment w:val="center"/>
-              <w:rPr>
-                <w:rFonts w:hint="eastAsia" w:ascii="仿宋" w:hAnsi="仿宋" w:eastAsia="仿宋" w:cs="仿宋"/>
-                <w:i w:val="0"/>
-                <w:iCs w:val="0"/>
-                <w:color w:val="000000"/>
-                <w:sz w:val="22"/>
-                <w:szCs w:val="22"/>
-                <w:u w:val="none"/>
-              </w:rPr>
-            </w:pPr>
-            <w:r>
-              <w:rPr>
-                <w:rFonts w:hint="eastAsia" w:ascii="仿宋" w:hAnsi="仿宋" w:eastAsia="仿宋" w:cs="仿宋"/>
-                <w:i w:val="0"/>
-                <w:iCs w:val="0"/>
-                <w:color w:val="000000"/>
-                <w:kern w:val="0"/>
-                <w:sz w:val="22"/>
-                <w:szCs w:val="22"/>
-                <w:u w:val="none"/>
-                <w:bdr w:val="none" w:color="auto" w:sz="0" w:space="0"/>
-                <w:lang w:val="en-US" w:eastAsia="zh-CN" w:bidi="ar"/>
-              </w:rPr>
-              <w:t>挖掘机</w:t>
-            </w:r>
-          </w:p>
-        </w:tc>
-        <w:tc>
-          <w:tcPr>
-            <w:tcW w:w="0" w:type="auto"/>
-            <w:tcBorders>
-              <w:top w:val="single" w:color="000000" w:sz="4" w:space="0"/>
-              <w:left w:val="single" w:color="000000" w:sz="4" w:space="0"/>
-              <w:bottom w:val="single" w:color="000000" w:sz="4" w:space="0"/>
-              <w:right w:val="single" w:color="000000" w:sz="4" w:space="0"/>
-            </w:tcBorders>
-            <w:shd w:val="clear"/>
-            <w:noWrap/>
-            <w:vAlign w:val="center"/>
-          </w:tcPr>
-          <w:p>
-            <w:pPr>
-              <w:keepNext w:val="0"/>
-              <w:keepLines w:val="0"/>
-              <w:widowControl/>
-              <w:suppressLineNumbers w:val="0"/>
-              <w:jc w:val="center"/>
-              <w:textAlignment w:val="center"/>
-              <w:rPr>
-                <w:rFonts w:hint="eastAsia" w:ascii="仿宋" w:hAnsi="仿宋" w:eastAsia="仿宋" w:cs="仿宋"/>
-                <w:i w:val="0"/>
-                <w:iCs w:val="0"/>
-                <w:color w:val="000000"/>
-                <w:sz w:val="22"/>
-                <w:szCs w:val="22"/>
-                <w:u w:val="none"/>
-              </w:rPr>
-            </w:pPr>
-            <w:r>
-              <w:rPr>
-                <w:rFonts w:hint="eastAsia" w:ascii="仿宋" w:hAnsi="仿宋" w:eastAsia="仿宋" w:cs="仿宋"/>
-                <w:i w:val="0"/>
-                <w:iCs w:val="0"/>
-                <w:color w:val="000000"/>
-                <w:kern w:val="0"/>
-                <w:sz w:val="22"/>
-                <w:szCs w:val="22"/>
-                <w:u w:val="none"/>
-                <w:bdr w:val="none" w:color="auto" w:sz="0" w:space="0"/>
-                <w:lang w:val="en-US" w:eastAsia="zh-CN" w:bidi="ar"/>
-              </w:rPr>
-              <w:t>卡特320D</w:t>
-            </w:r>
-          </w:p>
-        </w:tc>
-        <w:tc>
-          <w:tcPr>
-            <w:tcW w:w="0" w:type="auto"/>
-            <w:tcBorders>
-              <w:top w:val="single" w:color="000000" w:sz="4" w:space="0"/>
-              <w:left w:val="single" w:color="000000" w:sz="4" w:space="0"/>
-              <w:bottom w:val="single" w:color="000000" w:sz="4" w:space="0"/>
-              <w:right w:val="single" w:color="000000" w:sz="4" w:space="0"/>
-            </w:tcBorders>
-            <w:shd w:val="clear"/>
-            <w:noWrap/>
-            <w:vAlign w:val="center"/>
-          </w:tcPr>
-          <w:p>
-            <w:pPr>
-              <w:keepNext w:val="0"/>
-              <w:keepLines w:val="0"/>
-              <w:widowControl/>
-              <w:suppressLineNumbers w:val="0"/>
-              <w:jc w:val="center"/>
-              <w:textAlignment w:val="center"/>
-              <w:rPr>
-                <w:rFonts w:hint="eastAsia" w:ascii="仿宋" w:hAnsi="仿宋" w:eastAsia="仿宋" w:cs="仿宋"/>
-                <w:i w:val="0"/>
-                <w:iCs w:val="0"/>
-                <w:color w:val="000000"/>
-                <w:sz w:val="22"/>
-                <w:szCs w:val="22"/>
-                <w:u w:val="none"/>
-                <w:lang w:val="en-US" w:eastAsia="zh-CN"/>
-              </w:rPr>
-            </w:pPr>
-            <w:r>
-              <w:rPr>
-                <w:rFonts w:hint="eastAsia" w:ascii="仿宋" w:hAnsi="仿宋" w:eastAsia="仿宋" w:cs="仿宋"/>
-                <w:i w:val="0"/>
-                <w:iCs w:val="0"/>
-                <w:color w:val="000000"/>
-                <w:sz w:val="22"/>
-                <w:szCs w:val="22"/>
-                <w:u w:val="none"/>
-                <w:lang w:val="en-US" w:eastAsia="zh-CN"/>
-              </w:rPr>
-              <w:t>1</w:t>
-            </w:r>
-          </w:p>
-        </w:tc>
-        <w:tc>
-          <w:tcPr>
-            <w:tcW w:w="0" w:type="auto"/>
-            <w:tcBorders>
-              <w:top w:val="single" w:color="000000" w:sz="4" w:space="0"/>
-              <w:left w:val="single" w:color="000000" w:sz="4" w:space="0"/>
-              <w:bottom w:val="single" w:color="000000" w:sz="4" w:space="0"/>
-              <w:right w:val="single" w:color="000000" w:sz="4" w:space="0"/>
-            </w:tcBorders>
-            <w:shd w:val="clear"/>
-            <w:noWrap/>
-            <w:vAlign w:val="center"/>
-          </w:tcPr>
-          <w:p>
-            <w:pPr>
-              <w:keepNext w:val="0"/>
-              <w:keepLines w:val="0"/>
-              <w:widowControl/>
-              <w:suppressLineNumbers w:val="0"/>
-              <w:jc w:val="center"/>
-              <w:textAlignment w:val="center"/>
-              <w:rPr>
-                <w:rFonts w:hint="eastAsia" w:ascii="仿宋" w:hAnsi="仿宋" w:eastAsia="仿宋" w:cs="仿宋"/>
-                <w:i w:val="0"/>
-                <w:iCs w:val="0"/>
-                <w:color w:val="000000"/>
-                <w:sz w:val="22"/>
-                <w:szCs w:val="22"/>
-                <w:u w:val="none"/>
-              </w:rPr>
-            </w:pPr>
-            <w:r>
-              <w:rPr>
-                <w:rFonts w:hint="eastAsia" w:ascii="仿宋" w:hAnsi="仿宋" w:eastAsia="仿宋" w:cs="仿宋"/>
-                <w:i w:val="0"/>
-                <w:iCs w:val="0"/>
-                <w:color w:val="000000"/>
-                <w:kern w:val="0"/>
-                <w:sz w:val="22"/>
-                <w:szCs w:val="22"/>
-                <w:u w:val="none"/>
-                <w:bdr w:val="none" w:color="auto" w:sz="0" w:space="0"/>
-                <w:lang w:val="en-US" w:eastAsia="zh-CN" w:bidi="ar"/>
-              </w:rPr>
-              <w:t>台/小时</w:t>
-            </w:r>
-          </w:p>
-        </w:tc>
-        <w:tc>
-          <w:tcPr>
-            <w:tcW w:w="0" w:type="auto"/>
-            <w:tcBorders>
-              <w:top w:val="single" w:color="000000" w:sz="4" w:space="0"/>
-              <w:left w:val="single" w:color="000000" w:sz="4" w:space="0"/>
-              <w:bottom w:val="single" w:color="000000" w:sz="4" w:space="0"/>
-              <w:right w:val="single" w:color="000000" w:sz="4" w:space="0"/>
-            </w:tcBorders>
-            <w:shd w:val="clear"/>
-            <w:noWrap/>
-            <w:vAlign w:val="center"/>
-          </w:tcPr>
-          <w:p>
-            <w:pPr>
-              <w:keepNext w:val="0"/>
-              <w:keepLines w:val="0"/>
-              <w:widowControl/>
-              <w:suppressLineNumbers w:val="0"/>
-              <w:jc w:val="center"/>
-              <w:textAlignment w:val="center"/>
-              <w:rPr>
-                <w:rFonts w:hint="eastAsia" w:ascii="仿宋" w:hAnsi="仿宋" w:eastAsia="仿宋" w:cs="仿宋"/>
-                <w:i w:val="0"/>
-                <w:iCs w:val="0"/>
-                <w:color w:val="FF0000"/>
-                <w:sz w:val="22"/>
-                <w:szCs w:val="22"/>
-                <w:u w:val="none"/>
-              </w:rPr>
-            </w:pPr>
-            <w:r>
-              <w:rPr>
-                <w:rFonts w:hint="eastAsia" w:ascii="仿宋" w:hAnsi="仿宋" w:eastAsia="仿宋" w:cs="仿宋"/>
-                <w:i w:val="0"/>
-                <w:iCs w:val="0"/>
-                <w:color w:val="FF0000"/>
-                <w:kern w:val="0"/>
-                <w:sz w:val="22"/>
-                <w:szCs w:val="22"/>
-                <w:u w:val="none"/>
-                <w:bdr w:val="none" w:color="auto" w:sz="0" w:space="0"/>
-                <w:lang w:val="en-US" w:eastAsia="zh-CN" w:bidi="ar"/>
-              </w:rPr>
-              <w:t>是</w:t>
-            </w:r>
-          </w:p>
-        </w:tc>
-        <w:tc>
-          <w:tcPr>
-            <w:tcW w:w="0" w:type="auto"/>
-            <w:tcBorders>
-              <w:top w:val="single" w:color="000000" w:sz="4" w:space="0"/>
-              <w:left w:val="single" w:color="000000" w:sz="4" w:space="0"/>
-              <w:bottom w:val="single" w:color="000000" w:sz="4" w:space="0"/>
-              <w:right w:val="single" w:color="000000" w:sz="4" w:space="0"/>
-            </w:tcBorders>
-            <w:shd w:val="clear"/>
-            <w:noWrap/>
-            <w:vAlign w:val="center"/>
-          </w:tcPr>
-          <w:p>
-            <w:pPr>
-              <w:keepNext w:val="0"/>
-              <w:keepLines w:val="0"/>
-              <w:widowControl/>
-              <w:suppressLineNumbers w:val="0"/>
-              <w:jc w:val="center"/>
-              <w:textAlignment w:val="center"/>
-              <w:rPr>
-                <w:rFonts w:hint="eastAsia" w:ascii="仿宋" w:hAnsi="仿宋" w:eastAsia="仿宋" w:cs="仿宋"/>
-                <w:i w:val="0"/>
-                <w:iCs w:val="0"/>
-                <w:color w:val="FF0000"/>
-                <w:sz w:val="22"/>
-                <w:szCs w:val="22"/>
-                <w:u w:val="none"/>
-              </w:rPr>
-            </w:pPr>
-            <w:r>
-              <w:rPr>
-                <w:rFonts w:hint="eastAsia" w:ascii="仿宋" w:hAnsi="仿宋" w:eastAsia="仿宋" w:cs="仿宋"/>
-                <w:i w:val="0"/>
-                <w:iCs w:val="0"/>
-                <w:color w:val="FF0000"/>
-                <w:kern w:val="0"/>
-                <w:sz w:val="22"/>
-                <w:szCs w:val="22"/>
-                <w:u w:val="none"/>
-                <w:bdr w:val="none" w:color="auto" w:sz="0" w:space="0"/>
-                <w:lang w:val="en-US" w:eastAsia="zh-CN" w:bidi="ar"/>
-              </w:rPr>
-              <w:t>是</w:t>
-            </w:r>
-          </w:p>
-        </w:tc>
-        <w:tc>
-          <w:tcPr>
-            <w:tcW w:w="1032" w:type="dxa"/>
-            <w:tcBorders>
-              <w:top w:val="single" w:color="000000" w:sz="4" w:space="0"/>
-              <w:left w:val="single" w:color="000000" w:sz="4" w:space="0"/>
-              <w:bottom w:val="single" w:color="000000" w:sz="4" w:space="0"/>
-              <w:right w:val="single" w:color="000000" w:sz="4" w:space="0"/>
-            </w:tcBorders>
-            <w:shd w:val="clear"/>
-            <w:noWrap/>
-            <w:vAlign w:val="center"/>
-          </w:tcPr>
-          <w:p>
-            <w:pPr>
-              <w:keepNext w:val="0"/>
-              <w:keepLines w:val="0"/>
-              <w:widowControl/>
-              <w:suppressLineNumbers w:val="0"/>
-              <w:jc w:val="center"/>
-              <w:textAlignment w:val="center"/>
-              <w:rPr>
-                <w:rFonts w:hint="eastAsia" w:ascii="仿宋" w:hAnsi="仿宋" w:eastAsia="仿宋" w:cs="仿宋"/>
-                <w:i w:val="0"/>
-                <w:iCs w:val="0"/>
-                <w:color w:val="000000"/>
-                <w:sz w:val="22"/>
-                <w:szCs w:val="22"/>
-                <w:u w:val="none"/>
-              </w:rPr>
-            </w:pPr>
-            <w:r>
-              <w:rPr>
-                <w:rFonts w:hint="eastAsia" w:ascii="仿宋" w:hAnsi="仿宋" w:eastAsia="仿宋" w:cs="仿宋"/>
-                <w:i w:val="0"/>
-                <w:iCs w:val="0"/>
-                <w:color w:val="000000"/>
-                <w:kern w:val="0"/>
-                <w:sz w:val="22"/>
-                <w:szCs w:val="22"/>
-                <w:u w:val="none"/>
-                <w:lang w:val="en-US" w:eastAsia="zh-CN" w:bidi="ar"/>
-              </w:rPr>
-              <w:t xml:space="preserve">297.03 </w:t>
-            </w:r>
-          </w:p>
-        </w:tc>
-        <w:tc>
-          <w:tcPr>
-            <w:tcW w:w="769" w:type="dxa"/>
-            <w:tcBorders>
-              <w:top w:val="single" w:color="000000" w:sz="4" w:space="0"/>
-              <w:left w:val="single" w:color="000000" w:sz="4" w:space="0"/>
-              <w:bottom w:val="single" w:color="000000" w:sz="4" w:space="0"/>
-              <w:right w:val="single" w:color="000000" w:sz="4" w:space="0"/>
-            </w:tcBorders>
-            <w:shd w:val="clear"/>
-            <w:noWrap/>
-            <w:vAlign w:val="center"/>
-          </w:tcPr>
-          <w:p>
-            <w:pPr>
-              <w:keepNext w:val="0"/>
-              <w:keepLines w:val="0"/>
-              <w:widowControl/>
-              <w:suppressLineNumbers w:val="0"/>
-              <w:jc w:val="center"/>
-              <w:textAlignment w:val="center"/>
-              <w:rPr>
-                <w:rFonts w:hint="eastAsia" w:ascii="仿宋" w:hAnsi="仿宋" w:eastAsia="仿宋" w:cs="仿宋"/>
-                <w:i w:val="0"/>
-                <w:iCs w:val="0"/>
-                <w:color w:val="000000"/>
-                <w:sz w:val="22"/>
-                <w:szCs w:val="22"/>
-                <w:u w:val="none"/>
-              </w:rPr>
-            </w:pPr>
-            <w:r>
-              <w:rPr>
-                <w:rFonts w:hint="eastAsia" w:ascii="仿宋" w:hAnsi="仿宋" w:eastAsia="仿宋" w:cs="仿宋"/>
-                <w:i w:val="0"/>
-                <w:iCs w:val="0"/>
-                <w:color w:val="000000"/>
-                <w:kern w:val="0"/>
-                <w:sz w:val="22"/>
-                <w:szCs w:val="22"/>
-                <w:u w:val="none"/>
-                <w:lang w:val="en-US" w:eastAsia="zh-CN" w:bidi="ar"/>
-              </w:rPr>
-              <w:t>1%</w:t>
-            </w:r>
-          </w:p>
-        </w:tc>
-        <w:tc>
-          <w:tcPr>
-            <w:tcW w:w="1032" w:type="dxa"/>
-            <w:tcBorders>
-              <w:top w:val="single" w:color="000000" w:sz="4" w:space="0"/>
-              <w:left w:val="single" w:color="000000" w:sz="4" w:space="0"/>
-              <w:bottom w:val="single" w:color="000000" w:sz="4" w:space="0"/>
-              <w:right w:val="single" w:color="000000" w:sz="4" w:space="0"/>
-            </w:tcBorders>
-            <w:shd w:val="clear"/>
-            <w:noWrap/>
-            <w:vAlign w:val="center"/>
-          </w:tcPr>
-          <w:p>
-            <w:pPr>
-              <w:keepNext w:val="0"/>
-              <w:keepLines w:val="0"/>
-              <w:widowControl/>
-              <w:suppressLineNumbers w:val="0"/>
-              <w:jc w:val="center"/>
-              <w:textAlignment w:val="center"/>
-              <w:rPr>
-                <w:rFonts w:hint="eastAsia" w:ascii="仿宋" w:hAnsi="仿宋" w:eastAsia="仿宋" w:cs="仿宋"/>
-                <w:i w:val="0"/>
-                <w:iCs w:val="0"/>
-                <w:color w:val="000000"/>
-                <w:sz w:val="22"/>
-                <w:szCs w:val="22"/>
-                <w:u w:val="none"/>
-              </w:rPr>
-            </w:pPr>
-            <w:r>
-              <w:rPr>
-                <w:rFonts w:hint="eastAsia" w:ascii="仿宋" w:hAnsi="仿宋" w:eastAsia="仿宋" w:cs="仿宋"/>
-                <w:i w:val="0"/>
-                <w:iCs w:val="0"/>
-                <w:color w:val="000000"/>
-                <w:kern w:val="0"/>
-                <w:sz w:val="22"/>
-                <w:szCs w:val="22"/>
-                <w:u w:val="none"/>
-                <w:lang w:val="en-US" w:eastAsia="zh-CN" w:bidi="ar"/>
-              </w:rPr>
-              <w:t>300</w:t>
-            </w:r>
-          </w:p>
-        </w:tc>
-        <w:tc>
-          <w:tcPr>
-            <w:tcW w:w="0" w:type="auto"/>
-            <w:tcBorders>
-              <w:top w:val="single" w:color="000000" w:sz="4" w:space="0"/>
-              <w:left w:val="single" w:color="000000" w:sz="4" w:space="0"/>
-              <w:bottom w:val="single" w:color="000000" w:sz="4" w:space="0"/>
-              <w:right w:val="single" w:color="000000" w:sz="4" w:space="0"/>
-            </w:tcBorders>
-            <w:shd w:val="clear"/>
-            <w:noWrap/>
-            <w:vAlign w:val="center"/>
-          </w:tcPr>
-          <w:p>
-            <w:pPr>
-              <w:jc w:val="center"/>
-              <w:rPr>
-                <w:rFonts w:hint="eastAsia" w:ascii="仿宋" w:hAnsi="仿宋" w:eastAsia="仿宋" w:cs="仿宋"/>
-                <w:i w:val="0"/>
-                <w:iCs w:val="0"/>
-                <w:color w:val="000000"/>
-                <w:sz w:val="22"/>
-                <w:szCs w:val="22"/>
-                <w:u w:val="none"/>
-              </w:rPr>
-            </w:pPr>
-          </w:p>
-        </w:tc>
-      </w:tr>
-      <w:tr>
-        <w:tblPrEx>
-          <w:tblBorders>
-            <w:top w:val="none" w:color="auto" w:sz="0" w:space="0"/>
-            <w:left w:val="none" w:color="auto" w:sz="0" w:space="0"/>
-            <w:bottom w:val="none" w:color="auto" w:sz="0" w:space="0"/>
-            <w:right w:val="none" w:color="auto" w:sz="0" w:space="0"/>
-            <w:insideH w:val="none" w:color="auto" w:sz="0" w:space="0"/>
-            <w:insideV w:val="none" w:color="auto" w:sz="0" w:space="0"/>
-          </w:tblBorders>
-          <w:shd w:val="clear"/>
-          <w:tblCellMar>
-            <w:top w:w="0" w:type="dxa"/>
-            <w:left w:w="108" w:type="dxa"/>
-            <w:bottom w:w="0" w:type="dxa"/>
-            <w:right w:w="108" w:type="dxa"/>
-          </w:tblCellMar>
-        </w:tblPrEx>
-        <w:trPr>
-          <w:trHeight w:val="499" w:hRule="atLeast"/>
-        </w:trPr>
-        <w:tc>
-          <w:tcPr>
-            <w:tcW w:w="1100" w:type="dxa"/>
-            <w:tcBorders>
-              <w:top w:val="single" w:color="000000" w:sz="4" w:space="0"/>
-              <w:left w:val="single" w:color="000000" w:sz="4" w:space="0"/>
-              <w:bottom w:val="single" w:color="000000" w:sz="4" w:space="0"/>
-              <w:right w:val="single" w:color="000000" w:sz="4" w:space="0"/>
-            </w:tcBorders>
-            <w:shd w:val="clear"/>
-            <w:noWrap/>
-            <w:vAlign w:val="center"/>
-          </w:tcPr>
-          <w:p>
-            <w:pPr>
-              <w:keepNext w:val="0"/>
-              <w:keepLines w:val="0"/>
-              <w:widowControl/>
-              <w:suppressLineNumbers w:val="0"/>
-              <w:jc w:val="center"/>
-              <w:textAlignment w:val="center"/>
-              <w:rPr>
-                <w:rFonts w:hint="eastAsia" w:ascii="仿宋" w:hAnsi="仿宋" w:eastAsia="仿宋" w:cs="仿宋"/>
-                <w:i w:val="0"/>
-                <w:iCs w:val="0"/>
-                <w:color w:val="000000"/>
-                <w:kern w:val="0"/>
-                <w:sz w:val="22"/>
-                <w:szCs w:val="22"/>
-                <w:u w:val="none"/>
-                <w:bdr w:val="none" w:color="auto" w:sz="0" w:space="0"/>
-                <w:lang w:val="en-US" w:eastAsia="zh-CN" w:bidi="ar"/>
-              </w:rPr>
-            </w:pPr>
-            <w:r>
-              <w:rPr>
-                <w:rFonts w:hint="eastAsia" w:ascii="仿宋" w:hAnsi="仿宋" w:eastAsia="仿宋" w:cs="仿宋"/>
-                <w:i w:val="0"/>
-                <w:iCs w:val="0"/>
-                <w:color w:val="000000"/>
-                <w:kern w:val="0"/>
-                <w:sz w:val="22"/>
-                <w:szCs w:val="22"/>
-                <w:u w:val="none"/>
-                <w:lang w:val="en-US" w:eastAsia="zh-CN" w:bidi="ar"/>
-              </w:rPr>
-              <w:t>挖掘机</w:t>
-            </w:r>
-          </w:p>
-        </w:tc>
-        <w:tc>
-          <w:tcPr>
-            <w:tcW w:w="1151" w:type="dxa"/>
-            <w:tcBorders>
-              <w:top w:val="single" w:color="000000" w:sz="4" w:space="0"/>
-              <w:left w:val="single" w:color="000000" w:sz="4" w:space="0"/>
-              <w:bottom w:val="single" w:color="000000" w:sz="4" w:space="0"/>
-              <w:right w:val="single" w:color="000000" w:sz="4" w:space="0"/>
-            </w:tcBorders>
-            <w:shd w:val="clear"/>
-            <w:noWrap/>
-            <w:vAlign w:val="center"/>
-          </w:tcPr>
-          <w:p>
-            <w:pPr>
-              <w:keepNext w:val="0"/>
-              <w:keepLines w:val="0"/>
-              <w:widowControl/>
-              <w:suppressLineNumbers w:val="0"/>
-              <w:jc w:val="center"/>
-              <w:textAlignment w:val="center"/>
-              <w:rPr>
-                <w:rFonts w:hint="eastAsia" w:ascii="仿宋" w:hAnsi="仿宋" w:eastAsia="仿宋" w:cs="仿宋"/>
-                <w:i w:val="0"/>
-                <w:iCs w:val="0"/>
-                <w:color w:val="000000"/>
-                <w:kern w:val="0"/>
-                <w:sz w:val="22"/>
-                <w:szCs w:val="22"/>
-                <w:u w:val="none"/>
-                <w:bdr w:val="none" w:color="auto" w:sz="0" w:space="0"/>
-                <w:lang w:val="en-US" w:eastAsia="zh-CN" w:bidi="ar"/>
-              </w:rPr>
-            </w:pPr>
-            <w:r>
-              <w:rPr>
-                <w:rFonts w:hint="eastAsia" w:ascii="仿宋" w:hAnsi="仿宋" w:eastAsia="仿宋" w:cs="仿宋"/>
-                <w:i w:val="0"/>
-                <w:iCs w:val="0"/>
-                <w:color w:val="000000"/>
-                <w:kern w:val="0"/>
-                <w:sz w:val="22"/>
-                <w:szCs w:val="22"/>
-                <w:u w:val="none"/>
-                <w:lang w:val="en-US" w:eastAsia="zh-CN" w:bidi="ar"/>
-              </w:rPr>
-              <w:t>卡特320D</w:t>
-            </w:r>
-          </w:p>
-        </w:tc>
-        <w:tc>
-          <w:tcPr>
-            <w:tcW w:w="611" w:type="dxa"/>
-            <w:tcBorders>
-              <w:top w:val="single" w:color="000000" w:sz="4" w:space="0"/>
-              <w:left w:val="single" w:color="000000" w:sz="4" w:space="0"/>
-              <w:bottom w:val="single" w:color="000000" w:sz="4" w:space="0"/>
-              <w:right w:val="single" w:color="000000" w:sz="4" w:space="0"/>
-            </w:tcBorders>
-            <w:shd w:val="clear"/>
-            <w:noWrap/>
-            <w:vAlign w:val="center"/>
-          </w:tcPr>
-          <w:p>
-            <w:pPr>
-              <w:keepNext w:val="0"/>
-              <w:keepLines w:val="0"/>
-              <w:widowControl/>
-              <w:suppressLineNumbers w:val="0"/>
-              <w:jc w:val="center"/>
-              <w:textAlignment w:val="center"/>
-              <w:rPr>
-                <w:rFonts w:hint="eastAsia" w:ascii="仿宋" w:hAnsi="仿宋" w:eastAsia="仿宋" w:cs="仿宋"/>
-                <w:i w:val="0"/>
-                <w:iCs w:val="0"/>
-                <w:color w:val="000000"/>
-                <w:sz w:val="22"/>
-                <w:szCs w:val="22"/>
-                <w:u w:val="none"/>
-                <w:lang w:val="en-US" w:eastAsia="zh-CN"/>
-              </w:rPr>
-            </w:pPr>
-            <w:r>
-              <w:rPr>
-                <w:rFonts w:hint="eastAsia" w:ascii="仿宋" w:hAnsi="仿宋" w:eastAsia="仿宋" w:cs="仿宋"/>
-                <w:i w:val="0"/>
-                <w:iCs w:val="0"/>
-                <w:color w:val="000000"/>
-                <w:sz w:val="22"/>
-                <w:szCs w:val="22"/>
-                <w:u w:val="none"/>
-                <w:lang w:val="en-US" w:eastAsia="zh-CN"/>
-              </w:rPr>
-              <w:t>1</w:t>
-            </w:r>
-          </w:p>
-        </w:tc>
-        <w:tc>
-          <w:tcPr>
-            <w:tcW w:w="1032" w:type="dxa"/>
-            <w:tcBorders>
-              <w:top w:val="single" w:color="000000" w:sz="4" w:space="0"/>
-              <w:left w:val="single" w:color="000000" w:sz="4" w:space="0"/>
-              <w:bottom w:val="single" w:color="000000" w:sz="4" w:space="0"/>
-              <w:right w:val="single" w:color="000000" w:sz="4" w:space="0"/>
-            </w:tcBorders>
-            <w:shd w:val="clear"/>
-            <w:noWrap/>
-            <w:vAlign w:val="center"/>
-          </w:tcPr>
-          <w:p>
-            <w:pPr>
-              <w:keepNext w:val="0"/>
-              <w:keepLines w:val="0"/>
-              <w:widowControl/>
-              <w:suppressLineNumbers w:val="0"/>
-              <w:jc w:val="center"/>
-              <w:textAlignment w:val="center"/>
-              <w:rPr>
-                <w:rFonts w:hint="eastAsia" w:ascii="仿宋" w:hAnsi="仿宋" w:eastAsia="仿宋" w:cs="仿宋"/>
-                <w:i w:val="0"/>
-                <w:iCs w:val="0"/>
-                <w:color w:val="000000"/>
-                <w:kern w:val="0"/>
-                <w:sz w:val="22"/>
-                <w:szCs w:val="22"/>
-                <w:u w:val="none"/>
-                <w:bdr w:val="none" w:color="auto" w:sz="0" w:space="0"/>
-                <w:lang w:val="en-US" w:eastAsia="zh-CN" w:bidi="ar"/>
-              </w:rPr>
-            </w:pPr>
-            <w:r>
-              <w:rPr>
-                <w:rFonts w:hint="eastAsia" w:ascii="仿宋" w:hAnsi="仿宋" w:eastAsia="仿宋" w:cs="仿宋"/>
-                <w:i w:val="0"/>
-                <w:iCs w:val="0"/>
-                <w:color w:val="000000"/>
-                <w:kern w:val="0"/>
-                <w:sz w:val="22"/>
-                <w:szCs w:val="22"/>
-                <w:u w:val="none"/>
-                <w:lang w:val="en-US" w:eastAsia="zh-CN" w:bidi="ar"/>
-              </w:rPr>
-              <w:t>台/小时</w:t>
-            </w:r>
-          </w:p>
-        </w:tc>
-        <w:tc>
-          <w:tcPr>
-            <w:tcW w:w="614" w:type="dxa"/>
-            <w:tcBorders>
-              <w:top w:val="single" w:color="000000" w:sz="4" w:space="0"/>
-              <w:left w:val="single" w:color="000000" w:sz="4" w:space="0"/>
-              <w:bottom w:val="single" w:color="000000" w:sz="4" w:space="0"/>
-              <w:right w:val="single" w:color="000000" w:sz="4" w:space="0"/>
-            </w:tcBorders>
-            <w:shd w:val="clear"/>
-            <w:noWrap/>
-            <w:vAlign w:val="center"/>
-          </w:tcPr>
-          <w:p>
-            <w:pPr>
-              <w:keepNext w:val="0"/>
-              <w:keepLines w:val="0"/>
-              <w:widowControl/>
-              <w:suppressLineNumbers w:val="0"/>
-              <w:jc w:val="center"/>
-              <w:textAlignment w:val="center"/>
-              <w:rPr>
-                <w:rFonts w:hint="eastAsia" w:ascii="仿宋" w:hAnsi="仿宋" w:eastAsia="仿宋" w:cs="仿宋"/>
-                <w:i w:val="0"/>
-                <w:iCs w:val="0"/>
-                <w:color w:val="FF0000"/>
-                <w:kern w:val="0"/>
-                <w:sz w:val="22"/>
-                <w:szCs w:val="22"/>
-                <w:u w:val="none"/>
-                <w:bdr w:val="none" w:color="auto" w:sz="0" w:space="0"/>
-                <w:lang w:val="en-US" w:eastAsia="zh-CN" w:bidi="ar"/>
-              </w:rPr>
-            </w:pPr>
-            <w:r>
-              <w:rPr>
-                <w:rFonts w:hint="eastAsia" w:ascii="仿宋" w:hAnsi="仿宋" w:eastAsia="仿宋" w:cs="仿宋"/>
-                <w:i w:val="0"/>
-                <w:iCs w:val="0"/>
-                <w:color w:val="FF0000"/>
-                <w:kern w:val="0"/>
-                <w:sz w:val="22"/>
-                <w:szCs w:val="22"/>
-                <w:u w:val="none"/>
-                <w:lang w:val="en-US" w:eastAsia="zh-CN" w:bidi="ar"/>
-              </w:rPr>
-              <w:t>是</w:t>
-            </w:r>
-          </w:p>
-        </w:tc>
-        <w:tc>
-          <w:tcPr>
-            <w:tcW w:w="608" w:type="dxa"/>
-            <w:tcBorders>
-              <w:top w:val="single" w:color="000000" w:sz="4" w:space="0"/>
-              <w:left w:val="single" w:color="000000" w:sz="4" w:space="0"/>
-              <w:bottom w:val="single" w:color="000000" w:sz="4" w:space="0"/>
-              <w:right w:val="single" w:color="000000" w:sz="4" w:space="0"/>
-            </w:tcBorders>
-            <w:shd w:val="clear"/>
-            <w:noWrap/>
-            <w:vAlign w:val="center"/>
-          </w:tcPr>
-          <w:p>
-            <w:pPr>
-              <w:keepNext w:val="0"/>
-              <w:keepLines w:val="0"/>
-              <w:widowControl/>
-              <w:suppressLineNumbers w:val="0"/>
-              <w:jc w:val="center"/>
-              <w:textAlignment w:val="center"/>
-              <w:rPr>
-                <w:rFonts w:hint="eastAsia" w:ascii="仿宋" w:hAnsi="仿宋" w:eastAsia="仿宋" w:cs="仿宋"/>
-                <w:i w:val="0"/>
-                <w:iCs w:val="0"/>
-                <w:color w:val="FF0000"/>
-                <w:kern w:val="0"/>
-                <w:sz w:val="22"/>
-                <w:szCs w:val="22"/>
-                <w:u w:val="none"/>
-                <w:bdr w:val="none" w:color="auto" w:sz="0" w:space="0"/>
-                <w:lang w:val="en-US" w:eastAsia="zh-CN" w:bidi="ar"/>
-              </w:rPr>
-            </w:pPr>
-            <w:r>
-              <w:rPr>
-                <w:rFonts w:hint="eastAsia" w:ascii="仿宋" w:hAnsi="仿宋" w:eastAsia="仿宋" w:cs="仿宋"/>
-                <w:i w:val="0"/>
-                <w:iCs w:val="0"/>
-                <w:color w:val="FF0000"/>
-                <w:kern w:val="0"/>
-                <w:sz w:val="22"/>
-                <w:szCs w:val="22"/>
-                <w:u w:val="none"/>
-                <w:lang w:val="en-US" w:eastAsia="zh-CN" w:bidi="ar"/>
-              </w:rPr>
-              <w:t>是</w:t>
-            </w:r>
-          </w:p>
-        </w:tc>
-        <w:tc>
-          <w:tcPr>
-            <w:tcW w:w="1032" w:type="dxa"/>
-            <w:tcBorders>
-              <w:top w:val="single" w:color="000000" w:sz="4" w:space="0"/>
-              <w:left w:val="single" w:color="000000" w:sz="4" w:space="0"/>
-              <w:bottom w:val="single" w:color="000000" w:sz="4" w:space="0"/>
-              <w:right w:val="single" w:color="000000" w:sz="4" w:space="0"/>
-            </w:tcBorders>
-            <w:shd w:val="clear"/>
-            <w:noWrap/>
-            <w:vAlign w:val="center"/>
-          </w:tcPr>
-          <w:p>
-            <w:pPr>
-              <w:keepNext w:val="0"/>
-              <w:keepLines w:val="0"/>
-              <w:widowControl/>
-              <w:suppressLineNumbers w:val="0"/>
-              <w:jc w:val="center"/>
-              <w:textAlignment w:val="center"/>
-              <w:rPr>
-                <w:rFonts w:hint="eastAsia" w:ascii="仿宋" w:hAnsi="仿宋" w:eastAsia="仿宋" w:cs="仿宋"/>
-                <w:i w:val="0"/>
-                <w:iCs w:val="0"/>
-                <w:color w:val="000000"/>
-                <w:kern w:val="0"/>
-                <w:sz w:val="22"/>
-                <w:szCs w:val="22"/>
-                <w:u w:val="none"/>
-                <w:bdr w:val="none" w:color="auto" w:sz="0" w:space="0"/>
-                <w:lang w:val="en-US" w:eastAsia="zh-CN" w:bidi="ar"/>
-              </w:rPr>
-            </w:pPr>
-            <w:r>
-              <w:rPr>
-                <w:rFonts w:hint="eastAsia" w:ascii="仿宋" w:hAnsi="仿宋" w:eastAsia="仿宋" w:cs="仿宋"/>
-                <w:i w:val="0"/>
-                <w:iCs w:val="0"/>
-                <w:color w:val="000000"/>
-                <w:kern w:val="0"/>
-                <w:sz w:val="22"/>
-                <w:szCs w:val="22"/>
-                <w:u w:val="none"/>
-                <w:lang w:val="en-US" w:eastAsia="zh-CN" w:bidi="ar"/>
-              </w:rPr>
-              <w:t xml:space="preserve">198.02 </w:t>
-            </w:r>
-          </w:p>
-        </w:tc>
-        <w:tc>
-          <w:tcPr>
-            <w:tcW w:w="769" w:type="dxa"/>
-            <w:tcBorders>
-              <w:top w:val="single" w:color="000000" w:sz="4" w:space="0"/>
-              <w:left w:val="single" w:color="000000" w:sz="4" w:space="0"/>
-              <w:bottom w:val="single" w:color="000000" w:sz="4" w:space="0"/>
-              <w:right w:val="single" w:color="000000" w:sz="4" w:space="0"/>
-            </w:tcBorders>
-            <w:shd w:val="clear"/>
-            <w:noWrap/>
-            <w:vAlign w:val="center"/>
-          </w:tcPr>
-          <w:p>
-            <w:pPr>
-              <w:keepNext w:val="0"/>
-              <w:keepLines w:val="0"/>
-              <w:widowControl/>
-              <w:suppressLineNumbers w:val="0"/>
-              <w:jc w:val="center"/>
-              <w:textAlignment w:val="center"/>
-              <w:rPr>
-                <w:rFonts w:hint="eastAsia" w:ascii="仿宋" w:hAnsi="仿宋" w:eastAsia="仿宋" w:cs="仿宋"/>
-                <w:i w:val="0"/>
-                <w:iCs w:val="0"/>
-                <w:color w:val="000000"/>
-                <w:kern w:val="0"/>
-                <w:sz w:val="22"/>
-                <w:szCs w:val="22"/>
-                <w:u w:val="none"/>
-                <w:bdr w:val="none" w:color="auto" w:sz="0" w:space="0"/>
-                <w:lang w:val="en-US" w:eastAsia="zh-CN" w:bidi="ar"/>
-              </w:rPr>
-            </w:pPr>
-            <w:r>
-              <w:rPr>
-                <w:rFonts w:hint="eastAsia" w:ascii="仿宋" w:hAnsi="仿宋" w:eastAsia="仿宋" w:cs="仿宋"/>
-                <w:i w:val="0"/>
-                <w:iCs w:val="0"/>
-                <w:color w:val="000000"/>
-                <w:kern w:val="0"/>
-                <w:sz w:val="22"/>
-                <w:szCs w:val="22"/>
-                <w:u w:val="none"/>
-                <w:lang w:val="en-US" w:eastAsia="zh-CN" w:bidi="ar"/>
-              </w:rPr>
-              <w:t>1%</w:t>
-            </w:r>
-          </w:p>
-        </w:tc>
-        <w:tc>
-          <w:tcPr>
-            <w:tcW w:w="1032" w:type="dxa"/>
-            <w:tcBorders>
-              <w:top w:val="single" w:color="000000" w:sz="4" w:space="0"/>
-              <w:left w:val="single" w:color="000000" w:sz="4" w:space="0"/>
-              <w:bottom w:val="single" w:color="000000" w:sz="4" w:space="0"/>
-              <w:right w:val="single" w:color="000000" w:sz="4" w:space="0"/>
-            </w:tcBorders>
-            <w:shd w:val="clear"/>
-            <w:noWrap/>
-            <w:vAlign w:val="center"/>
-          </w:tcPr>
-          <w:p>
-            <w:pPr>
-              <w:keepNext w:val="0"/>
-              <w:keepLines w:val="0"/>
-              <w:widowControl/>
-              <w:suppressLineNumbers w:val="0"/>
-              <w:jc w:val="center"/>
-              <w:textAlignment w:val="center"/>
-              <w:rPr>
-                <w:rFonts w:hint="eastAsia" w:ascii="仿宋" w:hAnsi="仿宋" w:eastAsia="仿宋" w:cs="仿宋"/>
-                <w:i w:val="0"/>
-                <w:iCs w:val="0"/>
-                <w:color w:val="000000"/>
-                <w:kern w:val="0"/>
-                <w:sz w:val="22"/>
-                <w:szCs w:val="22"/>
-                <w:u w:val="none"/>
-                <w:bdr w:val="none" w:color="auto" w:sz="0" w:space="0"/>
-                <w:lang w:val="en-US" w:eastAsia="zh-CN" w:bidi="ar"/>
-              </w:rPr>
-            </w:pPr>
-            <w:r>
-              <w:rPr>
-                <w:rFonts w:hint="eastAsia" w:ascii="仿宋" w:hAnsi="仿宋" w:eastAsia="仿宋" w:cs="仿宋"/>
-                <w:i w:val="0"/>
-                <w:iCs w:val="0"/>
-                <w:color w:val="000000"/>
-                <w:kern w:val="0"/>
-                <w:sz w:val="22"/>
-                <w:szCs w:val="22"/>
-                <w:u w:val="none"/>
-                <w:lang w:val="en-US" w:eastAsia="zh-CN" w:bidi="ar"/>
-              </w:rPr>
-              <w:t>200</w:t>
-            </w:r>
-          </w:p>
-        </w:tc>
-        <w:tc>
-          <w:tcPr>
-            <w:tcW w:w="622" w:type="dxa"/>
-            <w:tcBorders>
-              <w:top w:val="single" w:color="000000" w:sz="4" w:space="0"/>
-              <w:left w:val="single" w:color="000000" w:sz="4" w:space="0"/>
-              <w:bottom w:val="single" w:color="000000" w:sz="4" w:space="0"/>
-              <w:right w:val="single" w:color="000000" w:sz="4" w:space="0"/>
-            </w:tcBorders>
-            <w:shd w:val="clear"/>
-            <w:noWrap/>
-            <w:vAlign w:val="center"/>
-          </w:tcPr>
-          <w:p>
-            <w:pPr>
-              <w:jc w:val="center"/>
-              <w:rPr>
-                <w:rFonts w:hint="eastAsia" w:ascii="仿宋" w:hAnsi="仿宋" w:eastAsia="仿宋" w:cs="仿宋"/>
-                <w:i w:val="0"/>
-                <w:iCs w:val="0"/>
-                <w:color w:val="000000"/>
-                <w:sz w:val="22"/>
-                <w:szCs w:val="22"/>
-                <w:u w:val="none"/>
-              </w:rPr>
-            </w:pPr>
-          </w:p>
-        </w:tc>
-      </w:tr>
-      <w:tr>
-        <w:tblPrEx>
-          <w:tblBorders>
-            <w:top w:val="none" w:color="auto" w:sz="0" w:space="0"/>
-            <w:left w:val="none" w:color="auto" w:sz="0" w:space="0"/>
-            <w:bottom w:val="none" w:color="auto" w:sz="0" w:space="0"/>
-            <w:right w:val="none" w:color="auto" w:sz="0" w:space="0"/>
-            <w:insideH w:val="none" w:color="auto" w:sz="0" w:space="0"/>
-            <w:insideV w:val="none" w:color="auto" w:sz="0" w:space="0"/>
-          </w:tblBorders>
-          <w:shd w:val="clear"/>
-          <w:tblCellMar>
-            <w:top w:w="0" w:type="dxa"/>
-            <w:left w:w="108" w:type="dxa"/>
-            <w:bottom w:w="0" w:type="dxa"/>
-            <w:right w:w="108" w:type="dxa"/>
-          </w:tblCellMar>
-        </w:tblPrEx>
-        <w:trPr>
-          <w:trHeight w:val="499" w:hRule="atLeast"/>
-        </w:trPr>
-        <w:tc>
-          <w:tcPr>
-            <w:tcW w:w="0" w:type="auto"/>
-            <w:tcBorders>
-              <w:top w:val="single" w:color="000000" w:sz="4" w:space="0"/>
-              <w:left w:val="single" w:color="000000" w:sz="4" w:space="0"/>
-              <w:bottom w:val="single" w:color="000000" w:sz="4" w:space="0"/>
-              <w:right w:val="single" w:color="000000" w:sz="4" w:space="0"/>
-            </w:tcBorders>
-            <w:shd w:val="clear"/>
-            <w:noWrap/>
-            <w:vAlign w:val="center"/>
-          </w:tcPr>
-          <w:p>
-            <w:pPr>
-              <w:keepNext w:val="0"/>
-              <w:keepLines w:val="0"/>
-              <w:widowControl/>
-              <w:suppressLineNumbers w:val="0"/>
-              <w:jc w:val="center"/>
-              <w:textAlignment w:val="center"/>
-              <w:rPr>
-                <w:rFonts w:hint="eastAsia" w:ascii="仿宋" w:hAnsi="仿宋" w:eastAsia="仿宋" w:cs="仿宋"/>
-                <w:i w:val="0"/>
-                <w:iCs w:val="0"/>
-                <w:color w:val="000000"/>
-                <w:sz w:val="22"/>
-                <w:szCs w:val="22"/>
-                <w:u w:val="none"/>
-              </w:rPr>
-            </w:pPr>
-            <w:r>
-              <w:rPr>
-                <w:rFonts w:hint="eastAsia" w:ascii="仿宋" w:hAnsi="仿宋" w:eastAsia="仿宋" w:cs="仿宋"/>
-                <w:i w:val="0"/>
-                <w:iCs w:val="0"/>
-                <w:color w:val="000000"/>
-                <w:kern w:val="0"/>
-                <w:sz w:val="22"/>
-                <w:szCs w:val="22"/>
-                <w:u w:val="none"/>
-                <w:bdr w:val="none" w:color="auto" w:sz="0" w:space="0"/>
-                <w:lang w:val="en-US" w:eastAsia="zh-CN" w:bidi="ar"/>
-              </w:rPr>
-              <w:t>挖掘机</w:t>
-            </w:r>
-          </w:p>
-        </w:tc>
-        <w:tc>
-          <w:tcPr>
-            <w:tcW w:w="0" w:type="auto"/>
-            <w:tcBorders>
-              <w:top w:val="single" w:color="000000" w:sz="4" w:space="0"/>
-              <w:left w:val="single" w:color="000000" w:sz="4" w:space="0"/>
-              <w:bottom w:val="single" w:color="000000" w:sz="4" w:space="0"/>
-              <w:right w:val="single" w:color="000000" w:sz="4" w:space="0"/>
-            </w:tcBorders>
-            <w:shd w:val="clear"/>
-            <w:noWrap/>
-            <w:vAlign w:val="center"/>
-          </w:tcPr>
-          <w:p>
-            <w:pPr>
-              <w:keepNext w:val="0"/>
-              <w:keepLines w:val="0"/>
-              <w:widowControl/>
-              <w:suppressLineNumbers w:val="0"/>
-              <w:jc w:val="center"/>
-              <w:textAlignment w:val="center"/>
-              <w:rPr>
-                <w:rFonts w:hint="eastAsia" w:ascii="仿宋" w:hAnsi="仿宋" w:eastAsia="仿宋" w:cs="仿宋"/>
-                <w:i w:val="0"/>
-                <w:iCs w:val="0"/>
-                <w:color w:val="000000"/>
-                <w:sz w:val="22"/>
-                <w:szCs w:val="22"/>
-                <w:u w:val="none"/>
-              </w:rPr>
-            </w:pPr>
-            <w:r>
-              <w:rPr>
-                <w:rFonts w:hint="eastAsia" w:ascii="仿宋" w:hAnsi="仿宋" w:eastAsia="仿宋" w:cs="仿宋"/>
-                <w:i w:val="0"/>
-                <w:iCs w:val="0"/>
-                <w:color w:val="000000"/>
-                <w:kern w:val="0"/>
-                <w:sz w:val="22"/>
-                <w:szCs w:val="22"/>
-                <w:u w:val="none"/>
-                <w:bdr w:val="none" w:color="auto" w:sz="0" w:space="0"/>
-                <w:lang w:val="en-US" w:eastAsia="zh-CN" w:bidi="ar"/>
-              </w:rPr>
-              <w:t>日立130</w:t>
-            </w:r>
-          </w:p>
-        </w:tc>
-        <w:tc>
-          <w:tcPr>
-            <w:tcW w:w="0" w:type="auto"/>
-            <w:tcBorders>
-              <w:top w:val="single" w:color="000000" w:sz="4" w:space="0"/>
-              <w:left w:val="single" w:color="000000" w:sz="4" w:space="0"/>
-              <w:bottom w:val="single" w:color="000000" w:sz="4" w:space="0"/>
-              <w:right w:val="single" w:color="000000" w:sz="4" w:space="0"/>
-            </w:tcBorders>
-            <w:shd w:val="clear"/>
-            <w:noWrap/>
-            <w:vAlign w:val="center"/>
-          </w:tcPr>
-          <w:p>
-            <w:pPr>
-              <w:keepNext w:val="0"/>
-              <w:keepLines w:val="0"/>
-              <w:widowControl/>
-              <w:suppressLineNumbers w:val="0"/>
-              <w:jc w:val="center"/>
-              <w:textAlignment w:val="center"/>
-              <w:rPr>
-                <w:rFonts w:hint="eastAsia" w:ascii="仿宋" w:hAnsi="仿宋" w:eastAsia="仿宋" w:cs="仿宋"/>
-                <w:i w:val="0"/>
-                <w:iCs w:val="0"/>
-                <w:color w:val="000000"/>
-                <w:sz w:val="22"/>
-                <w:szCs w:val="22"/>
-                <w:u w:val="none"/>
-              </w:rPr>
-            </w:pPr>
-            <w:r>
-              <w:rPr>
-                <w:rFonts w:hint="eastAsia" w:ascii="仿宋" w:hAnsi="仿宋" w:eastAsia="仿宋" w:cs="仿宋"/>
-                <w:i w:val="0"/>
-                <w:iCs w:val="0"/>
-                <w:color w:val="000000"/>
-                <w:kern w:val="0"/>
-                <w:sz w:val="22"/>
-                <w:szCs w:val="22"/>
-                <w:u w:val="none"/>
-                <w:bdr w:val="none" w:color="auto" w:sz="0" w:space="0"/>
-                <w:lang w:val="en-US" w:eastAsia="zh-CN" w:bidi="ar"/>
-              </w:rPr>
-              <w:t>1</w:t>
-            </w:r>
-          </w:p>
-        </w:tc>
-        <w:tc>
-          <w:tcPr>
-            <w:tcW w:w="0" w:type="auto"/>
-            <w:tcBorders>
-              <w:top w:val="single" w:color="000000" w:sz="4" w:space="0"/>
-              <w:left w:val="single" w:color="000000" w:sz="4" w:space="0"/>
-              <w:bottom w:val="single" w:color="000000" w:sz="4" w:space="0"/>
-              <w:right w:val="single" w:color="000000" w:sz="4" w:space="0"/>
-            </w:tcBorders>
-            <w:shd w:val="clear"/>
-            <w:noWrap/>
-            <w:vAlign w:val="center"/>
-          </w:tcPr>
-          <w:p>
-            <w:pPr>
-              <w:keepNext w:val="0"/>
-              <w:keepLines w:val="0"/>
-              <w:widowControl/>
-              <w:suppressLineNumbers w:val="0"/>
-              <w:jc w:val="center"/>
-              <w:textAlignment w:val="center"/>
-              <w:rPr>
-                <w:rFonts w:hint="eastAsia" w:ascii="仿宋" w:hAnsi="仿宋" w:eastAsia="仿宋" w:cs="仿宋"/>
-                <w:i w:val="0"/>
-                <w:iCs w:val="0"/>
-                <w:color w:val="000000"/>
-                <w:sz w:val="22"/>
-                <w:szCs w:val="22"/>
-                <w:u w:val="none"/>
-              </w:rPr>
-            </w:pPr>
-            <w:r>
-              <w:rPr>
-                <w:rFonts w:hint="eastAsia" w:ascii="仿宋" w:hAnsi="仿宋" w:eastAsia="仿宋" w:cs="仿宋"/>
-                <w:i w:val="0"/>
-                <w:iCs w:val="0"/>
-                <w:color w:val="000000"/>
-                <w:kern w:val="0"/>
-                <w:sz w:val="22"/>
-                <w:szCs w:val="22"/>
-                <w:u w:val="none"/>
-                <w:bdr w:val="none" w:color="auto" w:sz="0" w:space="0"/>
-                <w:lang w:val="en-US" w:eastAsia="zh-CN" w:bidi="ar"/>
-              </w:rPr>
-              <w:t>台/小时</w:t>
-            </w:r>
-          </w:p>
-        </w:tc>
-        <w:tc>
-          <w:tcPr>
-            <w:tcW w:w="0" w:type="auto"/>
-            <w:tcBorders>
-              <w:top w:val="single" w:color="000000" w:sz="4" w:space="0"/>
-              <w:left w:val="single" w:color="000000" w:sz="4" w:space="0"/>
-              <w:bottom w:val="single" w:color="000000" w:sz="4" w:space="0"/>
-              <w:right w:val="single" w:color="000000" w:sz="4" w:space="0"/>
-            </w:tcBorders>
-            <w:shd w:val="clear"/>
-            <w:noWrap/>
-            <w:vAlign w:val="center"/>
-          </w:tcPr>
-          <w:p>
-            <w:pPr>
-              <w:keepNext w:val="0"/>
-              <w:keepLines w:val="0"/>
-              <w:widowControl/>
-              <w:suppressLineNumbers w:val="0"/>
-              <w:jc w:val="center"/>
-              <w:textAlignment w:val="center"/>
-              <w:rPr>
-                <w:rFonts w:hint="eastAsia" w:ascii="仿宋" w:hAnsi="仿宋" w:eastAsia="仿宋" w:cs="仿宋"/>
-                <w:i w:val="0"/>
-                <w:iCs w:val="0"/>
-                <w:color w:val="FF0000"/>
-                <w:sz w:val="22"/>
-                <w:szCs w:val="22"/>
-                <w:u w:val="none"/>
-              </w:rPr>
-            </w:pPr>
-            <w:r>
-              <w:rPr>
-                <w:rFonts w:hint="eastAsia" w:ascii="仿宋" w:hAnsi="仿宋" w:eastAsia="仿宋" w:cs="仿宋"/>
-                <w:i w:val="0"/>
-                <w:iCs w:val="0"/>
-                <w:color w:val="FF0000"/>
-                <w:kern w:val="0"/>
-                <w:sz w:val="22"/>
-                <w:szCs w:val="22"/>
-                <w:u w:val="none"/>
-                <w:bdr w:val="none" w:color="auto" w:sz="0" w:space="0"/>
-                <w:lang w:val="en-US" w:eastAsia="zh-CN" w:bidi="ar"/>
-              </w:rPr>
-              <w:t>是</w:t>
-            </w:r>
-          </w:p>
-        </w:tc>
-        <w:tc>
-          <w:tcPr>
-            <w:tcW w:w="0" w:type="auto"/>
-            <w:tcBorders>
-              <w:top w:val="single" w:color="000000" w:sz="4" w:space="0"/>
-              <w:left w:val="single" w:color="000000" w:sz="4" w:space="0"/>
-              <w:bottom w:val="single" w:color="000000" w:sz="4" w:space="0"/>
-              <w:right w:val="single" w:color="000000" w:sz="4" w:space="0"/>
-            </w:tcBorders>
-            <w:shd w:val="clear"/>
-            <w:noWrap/>
-            <w:vAlign w:val="center"/>
-          </w:tcPr>
-          <w:p>
-            <w:pPr>
-              <w:keepNext w:val="0"/>
-              <w:keepLines w:val="0"/>
-              <w:widowControl/>
-              <w:suppressLineNumbers w:val="0"/>
-              <w:jc w:val="center"/>
-              <w:textAlignment w:val="center"/>
-              <w:rPr>
-                <w:rFonts w:hint="eastAsia" w:ascii="仿宋" w:hAnsi="仿宋" w:eastAsia="仿宋" w:cs="仿宋"/>
-                <w:i w:val="0"/>
-                <w:iCs w:val="0"/>
-                <w:color w:val="FF0000"/>
-                <w:sz w:val="22"/>
-                <w:szCs w:val="22"/>
-                <w:u w:val="none"/>
-              </w:rPr>
-            </w:pPr>
-            <w:r>
-              <w:rPr>
-                <w:rFonts w:hint="eastAsia" w:ascii="仿宋" w:hAnsi="仿宋" w:eastAsia="仿宋" w:cs="仿宋"/>
-                <w:i w:val="0"/>
-                <w:iCs w:val="0"/>
-                <w:color w:val="FF0000"/>
-                <w:kern w:val="0"/>
-                <w:sz w:val="22"/>
-                <w:szCs w:val="22"/>
-                <w:u w:val="none"/>
-                <w:bdr w:val="none" w:color="auto" w:sz="0" w:space="0"/>
-                <w:lang w:val="en-US" w:eastAsia="zh-CN" w:bidi="ar"/>
-              </w:rPr>
-              <w:t>是</w:t>
-            </w:r>
-          </w:p>
-        </w:tc>
-        <w:tc>
-          <w:tcPr>
-            <w:tcW w:w="1032" w:type="dxa"/>
-            <w:tcBorders>
-              <w:top w:val="single" w:color="000000" w:sz="4" w:space="0"/>
-              <w:left w:val="single" w:color="000000" w:sz="4" w:space="0"/>
-              <w:bottom w:val="single" w:color="000000" w:sz="4" w:space="0"/>
-              <w:right w:val="single" w:color="000000" w:sz="4" w:space="0"/>
-            </w:tcBorders>
-            <w:shd w:val="clear"/>
-            <w:noWrap/>
-            <w:vAlign w:val="center"/>
-          </w:tcPr>
-          <w:p>
-            <w:pPr>
-              <w:keepNext w:val="0"/>
-              <w:keepLines w:val="0"/>
-              <w:widowControl/>
-              <w:suppressLineNumbers w:val="0"/>
-              <w:jc w:val="center"/>
-              <w:textAlignment w:val="center"/>
-              <w:rPr>
-                <w:rFonts w:hint="eastAsia" w:ascii="仿宋" w:hAnsi="仿宋" w:eastAsia="仿宋" w:cs="仿宋"/>
-                <w:i w:val="0"/>
-                <w:iCs w:val="0"/>
-                <w:color w:val="000000"/>
-                <w:sz w:val="22"/>
-                <w:szCs w:val="22"/>
-                <w:u w:val="none"/>
-              </w:rPr>
-            </w:pPr>
-            <w:r>
-              <w:rPr>
-                <w:rFonts w:hint="eastAsia" w:ascii="仿宋" w:hAnsi="仿宋" w:eastAsia="仿宋" w:cs="仿宋"/>
-                <w:i w:val="0"/>
-                <w:iCs w:val="0"/>
-                <w:color w:val="000000"/>
-                <w:kern w:val="0"/>
-                <w:sz w:val="22"/>
-                <w:szCs w:val="22"/>
-                <w:u w:val="none"/>
-                <w:lang w:val="en-US" w:eastAsia="zh-CN" w:bidi="ar"/>
-              </w:rPr>
-              <w:t xml:space="preserve">198.02 </w:t>
-            </w:r>
-          </w:p>
-        </w:tc>
-        <w:tc>
-          <w:tcPr>
-            <w:tcW w:w="769" w:type="dxa"/>
-            <w:tcBorders>
-              <w:top w:val="single" w:color="000000" w:sz="4" w:space="0"/>
-              <w:left w:val="single" w:color="000000" w:sz="4" w:space="0"/>
-              <w:bottom w:val="single" w:color="000000" w:sz="4" w:space="0"/>
-              <w:right w:val="single" w:color="000000" w:sz="4" w:space="0"/>
-            </w:tcBorders>
-            <w:shd w:val="clear"/>
-            <w:noWrap/>
-            <w:vAlign w:val="center"/>
-          </w:tcPr>
-          <w:p>
-            <w:pPr>
-              <w:keepNext w:val="0"/>
-              <w:keepLines w:val="0"/>
-              <w:widowControl/>
-              <w:suppressLineNumbers w:val="0"/>
-              <w:jc w:val="center"/>
-              <w:textAlignment w:val="center"/>
-              <w:rPr>
-                <w:rFonts w:hint="eastAsia" w:ascii="仿宋" w:hAnsi="仿宋" w:eastAsia="仿宋" w:cs="仿宋"/>
-                <w:i w:val="0"/>
-                <w:iCs w:val="0"/>
-                <w:color w:val="000000"/>
-                <w:sz w:val="22"/>
-                <w:szCs w:val="22"/>
-                <w:u w:val="none"/>
-              </w:rPr>
-            </w:pPr>
-            <w:r>
-              <w:rPr>
-                <w:rFonts w:hint="eastAsia" w:ascii="仿宋" w:hAnsi="仿宋" w:eastAsia="仿宋" w:cs="仿宋"/>
-                <w:i w:val="0"/>
-                <w:iCs w:val="0"/>
-                <w:color w:val="000000"/>
-                <w:kern w:val="0"/>
-                <w:sz w:val="22"/>
-                <w:szCs w:val="22"/>
-                <w:u w:val="none"/>
-                <w:lang w:val="en-US" w:eastAsia="zh-CN" w:bidi="ar"/>
-              </w:rPr>
-              <w:t>1%</w:t>
-            </w:r>
-          </w:p>
-        </w:tc>
-        <w:tc>
-          <w:tcPr>
-            <w:tcW w:w="1032" w:type="dxa"/>
-            <w:tcBorders>
-              <w:top w:val="single" w:color="000000" w:sz="4" w:space="0"/>
-              <w:left w:val="single" w:color="000000" w:sz="4" w:space="0"/>
-              <w:bottom w:val="single" w:color="000000" w:sz="4" w:space="0"/>
-              <w:right w:val="single" w:color="000000" w:sz="4" w:space="0"/>
-            </w:tcBorders>
-            <w:shd w:val="clear"/>
-            <w:noWrap/>
-            <w:vAlign w:val="center"/>
-          </w:tcPr>
-          <w:p>
-            <w:pPr>
-              <w:keepNext w:val="0"/>
-              <w:keepLines w:val="0"/>
-              <w:widowControl/>
-              <w:suppressLineNumbers w:val="0"/>
-              <w:jc w:val="center"/>
-              <w:textAlignment w:val="center"/>
-              <w:rPr>
-                <w:rFonts w:hint="eastAsia" w:ascii="仿宋" w:hAnsi="仿宋" w:eastAsia="仿宋" w:cs="仿宋"/>
-                <w:i w:val="0"/>
-                <w:iCs w:val="0"/>
-                <w:color w:val="000000"/>
-                <w:sz w:val="22"/>
-                <w:szCs w:val="22"/>
-                <w:u w:val="none"/>
-              </w:rPr>
-            </w:pPr>
-            <w:r>
-              <w:rPr>
-                <w:rFonts w:hint="eastAsia" w:ascii="仿宋" w:hAnsi="仿宋" w:eastAsia="仿宋" w:cs="仿宋"/>
-                <w:i w:val="0"/>
-                <w:iCs w:val="0"/>
-                <w:color w:val="000000"/>
-                <w:kern w:val="0"/>
-                <w:sz w:val="22"/>
-                <w:szCs w:val="22"/>
-                <w:u w:val="none"/>
-                <w:lang w:val="en-US" w:eastAsia="zh-CN" w:bidi="ar"/>
-              </w:rPr>
-              <w:t>200</w:t>
-            </w:r>
-          </w:p>
-        </w:tc>
-        <w:tc>
-          <w:tcPr>
-            <w:tcW w:w="0" w:type="auto"/>
-            <w:tcBorders>
-              <w:top w:val="single" w:color="000000" w:sz="4" w:space="0"/>
-              <w:left w:val="single" w:color="000000" w:sz="4" w:space="0"/>
-              <w:bottom w:val="single" w:color="000000" w:sz="4" w:space="0"/>
-              <w:right w:val="single" w:color="000000" w:sz="4" w:space="0"/>
-            </w:tcBorders>
-            <w:shd w:val="clear"/>
-            <w:noWrap/>
-            <w:vAlign w:val="center"/>
-          </w:tcPr>
-          <w:p>
-            <w:pPr>
-              <w:jc w:val="center"/>
-              <w:rPr>
-                <w:rFonts w:hint="eastAsia" w:ascii="仿宋" w:hAnsi="仿宋" w:eastAsia="仿宋" w:cs="仿宋"/>
-                <w:i w:val="0"/>
-                <w:iCs w:val="0"/>
-                <w:color w:val="000000"/>
-                <w:sz w:val="22"/>
-                <w:szCs w:val="22"/>
-                <w:u w:val="none"/>
-              </w:rPr>
-            </w:pPr>
-          </w:p>
-        </w:tc>
-      </w:tr>
-      <w:tr>
-        <w:tblPrEx>
-          <w:tblBorders>
-            <w:top w:val="none" w:color="auto" w:sz="0" w:space="0"/>
-            <w:left w:val="none" w:color="auto" w:sz="0" w:space="0"/>
-            <w:bottom w:val="none" w:color="auto" w:sz="0" w:space="0"/>
-            <w:right w:val="none" w:color="auto" w:sz="0" w:space="0"/>
-            <w:insideH w:val="none" w:color="auto" w:sz="0" w:space="0"/>
-            <w:insideV w:val="none" w:color="auto" w:sz="0" w:space="0"/>
-          </w:tblBorders>
-          <w:shd w:val="clear"/>
-          <w:tblCellMar>
-            <w:top w:w="0" w:type="dxa"/>
-            <w:left w:w="108" w:type="dxa"/>
-            <w:bottom w:w="0" w:type="dxa"/>
-            <w:right w:w="108" w:type="dxa"/>
-          </w:tblCellMar>
-        </w:tblPrEx>
-        <w:trPr>
-          <w:trHeight w:val="499" w:hRule="atLeast"/>
-        </w:trPr>
-        <w:tc>
-          <w:tcPr>
-            <w:tcW w:w="0" w:type="auto"/>
-            <w:tcBorders>
-              <w:top w:val="single" w:color="000000" w:sz="4" w:space="0"/>
-              <w:left w:val="single" w:color="000000" w:sz="4" w:space="0"/>
-              <w:bottom w:val="single" w:color="000000" w:sz="4" w:space="0"/>
-              <w:right w:val="single" w:color="000000" w:sz="4" w:space="0"/>
-            </w:tcBorders>
-            <w:shd w:val="clear"/>
-            <w:noWrap/>
-            <w:vAlign w:val="center"/>
-          </w:tcPr>
-          <w:p>
-            <w:pPr>
-              <w:keepNext w:val="0"/>
-              <w:keepLines w:val="0"/>
-              <w:widowControl/>
-              <w:suppressLineNumbers w:val="0"/>
-              <w:jc w:val="center"/>
-              <w:textAlignment w:val="center"/>
-              <w:rPr>
-                <w:rFonts w:hint="eastAsia" w:ascii="仿宋" w:hAnsi="仿宋" w:eastAsia="仿宋" w:cs="仿宋"/>
-                <w:i w:val="0"/>
-                <w:iCs w:val="0"/>
-                <w:color w:val="000000"/>
-                <w:sz w:val="22"/>
-                <w:szCs w:val="22"/>
-                <w:u w:val="none"/>
-              </w:rPr>
-            </w:pPr>
-            <w:r>
-              <w:rPr>
-                <w:rFonts w:hint="eastAsia" w:ascii="仿宋" w:hAnsi="仿宋" w:eastAsia="仿宋" w:cs="仿宋"/>
-                <w:i w:val="0"/>
-                <w:iCs w:val="0"/>
-                <w:color w:val="000000"/>
-                <w:kern w:val="0"/>
-                <w:sz w:val="22"/>
-                <w:szCs w:val="22"/>
-                <w:u w:val="none"/>
-                <w:bdr w:val="none" w:color="auto" w:sz="0" w:space="0"/>
-                <w:lang w:val="en-US" w:eastAsia="zh-CN" w:bidi="ar"/>
-              </w:rPr>
-              <w:t>挖掘机</w:t>
-            </w:r>
-          </w:p>
-        </w:tc>
-        <w:tc>
-          <w:tcPr>
-            <w:tcW w:w="0" w:type="auto"/>
-            <w:tcBorders>
-              <w:top w:val="single" w:color="000000" w:sz="4" w:space="0"/>
-              <w:left w:val="single" w:color="000000" w:sz="4" w:space="0"/>
-              <w:bottom w:val="single" w:color="000000" w:sz="4" w:space="0"/>
-              <w:right w:val="single" w:color="000000" w:sz="4" w:space="0"/>
-            </w:tcBorders>
-            <w:shd w:val="clear"/>
-            <w:noWrap/>
-            <w:vAlign w:val="center"/>
-          </w:tcPr>
-          <w:p>
-            <w:pPr>
-              <w:keepNext w:val="0"/>
-              <w:keepLines w:val="0"/>
-              <w:widowControl/>
-              <w:suppressLineNumbers w:val="0"/>
-              <w:jc w:val="center"/>
-              <w:textAlignment w:val="center"/>
-              <w:rPr>
-                <w:rFonts w:hint="eastAsia" w:ascii="仿宋" w:hAnsi="仿宋" w:eastAsia="仿宋" w:cs="仿宋"/>
-                <w:i w:val="0"/>
-                <w:iCs w:val="0"/>
-                <w:color w:val="000000"/>
-                <w:sz w:val="22"/>
-                <w:szCs w:val="22"/>
-                <w:u w:val="none"/>
-              </w:rPr>
-            </w:pPr>
-            <w:r>
-              <w:rPr>
-                <w:rFonts w:hint="eastAsia" w:ascii="仿宋" w:hAnsi="仿宋" w:eastAsia="仿宋" w:cs="仿宋"/>
-                <w:i w:val="0"/>
-                <w:iCs w:val="0"/>
-                <w:color w:val="000000"/>
-                <w:kern w:val="0"/>
-                <w:sz w:val="22"/>
-                <w:szCs w:val="22"/>
-                <w:u w:val="none"/>
-                <w:bdr w:val="none" w:color="auto" w:sz="0" w:space="0"/>
-                <w:lang w:val="en-US" w:eastAsia="zh-CN" w:bidi="ar"/>
-              </w:rPr>
-              <w:t>卡特313D</w:t>
-            </w:r>
-          </w:p>
-        </w:tc>
-        <w:tc>
-          <w:tcPr>
-            <w:tcW w:w="0" w:type="auto"/>
-            <w:tcBorders>
-              <w:top w:val="single" w:color="000000" w:sz="4" w:space="0"/>
-              <w:left w:val="single" w:color="000000" w:sz="4" w:space="0"/>
-              <w:bottom w:val="single" w:color="000000" w:sz="4" w:space="0"/>
-              <w:right w:val="single" w:color="000000" w:sz="4" w:space="0"/>
-            </w:tcBorders>
-            <w:shd w:val="clear"/>
-            <w:noWrap/>
-            <w:vAlign w:val="center"/>
-          </w:tcPr>
-          <w:p>
-            <w:pPr>
-              <w:keepNext w:val="0"/>
-              <w:keepLines w:val="0"/>
-              <w:widowControl/>
-              <w:suppressLineNumbers w:val="0"/>
-              <w:jc w:val="center"/>
-              <w:textAlignment w:val="center"/>
-              <w:rPr>
-                <w:rFonts w:hint="eastAsia" w:ascii="仿宋" w:hAnsi="仿宋" w:eastAsia="仿宋" w:cs="仿宋"/>
-                <w:i w:val="0"/>
-                <w:iCs w:val="0"/>
-                <w:color w:val="000000"/>
-                <w:sz w:val="22"/>
-                <w:szCs w:val="22"/>
-                <w:u w:val="none"/>
-              </w:rPr>
-            </w:pPr>
-            <w:r>
-              <w:rPr>
-                <w:rFonts w:hint="eastAsia" w:ascii="仿宋" w:hAnsi="仿宋" w:eastAsia="仿宋" w:cs="仿宋"/>
-                <w:i w:val="0"/>
-                <w:iCs w:val="0"/>
-                <w:color w:val="000000"/>
-                <w:kern w:val="0"/>
-                <w:sz w:val="22"/>
-                <w:szCs w:val="22"/>
-                <w:u w:val="none"/>
-                <w:bdr w:val="none" w:color="auto" w:sz="0" w:space="0"/>
-                <w:lang w:val="en-US" w:eastAsia="zh-CN" w:bidi="ar"/>
-              </w:rPr>
-              <w:t>1</w:t>
-            </w:r>
-          </w:p>
-        </w:tc>
-        <w:tc>
-          <w:tcPr>
-            <w:tcW w:w="0" w:type="auto"/>
-            <w:tcBorders>
-              <w:top w:val="single" w:color="000000" w:sz="4" w:space="0"/>
-              <w:left w:val="single" w:color="000000" w:sz="4" w:space="0"/>
-              <w:bottom w:val="single" w:color="000000" w:sz="4" w:space="0"/>
-              <w:right w:val="single" w:color="000000" w:sz="4" w:space="0"/>
-            </w:tcBorders>
-            <w:shd w:val="clear"/>
-            <w:noWrap/>
-            <w:vAlign w:val="center"/>
-          </w:tcPr>
-          <w:p>
-            <w:pPr>
-              <w:keepNext w:val="0"/>
-              <w:keepLines w:val="0"/>
-              <w:widowControl/>
-              <w:suppressLineNumbers w:val="0"/>
-              <w:jc w:val="center"/>
-              <w:textAlignment w:val="center"/>
-              <w:rPr>
-                <w:rFonts w:hint="eastAsia" w:ascii="仿宋" w:hAnsi="仿宋" w:eastAsia="仿宋" w:cs="仿宋"/>
-                <w:i w:val="0"/>
-                <w:iCs w:val="0"/>
-                <w:color w:val="000000"/>
-                <w:sz w:val="22"/>
-                <w:szCs w:val="22"/>
-                <w:u w:val="none"/>
-              </w:rPr>
-            </w:pPr>
-            <w:r>
-              <w:rPr>
-                <w:rFonts w:hint="eastAsia" w:ascii="仿宋" w:hAnsi="仿宋" w:eastAsia="仿宋" w:cs="仿宋"/>
-                <w:i w:val="0"/>
-                <w:iCs w:val="0"/>
-                <w:color w:val="000000"/>
-                <w:kern w:val="0"/>
-                <w:sz w:val="22"/>
-                <w:szCs w:val="22"/>
-                <w:u w:val="none"/>
-                <w:bdr w:val="none" w:color="auto" w:sz="0" w:space="0"/>
-                <w:lang w:val="en-US" w:eastAsia="zh-CN" w:bidi="ar"/>
-              </w:rPr>
-              <w:t>台/小时</w:t>
-            </w:r>
-          </w:p>
-        </w:tc>
-        <w:tc>
-          <w:tcPr>
-            <w:tcW w:w="0" w:type="auto"/>
-            <w:tcBorders>
-              <w:top w:val="single" w:color="000000" w:sz="4" w:space="0"/>
-              <w:left w:val="single" w:color="000000" w:sz="4" w:space="0"/>
-              <w:bottom w:val="single" w:color="000000" w:sz="4" w:space="0"/>
-              <w:right w:val="single" w:color="000000" w:sz="4" w:space="0"/>
-            </w:tcBorders>
-            <w:shd w:val="clear"/>
-            <w:noWrap/>
-            <w:vAlign w:val="center"/>
-          </w:tcPr>
-          <w:p>
-            <w:pPr>
-              <w:keepNext w:val="0"/>
-              <w:keepLines w:val="0"/>
-              <w:widowControl/>
-              <w:suppressLineNumbers w:val="0"/>
-              <w:jc w:val="center"/>
-              <w:textAlignment w:val="center"/>
-              <w:rPr>
-                <w:rFonts w:hint="eastAsia" w:ascii="仿宋" w:hAnsi="仿宋" w:eastAsia="仿宋" w:cs="仿宋"/>
-                <w:i w:val="0"/>
-                <w:iCs w:val="0"/>
-                <w:color w:val="FF0000"/>
-                <w:sz w:val="22"/>
-                <w:szCs w:val="22"/>
-                <w:u w:val="none"/>
-              </w:rPr>
-            </w:pPr>
-            <w:r>
-              <w:rPr>
-                <w:rFonts w:hint="eastAsia" w:ascii="仿宋" w:hAnsi="仿宋" w:eastAsia="仿宋" w:cs="仿宋"/>
-                <w:i w:val="0"/>
-                <w:iCs w:val="0"/>
-                <w:color w:val="FF0000"/>
-                <w:kern w:val="0"/>
-                <w:sz w:val="22"/>
-                <w:szCs w:val="22"/>
-                <w:u w:val="none"/>
-                <w:bdr w:val="none" w:color="auto" w:sz="0" w:space="0"/>
-                <w:lang w:val="en-US" w:eastAsia="zh-CN" w:bidi="ar"/>
-              </w:rPr>
-              <w:t>是</w:t>
-            </w:r>
-          </w:p>
-        </w:tc>
-        <w:tc>
-          <w:tcPr>
-            <w:tcW w:w="0" w:type="auto"/>
-            <w:tcBorders>
-              <w:top w:val="single" w:color="000000" w:sz="4" w:space="0"/>
-              <w:left w:val="single" w:color="000000" w:sz="4" w:space="0"/>
-              <w:bottom w:val="single" w:color="000000" w:sz="4" w:space="0"/>
-              <w:right w:val="single" w:color="000000" w:sz="4" w:space="0"/>
-            </w:tcBorders>
-            <w:shd w:val="clear"/>
-            <w:noWrap/>
-            <w:vAlign w:val="center"/>
-          </w:tcPr>
-          <w:p>
-            <w:pPr>
-              <w:keepNext w:val="0"/>
-              <w:keepLines w:val="0"/>
-              <w:widowControl/>
-              <w:suppressLineNumbers w:val="0"/>
-              <w:jc w:val="center"/>
-              <w:textAlignment w:val="center"/>
-              <w:rPr>
-                <w:rFonts w:hint="eastAsia" w:ascii="仿宋" w:hAnsi="仿宋" w:eastAsia="仿宋" w:cs="仿宋"/>
-                <w:i w:val="0"/>
-                <w:iCs w:val="0"/>
-                <w:color w:val="FF0000"/>
-                <w:sz w:val="22"/>
-                <w:szCs w:val="22"/>
-                <w:u w:val="none"/>
-              </w:rPr>
-            </w:pPr>
-            <w:r>
-              <w:rPr>
-                <w:rFonts w:hint="eastAsia" w:ascii="仿宋" w:hAnsi="仿宋" w:eastAsia="仿宋" w:cs="仿宋"/>
-                <w:i w:val="0"/>
-                <w:iCs w:val="0"/>
-                <w:color w:val="FF0000"/>
-                <w:kern w:val="0"/>
-                <w:sz w:val="22"/>
-                <w:szCs w:val="22"/>
-                <w:u w:val="none"/>
-                <w:bdr w:val="none" w:color="auto" w:sz="0" w:space="0"/>
-                <w:lang w:val="en-US" w:eastAsia="zh-CN" w:bidi="ar"/>
-              </w:rPr>
-              <w:t>是</w:t>
-            </w:r>
-          </w:p>
-        </w:tc>
-        <w:tc>
-          <w:tcPr>
-            <w:tcW w:w="1032" w:type="dxa"/>
-            <w:tcBorders>
-              <w:top w:val="single" w:color="000000" w:sz="4" w:space="0"/>
-              <w:left w:val="single" w:color="000000" w:sz="4" w:space="0"/>
-              <w:bottom w:val="single" w:color="000000" w:sz="4" w:space="0"/>
-              <w:right w:val="single" w:color="000000" w:sz="4" w:space="0"/>
-            </w:tcBorders>
-            <w:shd w:val="clear"/>
-            <w:noWrap/>
-            <w:vAlign w:val="center"/>
-          </w:tcPr>
-          <w:p>
-            <w:pPr>
-              <w:keepNext w:val="0"/>
-              <w:keepLines w:val="0"/>
-              <w:widowControl/>
-              <w:suppressLineNumbers w:val="0"/>
-              <w:jc w:val="center"/>
-              <w:textAlignment w:val="center"/>
-              <w:rPr>
-                <w:rFonts w:hint="eastAsia" w:ascii="仿宋" w:hAnsi="仿宋" w:eastAsia="仿宋" w:cs="仿宋"/>
-                <w:i w:val="0"/>
-                <w:iCs w:val="0"/>
-                <w:color w:val="000000"/>
-                <w:sz w:val="22"/>
-                <w:szCs w:val="22"/>
-                <w:u w:val="none"/>
-              </w:rPr>
-            </w:pPr>
-            <w:r>
-              <w:rPr>
-                <w:rFonts w:hint="eastAsia" w:ascii="仿宋" w:hAnsi="仿宋" w:eastAsia="仿宋" w:cs="仿宋"/>
-                <w:i w:val="0"/>
-                <w:iCs w:val="0"/>
-                <w:color w:val="000000"/>
-                <w:kern w:val="0"/>
-                <w:sz w:val="22"/>
-                <w:szCs w:val="22"/>
-                <w:u w:val="none"/>
-                <w:lang w:val="en-US" w:eastAsia="zh-CN" w:bidi="ar"/>
-              </w:rPr>
-              <w:t xml:space="preserve">792.08 </w:t>
-            </w:r>
-          </w:p>
-        </w:tc>
-        <w:tc>
-          <w:tcPr>
-            <w:tcW w:w="769" w:type="dxa"/>
-            <w:tcBorders>
-              <w:top w:val="single" w:color="000000" w:sz="4" w:space="0"/>
-              <w:left w:val="single" w:color="000000" w:sz="4" w:space="0"/>
-              <w:bottom w:val="single" w:color="000000" w:sz="4" w:space="0"/>
-              <w:right w:val="single" w:color="000000" w:sz="4" w:space="0"/>
-            </w:tcBorders>
-            <w:shd w:val="clear"/>
-            <w:noWrap/>
-            <w:vAlign w:val="center"/>
-          </w:tcPr>
-          <w:p>
-            <w:pPr>
-              <w:keepNext w:val="0"/>
-              <w:keepLines w:val="0"/>
-              <w:widowControl/>
-              <w:suppressLineNumbers w:val="0"/>
-              <w:jc w:val="center"/>
-              <w:textAlignment w:val="center"/>
-              <w:rPr>
-                <w:rFonts w:hint="eastAsia" w:ascii="仿宋" w:hAnsi="仿宋" w:eastAsia="仿宋" w:cs="仿宋"/>
-                <w:i w:val="0"/>
-                <w:iCs w:val="0"/>
-                <w:color w:val="000000"/>
-                <w:sz w:val="22"/>
-                <w:szCs w:val="22"/>
-                <w:u w:val="none"/>
-              </w:rPr>
-            </w:pPr>
-            <w:r>
-              <w:rPr>
-                <w:rFonts w:hint="eastAsia" w:ascii="仿宋" w:hAnsi="仿宋" w:eastAsia="仿宋" w:cs="仿宋"/>
-                <w:i w:val="0"/>
-                <w:iCs w:val="0"/>
-                <w:color w:val="000000"/>
-                <w:kern w:val="0"/>
-                <w:sz w:val="22"/>
-                <w:szCs w:val="22"/>
-                <w:u w:val="none"/>
-                <w:lang w:val="en-US" w:eastAsia="zh-CN" w:bidi="ar"/>
-              </w:rPr>
-              <w:t>1%</w:t>
-            </w:r>
-          </w:p>
-        </w:tc>
-        <w:tc>
-          <w:tcPr>
-            <w:tcW w:w="1032" w:type="dxa"/>
-            <w:tcBorders>
-              <w:top w:val="single" w:color="000000" w:sz="4" w:space="0"/>
-              <w:left w:val="single" w:color="000000" w:sz="4" w:space="0"/>
-              <w:bottom w:val="single" w:color="000000" w:sz="4" w:space="0"/>
-              <w:right w:val="single" w:color="000000" w:sz="4" w:space="0"/>
-            </w:tcBorders>
-            <w:shd w:val="clear"/>
-            <w:noWrap/>
-            <w:vAlign w:val="center"/>
-          </w:tcPr>
-          <w:p>
-            <w:pPr>
-              <w:keepNext w:val="0"/>
-              <w:keepLines w:val="0"/>
-              <w:widowControl/>
-              <w:suppressLineNumbers w:val="0"/>
-              <w:jc w:val="center"/>
-              <w:textAlignment w:val="center"/>
-              <w:rPr>
-                <w:rFonts w:hint="eastAsia" w:ascii="仿宋" w:hAnsi="仿宋" w:eastAsia="仿宋" w:cs="仿宋"/>
-                <w:i w:val="0"/>
-                <w:iCs w:val="0"/>
-                <w:color w:val="000000"/>
-                <w:sz w:val="22"/>
-                <w:szCs w:val="22"/>
-                <w:u w:val="none"/>
-              </w:rPr>
-            </w:pPr>
-            <w:r>
-              <w:rPr>
-                <w:rFonts w:hint="eastAsia" w:ascii="仿宋" w:hAnsi="仿宋" w:eastAsia="仿宋" w:cs="仿宋"/>
-                <w:i w:val="0"/>
-                <w:iCs w:val="0"/>
-                <w:color w:val="000000"/>
-                <w:kern w:val="0"/>
-                <w:sz w:val="22"/>
-                <w:szCs w:val="22"/>
-                <w:u w:val="none"/>
-                <w:lang w:val="en-US" w:eastAsia="zh-CN" w:bidi="ar"/>
-              </w:rPr>
-              <w:t>800</w:t>
-            </w:r>
-          </w:p>
-        </w:tc>
-        <w:tc>
-          <w:tcPr>
-            <w:tcW w:w="0" w:type="auto"/>
-            <w:tcBorders>
-              <w:top w:val="single" w:color="000000" w:sz="4" w:space="0"/>
-              <w:left w:val="single" w:color="000000" w:sz="4" w:space="0"/>
-              <w:bottom w:val="single" w:color="000000" w:sz="4" w:space="0"/>
-              <w:right w:val="single" w:color="000000" w:sz="4" w:space="0"/>
-            </w:tcBorders>
-            <w:shd w:val="clear"/>
-            <w:noWrap/>
-            <w:vAlign w:val="center"/>
-          </w:tcPr>
-          <w:p>
-            <w:pPr>
-              <w:jc w:val="center"/>
-              <w:rPr>
-                <w:rFonts w:hint="eastAsia" w:ascii="仿宋" w:hAnsi="仿宋" w:eastAsia="仿宋" w:cs="仿宋"/>
-                <w:i w:val="0"/>
-                <w:iCs w:val="0"/>
-                <w:color w:val="000000"/>
-                <w:sz w:val="22"/>
-                <w:szCs w:val="22"/>
-                <w:u w:val="none"/>
-              </w:rPr>
-            </w:pPr>
-          </w:p>
-        </w:tc>
-      </w:tr>
-      <w:tr>
-        <w:tblPrEx>
-          <w:tblBorders>
-            <w:top w:val="none" w:color="auto" w:sz="0" w:space="0"/>
-            <w:left w:val="none" w:color="auto" w:sz="0" w:space="0"/>
-            <w:bottom w:val="none" w:color="auto" w:sz="0" w:space="0"/>
-            <w:right w:val="none" w:color="auto" w:sz="0" w:space="0"/>
-            <w:insideH w:val="none" w:color="auto" w:sz="0" w:space="0"/>
-            <w:insideV w:val="none" w:color="auto" w:sz="0" w:space="0"/>
-          </w:tblBorders>
-          <w:shd w:val="clear"/>
-          <w:tblCellMar>
-            <w:top w:w="0" w:type="dxa"/>
-            <w:left w:w="108" w:type="dxa"/>
-            <w:bottom w:w="0" w:type="dxa"/>
-            <w:right w:w="108" w:type="dxa"/>
-          </w:tblCellMar>
-        </w:tblPrEx>
-        <w:trPr>
-          <w:trHeight w:val="499" w:hRule="atLeast"/>
-        </w:trPr>
-        <w:tc>
-          <w:tcPr>
-            <w:tcW w:w="0" w:type="auto"/>
-            <w:tcBorders>
-              <w:top w:val="single" w:color="000000" w:sz="4" w:space="0"/>
-              <w:left w:val="single" w:color="000000" w:sz="4" w:space="0"/>
-              <w:bottom w:val="single" w:color="000000" w:sz="4" w:space="0"/>
-              <w:right w:val="single" w:color="000000" w:sz="4" w:space="0"/>
-            </w:tcBorders>
-            <w:shd w:val="clear"/>
-            <w:noWrap/>
-            <w:vAlign w:val="center"/>
-          </w:tcPr>
-          <w:p>
-            <w:pPr>
-              <w:keepNext w:val="0"/>
-              <w:keepLines w:val="0"/>
-              <w:widowControl/>
-              <w:suppressLineNumbers w:val="0"/>
-              <w:jc w:val="center"/>
-              <w:textAlignment w:val="center"/>
-              <w:rPr>
-                <w:rFonts w:hint="eastAsia" w:ascii="仿宋" w:hAnsi="仿宋" w:eastAsia="仿宋" w:cs="仿宋"/>
-                <w:i w:val="0"/>
-                <w:iCs w:val="0"/>
-                <w:color w:val="000000"/>
-                <w:sz w:val="22"/>
-                <w:szCs w:val="22"/>
-                <w:u w:val="none"/>
-              </w:rPr>
-            </w:pPr>
-            <w:r>
-              <w:rPr>
-                <w:rFonts w:hint="eastAsia" w:ascii="仿宋" w:hAnsi="仿宋" w:eastAsia="仿宋" w:cs="仿宋"/>
-                <w:i w:val="0"/>
-                <w:iCs w:val="0"/>
-                <w:color w:val="000000"/>
-                <w:kern w:val="0"/>
-                <w:sz w:val="22"/>
-                <w:szCs w:val="22"/>
-                <w:u w:val="none"/>
-                <w:bdr w:val="none" w:color="auto" w:sz="0" w:space="0"/>
-                <w:lang w:val="en-US" w:eastAsia="zh-CN" w:bidi="ar"/>
-              </w:rPr>
-              <w:t>进场费</w:t>
-            </w:r>
-          </w:p>
-        </w:tc>
-        <w:tc>
-          <w:tcPr>
-            <w:tcW w:w="0" w:type="auto"/>
-            <w:tcBorders>
-              <w:top w:val="single" w:color="000000" w:sz="4" w:space="0"/>
-              <w:left w:val="single" w:color="000000" w:sz="4" w:space="0"/>
-              <w:bottom w:val="single" w:color="000000" w:sz="4" w:space="0"/>
-              <w:right w:val="single" w:color="000000" w:sz="4" w:space="0"/>
-            </w:tcBorders>
-            <w:shd w:val="clear"/>
-            <w:noWrap/>
-            <w:vAlign w:val="center"/>
-          </w:tcPr>
-          <w:p>
-            <w:pPr>
-              <w:jc w:val="center"/>
-              <w:rPr>
-                <w:rFonts w:hint="eastAsia" w:ascii="仿宋" w:hAnsi="仿宋" w:eastAsia="仿宋" w:cs="仿宋"/>
-                <w:i w:val="0"/>
-                <w:iCs w:val="0"/>
-                <w:color w:val="000000"/>
-                <w:sz w:val="22"/>
-                <w:szCs w:val="22"/>
-                <w:u w:val="none"/>
-              </w:rPr>
-            </w:pPr>
-          </w:p>
-        </w:tc>
-        <w:tc>
-          <w:tcPr>
-            <w:tcW w:w="0" w:type="auto"/>
-            <w:tcBorders>
-              <w:top w:val="single" w:color="000000" w:sz="4" w:space="0"/>
-              <w:left w:val="single" w:color="000000" w:sz="4" w:space="0"/>
-              <w:bottom w:val="single" w:color="000000" w:sz="4" w:space="0"/>
-              <w:right w:val="single" w:color="000000" w:sz="4" w:space="0"/>
-            </w:tcBorders>
-            <w:shd w:val="clear"/>
-            <w:noWrap/>
-            <w:vAlign w:val="center"/>
-          </w:tcPr>
-          <w:p>
-            <w:pPr>
-              <w:jc w:val="center"/>
-              <w:rPr>
-                <w:rFonts w:hint="eastAsia" w:ascii="仿宋" w:hAnsi="仿宋" w:eastAsia="仿宋" w:cs="仿宋"/>
-                <w:i w:val="0"/>
-                <w:iCs w:val="0"/>
-                <w:color w:val="000000"/>
-                <w:sz w:val="22"/>
-                <w:szCs w:val="22"/>
-                <w:u w:val="none"/>
-              </w:rPr>
-            </w:pPr>
-          </w:p>
-        </w:tc>
-        <w:tc>
-          <w:tcPr>
-            <w:tcW w:w="0" w:type="auto"/>
-            <w:tcBorders>
-              <w:top w:val="single" w:color="000000" w:sz="4" w:space="0"/>
-              <w:left w:val="single" w:color="000000" w:sz="4" w:space="0"/>
-              <w:bottom w:val="single" w:color="000000" w:sz="4" w:space="0"/>
-              <w:right w:val="single" w:color="000000" w:sz="4" w:space="0"/>
-            </w:tcBorders>
-            <w:shd w:val="clear"/>
-            <w:noWrap/>
-            <w:vAlign w:val="center"/>
-          </w:tcPr>
-          <w:p>
-            <w:pPr>
-              <w:keepNext w:val="0"/>
-              <w:keepLines w:val="0"/>
-              <w:widowControl/>
-              <w:suppressLineNumbers w:val="0"/>
-              <w:jc w:val="center"/>
-              <w:textAlignment w:val="center"/>
-              <w:rPr>
-                <w:rFonts w:hint="eastAsia" w:ascii="仿宋" w:hAnsi="仿宋" w:eastAsia="仿宋" w:cs="仿宋"/>
-                <w:i w:val="0"/>
-                <w:iCs w:val="0"/>
-                <w:color w:val="000000"/>
-                <w:sz w:val="22"/>
-                <w:szCs w:val="22"/>
-                <w:u w:val="none"/>
-              </w:rPr>
-            </w:pPr>
-            <w:r>
-              <w:rPr>
-                <w:rFonts w:hint="eastAsia" w:ascii="仿宋" w:hAnsi="仿宋" w:eastAsia="仿宋" w:cs="仿宋"/>
-                <w:i w:val="0"/>
-                <w:iCs w:val="0"/>
-                <w:color w:val="000000"/>
-                <w:kern w:val="0"/>
-                <w:sz w:val="22"/>
-                <w:szCs w:val="22"/>
-                <w:u w:val="none"/>
-                <w:bdr w:val="none" w:color="auto" w:sz="0" w:space="0"/>
-                <w:lang w:val="en-US" w:eastAsia="zh-CN" w:bidi="ar"/>
-              </w:rPr>
-              <w:t>次/台</w:t>
-            </w:r>
-          </w:p>
-        </w:tc>
-        <w:tc>
-          <w:tcPr>
-            <w:tcW w:w="0" w:type="auto"/>
-            <w:tcBorders>
-              <w:top w:val="single" w:color="000000" w:sz="4" w:space="0"/>
-              <w:left w:val="single" w:color="000000" w:sz="4" w:space="0"/>
-              <w:bottom w:val="single" w:color="000000" w:sz="4" w:space="0"/>
-              <w:right w:val="single" w:color="000000" w:sz="4" w:space="0"/>
-            </w:tcBorders>
-            <w:shd w:val="clear"/>
-            <w:noWrap/>
-            <w:vAlign w:val="center"/>
-          </w:tcPr>
-          <w:p>
-            <w:pPr>
-              <w:keepNext w:val="0"/>
-              <w:keepLines w:val="0"/>
-              <w:widowControl/>
-              <w:suppressLineNumbers w:val="0"/>
-              <w:jc w:val="center"/>
-              <w:textAlignment w:val="center"/>
-              <w:rPr>
-                <w:rFonts w:hint="eastAsia" w:ascii="仿宋" w:hAnsi="仿宋" w:eastAsia="仿宋" w:cs="仿宋"/>
-                <w:i w:val="0"/>
-                <w:iCs w:val="0"/>
-                <w:color w:val="FF0000"/>
-                <w:sz w:val="22"/>
-                <w:szCs w:val="22"/>
-                <w:u w:val="none"/>
-              </w:rPr>
-            </w:pPr>
-            <w:r>
-              <w:rPr>
-                <w:rFonts w:hint="eastAsia" w:ascii="仿宋" w:hAnsi="仿宋" w:eastAsia="仿宋" w:cs="仿宋"/>
-                <w:i w:val="0"/>
-                <w:iCs w:val="0"/>
-                <w:color w:val="FF0000"/>
-                <w:kern w:val="0"/>
-                <w:sz w:val="22"/>
-                <w:szCs w:val="22"/>
-                <w:u w:val="none"/>
-                <w:bdr w:val="none" w:color="auto" w:sz="0" w:space="0"/>
-                <w:lang w:val="en-US" w:eastAsia="zh-CN" w:bidi="ar"/>
-              </w:rPr>
-              <w:t>是</w:t>
-            </w:r>
-          </w:p>
-        </w:tc>
-        <w:tc>
-          <w:tcPr>
-            <w:tcW w:w="0" w:type="auto"/>
-            <w:tcBorders>
-              <w:top w:val="single" w:color="000000" w:sz="4" w:space="0"/>
-              <w:left w:val="single" w:color="000000" w:sz="4" w:space="0"/>
-              <w:bottom w:val="single" w:color="000000" w:sz="4" w:space="0"/>
-              <w:right w:val="single" w:color="000000" w:sz="4" w:space="0"/>
-            </w:tcBorders>
-            <w:shd w:val="clear"/>
-            <w:noWrap/>
-            <w:vAlign w:val="center"/>
-          </w:tcPr>
-          <w:p>
-            <w:pPr>
-              <w:keepNext w:val="0"/>
-              <w:keepLines w:val="0"/>
-              <w:widowControl/>
-              <w:suppressLineNumbers w:val="0"/>
-              <w:jc w:val="center"/>
-              <w:textAlignment w:val="center"/>
-              <w:rPr>
-                <w:rFonts w:hint="eastAsia" w:ascii="仿宋" w:hAnsi="仿宋" w:eastAsia="仿宋" w:cs="仿宋"/>
-                <w:i w:val="0"/>
-                <w:iCs w:val="0"/>
-                <w:color w:val="FF0000"/>
-                <w:sz w:val="22"/>
-                <w:szCs w:val="22"/>
-                <w:u w:val="none"/>
-              </w:rPr>
-            </w:pPr>
-            <w:r>
-              <w:rPr>
-                <w:rFonts w:hint="eastAsia" w:ascii="仿宋" w:hAnsi="仿宋" w:eastAsia="仿宋" w:cs="仿宋"/>
-                <w:i w:val="0"/>
-                <w:iCs w:val="0"/>
-                <w:color w:val="FF0000"/>
-                <w:kern w:val="0"/>
-                <w:sz w:val="22"/>
-                <w:szCs w:val="22"/>
-                <w:u w:val="none"/>
-                <w:bdr w:val="none" w:color="auto" w:sz="0" w:space="0"/>
-                <w:lang w:val="en-US" w:eastAsia="zh-CN" w:bidi="ar"/>
-              </w:rPr>
-              <w:t>是</w:t>
-            </w:r>
-          </w:p>
-        </w:tc>
-        <w:tc>
-          <w:tcPr>
-            <w:tcW w:w="1032" w:type="dxa"/>
-            <w:tcBorders>
-              <w:top w:val="single" w:color="000000" w:sz="4" w:space="0"/>
-              <w:left w:val="single" w:color="000000" w:sz="4" w:space="0"/>
-              <w:bottom w:val="single" w:color="000000" w:sz="4" w:space="0"/>
-              <w:right w:val="single" w:color="000000" w:sz="4" w:space="0"/>
-            </w:tcBorders>
-            <w:shd w:val="clear"/>
-            <w:noWrap/>
-            <w:vAlign w:val="center"/>
-          </w:tcPr>
-          <w:p>
-            <w:pPr>
-              <w:keepNext w:val="0"/>
-              <w:keepLines w:val="0"/>
-              <w:widowControl/>
-              <w:suppressLineNumbers w:val="0"/>
-              <w:jc w:val="center"/>
-              <w:textAlignment w:val="center"/>
-              <w:rPr>
-                <w:rFonts w:hint="eastAsia" w:ascii="仿宋" w:hAnsi="仿宋" w:eastAsia="仿宋" w:cs="仿宋"/>
-                <w:i w:val="0"/>
-                <w:iCs w:val="0"/>
-                <w:color w:val="000000"/>
-                <w:sz w:val="22"/>
-                <w:szCs w:val="22"/>
-                <w:u w:val="none"/>
-              </w:rPr>
-            </w:pPr>
-            <w:r>
-              <w:rPr>
-                <w:rFonts w:hint="eastAsia" w:ascii="仿宋" w:hAnsi="仿宋" w:eastAsia="仿宋" w:cs="仿宋"/>
-                <w:i w:val="0"/>
-                <w:iCs w:val="0"/>
-                <w:color w:val="000000"/>
-                <w:kern w:val="0"/>
-                <w:sz w:val="22"/>
-                <w:szCs w:val="22"/>
-                <w:u w:val="none"/>
-                <w:lang w:val="en-US" w:eastAsia="zh-CN" w:bidi="ar"/>
-              </w:rPr>
-              <w:t xml:space="preserve">425.74 </w:t>
-            </w:r>
-          </w:p>
-        </w:tc>
-        <w:tc>
-          <w:tcPr>
-            <w:tcW w:w="769" w:type="dxa"/>
-            <w:tcBorders>
-              <w:top w:val="single" w:color="000000" w:sz="4" w:space="0"/>
-              <w:left w:val="single" w:color="000000" w:sz="4" w:space="0"/>
-              <w:bottom w:val="single" w:color="000000" w:sz="4" w:space="0"/>
-              <w:right w:val="single" w:color="000000" w:sz="4" w:space="0"/>
-            </w:tcBorders>
-            <w:shd w:val="clear"/>
-            <w:noWrap/>
-            <w:vAlign w:val="center"/>
-          </w:tcPr>
-          <w:p>
-            <w:pPr>
-              <w:keepNext w:val="0"/>
-              <w:keepLines w:val="0"/>
-              <w:widowControl/>
-              <w:suppressLineNumbers w:val="0"/>
-              <w:jc w:val="center"/>
-              <w:textAlignment w:val="center"/>
-              <w:rPr>
-                <w:rFonts w:hint="eastAsia" w:ascii="仿宋" w:hAnsi="仿宋" w:eastAsia="仿宋" w:cs="仿宋"/>
-                <w:i w:val="0"/>
-                <w:iCs w:val="0"/>
-                <w:color w:val="000000"/>
-                <w:sz w:val="22"/>
-                <w:szCs w:val="22"/>
-                <w:u w:val="none"/>
-              </w:rPr>
-            </w:pPr>
-            <w:r>
-              <w:rPr>
-                <w:rFonts w:hint="eastAsia" w:ascii="仿宋" w:hAnsi="仿宋" w:eastAsia="仿宋" w:cs="仿宋"/>
-                <w:i w:val="0"/>
-                <w:iCs w:val="0"/>
-                <w:color w:val="000000"/>
-                <w:kern w:val="0"/>
-                <w:sz w:val="22"/>
-                <w:szCs w:val="22"/>
-                <w:u w:val="none"/>
-                <w:lang w:val="en-US" w:eastAsia="zh-CN" w:bidi="ar"/>
-              </w:rPr>
-              <w:t>1%</w:t>
-            </w:r>
-          </w:p>
-        </w:tc>
-        <w:tc>
-          <w:tcPr>
-            <w:tcW w:w="1032" w:type="dxa"/>
-            <w:tcBorders>
-              <w:top w:val="single" w:color="000000" w:sz="4" w:space="0"/>
-              <w:left w:val="single" w:color="000000" w:sz="4" w:space="0"/>
-              <w:bottom w:val="single" w:color="000000" w:sz="4" w:space="0"/>
-              <w:right w:val="single" w:color="000000" w:sz="4" w:space="0"/>
-            </w:tcBorders>
-            <w:shd w:val="clear"/>
-            <w:noWrap/>
-            <w:vAlign w:val="center"/>
-          </w:tcPr>
-          <w:p>
-            <w:pPr>
-              <w:keepNext w:val="0"/>
-              <w:keepLines w:val="0"/>
-              <w:widowControl/>
-              <w:suppressLineNumbers w:val="0"/>
-              <w:jc w:val="center"/>
-              <w:textAlignment w:val="center"/>
-              <w:rPr>
-                <w:rFonts w:hint="eastAsia" w:ascii="仿宋" w:hAnsi="仿宋" w:eastAsia="仿宋" w:cs="仿宋"/>
-                <w:i w:val="0"/>
-                <w:iCs w:val="0"/>
-                <w:color w:val="000000"/>
-                <w:sz w:val="22"/>
-                <w:szCs w:val="22"/>
-                <w:u w:val="none"/>
-              </w:rPr>
-            </w:pPr>
-            <w:r>
-              <w:rPr>
-                <w:rFonts w:hint="eastAsia" w:ascii="仿宋" w:hAnsi="仿宋" w:eastAsia="仿宋" w:cs="仿宋"/>
-                <w:i w:val="0"/>
-                <w:iCs w:val="0"/>
-                <w:color w:val="000000"/>
-                <w:kern w:val="0"/>
-                <w:sz w:val="22"/>
-                <w:szCs w:val="22"/>
-                <w:u w:val="none"/>
-                <w:lang w:val="en-US" w:eastAsia="zh-CN" w:bidi="ar"/>
-              </w:rPr>
-              <w:t>430</w:t>
-            </w:r>
-          </w:p>
-        </w:tc>
-        <w:tc>
-          <w:tcPr>
-            <w:tcW w:w="641" w:type="dxa"/>
-            <w:tcBorders>
-              <w:top w:val="single" w:color="000000" w:sz="4" w:space="0"/>
-              <w:left w:val="single" w:color="000000" w:sz="4" w:space="0"/>
-              <w:bottom w:val="single" w:color="000000" w:sz="4" w:space="0"/>
-              <w:right w:val="single" w:color="000000" w:sz="4" w:space="0"/>
-            </w:tcBorders>
-            <w:shd w:val="clear"/>
-            <w:vAlign w:val="center"/>
-          </w:tcPr>
-          <w:p>
-            <w:pPr>
-              <w:keepNext w:val="0"/>
-              <w:keepLines w:val="0"/>
-              <w:widowControl/>
-              <w:suppressLineNumbers w:val="0"/>
-              <w:jc w:val="center"/>
-              <w:textAlignment w:val="center"/>
-              <w:rPr>
-                <w:rFonts w:hint="eastAsia" w:ascii="仿宋" w:hAnsi="仿宋" w:eastAsia="仿宋" w:cs="仿宋"/>
-                <w:i w:val="0"/>
-                <w:iCs w:val="0"/>
-                <w:color w:val="000000"/>
-                <w:sz w:val="12"/>
-                <w:szCs w:val="12"/>
-                <w:u w:val="none"/>
-              </w:rPr>
-            </w:pPr>
-            <w:r>
-              <w:rPr>
-                <w:rFonts w:hint="eastAsia" w:ascii="仿宋" w:hAnsi="仿宋" w:eastAsia="仿宋" w:cs="仿宋"/>
-                <w:i w:val="0"/>
-                <w:iCs w:val="0"/>
-                <w:color w:val="000000"/>
-                <w:kern w:val="0"/>
-                <w:sz w:val="12"/>
-                <w:szCs w:val="12"/>
-                <w:u w:val="none"/>
-                <w:bdr w:val="none" w:color="auto" w:sz="0" w:space="0"/>
-                <w:lang w:val="en-US" w:eastAsia="zh-CN" w:bidi="ar"/>
-              </w:rPr>
-              <w:t>昆明市30km范围内</w:t>
-            </w:r>
-          </w:p>
-        </w:tc>
-      </w:tr>
-      <w:tr>
-        <w:tblPrEx>
-          <w:tblBorders>
-            <w:top w:val="none" w:color="auto" w:sz="0" w:space="0"/>
-            <w:left w:val="none" w:color="auto" w:sz="0" w:space="0"/>
-            <w:bottom w:val="none" w:color="auto" w:sz="0" w:space="0"/>
-            <w:right w:val="none" w:color="auto" w:sz="0" w:space="0"/>
-            <w:insideH w:val="none" w:color="auto" w:sz="0" w:space="0"/>
-            <w:insideV w:val="none" w:color="auto" w:sz="0" w:space="0"/>
-          </w:tblBorders>
-          <w:shd w:val="clear"/>
-          <w:tblCellMar>
-            <w:top w:w="0" w:type="dxa"/>
-            <w:left w:w="108" w:type="dxa"/>
-            <w:bottom w:w="0" w:type="dxa"/>
-            <w:right w:w="108" w:type="dxa"/>
-          </w:tblCellMar>
-        </w:tblPrEx>
-        <w:trPr>
-          <w:trHeight w:val="499" w:hRule="atLeast"/>
-        </w:trPr>
-        <w:tc>
-          <w:tcPr>
-            <w:tcW w:w="0" w:type="auto"/>
-            <w:tcBorders>
-              <w:top w:val="single" w:color="000000" w:sz="4" w:space="0"/>
-              <w:left w:val="single" w:color="000000" w:sz="4" w:space="0"/>
-              <w:bottom w:val="single" w:color="000000" w:sz="4" w:space="0"/>
-              <w:right w:val="single" w:color="000000" w:sz="4" w:space="0"/>
-            </w:tcBorders>
-            <w:shd w:val="clear"/>
-            <w:noWrap/>
-            <w:vAlign w:val="center"/>
-          </w:tcPr>
-          <w:p>
-            <w:pPr>
-              <w:keepNext w:val="0"/>
-              <w:keepLines w:val="0"/>
-              <w:widowControl/>
-              <w:suppressLineNumbers w:val="0"/>
-              <w:jc w:val="center"/>
-              <w:textAlignment w:val="center"/>
-              <w:rPr>
-                <w:rFonts w:hint="eastAsia" w:ascii="仿宋" w:hAnsi="仿宋" w:eastAsia="仿宋" w:cs="仿宋"/>
-                <w:b/>
-                <w:bCs/>
-                <w:i w:val="0"/>
-                <w:iCs w:val="0"/>
-                <w:color w:val="000000"/>
-                <w:sz w:val="22"/>
-                <w:szCs w:val="22"/>
-                <w:u w:val="none"/>
-              </w:rPr>
-            </w:pPr>
-            <w:r>
-              <w:rPr>
-                <w:rFonts w:hint="eastAsia" w:ascii="仿宋" w:hAnsi="仿宋" w:eastAsia="仿宋" w:cs="仿宋"/>
-                <w:b/>
-                <w:bCs/>
-                <w:i w:val="0"/>
-                <w:iCs w:val="0"/>
-                <w:color w:val="000000"/>
-                <w:kern w:val="0"/>
-                <w:sz w:val="22"/>
-                <w:szCs w:val="22"/>
-                <w:u w:val="none"/>
-                <w:bdr w:val="none" w:color="auto" w:sz="0" w:space="0"/>
-                <w:lang w:val="en-US" w:eastAsia="zh-CN" w:bidi="ar"/>
-              </w:rPr>
-              <w:t>合计金额</w:t>
-            </w:r>
-          </w:p>
-        </w:tc>
-        <w:tc>
-          <w:tcPr>
-            <w:tcW w:w="0" w:type="auto"/>
-            <w:tcBorders>
-              <w:top w:val="single" w:color="000000" w:sz="4" w:space="0"/>
-              <w:left w:val="single" w:color="000000" w:sz="4" w:space="0"/>
-              <w:bottom w:val="single" w:color="000000" w:sz="4" w:space="0"/>
-              <w:right w:val="single" w:color="000000" w:sz="4" w:space="0"/>
-            </w:tcBorders>
-            <w:shd w:val="clear"/>
-            <w:noWrap/>
-            <w:vAlign w:val="center"/>
-          </w:tcPr>
-          <w:p>
-            <w:pPr>
-              <w:keepNext w:val="0"/>
-              <w:keepLines w:val="0"/>
-              <w:widowControl/>
-              <w:suppressLineNumbers w:val="0"/>
-              <w:jc w:val="center"/>
-              <w:textAlignment w:val="center"/>
-              <w:rPr>
-                <w:rFonts w:hint="eastAsia" w:ascii="仿宋" w:hAnsi="仿宋" w:eastAsia="仿宋" w:cs="仿宋"/>
-                <w:b/>
-                <w:bCs/>
-                <w:i w:val="0"/>
-                <w:iCs w:val="0"/>
-                <w:color w:val="000000"/>
-                <w:sz w:val="22"/>
-                <w:szCs w:val="22"/>
-                <w:u w:val="none"/>
-              </w:rPr>
-            </w:pPr>
-            <w:r>
-              <w:rPr>
-                <w:rFonts w:hint="eastAsia" w:ascii="仿宋" w:hAnsi="仿宋" w:eastAsia="仿宋" w:cs="仿宋"/>
-                <w:b/>
-                <w:bCs/>
-                <w:i w:val="0"/>
-                <w:iCs w:val="0"/>
-                <w:color w:val="000000"/>
-                <w:kern w:val="0"/>
-                <w:sz w:val="22"/>
-                <w:szCs w:val="22"/>
-                <w:u w:val="none"/>
-                <w:bdr w:val="none" w:color="auto" w:sz="0" w:space="0"/>
-                <w:lang w:val="en-US" w:eastAsia="zh-CN" w:bidi="ar"/>
-              </w:rPr>
-              <w:t>/</w:t>
-            </w:r>
-          </w:p>
-        </w:tc>
-        <w:tc>
-          <w:tcPr>
-            <w:tcW w:w="0" w:type="auto"/>
-            <w:tcBorders>
-              <w:top w:val="single" w:color="000000" w:sz="4" w:space="0"/>
-              <w:left w:val="single" w:color="000000" w:sz="4" w:space="0"/>
-              <w:bottom w:val="single" w:color="000000" w:sz="4" w:space="0"/>
-              <w:right w:val="single" w:color="000000" w:sz="4" w:space="0"/>
-            </w:tcBorders>
-            <w:shd w:val="clear"/>
-            <w:noWrap/>
-            <w:vAlign w:val="center"/>
-          </w:tcPr>
-          <w:p>
-            <w:pPr>
-              <w:keepNext w:val="0"/>
-              <w:keepLines w:val="0"/>
-              <w:widowControl/>
-              <w:suppressLineNumbers w:val="0"/>
-              <w:jc w:val="center"/>
-              <w:textAlignment w:val="center"/>
-              <w:rPr>
-                <w:rFonts w:hint="eastAsia" w:ascii="仿宋" w:hAnsi="仿宋" w:eastAsia="仿宋" w:cs="仿宋"/>
-                <w:b/>
-                <w:bCs/>
-                <w:i w:val="0"/>
-                <w:iCs w:val="0"/>
-                <w:color w:val="000000"/>
-                <w:sz w:val="22"/>
-                <w:szCs w:val="22"/>
-                <w:u w:val="none"/>
-              </w:rPr>
-            </w:pPr>
-            <w:r>
-              <w:rPr>
-                <w:rFonts w:hint="eastAsia" w:ascii="仿宋" w:hAnsi="仿宋" w:eastAsia="仿宋" w:cs="仿宋"/>
-                <w:b/>
-                <w:bCs/>
-                <w:i w:val="0"/>
-                <w:iCs w:val="0"/>
-                <w:color w:val="000000"/>
-                <w:kern w:val="0"/>
-                <w:sz w:val="22"/>
-                <w:szCs w:val="22"/>
-                <w:u w:val="none"/>
-                <w:bdr w:val="none" w:color="auto" w:sz="0" w:space="0"/>
-                <w:lang w:val="en-US" w:eastAsia="zh-CN" w:bidi="ar"/>
-              </w:rPr>
-              <w:t>/</w:t>
-            </w:r>
-          </w:p>
-        </w:tc>
-        <w:tc>
-          <w:tcPr>
-            <w:tcW w:w="0" w:type="auto"/>
-            <w:tcBorders>
-              <w:top w:val="single" w:color="000000" w:sz="4" w:space="0"/>
-              <w:left w:val="single" w:color="000000" w:sz="4" w:space="0"/>
-              <w:bottom w:val="single" w:color="000000" w:sz="4" w:space="0"/>
-              <w:right w:val="single" w:color="000000" w:sz="4" w:space="0"/>
-            </w:tcBorders>
-            <w:shd w:val="clear"/>
-            <w:noWrap/>
-            <w:vAlign w:val="center"/>
-          </w:tcPr>
-          <w:p>
-            <w:pPr>
-              <w:jc w:val="center"/>
-              <w:rPr>
-                <w:rFonts w:hint="eastAsia" w:ascii="仿宋" w:hAnsi="仿宋" w:eastAsia="仿宋" w:cs="仿宋"/>
-                <w:b/>
-                <w:bCs/>
-                <w:i w:val="0"/>
-                <w:iCs w:val="0"/>
-                <w:color w:val="000000"/>
-                <w:sz w:val="22"/>
-                <w:szCs w:val="22"/>
-                <w:u w:val="none"/>
-              </w:rPr>
-            </w:pPr>
-          </w:p>
-        </w:tc>
-        <w:tc>
-          <w:tcPr>
-            <w:tcW w:w="0" w:type="auto"/>
-            <w:tcBorders>
-              <w:top w:val="single" w:color="000000" w:sz="4" w:space="0"/>
-              <w:left w:val="single" w:color="000000" w:sz="4" w:space="0"/>
-              <w:bottom w:val="single" w:color="000000" w:sz="4" w:space="0"/>
-              <w:right w:val="single" w:color="000000" w:sz="4" w:space="0"/>
-            </w:tcBorders>
-            <w:shd w:val="clear"/>
-            <w:noWrap/>
-            <w:vAlign w:val="center"/>
-          </w:tcPr>
-          <w:p>
-            <w:pPr>
-              <w:jc w:val="center"/>
-              <w:rPr>
-                <w:rFonts w:hint="eastAsia" w:ascii="仿宋" w:hAnsi="仿宋" w:eastAsia="仿宋" w:cs="仿宋"/>
-                <w:b/>
-                <w:bCs/>
-                <w:i w:val="0"/>
-                <w:iCs w:val="0"/>
-                <w:color w:val="000000"/>
-                <w:sz w:val="22"/>
-                <w:szCs w:val="22"/>
-                <w:u w:val="none"/>
-              </w:rPr>
-            </w:pPr>
-          </w:p>
-        </w:tc>
-        <w:tc>
-          <w:tcPr>
-            <w:tcW w:w="0" w:type="auto"/>
-            <w:tcBorders>
-              <w:top w:val="single" w:color="000000" w:sz="4" w:space="0"/>
-              <w:left w:val="single" w:color="000000" w:sz="4" w:space="0"/>
-              <w:bottom w:val="single" w:color="000000" w:sz="4" w:space="0"/>
-              <w:right w:val="single" w:color="000000" w:sz="4" w:space="0"/>
-            </w:tcBorders>
-            <w:shd w:val="clear"/>
-            <w:noWrap/>
-            <w:vAlign w:val="center"/>
-          </w:tcPr>
-          <w:p>
-            <w:pPr>
-              <w:jc w:val="center"/>
-              <w:rPr>
-                <w:rFonts w:hint="eastAsia" w:ascii="仿宋" w:hAnsi="仿宋" w:eastAsia="仿宋" w:cs="仿宋"/>
-                <w:b/>
-                <w:bCs/>
-                <w:i w:val="0"/>
-                <w:iCs w:val="0"/>
-                <w:color w:val="000000"/>
-                <w:sz w:val="22"/>
-                <w:szCs w:val="22"/>
-                <w:u w:val="none"/>
-              </w:rPr>
-            </w:pPr>
-          </w:p>
-        </w:tc>
-        <w:tc>
-          <w:tcPr>
-            <w:tcW w:w="0" w:type="auto"/>
-            <w:tcBorders>
-              <w:top w:val="single" w:color="000000" w:sz="4" w:space="0"/>
-              <w:left w:val="single" w:color="000000" w:sz="4" w:space="0"/>
-              <w:bottom w:val="single" w:color="000000" w:sz="4" w:space="0"/>
-              <w:right w:val="single" w:color="000000" w:sz="4" w:space="0"/>
-            </w:tcBorders>
-            <w:shd w:val="clear"/>
-            <w:noWrap/>
-            <w:vAlign w:val="center"/>
-          </w:tcPr>
-          <w:p>
-            <w:pPr>
-              <w:keepNext w:val="0"/>
-              <w:keepLines w:val="0"/>
-              <w:widowControl/>
-              <w:suppressLineNumbers w:val="0"/>
-              <w:jc w:val="center"/>
-              <w:textAlignment w:val="center"/>
-              <w:rPr>
-                <w:rFonts w:hint="eastAsia" w:ascii="仿宋" w:hAnsi="仿宋" w:eastAsia="仿宋" w:cs="仿宋"/>
-                <w:b/>
-                <w:bCs/>
-                <w:i w:val="0"/>
-                <w:iCs w:val="0"/>
-                <w:color w:val="000000"/>
-                <w:sz w:val="22"/>
-                <w:szCs w:val="22"/>
-                <w:u w:val="none"/>
-              </w:rPr>
-            </w:pPr>
-            <w:r>
-              <w:rPr>
-                <w:rFonts w:hint="eastAsia" w:ascii="仿宋" w:hAnsi="仿宋" w:eastAsia="仿宋" w:cs="仿宋"/>
-                <w:b/>
-                <w:bCs/>
-                <w:i w:val="0"/>
-                <w:iCs w:val="0"/>
-                <w:color w:val="000000"/>
-                <w:kern w:val="0"/>
-                <w:sz w:val="22"/>
-                <w:szCs w:val="22"/>
-                <w:u w:val="none"/>
-                <w:bdr w:val="none" w:color="auto" w:sz="0" w:space="0"/>
-                <w:lang w:val="en-US" w:eastAsia="zh-CN" w:bidi="ar"/>
-              </w:rPr>
-              <w:t>/</w:t>
-            </w:r>
-          </w:p>
-        </w:tc>
-        <w:tc>
-          <w:tcPr>
-            <w:tcW w:w="0" w:type="auto"/>
-            <w:tcBorders>
-              <w:top w:val="single" w:color="000000" w:sz="4" w:space="0"/>
-              <w:left w:val="single" w:color="000000" w:sz="4" w:space="0"/>
-              <w:bottom w:val="single" w:color="000000" w:sz="4" w:space="0"/>
-              <w:right w:val="single" w:color="000000" w:sz="4" w:space="0"/>
-            </w:tcBorders>
-            <w:shd w:val="clear"/>
-            <w:noWrap/>
-            <w:vAlign w:val="center"/>
-          </w:tcPr>
-          <w:p>
-            <w:pPr>
-              <w:keepNext w:val="0"/>
-              <w:keepLines w:val="0"/>
-              <w:widowControl/>
-              <w:suppressLineNumbers w:val="0"/>
-              <w:jc w:val="center"/>
-              <w:textAlignment w:val="center"/>
-              <w:rPr>
-                <w:rFonts w:hint="eastAsia" w:ascii="仿宋" w:hAnsi="仿宋" w:eastAsia="仿宋" w:cs="仿宋"/>
-                <w:b/>
-                <w:bCs/>
-                <w:i w:val="0"/>
-                <w:iCs w:val="0"/>
-                <w:color w:val="000000"/>
-                <w:sz w:val="22"/>
-                <w:szCs w:val="22"/>
-                <w:u w:val="none"/>
-              </w:rPr>
-            </w:pPr>
-            <w:r>
-              <w:rPr>
-                <w:rFonts w:hint="eastAsia" w:ascii="仿宋" w:hAnsi="仿宋" w:eastAsia="仿宋" w:cs="仿宋"/>
-                <w:b/>
-                <w:bCs/>
-                <w:i w:val="0"/>
-                <w:iCs w:val="0"/>
-                <w:color w:val="000000"/>
-                <w:kern w:val="0"/>
-                <w:sz w:val="22"/>
-                <w:szCs w:val="22"/>
-                <w:u w:val="none"/>
-                <w:bdr w:val="none" w:color="auto" w:sz="0" w:space="0"/>
-                <w:lang w:val="en-US" w:eastAsia="zh-CN" w:bidi="ar"/>
-              </w:rPr>
-              <w:t>/</w:t>
-            </w:r>
-          </w:p>
-        </w:tc>
-        <w:tc>
-          <w:tcPr>
-            <w:tcW w:w="0" w:type="auto"/>
-            <w:tcBorders>
-              <w:top w:val="single" w:color="000000" w:sz="4" w:space="0"/>
-              <w:left w:val="single" w:color="000000" w:sz="4" w:space="0"/>
-              <w:bottom w:val="single" w:color="000000" w:sz="4" w:space="0"/>
-              <w:right w:val="single" w:color="000000" w:sz="4" w:space="0"/>
-            </w:tcBorders>
-            <w:shd w:val="clear"/>
-            <w:noWrap/>
-            <w:vAlign w:val="center"/>
-          </w:tcPr>
-          <w:p>
-            <w:pPr>
-              <w:keepNext w:val="0"/>
-              <w:keepLines w:val="0"/>
-              <w:widowControl/>
-              <w:suppressLineNumbers w:val="0"/>
-              <w:jc w:val="center"/>
-              <w:textAlignment w:val="center"/>
-              <w:rPr>
-                <w:rFonts w:hint="eastAsia" w:ascii="仿宋" w:hAnsi="仿宋" w:eastAsia="仿宋" w:cs="仿宋"/>
-                <w:b/>
-                <w:bCs/>
-                <w:i w:val="0"/>
-                <w:iCs w:val="0"/>
-                <w:color w:val="000000"/>
-                <w:sz w:val="22"/>
-                <w:szCs w:val="22"/>
-                <w:u w:val="none"/>
-              </w:rPr>
-            </w:pPr>
-            <w:r>
-              <w:rPr>
-                <w:rFonts w:hint="eastAsia" w:ascii="仿宋" w:hAnsi="仿宋" w:eastAsia="仿宋" w:cs="仿宋"/>
-                <w:b/>
-                <w:bCs/>
-                <w:i w:val="0"/>
-                <w:iCs w:val="0"/>
-                <w:color w:val="000000"/>
-                <w:kern w:val="0"/>
-                <w:sz w:val="22"/>
-                <w:szCs w:val="22"/>
-                <w:u w:val="none"/>
-                <w:bdr w:val="none" w:color="auto" w:sz="0" w:space="0"/>
-                <w:lang w:val="en-US" w:eastAsia="zh-CN" w:bidi="ar"/>
-              </w:rPr>
-              <w:t>/</w:t>
-            </w:r>
-          </w:p>
-        </w:tc>
-        <w:tc>
-          <w:tcPr>
-            <w:tcW w:w="0" w:type="auto"/>
-            <w:tcBorders>
-              <w:top w:val="single" w:color="000000" w:sz="4" w:space="0"/>
-              <w:left w:val="single" w:color="000000" w:sz="4" w:space="0"/>
-              <w:bottom w:val="single" w:color="000000" w:sz="4" w:space="0"/>
-              <w:right w:val="single" w:color="000000" w:sz="4" w:space="0"/>
-            </w:tcBorders>
-            <w:shd w:val="clear"/>
-            <w:noWrap/>
-            <w:vAlign w:val="center"/>
-          </w:tcPr>
-          <w:p>
-            <w:pPr>
-              <w:jc w:val="center"/>
-              <w:rPr>
-                <w:rFonts w:hint="eastAsia" w:ascii="仿宋" w:hAnsi="仿宋" w:eastAsia="仿宋" w:cs="仿宋"/>
-                <w:b/>
-                <w:bCs/>
-                <w:i w:val="0"/>
-                <w:iCs w:val="0"/>
-                <w:color w:val="000000"/>
-                <w:sz w:val="22"/>
-                <w:szCs w:val="22"/>
-                <w:u w:val="none"/>
-              </w:rPr>
-            </w:pPr>
-          </w:p>
-        </w:tc>
-      </w:tr>
-      <w:tr>
-        <w:tblPrEx>
-          <w:tblBorders>
-            <w:top w:val="none" w:color="auto" w:sz="0" w:space="0"/>
-            <w:left w:val="none" w:color="auto" w:sz="0" w:space="0"/>
-            <w:bottom w:val="none" w:color="auto" w:sz="0" w:space="0"/>
-            <w:right w:val="none" w:color="auto" w:sz="0" w:space="0"/>
-            <w:insideH w:val="none" w:color="auto" w:sz="0" w:space="0"/>
-            <w:insideV w:val="none" w:color="auto" w:sz="0" w:space="0"/>
-          </w:tblBorders>
-          <w:shd w:val="clear"/>
-          <w:tblCellMar>
-            <w:top w:w="0" w:type="dxa"/>
-            <w:left w:w="108" w:type="dxa"/>
-            <w:bottom w:w="0" w:type="dxa"/>
-            <w:right w:w="108" w:type="dxa"/>
-          </w:tblCellMar>
-        </w:tblPrEx>
-        <w:trPr>
-          <w:trHeight w:val="1320" w:hRule="atLeast"/>
-        </w:trPr>
-        <w:tc>
-          <w:tcPr>
-            <w:tcW w:w="8570" w:type="dxa"/>
-            <w:gridSpan w:val="10"/>
-            <w:tcBorders>
-              <w:top w:val="single" w:color="000000" w:sz="4" w:space="0"/>
-              <w:left w:val="single" w:color="000000" w:sz="4" w:space="0"/>
-              <w:bottom w:val="single" w:color="000000" w:sz="4" w:space="0"/>
-              <w:right w:val="single" w:color="000000" w:sz="4" w:space="0"/>
-            </w:tcBorders>
-            <w:shd w:val="clear"/>
-            <w:vAlign w:val="center"/>
-          </w:tcPr>
-          <w:p>
-            <w:pPr>
-              <w:keepNext w:val="0"/>
-              <w:keepLines w:val="0"/>
-              <w:widowControl/>
-              <w:suppressLineNumbers w:val="0"/>
-              <w:jc w:val="left"/>
-              <w:textAlignment w:val="center"/>
-              <w:rPr>
-                <w:rFonts w:hint="eastAsia" w:ascii="仿宋" w:hAnsi="仿宋" w:eastAsia="仿宋" w:cs="仿宋"/>
-                <w:i w:val="0"/>
-                <w:iCs w:val="0"/>
-                <w:color w:val="000000"/>
-                <w:sz w:val="22"/>
-                <w:szCs w:val="22"/>
-                <w:u w:val="none"/>
-              </w:rPr>
-            </w:pPr>
-            <w:r>
-              <w:rPr>
-                <w:rFonts w:hint="eastAsia" w:ascii="仿宋" w:hAnsi="仿宋" w:eastAsia="仿宋" w:cs="仿宋"/>
-                <w:i w:val="0"/>
-                <w:iCs w:val="0"/>
-                <w:color w:val="000000"/>
-                <w:kern w:val="0"/>
-                <w:sz w:val="22"/>
-                <w:szCs w:val="22"/>
-                <w:u w:val="none"/>
-                <w:bdr w:val="none" w:color="auto" w:sz="0" w:space="0"/>
-                <w:lang w:val="en-US" w:eastAsia="zh-CN" w:bidi="ar"/>
-              </w:rPr>
-              <w:t>含税单价中：</w:t>
-            </w:r>
-            <w:r>
-              <w:rPr>
-                <w:rStyle w:val="46"/>
-                <w:bdr w:val="none" w:color="auto" w:sz="0" w:space="0"/>
-                <w:lang w:val="en-US" w:eastAsia="zh-CN" w:bidi="ar"/>
-              </w:rPr>
-              <w:t>（1）已含燃油费□（②燃油由乙方自行购买承担，不扣除，不调整单价）□；（2）进场费由甲方负责；（3）出场费由乙方负责；（4）场内机械转移费由甲方负责。</w:t>
-            </w:r>
-          </w:p>
-        </w:tc>
-      </w:tr>
-    </w:tbl>
-    <w:p>
       <w:pPr>
         <w:adjustRightInd w:val="0"/>
         <w:snapToGrid w:val="0"/>
@@ -7483,7 +1323,7 @@
           <w:highlight w:val="none"/>
           <w:u w:val="single" w:color="FF0000"/>
         </w:rPr>
-        <w:t xml:space="preserve">   昆明市西山区草海西片区排水防洪通道改造工程(一标段）  </w:t>
+        <w:t xml:space="preserve">   {field.useLocation}  </w:t>
       </w:r>
       <w:r>
         <w:rPr>
@@ -7558,221 +1398,7 @@
         </w:rPr>
       </w:pPr>
       <w:r>
-        <w:rPr>
-          <w:rFonts w:hint="eastAsia" w:ascii="仿宋" w:hAnsi="仿宋" w:eastAsia="仿宋"/>
-          <w:sz w:val="24"/>
-          <w:szCs w:val="24"/>
-          <w:highlight w:val="none"/>
-        </w:rPr>
-        <w:t>1</w:t>
-      </w:r>
-      <w:r>
-        <w:rPr>
-          <w:rFonts w:hint="eastAsia" w:ascii="仿宋" w:hAnsi="仿宋" w:eastAsia="仿宋"/>
-          <w:sz w:val="24"/>
-          <w:szCs w:val="24"/>
-          <w:highlight w:val="none"/>
-          <w:lang w:eastAsia="zh-CN"/>
-        </w:rPr>
-        <w:t>.</w:t>
-      </w:r>
-      <w:r>
-        <w:rPr>
-          <w:rFonts w:hint="eastAsia" w:ascii="仿宋" w:hAnsi="仿宋" w:eastAsia="仿宋"/>
-          <w:sz w:val="24"/>
-          <w:szCs w:val="22"/>
-          <w:highlight w:val="none"/>
-          <w:lang w:val="en-US" w:eastAsia="zh-CN"/>
-        </w:rPr>
-        <w:t>合同</w:t>
-      </w:r>
-      <w:r>
-        <w:rPr>
-          <w:rFonts w:hint="eastAsia" w:ascii="仿宋" w:hAnsi="仿宋" w:eastAsia="仿宋"/>
-          <w:sz w:val="24"/>
-          <w:szCs w:val="22"/>
-          <w:highlight w:val="none"/>
-        </w:rPr>
-        <w:t>期限：</w:t>
-      </w:r>
-      <w:r>
-        <w:rPr>
-          <w:rFonts w:hint="eastAsia" w:ascii="仿宋" w:hAnsi="仿宋" w:eastAsia="仿宋"/>
-          <w:color w:val="FF0000"/>
-          <w:sz w:val="24"/>
-          <w:szCs w:val="22"/>
-          <w:highlight w:val="none"/>
-          <w:u w:val="single"/>
-        </w:rPr>
-        <w:t xml:space="preserve">   </w:t>
-      </w:r>
-      <w:r>
-        <w:rPr>
-          <w:rFonts w:hint="eastAsia" w:ascii="仿宋" w:hAnsi="仿宋" w:eastAsia="仿宋"/>
-          <w:color w:val="FF0000"/>
-          <w:sz w:val="24"/>
-          <w:szCs w:val="22"/>
-          <w:highlight w:val="none"/>
-          <w:u w:val="single"/>
-          <w:lang w:val="en-US" w:eastAsia="zh-CN"/>
-        </w:rPr>
-        <w:t>2026</w:t>
-      </w:r>
-      <w:r>
-        <w:rPr>
-          <w:rFonts w:hint="eastAsia" w:ascii="仿宋" w:hAnsi="仿宋" w:eastAsia="仿宋"/>
-          <w:color w:val="FF0000"/>
-          <w:sz w:val="24"/>
-          <w:szCs w:val="22"/>
-          <w:highlight w:val="none"/>
-          <w:u w:val="single"/>
-        </w:rPr>
-        <w:t xml:space="preserve"> </w:t>
-      </w:r>
-      <w:r>
-        <w:rPr>
-          <w:rFonts w:hint="eastAsia" w:ascii="仿宋" w:hAnsi="仿宋" w:eastAsia="仿宋"/>
-          <w:color w:val="FF0000"/>
-          <w:sz w:val="24"/>
-          <w:szCs w:val="24"/>
-          <w:highlight w:val="none"/>
-          <w:u w:val="single" w:color="FF0000"/>
-        </w:rPr>
-        <w:t xml:space="preserve">年 </w:t>
-      </w:r>
-      <w:r>
-        <w:rPr>
-          <w:rFonts w:hint="eastAsia" w:ascii="仿宋" w:hAnsi="仿宋" w:eastAsia="仿宋"/>
-          <w:color w:val="FF0000"/>
-          <w:sz w:val="24"/>
-          <w:szCs w:val="24"/>
-          <w:highlight w:val="none"/>
-          <w:u w:val="single" w:color="FF0000"/>
-          <w:lang w:val="en-US" w:eastAsia="zh-CN"/>
-        </w:rPr>
-        <w:t>01</w:t>
-      </w:r>
-      <w:r>
-        <w:rPr>
-          <w:rFonts w:hint="eastAsia" w:ascii="仿宋" w:hAnsi="仿宋" w:eastAsia="仿宋"/>
-          <w:color w:val="FF0000"/>
-          <w:sz w:val="24"/>
-          <w:szCs w:val="24"/>
-          <w:highlight w:val="none"/>
-          <w:u w:val="single" w:color="FF0000"/>
-        </w:rPr>
-        <w:t xml:space="preserve"> 月 </w:t>
-      </w:r>
-      <w:r>
-        <w:rPr>
-          <w:rFonts w:hint="eastAsia" w:ascii="仿宋" w:hAnsi="仿宋" w:eastAsia="仿宋"/>
-          <w:color w:val="FF0000"/>
-          <w:sz w:val="24"/>
-          <w:szCs w:val="24"/>
-          <w:highlight w:val="none"/>
-          <w:u w:val="single" w:color="FF0000"/>
-          <w:lang w:val="en-US" w:eastAsia="zh-CN"/>
-        </w:rPr>
-        <w:t>01</w:t>
-      </w:r>
-      <w:r>
-        <w:rPr>
-          <w:rFonts w:hint="eastAsia" w:ascii="仿宋" w:hAnsi="仿宋" w:eastAsia="仿宋"/>
-          <w:color w:val="FF0000"/>
-          <w:sz w:val="24"/>
-          <w:szCs w:val="24"/>
-          <w:highlight w:val="none"/>
-          <w:u w:val="single" w:color="FF0000"/>
-        </w:rPr>
-        <w:t xml:space="preserve"> 日至  </w:t>
-      </w:r>
-      <w:r>
-        <w:rPr>
-          <w:rFonts w:hint="eastAsia" w:ascii="仿宋" w:hAnsi="仿宋" w:eastAsia="仿宋"/>
-          <w:color w:val="FF0000"/>
-          <w:sz w:val="24"/>
-          <w:szCs w:val="24"/>
-          <w:highlight w:val="none"/>
-          <w:u w:val="single" w:color="FF0000"/>
-          <w:lang w:val="en-US" w:eastAsia="zh-CN"/>
-        </w:rPr>
-        <w:t>2026</w:t>
-      </w:r>
-      <w:r>
-        <w:rPr>
-          <w:rFonts w:hint="eastAsia" w:ascii="仿宋" w:hAnsi="仿宋" w:eastAsia="仿宋"/>
-          <w:color w:val="FF0000"/>
-          <w:sz w:val="24"/>
-          <w:szCs w:val="24"/>
-          <w:highlight w:val="none"/>
-          <w:u w:val="single" w:color="FF0000"/>
-        </w:rPr>
-        <w:t xml:space="preserve">  年 </w:t>
-      </w:r>
-      <w:r>
-        <w:rPr>
-          <w:rFonts w:hint="eastAsia" w:ascii="仿宋" w:hAnsi="仿宋" w:eastAsia="仿宋"/>
-          <w:color w:val="FF0000"/>
-          <w:sz w:val="24"/>
-          <w:szCs w:val="24"/>
-          <w:highlight w:val="none"/>
-          <w:u w:val="single" w:color="FF0000"/>
-          <w:lang w:val="en-US" w:eastAsia="zh-CN"/>
-        </w:rPr>
-        <w:t>12</w:t>
-      </w:r>
-      <w:r>
-        <w:rPr>
-          <w:rFonts w:hint="eastAsia" w:ascii="仿宋" w:hAnsi="仿宋" w:eastAsia="仿宋"/>
-          <w:color w:val="FF0000"/>
-          <w:sz w:val="24"/>
-          <w:szCs w:val="24"/>
-          <w:highlight w:val="none"/>
-          <w:u w:val="single" w:color="FF0000"/>
-        </w:rPr>
-        <w:t xml:space="preserve"> 月 </w:t>
-      </w:r>
-      <w:r>
-        <w:rPr>
-          <w:rFonts w:hint="eastAsia" w:ascii="仿宋" w:hAnsi="仿宋" w:eastAsia="仿宋"/>
-          <w:color w:val="FF0000"/>
-          <w:sz w:val="24"/>
-          <w:szCs w:val="24"/>
-          <w:highlight w:val="none"/>
-          <w:u w:val="single" w:color="FF0000"/>
-          <w:lang w:val="en-US" w:eastAsia="zh-CN"/>
-        </w:rPr>
-        <w:t>31</w:t>
-      </w:r>
-      <w:r>
-        <w:rPr>
-          <w:rFonts w:hint="eastAsia" w:ascii="仿宋" w:hAnsi="仿宋" w:eastAsia="仿宋"/>
-          <w:color w:val="FF0000"/>
-          <w:sz w:val="24"/>
-          <w:szCs w:val="24"/>
-          <w:highlight w:val="none"/>
-          <w:u w:val="single" w:color="FF0000"/>
-        </w:rPr>
-        <w:t xml:space="preserve"> 日</w:t>
-      </w:r>
-      <w:r>
-        <w:rPr>
-          <w:rFonts w:hint="eastAsia" w:ascii="仿宋" w:hAnsi="仿宋" w:eastAsia="仿宋"/>
-          <w:sz w:val="24"/>
-          <w:szCs w:val="24"/>
-          <w:highlight w:val="none"/>
-        </w:rPr>
-        <w:t>。</w:t>
-      </w:r>
-      <w:r>
-        <w:rPr>
-          <w:rFonts w:hint="eastAsia" w:ascii="仿宋" w:hAnsi="仿宋" w:eastAsia="仿宋"/>
-          <w:sz w:val="24"/>
-          <w:szCs w:val="24"/>
-          <w:highlight w:val="none"/>
-          <w:lang w:val="en-US" w:eastAsia="zh-CN"/>
-        </w:rPr>
-        <w:t>合同期限内，甲方所需租赁的具体设备、使用时间，以甲方根据具体业务需求向乙方发出的书面通知为准。</w:t>
+        <w:t xml:space="preserve">1.合同期限：{field.rentalStartDate}至{field.rentalEndDate}。合同期限内，甲方所需租赁的具体设备、使用时间，以甲方根据具体业务需求向乙方发出的书面通知为准。</w:t>
       </w:r>
     </w:p>
     <w:p>
@@ -7947,32 +1573,7 @@
         </w:rPr>
       </w:pPr>
       <w:r>
-        <w:rPr>
-          <w:rFonts w:hint="eastAsia" w:ascii="仿宋" w:hAnsi="仿宋" w:eastAsia="仿宋"/>
-          <w:sz w:val="24"/>
-          <w:szCs w:val="24"/>
-          <w:highlight w:val="none"/>
-        </w:rPr>
-        <w:t>（2）在合同期内，甲方可根据租赁机械设备运行状况和操作人员表现及工程实际施工需要决定租赁期限。除特殊情况外，甲方停止租赁机械设备需提前</w:t>
-      </w:r>
-      <w:r>
-        <w:rPr>
-          <w:rFonts w:hint="eastAsia" w:ascii="仿宋" w:hAnsi="仿宋" w:eastAsia="仿宋"/>
-          <w:sz w:val="24"/>
-          <w:szCs w:val="24"/>
-          <w:highlight w:val="none"/>
-          <w:lang w:val="en-US" w:eastAsia="zh-CN"/>
-        </w:rPr>
-        <w:t>1</w:t>
-      </w:r>
-      <w:r>
-        <w:rPr>
-          <w:rFonts w:hint="eastAsia" w:ascii="仿宋" w:hAnsi="仿宋" w:eastAsia="仿宋"/>
-          <w:sz w:val="24"/>
-          <w:szCs w:val="24"/>
-          <w:highlight w:val="none"/>
-        </w:rPr>
-        <w:t>天通知乙方。</w:t>
+        <w:t xml:space="preserve">租赁期限：{field.rentalStartDate}至{field.rentalEndDate}。甲方可根据租赁机械设备运行状况和工程实际施工需要决定租赁期限。</w:t>
       </w:r>
     </w:p>
     <w:p>
@@ -12613,70 +6214,7 @@
         </w:rPr>
       </w:pPr>
       <w:r>
-        <w:rPr>
-          <w:rFonts w:hint="eastAsia" w:ascii="仿宋" w:hAnsi="仿宋" w:eastAsia="仿宋" w:cs="宋体"/>
-          <w:sz w:val="24"/>
-          <w:szCs w:val="24"/>
-          <w:highlight w:val="none"/>
-        </w:rPr>
-        <w:t>（1）增值税发票开具时间：</w:t>
-      </w:r>
-      <w:r>
-        <w:rPr>
-          <w:rFonts w:hint="eastAsia" w:ascii="仿宋" w:hAnsi="仿宋" w:eastAsia="仿宋" w:cs="宋体"/>
-          <w:sz w:val="24"/>
-          <w:szCs w:val="24"/>
-          <w:highlight w:val="none"/>
-          <w:lang w:val="en-US" w:eastAsia="zh-CN"/>
-        </w:rPr>
-        <w:t>乙</w:t>
-      </w:r>
-      <w:r>
-        <w:rPr>
-          <w:rFonts w:hint="eastAsia" w:ascii="仿宋" w:hAnsi="仿宋" w:eastAsia="仿宋" w:cs="宋体"/>
-          <w:sz w:val="24"/>
-          <w:szCs w:val="24"/>
-          <w:highlight w:val="none"/>
-        </w:rPr>
-        <w:t>方应按结算周期在与</w:t>
-      </w:r>
-      <w:r>
-        <w:rPr>
-          <w:rFonts w:hint="eastAsia" w:ascii="仿宋" w:hAnsi="仿宋" w:eastAsia="仿宋" w:cs="宋体"/>
-          <w:sz w:val="24"/>
-          <w:szCs w:val="24"/>
-          <w:highlight w:val="none"/>
-          <w:lang w:val="en-US" w:eastAsia="zh-CN"/>
-        </w:rPr>
-        <w:t>甲</w:t>
-      </w:r>
-      <w:r>
-        <w:rPr>
-          <w:rFonts w:hint="eastAsia" w:ascii="仿宋" w:hAnsi="仿宋" w:eastAsia="仿宋" w:cs="宋体"/>
-          <w:sz w:val="24"/>
-          <w:szCs w:val="24"/>
-          <w:highlight w:val="none"/>
-        </w:rPr>
-        <w:t>方办理完对账结算后,在30天内向</w:t>
-      </w:r>
-      <w:r>
-        <w:rPr>
-          <w:rFonts w:hint="eastAsia" w:ascii="仿宋" w:hAnsi="仿宋" w:eastAsia="仿宋" w:cs="宋体"/>
-          <w:sz w:val="24"/>
-          <w:szCs w:val="24"/>
-          <w:highlight w:val="none"/>
-          <w:lang w:val="en-US" w:eastAsia="zh-CN"/>
-        </w:rPr>
-        <w:t>甲</w:t>
-      </w:r>
-      <w:r>
-        <w:rPr>
-          <w:rFonts w:hint="eastAsia" w:ascii="仿宋" w:hAnsi="仿宋" w:eastAsia="仿宋" w:cs="宋体"/>
-          <w:sz w:val="24"/>
-          <w:szCs w:val="24"/>
-          <w:highlight w:val="none"/>
-        </w:rPr>
-        <w:t>方提供周期结算的增值税发票。上一结算周期发票未按时提供的，不予办理下一期对账结算工作。</w:t>
+        <w:t xml:space="preserve">结算周期：{field.settlementCycle}。</w:t>
       </w:r>
     </w:p>
     <w:p>
@@ -18888,7 +12426,7 @@
                 <w:szCs w:val="24"/>
                 <w:highlight w:val="none"/>
               </w:rPr>
-              <w:t>单位名称（章）：云南署舜建筑有限公司</w:t>
+              <w:t>单位名称（章）：{party.owner.name}</w:t>
             </w:r>
           </w:p>
           <w:p>
@@ -19056,7 +12594,7 @@
                 <w:szCs w:val="24"/>
                 <w:highlight w:val="none"/>
               </w:rPr>
-              <w:t>单位名称（章）：盘龙区伟耀建筑劳务部</w:t>
+              <w:t>单位名称（章）：{party.counterparty.name}</w:t>
             </w:r>
           </w:p>
           <w:p>
@@ -19299,8 +12837,8 @@
       </w:r>
     </w:p>
     <w:sectPr>
-      <w:headerReference r:id="rId3" w:type="default"/>
-      <w:footerReference r:id="rId4" w:type="default"/>
+      <w:headerReference w:type="default" r:id="rIdContractWatermarkHeader"/>
+      <w:footerReference w:type="default" r:id="rIdContractTemplateFooter"/>
       <w:pgSz w:w="11906" w:h="16838"/>
       <w:pgMar w:top="1440" w:right="1800" w:bottom="1440" w:left="1800" w:header="851" w:footer="992" w:gutter="0"/>
       <w:pgNumType w:fmt="decimal"/>
@@ -19309,6 +12847,19 @@
     </w:sectPr>
   </w:body>
 </w:document>
+</file>
+
+<file path=word/footer-contract-template.xml><?xml version="1.0" encoding="utf-8"?>
+<w:ftr xmlns:w="http://schemas.openxmlformats.org/wordprocessingml/2006/main">
+  <w:p>
+    <w:pPr>
+      <w:jc w:val="center"/>
+    </w:pPr>
+    <w:r>
+      <w:t xml:space="preserve">合同正文</w:t>
+    </w:r>
+  </w:p>
+</w:ftr>
 </file>
 
 <file path=word/footer1.xml><?xml version="1.0" encoding="utf-8"?>
@@ -19439,6 +12990,19 @@
     </w:r>
   </w:p>
 </w:ftr>
+</file>
+
+<file path=word/header-contract-watermark.xml><?xml version="1.0" encoding="utf-8"?>
+<w:hdr xmlns:w="http://schemas.openxmlformats.org/wordprocessingml/2006/main">
+  <w:p>
+    <w:pPr>
+      <w:jc w:val="center"/>
+    </w:pPr>
+    <w:r>
+      <w:t xml:space="preserve">{document.watermark}</w:t>
+    </w:r>
+  </w:p>
+</w:hdr>
 </file>
 
 <file path=word/header1.xml><?xml version="1.0" encoding="utf-8"?>

--- a/services/api/assets/templates/equipment-rental-real-v1.docx
+++ b/services/api/assets/templates/equipment-rental-real-v1.docx
@@ -7652,171 +7652,7 @@
         </w:rPr>
       </w:pPr>
       <w:r>
-        <w:rPr>
-          <w:rFonts w:hint="eastAsia" w:ascii="仿宋" w:hAnsi="仿宋" w:eastAsia="仿宋"/>
-          <w:color w:val="000000" w:themeColor="text1"/>
-          <w:sz w:val="24"/>
-          <w:szCs w:val="24"/>
-          <w:highlight w:val="none"/>
-          <w:lang w:val="en-US" w:eastAsia="zh-CN"/>
-          <w14:textFill>
-            <w14:solidFill>
-              <w14:schemeClr w14:val="tx1"/>
-            </w14:solidFill>
-          </w14:textFill>
-        </w:rPr>
-        <w:t>（1）租金按</w:t>
-      </w:r>
-      <w:r>
-        <w:rPr>
-          <w:rFonts w:hint="eastAsia" w:ascii="仿宋" w:hAnsi="仿宋" w:eastAsia="仿宋"/>
-          <w:color w:val="FF0000"/>
-          <w:sz w:val="24"/>
-          <w:szCs w:val="24"/>
-          <w:highlight w:val="none"/>
-          <w:u w:val="single"/>
-          <w:lang w:val="en-US" w:eastAsia="zh-CN"/>
-        </w:rPr>
-        <w:t>月</w:t>
-      </w:r>
-      <w:r>
-        <w:rPr>
-          <w:rFonts w:hint="eastAsia" w:ascii="仿宋" w:hAnsi="仿宋" w:eastAsia="仿宋"/>
-          <w:color w:val="000000" w:themeColor="text1"/>
-          <w:sz w:val="24"/>
-          <w:szCs w:val="24"/>
-          <w:highlight w:val="none"/>
-          <w:lang w:val="en-US" w:eastAsia="zh-CN"/>
-          <w14:textFill>
-            <w14:solidFill>
-              <w14:schemeClr w14:val="tx1"/>
-            </w14:solidFill>
-          </w14:textFill>
-        </w:rPr>
-        <w:t>支付。在当期结算时，扣除现场实际发生的违约金和罚款、甲供材料费、农民工工资保证金等按合同约定应当扣除的款项后，以剩余款项作为当期结算，甲方在收到乙方开具的正式发票后，</w:t>
-      </w:r>
-      <w:r>
-        <w:rPr>
-          <w:rFonts w:hint="eastAsia" w:ascii="仿宋" w:hAnsi="仿宋" w:eastAsia="仿宋"/>
-          <w:color w:val="FF0000"/>
-          <w:sz w:val="24"/>
-          <w:szCs w:val="24"/>
-          <w:highlight w:val="none"/>
-          <w:u w:val="single"/>
-          <w:lang w:val="en-US" w:eastAsia="zh-CN"/>
-        </w:rPr>
-        <w:t xml:space="preserve">  15  </w:t>
-      </w:r>
-      <w:r>
-        <w:rPr>
-          <w:rFonts w:hint="eastAsia" w:ascii="仿宋" w:hAnsi="仿宋" w:eastAsia="仿宋"/>
-          <w:color w:val="000000" w:themeColor="text1"/>
-          <w:sz w:val="24"/>
-          <w:szCs w:val="24"/>
-          <w:highlight w:val="none"/>
-          <w:lang w:val="en-US" w:eastAsia="zh-CN"/>
-          <w14:textFill>
-            <w14:solidFill>
-              <w14:schemeClr w14:val="tx1"/>
-            </w14:solidFill>
-          </w14:textFill>
-        </w:rPr>
-        <w:t>日内向乙方支付当期结算金额的</w:t>
-      </w:r>
-      <w:r>
-        <w:rPr>
-          <w:rFonts w:hint="eastAsia" w:ascii="仿宋" w:hAnsi="仿宋" w:eastAsia="仿宋"/>
-          <w:color w:val="FF0000"/>
-          <w:sz w:val="24"/>
-          <w:szCs w:val="24"/>
-          <w:highlight w:val="none"/>
-          <w:u w:val="single"/>
-          <w:lang w:val="en-US" w:eastAsia="zh-CN"/>
-        </w:rPr>
-        <w:t xml:space="preserve">  80  </w:t>
-      </w:r>
-      <w:r>
-        <w:rPr>
-          <w:rFonts w:hint="eastAsia" w:ascii="仿宋" w:hAnsi="仿宋" w:eastAsia="仿宋"/>
-          <w:color w:val="000000" w:themeColor="text1"/>
-          <w:sz w:val="24"/>
-          <w:szCs w:val="24"/>
-          <w:highlight w:val="none"/>
-          <w:lang w:val="en-US" w:eastAsia="zh-CN"/>
-          <w14:textFill>
-            <w14:solidFill>
-              <w14:schemeClr w14:val="tx1"/>
-            </w14:solidFill>
-          </w14:textFill>
-        </w:rPr>
-        <w:t>%，剩余</w:t>
-      </w:r>
-      <w:r>
-        <w:rPr>
-          <w:rFonts w:hint="eastAsia" w:ascii="仿宋" w:hAnsi="仿宋" w:eastAsia="仿宋"/>
-          <w:color w:val="FF0000"/>
-          <w:sz w:val="24"/>
-          <w:szCs w:val="24"/>
-          <w:highlight w:val="none"/>
-          <w:u w:val="single"/>
-          <w:lang w:val="en-US" w:eastAsia="zh-CN"/>
-        </w:rPr>
-        <w:t xml:space="preserve">  20  </w:t>
-      </w:r>
-      <w:r>
-        <w:rPr>
-          <w:rFonts w:hint="eastAsia" w:ascii="仿宋" w:hAnsi="仿宋" w:eastAsia="仿宋"/>
-          <w:color w:val="000000" w:themeColor="text1"/>
-          <w:sz w:val="24"/>
-          <w:szCs w:val="24"/>
-          <w:highlight w:val="none"/>
-          <w:lang w:val="en-US" w:eastAsia="zh-CN"/>
-          <w14:textFill>
-            <w14:solidFill>
-              <w14:schemeClr w14:val="tx1"/>
-            </w14:solidFill>
-          </w14:textFill>
-        </w:rPr>
-        <w:t>%作为退场保证金，待租赁的机械设备安全退场后</w:t>
-      </w:r>
-      <w:r>
-        <w:rPr>
-          <w:rFonts w:hint="eastAsia" w:ascii="仿宋" w:hAnsi="仿宋" w:eastAsia="仿宋"/>
-          <w:color w:val="FF0000"/>
-          <w:sz w:val="24"/>
-          <w:szCs w:val="24"/>
-          <w:highlight w:val="none"/>
-          <w:u w:val="single"/>
-          <w:lang w:val="en-US" w:eastAsia="zh-CN"/>
-        </w:rPr>
-        <w:t xml:space="preserve">    </w:t>
-      </w:r>
-      <w:r>
-        <w:rPr>
-          <w:rFonts w:hint="eastAsia" w:ascii="仿宋" w:hAnsi="仿宋" w:eastAsia="仿宋"/>
-          <w:color w:val="000000" w:themeColor="text1"/>
-          <w:sz w:val="24"/>
-          <w:szCs w:val="24"/>
-          <w:highlight w:val="none"/>
-          <w:lang w:val="en-US" w:eastAsia="zh-CN"/>
-          <w14:textFill>
-            <w14:solidFill>
-              <w14:schemeClr w14:val="tx1"/>
-            </w14:solidFill>
-          </w14:textFill>
-        </w:rPr>
-        <w:t>日内无</w:t>
-      </w:r>
-      <w:r>
-        <w:rPr>
-          <w:rFonts w:hint="eastAsia" w:ascii="仿宋" w:hAnsi="仿宋" w:eastAsia="仿宋"/>
-          <w:color w:val="auto"/>
-          <w:sz w:val="24"/>
-          <w:szCs w:val="24"/>
-          <w:highlight w:val="none"/>
-          <w:lang w:val="en-US" w:eastAsia="zh-CN"/>
-        </w:rPr>
-        <w:t>息支付。</w:t>
+        <w:t xml:space="preserve">（1）租金按月支付。{clause.payment.text} 当期付款比例为 {field.paymentRatioPercent} %，剩余款项按合同约定条件支付。</w:t>
       </w:r>
     </w:p>
     <w:p>

--- a/services/api/assets/templates/equipment-rental-real-v1.docx
+++ b/services/api/assets/templates/equipment-rental-real-v1.docx
@@ -1,6 +1,6 @@
 
 <file path=word/document.xml><?xml version="1.0" encoding="utf-8"?>
-<w:document xmlns:wpc="http://schemas.microsoft.com/office/word/2010/wordprocessingCanvas" xmlns:mc="http://schemas.openxmlformats.org/markup-compatibility/2006" xmlns:o="urn:schemas-microsoft-com:office:office" xmlns:r="http://schemas.openxmlformats.org/officeDocument/2006/relationships" xmlns:m="http://schemas.openxmlformats.org/officeDocument/2006/math" xmlns:v="urn:schemas-microsoft-com:vml" xmlns:wp14="http://schemas.microsoft.com/office/word/2010/wordprocessingDrawing" xmlns:wp="http://schemas.openxmlformats.org/drawingml/2006/wordprocessingDrawing" xmlns:w="http://schemas.openxmlformats.org/wordprocessingml/2006/main" xmlns:w14="http://schemas.microsoft.com/office/word/2010/wordml" xmlns:w10="urn:schemas-microsoft-com:office:word" xmlns:w15="http://schemas.microsoft.com/office/word/2012/wordml" xmlns:wpg="http://schemas.microsoft.com/office/word/2010/wordprocessingGroup" xmlns:wpi="http://schemas.microsoft.com/office/word/2010/wordprocessingInk" xmlns:wne="http://schemas.microsoft.com/office/word/2006/wordml" xmlns:wps="http://schemas.microsoft.com/office/word/2010/wordprocessingShape" xmlns:wpsCustomData="http://www.wps.cn/officeDocument/2013/wpsCustomData" mc:Ignorable="w14 w15 wp14">
+<w:document xmlns:wpc="http://schemas.microsoft.com/office/word/2010/wordprocessingCanvas" xmlns:mc="http://schemas.openxmlformats.org/markup-compatibility/2006" xmlns:o="urn:schemas-microsoft-com:office:office" xmlns:r="http://schemas.openxmlformats.org/officeDocument/2006/relationships" xmlns:m="http://schemas.openxmlformats.org/officeDocument/2006/math" xmlns:v="urn:schemas-microsoft-com:vml" xmlns:wp14="http://schemas.microsoft.com/office/word/2010/wordprocessingDrawing" xmlns:wp="http://schemas.openxmlformats.org/drawingml/2006/wordprocessingDrawing" xmlns:w="http://schemas.openxmlformats.org/wordprocessingml/2006/main" xmlns:w14="http://schemas.microsoft.com/office/word/2010/wordml" xmlns:w10="urn:schemas-microsoft-com:office:word" xmlns:w15="http://schemas.microsoft.com/office/word/2012/wordml" xmlns:wpg="http://schemas.microsoft.com/office/word/2010/wordprocessingGroup" xmlns:wpi="http://schemas.microsoft.com/office/word/2010/wordprocessingInk" xmlns:wne="http://schemas.microsoft.com/office/word/2006/wordml" xmlns:wps="http://schemas.microsoft.com/office/word/2010/wordprocessingShape" mc:Ignorable="w14 w15 wp14">
   <w:body>
     <w:p>
       <w:pPr>
@@ -12699,7 +12699,7 @@
 </file>
 
 <file path=word/footer1.xml><?xml version="1.0" encoding="utf-8"?>
-<w:ftr xmlns:wpc="http://schemas.microsoft.com/office/word/2010/wordprocessingCanvas" xmlns:mc="http://schemas.openxmlformats.org/markup-compatibility/2006" xmlns:o="urn:schemas-microsoft-com:office:office" xmlns:r="http://schemas.openxmlformats.org/officeDocument/2006/relationships" xmlns:m="http://schemas.openxmlformats.org/officeDocument/2006/math" xmlns:v="urn:schemas-microsoft-com:vml" xmlns:wp14="http://schemas.microsoft.com/office/word/2010/wordprocessingDrawing" xmlns:wp="http://schemas.openxmlformats.org/drawingml/2006/wordprocessingDrawing" xmlns:w10="urn:schemas-microsoft-com:office:word" xmlns:w="http://schemas.openxmlformats.org/wordprocessingml/2006/main" xmlns:w14="http://schemas.microsoft.com/office/word/2010/wordml" xmlns:w15="http://schemas.microsoft.com/office/word/2012/wordml" xmlns:wpg="http://schemas.microsoft.com/office/word/2010/wordprocessingGroup" xmlns:wpi="http://schemas.microsoft.com/office/word/2010/wordprocessingInk" xmlns:wne="http://schemas.microsoft.com/office/word/2006/wordml" xmlns:wps="http://schemas.microsoft.com/office/word/2010/wordprocessingShape" xmlns:wpsCustomData="http://www.wps.cn/officeDocument/2013/wpsCustomData" mc:Ignorable="w14 w15 wp14">
+<w:ftr xmlns:wpc="http://schemas.microsoft.com/office/word/2010/wordprocessingCanvas" xmlns:mc="http://schemas.openxmlformats.org/markup-compatibility/2006" xmlns:o="urn:schemas-microsoft-com:office:office" xmlns:r="http://schemas.openxmlformats.org/officeDocument/2006/relationships" xmlns:m="http://schemas.openxmlformats.org/officeDocument/2006/math" xmlns:v="urn:schemas-microsoft-com:vml" xmlns:wp14="http://schemas.microsoft.com/office/word/2010/wordprocessingDrawing" xmlns:wp="http://schemas.openxmlformats.org/drawingml/2006/wordprocessingDrawing" xmlns:w10="urn:schemas-microsoft-com:office:word" xmlns:w="http://schemas.openxmlformats.org/wordprocessingml/2006/main" xmlns:w14="http://schemas.microsoft.com/office/word/2010/wordml" xmlns:w15="http://schemas.microsoft.com/office/word/2012/wordml" xmlns:wpg="http://schemas.microsoft.com/office/word/2010/wordprocessingGroup" xmlns:wpi="http://schemas.microsoft.com/office/word/2010/wordprocessingInk" xmlns:wne="http://schemas.microsoft.com/office/word/2006/wordml" xmlns:wps="http://schemas.microsoft.com/office/word/2010/wordprocessingShape" mc:Ignorable="w14 w15 wp14">
   <w:p>
     <w:pPr>
       <w:pStyle w:val="12"/>
@@ -12842,7 +12842,7 @@
 </file>
 
 <file path=word/header1.xml><?xml version="1.0" encoding="utf-8"?>
-<w:hdr xmlns:wpc="http://schemas.microsoft.com/office/word/2010/wordprocessingCanvas" xmlns:mc="http://schemas.openxmlformats.org/markup-compatibility/2006" xmlns:o="urn:schemas-microsoft-com:office:office" xmlns:r="http://schemas.openxmlformats.org/officeDocument/2006/relationships" xmlns:m="http://schemas.openxmlformats.org/officeDocument/2006/math" xmlns:v="urn:schemas-microsoft-com:vml" xmlns:wp14="http://schemas.microsoft.com/office/word/2010/wordprocessingDrawing" xmlns:wp="http://schemas.openxmlformats.org/drawingml/2006/wordprocessingDrawing" xmlns:w10="urn:schemas-microsoft-com:office:word" xmlns:w="http://schemas.openxmlformats.org/wordprocessingml/2006/main" xmlns:w14="http://schemas.microsoft.com/office/word/2010/wordml" xmlns:w15="http://schemas.microsoft.com/office/word/2012/wordml" xmlns:wpg="http://schemas.microsoft.com/office/word/2010/wordprocessingGroup" xmlns:wpi="http://schemas.microsoft.com/office/word/2010/wordprocessingInk" xmlns:wne="http://schemas.microsoft.com/office/word/2006/wordml" xmlns:wps="http://schemas.microsoft.com/office/word/2010/wordprocessingShape" xmlns:wpsCustomData="http://www.wps.cn/officeDocument/2013/wpsCustomData" mc:Ignorable="w14 w15 wp14">
+<w:hdr xmlns:wpc="http://schemas.microsoft.com/office/word/2010/wordprocessingCanvas" xmlns:mc="http://schemas.openxmlformats.org/markup-compatibility/2006" xmlns:o="urn:schemas-microsoft-com:office:office" xmlns:r="http://schemas.openxmlformats.org/officeDocument/2006/relationships" xmlns:m="http://schemas.openxmlformats.org/officeDocument/2006/math" xmlns:v="urn:schemas-microsoft-com:vml" xmlns:wp14="http://schemas.microsoft.com/office/word/2010/wordprocessingDrawing" xmlns:wp="http://schemas.openxmlformats.org/drawingml/2006/wordprocessingDrawing" xmlns:w10="urn:schemas-microsoft-com:office:word" xmlns:w="http://schemas.openxmlformats.org/wordprocessingml/2006/main" xmlns:w14="http://schemas.microsoft.com/office/word/2010/wordml" xmlns:w15="http://schemas.microsoft.com/office/word/2012/wordml" xmlns:wpg="http://schemas.microsoft.com/office/word/2010/wordprocessingGroup" xmlns:wpi="http://schemas.microsoft.com/office/word/2010/wordprocessingInk" xmlns:wne="http://schemas.microsoft.com/office/word/2006/wordml" xmlns:wps="http://schemas.microsoft.com/office/word/2010/wordprocessingShape" mc:Ignorable="w14 w15 wp14">
   <w:p>
     <w:pPr>
       <w:pStyle w:val="13"/>
@@ -12853,7 +12853,7 @@
 </file>
 
 <file path=word/styles.xml><?xml version="1.0" encoding="utf-8"?>
-<w:styles xmlns:mc="http://schemas.openxmlformats.org/markup-compatibility/2006" xmlns:o="urn:schemas-microsoft-com:office:office" xmlns:r="http://schemas.openxmlformats.org/officeDocument/2006/relationships" xmlns:m="http://schemas.openxmlformats.org/officeDocument/2006/math" xmlns:v="urn:schemas-microsoft-com:vml" xmlns:w="http://schemas.openxmlformats.org/wordprocessingml/2006/main" xmlns:w14="http://schemas.microsoft.com/office/word/2010/wordml" xmlns:w10="urn:schemas-microsoft-com:office:word" xmlns:sl="http://schemas.openxmlformats.org/schemaLibrary/2006/main" xmlns:wpsCustomData="http://www.wps.cn/officeDocument/2013/wpsCustomData" mc:Ignorable="w14">
+<w:styles xmlns:mc="http://schemas.openxmlformats.org/markup-compatibility/2006" xmlns:o="urn:schemas-microsoft-com:office:office" xmlns:r="http://schemas.openxmlformats.org/officeDocument/2006/relationships" xmlns:m="http://schemas.openxmlformats.org/officeDocument/2006/math" xmlns:v="urn:schemas-microsoft-com:vml" xmlns:w="http://schemas.openxmlformats.org/wordprocessingml/2006/main" xmlns:w14="http://schemas.microsoft.com/office/word/2010/wordml" xmlns:w10="urn:schemas-microsoft-com:office:word" xmlns:sl="http://schemas.openxmlformats.org/schemaLibrary/2006/main" mc:Ignorable="w14">
   <w:docDefaults>
     <w:rPrDefault>
       <w:rPr>
@@ -14169,21 +14169,4 @@
   </a:themeElements>
   <a:objectDefaults/>
 </a:theme>
-</file>
-
-<file path=customXml/item1.xml><?xml version="1.0" encoding="utf-8"?>
-<s:customData xmlns="http://www.wps.cn/officeDocument/2013/wpsCustomData" xmlns:s="http://www.wps.cn/officeDocument/2013/wpsCustomData">
-  <customSectProps/>
-  <customShpExts>
-    <customShpInfo spid="_x0000_s1026" textRotate="1"/>
-  </customShpExts>
-</s:customData>
-</file>
-
-<file path=customXml/itemProps1.xml><?xml version="1.0" encoding="utf-8"?>
-<ds:datastoreItem xmlns:ds="http://schemas.openxmlformats.org/officeDocument/2006/customXml" ds:itemID="{B1977F7D-205B-4081-913C-38D41E755F92}">
-  <ds:schemaRefs>
-    <ds:schemaRef ds:uri="http://www.wps.cn/officeDocument/2013/wpsCustomData"/>
-  </ds:schemaRefs>
-</ds:datastoreItem>
 </file>
--- a/services/api/assets/templates/equipment-rental-real-v1.docx
+++ b/services/api/assets/templates/equipment-rental-real-v1.docx
@@ -12635,7 +12635,7 @@
         </w:rPr>
         <w:drawing>
           <wp:inline distT="0" distB="0" distL="114300" distR="114300">
-            <wp:extent cx="7719695" cy="5787390"/>
+            <wp:extent cx="6500000" cy="4875000"/>
             <wp:effectExtent l="0" t="0" r="3810" b="14605"/>
             <wp:docPr id="1" name="图片 1" descr="cccbd124061eebda02b0a6fe2af85974"/>
             <wp:cNvGraphicFramePr>
@@ -12657,9 +12657,9 @@
                     </a:stretch>
                   </pic:blipFill>
                   <pic:spPr>
-                    <a:xfrm rot="16200000">
+                    <a:xfrm>
                       <a:off x="0" y="0"/>
-                      <a:ext cx="7719695" cy="5787390"/>
+                      <a:ext cx="6500000" cy="4875000"/>
                     </a:xfrm>
                     <a:prstGeom prst="rect">
                       <a:avLst/>

--- a/services/api/assets/templates/equipment-rental-real-v1.docx
+++ b/services/api/assets/templates/equipment-rental-real-v1.docx
@@ -4,41 +4,282 @@
   <w:body>
     <w:p>
       <w:pPr>
-        <w:spacing w:before="0" w:after="0" w:line="500" w:lineRule="exact"/>
+        <w:pStyle w:val="ContractMeta"/>
+      </w:pPr>
+      <w:r>
+        <w:t xml:space="preserve"> </w:t>
+      </w:r>
+    </w:p>
+    <w:p>
+      <w:pPr>
+        <w:pStyle w:val="ContractMeta"/>
+      </w:pPr>
+      <w:r>
+        <w:t xml:space="preserve"> </w:t>
+      </w:r>
+    </w:p>
+    <w:p>
+      <w:pPr>
+        <w:pStyle w:val="ContractMeta"/>
+      </w:pPr>
+      <w:r>
+        <w:t xml:space="preserve"> </w:t>
+      </w:r>
+    </w:p>
+    <w:p>
+      <w:pPr>
+        <w:pStyle w:val="ContractMeta"/>
+      </w:pPr>
+      <w:r>
+        <w:t xml:space="preserve"> </w:t>
+      </w:r>
+    </w:p>
+    <w:p>
+      <w:pPr>
+        <w:pStyle w:val="ContractMeta"/>
+      </w:pPr>
+      <w:r>
+        <w:t xml:space="preserve"> </w:t>
+      </w:r>
+    </w:p>
+    <w:p>
+      <w:pPr>
+        <w:pStyle w:val="ContractCoverTitle"/>
         <w:jc w:val="center"/>
-        <w:rPr>
-          <w:rFonts w:hint="eastAsia" w:ascii="Times New Roman" w:hAnsi="Times New Roman" w:eastAsia="仿宋_GB2312" w:cs="Times New Roman"/>
-          <w:b/>
-          <w:bCs/>
-          <w:color w:val="000000" w:themeColor="text1"/>
+      </w:pPr>
+      <w:r>
+        <w:rPr>
+          <w:rFonts w:ascii="Times New Roman" w:hAnsi="Times New Roman" w:eastAsia="方正小标宋简体" w:cs="Times New Roman"/>
           <w:sz w:val="44"/>
           <w:szCs w:val="44"/>
-          <w:highlight w:val="none"/>
-          <w14:textFill>
-            <w14:solidFill>
-              <w14:schemeClr w14:val="tx1"/>
-            </w14:solidFill>
-          </w14:textFill>
-        </w:rPr>
-      </w:pPr>
-    </w:p>
-    <w:p>
-      <w:pPr>
-        <w:spacing w:before="0" w:after="0" w:line="500" w:lineRule="exact"/>
+        </w:rPr>
+        <w:t xml:space="preserve">{contract.name}</w:t>
+      </w:r>
+    </w:p>
+    <w:p>
+      <w:pPr>
+        <w:pStyle w:val="ContractMeta"/>
+      </w:pPr>
+      <w:r>
+        <w:t xml:space="preserve"> </w:t>
+      </w:r>
+    </w:p>
+    <w:p>
+      <w:pPr>
+        <w:pStyle w:val="ContractMeta"/>
+      </w:pPr>
+      <w:r>
+        <w:t xml:space="preserve"> </w:t>
+      </w:r>
+    </w:p>
+    <w:p>
+      <w:pPr>
+        <w:pStyle w:val="ContractMeta"/>
+      </w:pPr>
+      <w:r>
+        <w:t xml:space="preserve"> </w:t>
+      </w:r>
+    </w:p>
+    <w:p>
+      <w:pPr>
+        <w:pStyle w:val="ContractMeta"/>
+      </w:pPr>
+      <w:r>
+        <w:t xml:space="preserve"> </w:t>
+      </w:r>
+    </w:p>
+    <w:p>
+      <w:pPr>
+        <w:pStyle w:val="ContractMeta"/>
+      </w:pPr>
+      <w:r>
+        <w:t xml:space="preserve"> </w:t>
+      </w:r>
+    </w:p>
+    <w:p>
+      <w:pPr>
+        <w:pStyle w:val="ContractMeta"/>
+      </w:pPr>
+      <w:r>
+        <w:t xml:space="preserve"> </w:t>
+      </w:r>
+    </w:p>
+    <w:p>
+      <w:pPr>
+        <w:pStyle w:val="ContractMeta"/>
+      </w:pPr>
+      <w:r>
+        <w:rPr>
+          <w:rFonts w:ascii="Times New Roman" w:hAnsi="Times New Roman" w:eastAsia="仿宋_GB2312" w:cs="Times New Roman"/>
+          <w:sz w:val="28"/>
+          <w:szCs w:val="28"/>
+        </w:rPr>
+        <w:t xml:space="preserve">合同编号：{contract.temporaryCode}</w:t>
+      </w:r>
+    </w:p>
+    <w:p>
+      <w:pPr>
+        <w:pStyle w:val="ContractMeta"/>
+      </w:pPr>
+      <w:r>
+        <w:rPr>
+          <w:rFonts w:ascii="Times New Roman" w:hAnsi="Times New Roman" w:eastAsia="仿宋_GB2312" w:cs="Times New Roman"/>
+          <w:sz w:val="28"/>
+          <w:szCs w:val="28"/>
+        </w:rPr>
+        <w:t xml:space="preserve">甲方：{party.owner.name}</w:t>
+      </w:r>
+    </w:p>
+    <w:p>
+      <w:pPr>
+        <w:pStyle w:val="ContractMeta"/>
+      </w:pPr>
+      <w:r>
+        <w:rPr>
+          <w:rFonts w:ascii="Times New Roman" w:hAnsi="Times New Roman" w:eastAsia="仿宋_GB2312" w:cs="Times New Roman"/>
+          <w:sz w:val="28"/>
+          <w:szCs w:val="28"/>
+        </w:rPr>
+        <w:t xml:space="preserve">乙方：{party.counterparty.name}</w:t>
+      </w:r>
+    </w:p>
+    <w:p>
+      <w:pPr>
+        <w:pStyle w:val="ContractMeta"/>
+      </w:pPr>
+      <w:r>
+        <w:rPr>
+          <w:rFonts w:ascii="Times New Roman" w:hAnsi="Times New Roman" w:eastAsia="仿宋_GB2312" w:cs="Times New Roman"/>
+          <w:sz w:val="28"/>
+          <w:szCs w:val="28"/>
+        </w:rPr>
+        <w:t xml:space="preserve">工程名称：{field.useLocation}</w:t>
+      </w:r>
+    </w:p>
+    <w:p>
+      <w:pPr>
+        <w:pStyle w:val="ContractMeta"/>
+      </w:pPr>
+      <w:r>
+        <w:rPr>
+          <w:rFonts w:ascii="Times New Roman" w:hAnsi="Times New Roman" w:eastAsia="仿宋_GB2312" w:cs="Times New Roman"/>
+          <w:sz w:val="28"/>
+          <w:szCs w:val="28"/>
+        </w:rPr>
+        <w:t xml:space="preserve">签订地点：</w:t>
+      </w:r>
+    </w:p>
+    <w:p>
+      <w:pPr>
+        <w:pStyle w:val="ContractMeta"/>
+      </w:pPr>
+      <w:r>
+        <w:rPr>
+          <w:rFonts w:ascii="Times New Roman" w:hAnsi="Times New Roman" w:eastAsia="仿宋_GB2312" w:cs="Times New Roman"/>
+          <w:sz w:val="28"/>
+          <w:szCs w:val="28"/>
+        </w:rPr>
+        <w:t xml:space="preserve">签订日期：</w:t>
+      </w:r>
+    </w:p>
+    <w:p>
+      <w:pPr>
+        <w:pStyle w:val="ContractMeta"/>
+      </w:pPr>
+      <w:r>
+        <w:t xml:space="preserve"> </w:t>
+      </w:r>
+    </w:p>
+    <w:p>
+      <w:pPr>
+        <w:pStyle w:val="ContractMeta"/>
+      </w:pPr>
+      <w:r>
+        <w:t xml:space="preserve"> </w:t>
+      </w:r>
+    </w:p>
+    <w:p>
+      <w:pPr>
+        <w:pStyle w:val="ContractMeta"/>
+      </w:pPr>
+      <w:r>
+        <w:t xml:space="preserve"> </w:t>
+      </w:r>
+    </w:p>
+    <w:p>
+      <w:pPr>
+        <w:pStyle w:val="ContractMeta"/>
+      </w:pPr>
+      <w:r>
+        <w:t xml:space="preserve"> </w:t>
+      </w:r>
+    </w:p>
+    <w:p>
+      <w:pPr>
+        <w:pStyle w:val="ContractMeta"/>
+      </w:pPr>
+      <w:r>
+        <w:t xml:space="preserve"> </w:t>
+      </w:r>
+    </w:p>
+    <w:p>
+      <w:pPr>
+        <w:pStyle w:val="ContractMeta"/>
+      </w:pPr>
+      <w:r>
+        <w:t xml:space="preserve"> </w:t>
+      </w:r>
+    </w:p>
+    <w:p>
+      <w:pPr>
+        <w:pStyle w:val="ContractMeta"/>
+      </w:pPr>
+      <w:r>
+        <w:t xml:space="preserve"> </w:t>
+      </w:r>
+    </w:p>
+    <w:p>
+      <w:pPr>
+        <w:sectPr>
+          <w:type w:val="nextPage"/>
+          <w:headerReference w:type="default" r:id="rIdHeader1"/>
+          <w:footerReference w:type="default" r:id="rIdFooter1"/>
+          <w:pgSz w:w="11906" w:h="16838"/>
+          <w:pgMar w:top="1417" w:right="1701" w:bottom="1417" w:left="1701" w:header="720" w:footer="720" w:gutter="0"/>
+        </w:sectPr>
+      </w:pPr>
+    </w:p>
+    <w:p>
+      <w:pPr>
+        <w:pStyle w:val="ContractTitle"/>
         <w:jc w:val="center"/>
+      </w:pPr>
+      <w:r>
+        <w:t xml:space="preserve">{contract.name}</w:t>
+      </w:r>
+    </w:p>
+    <w:p>
+      <w:pPr>
+        <w:spacing w:before="0" w:after="0" w:line="500" w:lineRule="exact"/>
+        <w:ind w:firstLine="1544" w:firstLineChars="641"/>
         <w:rPr>
           <w:rFonts w:hint="eastAsia" w:ascii="Times New Roman" w:hAnsi="Times New Roman" w:eastAsia="仿宋_GB2312" w:cs="Times New Roman"/>
           <w:b/>
           <w:bCs/>
-          <w:color w:val="000000" w:themeColor="text1"/>
-          <w:sz w:val="44"/>
-          <w:szCs w:val="44"/>
-          <w:highlight w:val="none"/>
-          <w14:textFill>
-            <w14:solidFill>
-              <w14:schemeClr w14:val="tx1"/>
-            </w14:solidFill>
-          </w14:textFill>
+          <w:sz w:val="28"/>
+          <w:szCs w:val="28"/>
+          <w:highlight w:val="none"/>
+        </w:rPr>
+      </w:pPr>
+    </w:p>
+    <w:p>
+      <w:pPr>
+        <w:spacing w:before="0" w:after="0" w:line="500" w:lineRule="exact"/>
+        <w:rPr>
+          <w:rFonts w:hint="eastAsia" w:ascii="Times New Roman" w:hAnsi="Times New Roman" w:eastAsia="仿宋_GB2312" w:cs="Times New Roman"/>
+          <w:sz w:val="28"/>
+          <w:szCs w:val="28"/>
+          <w:highlight w:val="none"/>
         </w:rPr>
       </w:pPr>
       <w:r>
@@ -46,631 +287,111 @@
           <w:rFonts w:hint="eastAsia" w:ascii="Times New Roman" w:hAnsi="Times New Roman" w:eastAsia="仿宋_GB2312" w:cs="Times New Roman"/>
           <w:b/>
           <w:bCs/>
-          <w:color w:val="000000" w:themeColor="text1"/>
-          <w:sz w:val="44"/>
-          <w:szCs w:val="44"/>
-          <w:highlight w:val="none"/>
-          <w14:textFill>
-            <w14:solidFill>
-              <w14:schemeClr w14:val="tx1"/>
-            </w14:solidFill>
-          </w14:textFill>
-        </w:rPr>
-        <w:t>工程机械设备</w:t>
-      </w:r>
-    </w:p>
-    <w:p>
-      <w:pPr>
-        <w:spacing w:before="0" w:after="0" w:line="500" w:lineRule="exact"/>
-        <w:jc w:val="center"/>
+          <w:sz w:val="28"/>
+          <w:szCs w:val="28"/>
+          <w:highlight w:val="none"/>
+        </w:rPr>
+        <w:t>甲方（承租方</w:t>
+      </w:r>
+      <w:bookmarkStart w:id="0" w:name="OLE_LINK2"/>
+      <w:r>
         <w:rPr>
           <w:rFonts w:hint="eastAsia" w:ascii="Times New Roman" w:hAnsi="Times New Roman" w:eastAsia="仿宋_GB2312" w:cs="Times New Roman"/>
           <w:b/>
           <w:bCs/>
-          <w:color w:val="000000" w:themeColor="text1"/>
-          <w:sz w:val="44"/>
-          <w:szCs w:val="44"/>
-          <w:highlight w:val="none"/>
-          <w14:textFill>
-            <w14:solidFill>
-              <w14:schemeClr w14:val="tx1"/>
-            </w14:solidFill>
-          </w14:textFill>
-        </w:rPr>
-      </w:pPr>
+          <w:sz w:val="28"/>
+          <w:szCs w:val="28"/>
+          <w:highlight w:val="none"/>
+        </w:rPr>
+        <w:t>）</w:t>
+      </w:r>
+      <w:bookmarkEnd w:id="0"/>
       <w:r>
         <w:rPr>
           <w:rFonts w:hint="eastAsia" w:ascii="Times New Roman" w:hAnsi="Times New Roman" w:eastAsia="仿宋_GB2312" w:cs="Times New Roman"/>
           <w:b/>
           <w:bCs/>
-          <w:color w:val="000000" w:themeColor="text1"/>
-          <w:sz w:val="44"/>
-          <w:szCs w:val="44"/>
-          <w:highlight w:val="none"/>
-          <w14:textFill>
-            <w14:solidFill>
-              <w14:schemeClr w14:val="tx1"/>
-            </w14:solidFill>
-          </w14:textFill>
-        </w:rPr>
-        <w:t>租赁服务合同</w:t>
-      </w:r>
-    </w:p>
-    <w:p>
-      <w:pPr>
-        <w:spacing w:before="0" w:after="0" w:line="500" w:lineRule="exact"/>
-        <w:rPr>
-          <w:rFonts w:hint="eastAsia" w:ascii="Times New Roman" w:hAnsi="Times New Roman" w:eastAsia="仿宋_GB2312" w:cs="Times New Roman"/>
-          <w:sz w:val="44"/>
-          <w:szCs w:val="44"/>
-          <w:highlight w:val="none"/>
-        </w:rPr>
-      </w:pPr>
-    </w:p>
-    <w:p>
-      <w:pPr>
-        <w:spacing w:before="0" w:after="0" w:line="500" w:lineRule="exact"/>
-        <w:rPr>
-          <w:rFonts w:hint="eastAsia" w:ascii="Times New Roman" w:hAnsi="Times New Roman" w:eastAsia="仿宋_GB2312" w:cs="Times New Roman"/>
-          <w:sz w:val="44"/>
-          <w:szCs w:val="44"/>
-          <w:highlight w:val="none"/>
-        </w:rPr>
-      </w:pPr>
-    </w:p>
-    <w:p>
-      <w:pPr>
-        <w:spacing w:before="0" w:after="0" w:line="500" w:lineRule="exact"/>
-        <w:rPr>
-          <w:rFonts w:hint="eastAsia" w:ascii="Times New Roman" w:hAnsi="Times New Roman" w:eastAsia="仿宋_GB2312" w:cs="Times New Roman"/>
-          <w:sz w:val="44"/>
-          <w:szCs w:val="44"/>
-          <w:highlight w:val="none"/>
-        </w:rPr>
-      </w:pPr>
-    </w:p>
-    <w:p>
-      <w:pPr>
-        <w:pStyle w:val="2"/>
-        <w:rPr>
-          <w:rFonts w:hint="eastAsia"/>
-        </w:rPr>
-      </w:pPr>
-    </w:p>
-    <w:p>
-      <w:pPr>
-        <w:spacing w:before="0" w:after="0" w:line="500" w:lineRule="exact"/>
-        <w:rPr>
-          <w:rFonts w:hint="eastAsia" w:ascii="Times New Roman" w:hAnsi="Times New Roman" w:eastAsia="仿宋_GB2312" w:cs="Times New Roman"/>
-          <w:sz w:val="44"/>
-          <w:szCs w:val="44"/>
-          <w:highlight w:val="none"/>
-        </w:rPr>
-      </w:pPr>
-    </w:p>
-    <w:p>
-      <w:pPr>
-        <w:spacing w:before="0" w:after="0" w:line="500" w:lineRule="exact"/>
-        <w:rPr>
-          <w:rFonts w:hint="default" w:ascii="Times New Roman" w:hAnsi="Times New Roman" w:eastAsia="仿宋_GB2312" w:cs="Times New Roman"/>
+          <w:sz w:val="28"/>
+          <w:szCs w:val="28"/>
+          <w:highlight w:val="none"/>
+        </w:rPr>
+        <w:t>：</w:t>
+      </w:r>
+      <w:r>
+        <w:rPr>
+          <w:rFonts w:hint="eastAsia" w:ascii="Times New Roman" w:hAnsi="Times New Roman" w:eastAsia="仿宋_GB2312" w:cs="Times New Roman"/>
+          <w:color w:val="auto"/>
+          <w:sz w:val="28"/>
+          <w:szCs w:val="28"/>
+          <w:highlight w:val="none"/>
+          <w:u w:val="single"/>
+        </w:rPr>
+        <w:t xml:space="preserve">  </w:t>
+      </w:r>
+      <w:r>
+        <w:rPr>
+          <w:rFonts w:hint="eastAsia" w:ascii="Times New Roman" w:hAnsi="Times New Roman" w:eastAsia="仿宋_GB2312" w:cs="Times New Roman"/>
           <w:b/>
-          <w:bCs/>
+          <w:sz w:val="28"/>
+          <w:szCs w:val="28"/>
+          <w:u w:val="single"/>
+        </w:rPr>
+        <w:t>{party.owner.name}</w:t>
+      </w:r>
+      <w:r>
+        <w:rPr>
+          <w:rFonts w:hint="eastAsia" w:ascii="Times New Roman" w:hAnsi="Times New Roman" w:eastAsia="仿宋_GB2312" w:cs="Times New Roman"/>
+          <w:color w:val="auto"/>
+          <w:sz w:val="28"/>
+          <w:szCs w:val="28"/>
+          <w:highlight w:val="none"/>
+          <w:u w:val="single"/>
+        </w:rPr>
+        <w:t xml:space="preserve">   </w:t>
+      </w:r>
+    </w:p>
+    <w:p>
+      <w:pPr>
+        <w:spacing w:before="0" w:after="0" w:line="500" w:lineRule="exact"/>
+        <w:rPr>
+          <w:rFonts w:hint="eastAsia" w:ascii="Times New Roman" w:hAnsi="Times New Roman" w:eastAsia="仿宋_GB2312" w:cs="Times New Roman"/>
+          <w:sz w:val="28"/>
+          <w:szCs w:val="28"/>
+          <w:highlight w:val="none"/>
+        </w:rPr>
+      </w:pPr>
+      <w:r>
+        <w:rPr>
+          <w:rFonts w:hint="eastAsia" w:ascii="Times New Roman" w:hAnsi="Times New Roman" w:eastAsia="仿宋_GB2312" w:cs="Times New Roman"/>
+          <w:b/>
+          <w:bCs/>
+          <w:sz w:val="28"/>
+          <w:szCs w:val="28"/>
+          <w:highlight w:val="none"/>
+        </w:rPr>
+        <w:t>乙方（出租方）：</w:t>
+      </w:r>
+      <w:r>
+        <w:rPr>
+          <w:rFonts w:hint="eastAsia" w:ascii="Times New Roman" w:hAnsi="Times New Roman" w:eastAsia="仿宋_GB2312" w:cs="Times New Roman"/>
+          <w:color w:val="auto"/>
+          <w:sz w:val="28"/>
+          <w:szCs w:val="28"/>
+          <w:highlight w:val="none"/>
+          <w:u w:val="single"/>
+        </w:rPr>
+        <w:t xml:space="preserve">   </w:t>
+      </w:r>
+      <w:r>
+        <w:rPr>
+          <w:rFonts w:hint="eastAsia" w:ascii="Times New Roman" w:hAnsi="Times New Roman" w:eastAsia="仿宋_GB2312" w:cs="Times New Roman"/>
+          <w:b/>
+          <w:bCs/>
+          <w:color w:val="auto"/>
           <w:sz w:val="36"/>
           <w:szCs w:val="36"/>
           <w:highlight w:val="none"/>
           <w:u w:val="single"/>
-          <w:lang w:val="en-US" w:eastAsia="仿宋_GB2312"/>
-        </w:rPr>
-      </w:pPr>
-      <w:r>
-        <w:t xml:space="preserve">合同编号：{contract.temporaryCode}</w:t>
-      </w:r>
-    </w:p>
-    <w:p>
-      <w:pPr>
-        <w:spacing w:before="0" w:after="0" w:line="500" w:lineRule="exact"/>
-        <w:outlineLvl w:val="9"/>
-        <w:rPr>
-          <w:rFonts w:hint="default" w:eastAsia="仿宋_GB2312"/>
-          <w:b/>
-          <w:sz w:val="36"/>
-          <w:szCs w:val="36"/>
-          <w:u w:val="single"/>
-          <w:lang w:val="en-US" w:eastAsia="仿宋_GB2312"/>
-        </w:rPr>
-      </w:pPr>
-      <w:r>
-        <w:rPr>
-          <w:rFonts w:hint="eastAsia" w:ascii="Times New Roman" w:hAnsi="Times New Roman" w:eastAsia="仿宋_GB2312" w:cs="Times New Roman"/>
-          <w:b/>
-          <w:bCs/>
-          <w:sz w:val="36"/>
-          <w:szCs w:val="36"/>
-          <w:highlight w:val="none"/>
-        </w:rPr>
-        <w:t>甲方（承租方）：</w:t>
-      </w:r>
-      <w:r>
-        <w:rPr>
-          <w:rFonts w:hint="eastAsia" w:ascii="Times New Roman" w:hAnsi="Times New Roman" w:eastAsia="仿宋_GB2312" w:cs="Times New Roman"/>
-          <w:b/>
-          <w:sz w:val="28"/>
-          <w:szCs w:val="28"/>
-          <w:u w:val="single"/>
-        </w:rPr>
-        <w:t>{party.owner.name}</w:t>
-      </w:r>
-      <w:r>
-        <w:rPr>
-          <w:rFonts w:hint="eastAsia" w:ascii="Times New Roman" w:hAnsi="Times New Roman" w:eastAsia="仿宋_GB2312" w:cs="Times New Roman"/>
-          <w:b/>
-          <w:sz w:val="28"/>
-          <w:szCs w:val="28"/>
-          <w:u w:val="single"/>
-          <w:lang w:val="en-US" w:eastAsia="仿宋_GB2312"/>
-        </w:rPr>
-        <w:t xml:space="preserve">            </w:t>
-      </w:r>
-    </w:p>
-    <w:p>
-      <w:pPr>
-        <w:spacing w:before="0" w:after="0" w:line="500" w:lineRule="exact"/>
-        <w:rPr>
-          <w:rFonts w:hint="eastAsia" w:ascii="Times New Roman" w:hAnsi="Times New Roman" w:eastAsia="仿宋_GB2312" w:cs="Times New Roman"/>
-          <w:b/>
-          <w:bCs/>
-          <w:sz w:val="36"/>
-          <w:szCs w:val="36"/>
-          <w:highlight w:val="none"/>
-        </w:rPr>
-      </w:pPr>
-      <w:r>
-        <w:rPr>
-          <w:rFonts w:hint="eastAsia" w:ascii="Times New Roman" w:hAnsi="Times New Roman" w:eastAsia="仿宋_GB2312" w:cs="Times New Roman"/>
-          <w:b/>
-          <w:bCs/>
-          <w:sz w:val="36"/>
-          <w:szCs w:val="36"/>
-          <w:highlight w:val="none"/>
-        </w:rPr>
-        <w:t>乙方（出租方）：</w:t>
-      </w:r>
-      <w:r>
-        <w:rPr>
-          <w:rFonts w:hint="eastAsia" w:ascii="Times New Roman" w:hAnsi="Times New Roman" w:eastAsia="仿宋_GB2312" w:cs="Times New Roman"/>
-          <w:b/>
-          <w:bCs/>
-          <w:color w:val="auto"/>
-          <w:sz w:val="36"/>
-          <w:szCs w:val="36"/>
-          <w:highlight w:val="none"/>
-          <w:u w:val="single"/>
-        </w:rPr>
-        <w:t xml:space="preserve"> {party.counterparty.name}     </w:t>
-      </w:r>
-    </w:p>
-    <w:p>
-      <w:pPr>
-        <w:spacing w:before="0" w:after="0" w:line="500" w:lineRule="exact"/>
-        <w:rPr>
-          <w:rFonts w:hint="eastAsia" w:ascii="Times New Roman" w:hAnsi="Times New Roman" w:eastAsia="仿宋_GB2312" w:cs="Times New Roman"/>
-          <w:b/>
-          <w:bCs/>
-          <w:sz w:val="36"/>
-          <w:szCs w:val="36"/>
-          <w:highlight w:val="none"/>
-        </w:rPr>
-      </w:pPr>
-      <w:r>
-        <w:rPr>
-          <w:rFonts w:hint="eastAsia" w:ascii="Times New Roman" w:hAnsi="Times New Roman" w:eastAsia="仿宋_GB2312" w:cs="Times New Roman"/>
-          <w:b/>
-          <w:bCs/>
-          <w:sz w:val="36"/>
-          <w:szCs w:val="36"/>
-          <w:highlight w:val="none"/>
-        </w:rPr>
-        <w:t>工程名称：</w:t>
-      </w:r>
-      <w:r>
-        <w:rPr>
-          <w:rFonts w:hint="eastAsia" w:ascii="Times New Roman" w:hAnsi="Times New Roman" w:eastAsia="仿宋_GB2312" w:cs="Times New Roman"/>
-          <w:b/>
-          <w:bCs/>
-          <w:color w:val="auto"/>
-          <w:sz w:val="36"/>
-          <w:szCs w:val="36"/>
-          <w:highlight w:val="none"/>
-          <w:u w:val="single"/>
-        </w:rPr>
-        <w:t xml:space="preserve"> {field.useLocation} </w:t>
-      </w:r>
-      <w:r>
-        <w:rPr>
-          <w:rFonts w:ascii="Times New Roman" w:hAnsi="Times New Roman" w:eastAsia="仿宋_GB2312" w:cs="Times New Roman"/>
-          <w:b/>
-          <w:bCs/>
-          <w:color w:val="auto"/>
-          <w:sz w:val="36"/>
-          <w:szCs w:val="36"/>
-          <w:highlight w:val="none"/>
-          <w:u w:val="single"/>
-        </w:rPr>
-        <w:t xml:space="preserve"> </w:t>
-      </w:r>
-      <w:r>
-        <w:rPr>
-          <w:rFonts w:hint="eastAsia" w:ascii="Times New Roman" w:hAnsi="Times New Roman" w:eastAsia="仿宋_GB2312" w:cs="Times New Roman"/>
-          <w:b/>
-          <w:bCs/>
-          <w:color w:val="auto"/>
-          <w:sz w:val="36"/>
-          <w:szCs w:val="36"/>
-          <w:highlight w:val="none"/>
-          <w:u w:val="single"/>
-        </w:rPr>
-        <w:t xml:space="preserve">  </w:t>
-      </w:r>
-    </w:p>
-    <w:p>
-      <w:pPr>
-        <w:spacing w:before="0" w:after="0" w:line="500" w:lineRule="exact"/>
-        <w:rPr>
-          <w:rFonts w:hint="eastAsia" w:ascii="Times New Roman" w:hAnsi="Times New Roman" w:eastAsia="仿宋_GB2312" w:cs="Times New Roman"/>
-          <w:b/>
-          <w:bCs/>
-          <w:sz w:val="36"/>
-          <w:szCs w:val="36"/>
-          <w:highlight w:val="none"/>
-        </w:rPr>
-      </w:pPr>
-      <w:r>
-        <w:rPr>
-          <w:rFonts w:hint="eastAsia" w:ascii="Times New Roman" w:hAnsi="Times New Roman" w:eastAsia="仿宋_GB2312" w:cs="Times New Roman"/>
-          <w:b/>
-          <w:bCs/>
-          <w:sz w:val="36"/>
-          <w:szCs w:val="36"/>
-          <w:highlight w:val="none"/>
-        </w:rPr>
-        <w:t>签订地点：</w:t>
-      </w:r>
-      <w:r>
-        <w:rPr>
-          <w:rFonts w:hint="eastAsia" w:ascii="Times New Roman" w:hAnsi="Times New Roman" w:eastAsia="仿宋_GB2312" w:cs="Times New Roman"/>
-          <w:b/>
-          <w:bCs/>
-          <w:color w:val="auto"/>
-          <w:sz w:val="36"/>
-          <w:szCs w:val="36"/>
-          <w:highlight w:val="none"/>
-          <w:u w:val="single"/>
-        </w:rPr>
-        <w:t xml:space="preserve"> </w:t>
-      </w:r>
-      <w:r>
-        <w:rPr>
-          <w:rFonts w:hint="eastAsia" w:ascii="Times New Roman" w:hAnsi="Times New Roman" w:eastAsia="仿宋_GB2312" w:cs="Times New Roman"/>
-          <w:b/>
-          <w:bCs/>
-          <w:color w:val="auto"/>
-          <w:sz w:val="36"/>
-          <w:szCs w:val="36"/>
-          <w:highlight w:val="none"/>
-          <w:u w:val="single"/>
-          <w:lang w:eastAsia="仿宋_GB2312"/>
-        </w:rPr>
-        <w:t>昆明市西山区</w:t>
-      </w:r>
-      <w:r>
-        <w:rPr>
-          <w:rFonts w:hint="eastAsia" w:ascii="Times New Roman" w:hAnsi="Times New Roman" w:eastAsia="仿宋_GB2312" w:cs="Times New Roman"/>
-          <w:b/>
-          <w:bCs/>
-          <w:color w:val="auto"/>
-          <w:sz w:val="36"/>
-          <w:szCs w:val="36"/>
-          <w:highlight w:val="none"/>
-          <w:u w:val="single"/>
-        </w:rPr>
-        <w:t xml:space="preserve">                     </w:t>
-      </w:r>
-      <w:r>
-        <w:rPr>
-          <w:rFonts w:ascii="Times New Roman" w:hAnsi="Times New Roman" w:eastAsia="仿宋_GB2312" w:cs="Times New Roman"/>
-          <w:b/>
-          <w:bCs/>
-          <w:color w:val="auto"/>
-          <w:sz w:val="36"/>
-          <w:szCs w:val="36"/>
-          <w:highlight w:val="none"/>
-          <w:u w:val="single"/>
-        </w:rPr>
-        <w:t xml:space="preserve">    </w:t>
-      </w:r>
-      <w:r>
-        <w:rPr>
-          <w:rFonts w:hint="eastAsia" w:ascii="Times New Roman" w:hAnsi="Times New Roman" w:eastAsia="仿宋_GB2312" w:cs="Times New Roman"/>
-          <w:b/>
-          <w:bCs/>
-          <w:color w:val="auto"/>
-          <w:sz w:val="36"/>
-          <w:szCs w:val="36"/>
-          <w:highlight w:val="none"/>
-          <w:u w:val="single"/>
-        </w:rPr>
-        <w:t xml:space="preserve">     </w:t>
-      </w:r>
-      <w:r>
-        <w:rPr>
-          <w:rFonts w:ascii="Times New Roman" w:hAnsi="Times New Roman" w:eastAsia="仿宋_GB2312" w:cs="Times New Roman"/>
-          <w:b/>
-          <w:bCs/>
-          <w:color w:val="auto"/>
-          <w:sz w:val="36"/>
-          <w:szCs w:val="36"/>
-          <w:highlight w:val="none"/>
-          <w:u w:val="single"/>
-        </w:rPr>
-        <w:t xml:space="preserve"> </w:t>
-      </w:r>
-      <w:r>
-        <w:rPr>
-          <w:rFonts w:hint="eastAsia" w:ascii="Times New Roman" w:hAnsi="Times New Roman" w:eastAsia="仿宋_GB2312" w:cs="Times New Roman"/>
-          <w:b/>
-          <w:bCs/>
-          <w:color w:val="auto"/>
-          <w:sz w:val="36"/>
-          <w:szCs w:val="36"/>
-          <w:highlight w:val="none"/>
-          <w:u w:val="single"/>
-        </w:rPr>
-        <w:t xml:space="preserve">  </w:t>
-      </w:r>
-    </w:p>
-    <w:p>
-      <w:pPr>
-        <w:spacing w:before="0" w:after="0" w:line="500" w:lineRule="exact"/>
-        <w:rPr>
-          <w:rFonts w:hint="eastAsia" w:ascii="Times New Roman" w:hAnsi="Times New Roman" w:eastAsia="仿宋_GB2312"/>
-          <w:highlight w:val="none"/>
-        </w:rPr>
-      </w:pPr>
-      <w:r>
-        <w:rPr>
-          <w:rFonts w:hint="eastAsia" w:ascii="Times New Roman" w:hAnsi="Times New Roman" w:eastAsia="仿宋_GB2312" w:cs="Times New Roman"/>
-          <w:b/>
-          <w:bCs/>
-          <w:sz w:val="36"/>
-          <w:szCs w:val="36"/>
-          <w:highlight w:val="none"/>
-        </w:rPr>
-        <w:t>签订日期：</w:t>
-      </w:r>
-      <w:r>
-        <w:rPr>
-          <w:rFonts w:hint="eastAsia" w:ascii="Times New Roman" w:hAnsi="Times New Roman" w:eastAsia="仿宋_GB2312" w:cs="Times New Roman"/>
-          <w:b/>
-          <w:bCs/>
-          <w:color w:val="auto"/>
-          <w:sz w:val="36"/>
-          <w:szCs w:val="36"/>
-          <w:highlight w:val="none"/>
-          <w:u w:val="single"/>
-        </w:rPr>
-        <w:t xml:space="preserve"> </w:t>
-      </w:r>
-      <w:r>
-        <w:rPr>
-          <w:rFonts w:hint="eastAsia" w:ascii="Times New Roman" w:hAnsi="Times New Roman" w:eastAsia="仿宋_GB2312" w:cs="Times New Roman"/>
-          <w:b/>
-          <w:bCs/>
-          <w:color w:val="auto"/>
-          <w:sz w:val="36"/>
-          <w:szCs w:val="36"/>
-          <w:highlight w:val="none"/>
-          <w:u w:val="single"/>
-          <w:lang w:val="en-US" w:eastAsia="仿宋_GB2312"/>
-        </w:rPr>
-        <w:t>2026年   月   日</w:t>
-      </w:r>
-      <w:r>
-        <w:rPr>
-          <w:rFonts w:hint="eastAsia" w:ascii="Times New Roman" w:hAnsi="Times New Roman" w:eastAsia="仿宋_GB2312" w:cs="Times New Roman"/>
-          <w:b/>
-          <w:bCs/>
-          <w:color w:val="auto"/>
-          <w:sz w:val="36"/>
-          <w:szCs w:val="36"/>
-          <w:highlight w:val="none"/>
-          <w:u w:val="single"/>
-        </w:rPr>
-        <w:t xml:space="preserve">                          </w:t>
-      </w:r>
-      <w:r>
-        <w:rPr>
-          <w:rFonts w:ascii="Times New Roman" w:hAnsi="Times New Roman" w:eastAsia="仿宋_GB2312" w:cs="Times New Roman"/>
-          <w:b/>
-          <w:bCs/>
-          <w:color w:val="auto"/>
-          <w:sz w:val="36"/>
-          <w:szCs w:val="36"/>
-          <w:highlight w:val="none"/>
-          <w:u w:val="single"/>
-        </w:rPr>
-        <w:t xml:space="preserve">     </w:t>
-      </w:r>
-      <w:r>
-        <w:rPr>
-          <w:rFonts w:hint="eastAsia" w:ascii="Times New Roman" w:hAnsi="Times New Roman" w:eastAsia="仿宋_GB2312" w:cs="Times New Roman"/>
-          <w:b/>
-          <w:bCs/>
-          <w:color w:val="auto"/>
-          <w:sz w:val="36"/>
-          <w:szCs w:val="36"/>
-          <w:highlight w:val="none"/>
-          <w:u w:val="single"/>
-        </w:rPr>
-        <w:t xml:space="preserve">  </w:t>
-      </w:r>
-    </w:p>
-    <w:p>
-      <w:pPr>
-        <w:spacing w:before="0" w:after="0" w:line="500" w:lineRule="exact"/>
-        <w:jc w:val="center"/>
-        <w:rPr>
-          <w:rFonts w:hint="eastAsia" w:ascii="Times New Roman" w:hAnsi="Times New Roman" w:eastAsia="仿宋_GB2312" w:cs="Times New Roman"/>
-          <w:b/>
-          <w:bCs/>
-          <w:color w:val="000000" w:themeColor="text1"/>
-          <w:sz w:val="36"/>
-          <w:szCs w:val="36"/>
-          <w:highlight w:val="none"/>
-          <w14:textFill>
-            <w14:solidFill>
-              <w14:schemeClr w14:val="tx1"/>
-            </w14:solidFill>
-          </w14:textFill>
-        </w:rPr>
-      </w:pPr>
-      <w:r>
-        <w:t xml:space="preserve">{contract.name}</w:t>
-      </w:r>
-    </w:p>
-    <w:p>
-      <w:pPr>
-        <w:spacing w:before="0" w:after="0" w:line="500" w:lineRule="exact"/>
-        <w:ind w:firstLine="1544" w:firstLineChars="641"/>
-        <w:rPr>
-          <w:rFonts w:hint="eastAsia" w:ascii="Times New Roman" w:hAnsi="Times New Roman" w:eastAsia="仿宋_GB2312" w:cs="Times New Roman"/>
-          <w:b/>
-          <w:bCs/>
-          <w:sz w:val="28"/>
-          <w:szCs w:val="28"/>
-          <w:highlight w:val="none"/>
-        </w:rPr>
-      </w:pPr>
-    </w:p>
-    <w:p>
-      <w:pPr>
-        <w:spacing w:before="0" w:after="0" w:line="500" w:lineRule="exact"/>
-        <w:rPr>
-          <w:rFonts w:hint="eastAsia" w:ascii="Times New Roman" w:hAnsi="Times New Roman" w:eastAsia="仿宋_GB2312" w:cs="Times New Roman"/>
-          <w:sz w:val="28"/>
-          <w:szCs w:val="28"/>
-          <w:highlight w:val="none"/>
-        </w:rPr>
-      </w:pPr>
-      <w:r>
-        <w:rPr>
-          <w:rFonts w:hint="eastAsia" w:ascii="Times New Roman" w:hAnsi="Times New Roman" w:eastAsia="仿宋_GB2312" w:cs="Times New Roman"/>
-          <w:b/>
-          <w:bCs/>
-          <w:sz w:val="28"/>
-          <w:szCs w:val="28"/>
-          <w:highlight w:val="none"/>
-        </w:rPr>
-        <w:t>甲方（承租方</w:t>
-      </w:r>
-      <w:bookmarkStart w:id="0" w:name="OLE_LINK2"/>
-      <w:r>
-        <w:rPr>
-          <w:rFonts w:hint="eastAsia" w:ascii="Times New Roman" w:hAnsi="Times New Roman" w:eastAsia="仿宋_GB2312" w:cs="Times New Roman"/>
-          <w:b/>
-          <w:bCs/>
-          <w:sz w:val="28"/>
-          <w:szCs w:val="28"/>
-          <w:highlight w:val="none"/>
-        </w:rPr>
-        <w:t>）</w:t>
-      </w:r>
-      <w:bookmarkEnd w:id="0"/>
-      <w:r>
-        <w:rPr>
-          <w:rFonts w:hint="eastAsia" w:ascii="Times New Roman" w:hAnsi="Times New Roman" w:eastAsia="仿宋_GB2312" w:cs="Times New Roman"/>
-          <w:b/>
-          <w:bCs/>
-          <w:sz w:val="28"/>
-          <w:szCs w:val="28"/>
-          <w:highlight w:val="none"/>
-        </w:rPr>
-        <w:t>：</w:t>
-      </w:r>
-      <w:r>
-        <w:rPr>
-          <w:rFonts w:hint="eastAsia" w:ascii="Times New Roman" w:hAnsi="Times New Roman" w:eastAsia="仿宋_GB2312" w:cs="Times New Roman"/>
-          <w:color w:val="auto"/>
-          <w:sz w:val="28"/>
-          <w:szCs w:val="28"/>
-          <w:highlight w:val="none"/>
-          <w:u w:val="single"/>
-        </w:rPr>
-        <w:t xml:space="preserve">  </w:t>
-      </w:r>
-      <w:r>
-        <w:rPr>
-          <w:rFonts w:hint="eastAsia" w:ascii="Times New Roman" w:hAnsi="Times New Roman" w:eastAsia="仿宋_GB2312" w:cs="Times New Roman"/>
-          <w:b/>
-          <w:sz w:val="28"/>
-          <w:szCs w:val="28"/>
-          <w:u w:val="single"/>
-        </w:rPr>
-        <w:t>{party.owner.name}</w:t>
-      </w:r>
-      <w:r>
-        <w:rPr>
-          <w:rFonts w:hint="eastAsia" w:ascii="Times New Roman" w:hAnsi="Times New Roman" w:eastAsia="仿宋_GB2312" w:cs="Times New Roman"/>
-          <w:color w:val="auto"/>
-          <w:sz w:val="28"/>
-          <w:szCs w:val="28"/>
-          <w:highlight w:val="none"/>
-          <w:u w:val="single"/>
-        </w:rPr>
-        <w:t xml:space="preserve">   </w:t>
-      </w:r>
-    </w:p>
-    <w:p>
-      <w:pPr>
-        <w:spacing w:before="0" w:after="0" w:line="500" w:lineRule="exact"/>
-        <w:rPr>
-          <w:rFonts w:hint="eastAsia" w:ascii="Times New Roman" w:hAnsi="Times New Roman" w:eastAsia="仿宋_GB2312" w:cs="Times New Roman"/>
-          <w:sz w:val="28"/>
-          <w:szCs w:val="28"/>
-          <w:highlight w:val="none"/>
-        </w:rPr>
-      </w:pPr>
-      <w:r>
-        <w:rPr>
-          <w:rFonts w:hint="eastAsia" w:ascii="Times New Roman" w:hAnsi="Times New Roman" w:eastAsia="仿宋_GB2312" w:cs="Times New Roman"/>
-          <w:b/>
-          <w:bCs/>
-          <w:sz w:val="28"/>
-          <w:szCs w:val="28"/>
-          <w:highlight w:val="none"/>
-        </w:rPr>
-        <w:t>乙方（出租方）：</w:t>
-      </w:r>
-      <w:r>
-        <w:rPr>
-          <w:rFonts w:hint="eastAsia" w:ascii="Times New Roman" w:hAnsi="Times New Roman" w:eastAsia="仿宋_GB2312" w:cs="Times New Roman"/>
-          <w:color w:val="auto"/>
-          <w:sz w:val="28"/>
-          <w:szCs w:val="28"/>
-          <w:highlight w:val="none"/>
-          <w:u w:val="single"/>
-        </w:rPr>
-        <w:t xml:space="preserve">   </w:t>
-      </w:r>
-      <w:r>
-        <w:rPr>
-          <w:rFonts w:hint="eastAsia" w:ascii="Times New Roman" w:hAnsi="Times New Roman" w:eastAsia="仿宋_GB2312" w:cs="Times New Roman"/>
-          <w:b/>
-          <w:bCs/>
-          <w:color w:val="auto"/>
-          <w:sz w:val="36"/>
-          <w:szCs w:val="36"/>
-          <w:highlight w:val="none"/>
-          <w:u w:val="single"/>
         </w:rPr>
         <w:t>{party.counterparty.name}</w:t>
       </w:r>
@@ -744,20 +465,41 @@
     </w:p>
     <w:tbl>
       <w:tblPr>
-        <w:tblW w:w="0" w:type="auto"/>
+        <w:tblW w:w="5000" w:type="pct"/>
+        <w:jc w:val="center"/>
+        <w:tblLayout w:type="fixed"/>
+        <w:tblCellMar>
+          <w:top w:w="60" w:type="dxa"/>
+          <w:start w:w="80" w:type="dxa"/>
+          <w:bottom w:w="60" w:type="dxa"/>
+          <w:end w:w="80" w:type="dxa"/>
+        </w:tblCellMar>
         <w:tblBorders>
           <w:top w:val="single" w:sz="4" w:space="0" w:color="000000"/>
-          <w:start w:val="single" w:sz="4" w:space="0" w:color="000000"/>
+          <w:left w:val="single" w:sz="4" w:space="0" w:color="000000"/>
           <w:bottom w:val="single" w:sz="4" w:space="0" w:color="000000"/>
-          <w:end w:val="single" w:sz="4" w:space="0" w:color="000000"/>
+          <w:right w:val="single" w:sz="4" w:space="0" w:color="000000"/>
           <w:insideH w:val="single" w:sz="4" w:space="0" w:color="000000"/>
           <w:insideV w:val="single" w:sz="4" w:space="0" w:color="000000"/>
         </w:tblBorders>
       </w:tblPr>
+      <w:tblGrid>
+        <w:gridCol w:w="1361"/>
+        <w:gridCol w:w="935"/>
+        <w:gridCol w:w="680"/>
+        <w:gridCol w:w="680"/>
+        <w:gridCol w:w="1276"/>
+        <w:gridCol w:w="510"/>
+        <w:gridCol w:w="1191"/>
+        <w:gridCol w:w="1871"/>
+      </w:tblGrid>
       <w:tr>
+        <w:trPr>
+          <w:cantSplit/>
+        </w:trPr>
         <w:tc>
           <w:tcPr>
-            <w:tcW w:w="1800" w:type="dxa"/>
+            <w:tcW w:w="1361" w:type="dxa"/>
             <w:tcBorders>
               <w:top w:val="single" w:sz="4" w:space="0" w:color="000000"/>
               <w:start w:val="single" w:sz="4" w:space="0" w:color="000000"/>
@@ -766,6 +508,9 @@
             </w:tcBorders>
           </w:tcPr>
           <w:p>
+            <w:pPr>
+              <w:pStyle w:val="ContractTableText"/>
+            </w:pPr>
             <w:r>
               <w:t xml:space="preserve">机械设备名称或费用名称</w:t>
             </w:r>
@@ -773,7 +518,7 @@
         </w:tc>
         <w:tc>
           <w:tcPr>
-            <w:tcW w:w="1800" w:type="dxa"/>
+            <w:tcW w:w="935" w:type="dxa"/>
             <w:tcBorders>
               <w:top w:val="single" w:sz="4" w:space="0" w:color="000000"/>
               <w:start w:val="single" w:sz="4" w:space="0" w:color="000000"/>
@@ -782,6 +527,9 @@
             </w:tcBorders>
           </w:tcPr>
           <w:p>
+            <w:pPr>
+              <w:pStyle w:val="ContractTableText"/>
+            </w:pPr>
             <w:r>
               <w:t xml:space="preserve">规格型号</w:t>
             </w:r>
@@ -789,7 +537,7 @@
         </w:tc>
         <w:tc>
           <w:tcPr>
-            <w:tcW w:w="1800" w:type="dxa"/>
+            <w:tcW w:w="680" w:type="dxa"/>
             <w:tcBorders>
               <w:top w:val="single" w:sz="4" w:space="0" w:color="000000"/>
               <w:start w:val="single" w:sz="4" w:space="0" w:color="000000"/>
@@ -798,6 +546,9 @@
             </w:tcBorders>
           </w:tcPr>
           <w:p>
+            <w:pPr>
+              <w:pStyle w:val="ContractTableText"/>
+            </w:pPr>
             <w:r>
               <w:t xml:space="preserve">暂估数量</w:t>
             </w:r>
@@ -805,7 +556,7 @@
         </w:tc>
         <w:tc>
           <w:tcPr>
-            <w:tcW w:w="1800" w:type="dxa"/>
+            <w:tcW w:w="680" w:type="dxa"/>
             <w:tcBorders>
               <w:top w:val="single" w:sz="4" w:space="0" w:color="000000"/>
               <w:start w:val="single" w:sz="4" w:space="0" w:color="000000"/>
@@ -814,6 +565,9 @@
             </w:tcBorders>
           </w:tcPr>
           <w:p>
+            <w:pPr>
+              <w:pStyle w:val="ContractTableText"/>
+            </w:pPr>
             <w:r>
               <w:t xml:space="preserve">计价单位</w:t>
             </w:r>
@@ -821,7 +575,7 @@
         </w:tc>
         <w:tc>
           <w:tcPr>
-            <w:tcW w:w="1800" w:type="dxa"/>
+            <w:tcW w:w="1276" w:type="dxa"/>
             <w:tcBorders>
               <w:top w:val="single" w:sz="4" w:space="0" w:color="000000"/>
               <w:start w:val="single" w:sz="4" w:space="0" w:color="000000"/>
@@ -830,6 +584,9 @@
             </w:tcBorders>
           </w:tcPr>
           <w:p>
+            <w:pPr>
+              <w:pStyle w:val="ContractTableText"/>
+            </w:pPr>
             <w:r>
               <w:t xml:space="preserve">含税租金单价</w:t>
             </w:r>
@@ -837,7 +594,7 @@
         </w:tc>
         <w:tc>
           <w:tcPr>
-            <w:tcW w:w="1800" w:type="dxa"/>
+            <w:tcW w:w="510" w:type="dxa"/>
             <w:tcBorders>
               <w:top w:val="single" w:sz="4" w:space="0" w:color="000000"/>
               <w:start w:val="single" w:sz="4" w:space="0" w:color="000000"/>
@@ -846,6 +603,9 @@
             </w:tcBorders>
           </w:tcPr>
           <w:p>
+            <w:pPr>
+              <w:pStyle w:val="ContractTableText"/>
+            </w:pPr>
             <w:r>
               <w:t xml:space="preserve">税率(%)</w:t>
             </w:r>
@@ -853,7 +613,7 @@
         </w:tc>
         <w:tc>
           <w:tcPr>
-            <w:tcW w:w="1800" w:type="dxa"/>
+            <w:tcW w:w="1191" w:type="dxa"/>
             <w:tcBorders>
               <w:top w:val="single" w:sz="4" w:space="0" w:color="000000"/>
               <w:start w:val="single" w:sz="4" w:space="0" w:color="000000"/>
@@ -862,6 +622,9 @@
             </w:tcBorders>
           </w:tcPr>
           <w:p>
+            <w:pPr>
+              <w:pStyle w:val="ContractTableText"/>
+            </w:pPr>
             <w:r>
               <w:t xml:space="preserve">价税合计租金</w:t>
             </w:r>
@@ -869,7 +632,7 @@
         </w:tc>
         <w:tc>
           <w:tcPr>
-            <w:tcW w:w="1800" w:type="dxa"/>
+            <w:tcW w:w="1871" w:type="dxa"/>
             <w:tcBorders>
               <w:top w:val="single" w:sz="4" w:space="0" w:color="000000"/>
               <w:start w:val="single" w:sz="4" w:space="0" w:color="000000"/>
@@ -878,6 +641,9 @@
             </w:tcBorders>
           </w:tcPr>
           <w:p>
+            <w:pPr>
+              <w:pStyle w:val="ContractTableText"/>
+            </w:pPr>
             <w:r>
               <w:t xml:space="preserve">备注</w:t>
             </w:r>
@@ -885,9 +651,12 @@
         </w:tc>
       </w:tr>
       <w:tr>
+        <w:trPr>
+          <w:cantSplit/>
+        </w:trPr>
         <w:tc>
           <w:tcPr>
-            <w:tcW w:w="1800" w:type="dxa"/>
+            <w:tcW w:w="1361" w:type="dxa"/>
             <w:tcBorders>
               <w:top w:val="single" w:sz="4" w:space="0" w:color="000000"/>
               <w:start w:val="single" w:sz="4" w:space="0" w:color="000000"/>
@@ -896,6 +665,9 @@
             </w:tcBorders>
           </w:tcPr>
           <w:p>
+            <w:pPr>
+              <w:pStyle w:val="ContractTableText"/>
+            </w:pPr>
             <w:r>
               <w:t xml:space="preserve">{itemName}</w:t>
             </w:r>
@@ -903,7 +675,7 @@
         </w:tc>
         <w:tc>
           <w:tcPr>
-            <w:tcW w:w="1800" w:type="dxa"/>
+            <w:tcW w:w="935" w:type="dxa"/>
             <w:tcBorders>
               <w:top w:val="single" w:sz="4" w:space="0" w:color="000000"/>
               <w:start w:val="single" w:sz="4" w:space="0" w:color="000000"/>
@@ -912,6 +684,9 @@
             </w:tcBorders>
           </w:tcPr>
           <w:p>
+            <w:pPr>
+              <w:pStyle w:val="ContractTableText"/>
+            </w:pPr>
             <w:r>
               <w:t xml:space="preserve">{specification}</w:t>
             </w:r>
@@ -919,7 +694,7 @@
         </w:tc>
         <w:tc>
           <w:tcPr>
-            <w:tcW w:w="1800" w:type="dxa"/>
+            <w:tcW w:w="680" w:type="dxa"/>
             <w:tcBorders>
               <w:top w:val="single" w:sz="4" w:space="0" w:color="000000"/>
               <w:start w:val="single" w:sz="4" w:space="0" w:color="000000"/>
@@ -928,6 +703,9 @@
             </w:tcBorders>
           </w:tcPr>
           <w:p>
+            <w:pPr>
+              <w:pStyle w:val="ContractTableText"/>
+            </w:pPr>
             <w:r>
               <w:t xml:space="preserve">{quantity}</w:t>
             </w:r>
@@ -935,7 +713,7 @@
         </w:tc>
         <w:tc>
           <w:tcPr>
-            <w:tcW w:w="1800" w:type="dxa"/>
+            <w:tcW w:w="680" w:type="dxa"/>
             <w:tcBorders>
               <w:top w:val="single" w:sz="4" w:space="0" w:color="000000"/>
               <w:start w:val="single" w:sz="4" w:space="0" w:color="000000"/>
@@ -944,6 +722,9 @@
             </w:tcBorders>
           </w:tcPr>
           <w:p>
+            <w:pPr>
+              <w:pStyle w:val="ContractTableText"/>
+            </w:pPr>
             <w:r>
               <w:t xml:space="preserve">{unit}</w:t>
             </w:r>
@@ -951,7 +732,7 @@
         </w:tc>
         <w:tc>
           <w:tcPr>
-            <w:tcW w:w="1800" w:type="dxa"/>
+            <w:tcW w:w="1276" w:type="dxa"/>
             <w:tcBorders>
               <w:top w:val="single" w:sz="4" w:space="0" w:color="000000"/>
               <w:start w:val="single" w:sz="4" w:space="0" w:color="000000"/>
@@ -960,6 +741,9 @@
             </w:tcBorders>
           </w:tcPr>
           <w:p>
+            <w:pPr>
+              <w:pStyle w:val="ContractTableText"/>
+            </w:pPr>
             <w:r>
               <w:t xml:space="preserve">{unitPrice}</w:t>
             </w:r>
@@ -967,7 +751,7 @@
         </w:tc>
         <w:tc>
           <w:tcPr>
-            <w:tcW w:w="1800" w:type="dxa"/>
+            <w:tcW w:w="510" w:type="dxa"/>
             <w:tcBorders>
               <w:top w:val="single" w:sz="4" w:space="0" w:color="000000"/>
               <w:start w:val="single" w:sz="4" w:space="0" w:color="000000"/>
@@ -976,6 +760,9 @@
             </w:tcBorders>
           </w:tcPr>
           <w:p>
+            <w:pPr>
+              <w:pStyle w:val="ContractTableText"/>
+            </w:pPr>
             <w:r>
               <w:t xml:space="preserve">{taxRatePercent}</w:t>
             </w:r>
@@ -983,7 +770,7 @@
         </w:tc>
         <w:tc>
           <w:tcPr>
-            <w:tcW w:w="1800" w:type="dxa"/>
+            <w:tcW w:w="1191" w:type="dxa"/>
             <w:tcBorders>
               <w:top w:val="single" w:sz="4" w:space="0" w:color="000000"/>
               <w:start w:val="single" w:sz="4" w:space="0" w:color="000000"/>
@@ -992,6 +779,9 @@
             </w:tcBorders>
           </w:tcPr>
           <w:p>
+            <w:pPr>
+              <w:pStyle w:val="ContractTableText"/>
+            </w:pPr>
             <w:r>
               <w:t xml:space="preserve">{taxInclusiveAmount}</w:t>
             </w:r>
@@ -999,7 +789,7 @@
         </w:tc>
         <w:tc>
           <w:tcPr>
-            <w:tcW w:w="1800" w:type="dxa"/>
+            <w:tcW w:w="1871" w:type="dxa"/>
             <w:tcBorders>
               <w:top w:val="single" w:sz="4" w:space="0" w:color="000000"/>
               <w:start w:val="single" w:sz="4" w:space="0" w:color="000000"/>
@@ -1008,6 +798,9 @@
             </w:tcBorders>
           </w:tcPr>
           <w:p>
+            <w:pPr>
+              <w:pStyle w:val="ContractTableText"/>
+            </w:pPr>
             <w:r>
               <w:t xml:space="preserve">{remark}</w:t>
             </w:r>
@@ -12106,28 +11899,27 @@
     </w:p>
     <w:tbl>
       <w:tblPr>
-        <w:tblStyle w:val="17"/>
-        <w:tblW w:w="10201" w:type="dxa"/>
+        <w:tblW w:w="5000" w:type="pct"/>
         <w:jc w:val="center"/>
-        <w:tblBorders>
-          <w:top w:val="single" w:color="auto" w:sz="4" w:space="0"/>
-          <w:left w:val="single" w:color="auto" w:sz="4" w:space="0"/>
-          <w:bottom w:val="single" w:color="auto" w:sz="4" w:space="0"/>
-          <w:right w:val="single" w:color="auto" w:sz="4" w:space="0"/>
-          <w:insideH w:val="single" w:color="auto" w:sz="4" w:space="0"/>
-          <w:insideV w:val="single" w:color="auto" w:sz="4" w:space="0"/>
-        </w:tblBorders>
         <w:tblLayout w:type="fixed"/>
         <w:tblCellMar>
-          <w:top w:w="0" w:type="dxa"/>
-          <w:left w:w="108" w:type="dxa"/>
-          <w:bottom w:w="0" w:type="dxa"/>
-          <w:right w:w="108" w:type="dxa"/>
+          <w:top w:w="60" w:type="dxa"/>
+          <w:start w:w="80" w:type="dxa"/>
+          <w:bottom w:w="60" w:type="dxa"/>
+          <w:end w:w="80" w:type="dxa"/>
         </w:tblCellMar>
+        <w:tblBorders>
+          <w:top w:val="single" w:sz="4" w:space="0" w:color="000000"/>
+          <w:left w:val="single" w:sz="4" w:space="0" w:color="000000"/>
+          <w:bottom w:val="single" w:sz="4" w:space="0" w:color="000000"/>
+          <w:right w:val="single" w:sz="4" w:space="0" w:color="000000"/>
+          <w:insideH w:val="single" w:sz="4" w:space="0" w:color="000000"/>
+          <w:insideV w:val="single" w:sz="4" w:space="0" w:color="000000"/>
+        </w:tblBorders>
       </w:tblPr>
       <w:tblGrid>
-        <w:gridCol w:w="5098"/>
-        <w:gridCol w:w="5103"/>
+        <w:gridCol w:w="4252"/>
+        <w:gridCol w:w="4252"/>
       </w:tblGrid>
       <w:tr>
         <w:tblPrEx>
@@ -12147,171 +11939,81 @@
           </w:tblCellMar>
         </w:tblPrEx>
         <w:trPr>
-          <w:trHeight w:val="3073" w:hRule="atLeast"/>
-          <w:jc w:val="center"/>
+          <w:cantSplit/>
         </w:trPr>
         <w:tc>
           <w:tcPr>
-            <w:tcW w:w="5098" w:type="dxa"/>
+            <w:tcW w:w="4252" w:type="dxa"/>
           </w:tcPr>
           <w:p>
-            <w:pPr>
-              <w:keepNext w:val="0"/>
-              <w:keepLines w:val="0"/>
-              <w:suppressLineNumbers w:val="0"/>
-              <w:spacing w:before="0" w:after="0" w:line="500" w:lineRule="exact"/>
-              <w:ind w:left="0" w:right="0"/>
-              <w:jc w:val="center"/>
-              <w:rPr>
-                <w:rFonts w:hint="eastAsia" w:ascii="Times New Roman" w:hAnsi="Times New Roman" w:eastAsia="仿宋_GB2312" w:cs="Times New Roman"/>
-                <w:color w:val="000000"/>
-                <w:sz w:val="28"/>
-                <w:szCs w:val="28"/>
-                <w:highlight w:val="none"/>
-              </w:rPr>
-            </w:pPr>
             <w:r>
               <w:rPr>
                 <w:rFonts w:hint="eastAsia" w:ascii="Times New Roman" w:hAnsi="Times New Roman" w:eastAsia="仿宋_GB2312" w:cs="Times New Roman"/>
                 <w:b/>
                 <w:bCs/>
                 <w:color w:val="000000"/>
-                <w:sz w:val="28"/>
-                <w:szCs w:val="28"/>
+                <w:sz w:val="18"/>
+                <w:szCs w:val="18"/>
                 <w:highlight w:val="none"/>
               </w:rPr>
               <w:t>甲  方</w:t>
             </w:r>
           </w:p>
           <w:p>
-            <w:pPr>
-              <w:keepNext w:val="0"/>
-              <w:keepLines w:val="0"/>
-              <w:suppressLineNumbers w:val="0"/>
-              <w:spacing w:before="0" w:after="0" w:line="500" w:lineRule="exact"/>
-              <w:ind w:left="0" w:right="0"/>
-              <w:jc w:val="left"/>
-              <w:rPr>
-                <w:rFonts w:hint="eastAsia" w:ascii="Times New Roman" w:hAnsi="Times New Roman" w:eastAsia="仿宋_GB2312" w:cs="Times New Roman"/>
-                <w:color w:val="000000"/>
-                <w:sz w:val="28"/>
-                <w:szCs w:val="28"/>
-                <w:highlight w:val="none"/>
-              </w:rPr>
-            </w:pPr>
             <w:r>
               <w:rPr>
                 <w:rFonts w:hint="eastAsia" w:ascii="Times New Roman" w:hAnsi="Times New Roman" w:eastAsia="仿宋_GB2312" w:cs="Times New Roman"/>
                 <w:color w:val="000000"/>
-                <w:sz w:val="28"/>
-                <w:szCs w:val="28"/>
+                <w:sz w:val="18"/>
+                <w:szCs w:val="18"/>
                 <w:highlight w:val="none"/>
               </w:rPr>
               <w:t>单位名称（章）：{party.owner.name}</w:t>
             </w:r>
           </w:p>
           <w:p>
-            <w:pPr>
-              <w:keepNext w:val="0"/>
-              <w:keepLines w:val="0"/>
-              <w:suppressLineNumbers w:val="0"/>
-              <w:spacing w:before="0" w:after="0" w:line="500" w:lineRule="exact"/>
-              <w:ind w:left="0" w:right="0"/>
-              <w:jc w:val="left"/>
-              <w:rPr>
-                <w:rFonts w:hint="eastAsia" w:ascii="Times New Roman" w:hAnsi="Times New Roman" w:eastAsia="仿宋_GB2312" w:cs="Times New Roman"/>
-                <w:color w:val="000000"/>
-                <w:sz w:val="28"/>
-                <w:szCs w:val="28"/>
-                <w:highlight w:val="none"/>
-              </w:rPr>
-            </w:pPr>
             <w:r>
               <w:rPr>
                 <w:rFonts w:hint="eastAsia" w:ascii="Times New Roman" w:hAnsi="Times New Roman" w:eastAsia="仿宋_GB2312" w:cs="Times New Roman"/>
                 <w:color w:val="000000"/>
-                <w:sz w:val="28"/>
-                <w:szCs w:val="28"/>
+                <w:sz w:val="18"/>
+                <w:szCs w:val="18"/>
                 <w:highlight w:val="none"/>
               </w:rPr>
               <w:t>单位地址：</w:t>
             </w:r>
           </w:p>
           <w:p>
-            <w:pPr>
-              <w:keepNext w:val="0"/>
-              <w:keepLines w:val="0"/>
-              <w:suppressLineNumbers w:val="0"/>
-              <w:spacing w:before="0" w:after="0" w:line="500" w:lineRule="exact"/>
-              <w:ind w:left="0" w:right="0"/>
-              <w:jc w:val="left"/>
-              <w:rPr>
-                <w:rFonts w:hint="eastAsia" w:ascii="Times New Roman" w:hAnsi="Times New Roman" w:eastAsia="仿宋_GB2312" w:cs="Times New Roman"/>
-                <w:color w:val="000000"/>
-                <w:sz w:val="28"/>
-                <w:szCs w:val="28"/>
-                <w:highlight w:val="none"/>
-              </w:rPr>
-            </w:pPr>
             <w:r>
               <w:rPr>
                 <w:rFonts w:hint="eastAsia" w:ascii="Times New Roman" w:hAnsi="Times New Roman" w:eastAsia="仿宋_GB2312" w:cs="Times New Roman"/>
                 <w:color w:val="000000"/>
-                <w:sz w:val="28"/>
-                <w:szCs w:val="28"/>
+                <w:sz w:val="18"/>
+                <w:szCs w:val="18"/>
                 <w:highlight w:val="none"/>
               </w:rPr>
               <w:t>法定代表人:</w:t>
             </w:r>
           </w:p>
           <w:p>
-            <w:pPr>
-              <w:keepNext w:val="0"/>
-              <w:keepLines w:val="0"/>
-              <w:suppressLineNumbers w:val="0"/>
-              <w:spacing w:before="0" w:after="0" w:line="500" w:lineRule="exact"/>
-              <w:ind w:left="0" w:right="0"/>
-              <w:jc w:val="left"/>
-              <w:rPr>
-                <w:rFonts w:hint="eastAsia" w:ascii="Times New Roman" w:hAnsi="Times New Roman" w:eastAsia="仿宋_GB2312" w:cs="Times New Roman"/>
-                <w:color w:val="000000"/>
-                <w:sz w:val="28"/>
-                <w:szCs w:val="28"/>
-                <w:highlight w:val="none"/>
-              </w:rPr>
-            </w:pPr>
             <w:r>
               <w:rPr>
                 <w:rFonts w:hint="eastAsia" w:ascii="Times New Roman" w:hAnsi="Times New Roman" w:eastAsia="仿宋_GB2312" w:cs="Times New Roman"/>
                 <w:color w:val="000000"/>
-                <w:sz w:val="28"/>
-                <w:szCs w:val="28"/>
+                <w:sz w:val="18"/>
+                <w:szCs w:val="18"/>
                 <w:highlight w:val="none"/>
               </w:rPr>
               <w:t>委托代理人：</w:t>
             </w:r>
           </w:p>
           <w:p>
-            <w:pPr>
-              <w:keepNext w:val="0"/>
-              <w:keepLines w:val="0"/>
-              <w:suppressLineNumbers w:val="0"/>
-              <w:spacing w:before="0" w:after="0" w:line="500" w:lineRule="exact"/>
-              <w:ind w:left="0" w:right="0"/>
-              <w:rPr>
-                <w:rFonts w:hint="eastAsia" w:ascii="Times New Roman" w:hAnsi="Times New Roman" w:eastAsia="仿宋_GB2312" w:cs="Times New Roman"/>
-                <w:color w:val="000000"/>
-                <w:sz w:val="28"/>
-                <w:szCs w:val="28"/>
-                <w:highlight w:val="none"/>
-              </w:rPr>
-            </w:pPr>
             <w:r>
               <w:rPr>
                 <w:rFonts w:hint="eastAsia" w:ascii="Times New Roman" w:hAnsi="Times New Roman" w:eastAsia="仿宋_GB2312" w:cs="Times New Roman"/>
                 <w:color w:val="000000"/>
-                <w:sz w:val="28"/>
-                <w:szCs w:val="28"/>
+                <w:sz w:val="18"/>
+                <w:szCs w:val="18"/>
                 <w:highlight w:val="none"/>
               </w:rPr>
               <w:t>经办人：</w:t>
@@ -12320,167 +12022,77 @@
         </w:tc>
         <w:tc>
           <w:tcPr>
-            <w:tcW w:w="5103" w:type="dxa"/>
+            <w:tcW w:w="4252" w:type="dxa"/>
           </w:tcPr>
           <w:p>
-            <w:pPr>
-              <w:keepNext w:val="0"/>
-              <w:keepLines w:val="0"/>
-              <w:suppressLineNumbers w:val="0"/>
-              <w:spacing w:before="0" w:after="0" w:line="500" w:lineRule="exact"/>
-              <w:ind w:left="0" w:right="0"/>
-              <w:jc w:val="center"/>
-              <w:rPr>
-                <w:rFonts w:hint="eastAsia" w:ascii="Times New Roman" w:hAnsi="Times New Roman" w:eastAsia="仿宋_GB2312" w:cs="Times New Roman"/>
-                <w:color w:val="000000"/>
-                <w:sz w:val="28"/>
-                <w:szCs w:val="28"/>
-                <w:highlight w:val="none"/>
-              </w:rPr>
-            </w:pPr>
             <w:r>
               <w:rPr>
                 <w:rFonts w:hint="eastAsia" w:ascii="Times New Roman" w:hAnsi="Times New Roman" w:eastAsia="仿宋_GB2312" w:cs="Times New Roman"/>
                 <w:b/>
                 <w:bCs/>
                 <w:color w:val="000000"/>
-                <w:sz w:val="28"/>
-                <w:szCs w:val="28"/>
+                <w:sz w:val="18"/>
+                <w:szCs w:val="18"/>
                 <w:highlight w:val="none"/>
               </w:rPr>
               <w:t>乙  方</w:t>
             </w:r>
           </w:p>
           <w:p>
-            <w:pPr>
-              <w:keepNext w:val="0"/>
-              <w:keepLines w:val="0"/>
-              <w:suppressLineNumbers w:val="0"/>
-              <w:spacing w:before="0" w:after="0" w:line="500" w:lineRule="exact"/>
-              <w:ind w:left="0" w:right="0"/>
-              <w:jc w:val="left"/>
-              <w:rPr>
-                <w:rFonts w:hint="eastAsia" w:ascii="Times New Roman" w:hAnsi="Times New Roman" w:eastAsia="仿宋_GB2312" w:cs="Times New Roman"/>
-                <w:color w:val="000000"/>
-                <w:sz w:val="28"/>
-                <w:szCs w:val="28"/>
-                <w:highlight w:val="none"/>
-              </w:rPr>
-            </w:pPr>
             <w:r>
               <w:rPr>
                 <w:rFonts w:hint="eastAsia" w:ascii="Times New Roman" w:hAnsi="Times New Roman" w:eastAsia="仿宋_GB2312" w:cs="Times New Roman"/>
                 <w:color w:val="000000"/>
-                <w:sz w:val="28"/>
-                <w:szCs w:val="28"/>
+                <w:sz w:val="18"/>
+                <w:szCs w:val="18"/>
                 <w:highlight w:val="none"/>
               </w:rPr>
               <w:t>单位名称（章）：{party.counterparty.name}</w:t>
             </w:r>
           </w:p>
           <w:p>
-            <w:pPr>
-              <w:keepNext w:val="0"/>
-              <w:keepLines w:val="0"/>
-              <w:suppressLineNumbers w:val="0"/>
-              <w:spacing w:before="0" w:after="0" w:line="500" w:lineRule="exact"/>
-              <w:ind w:left="0" w:right="0"/>
-              <w:jc w:val="left"/>
-              <w:rPr>
-                <w:rFonts w:hint="eastAsia" w:ascii="Times New Roman" w:hAnsi="Times New Roman" w:eastAsia="仿宋_GB2312" w:cs="Times New Roman"/>
-                <w:color w:val="000000"/>
-                <w:sz w:val="28"/>
-                <w:szCs w:val="28"/>
-                <w:highlight w:val="none"/>
-              </w:rPr>
-            </w:pPr>
             <w:r>
               <w:rPr>
                 <w:rFonts w:hint="eastAsia" w:ascii="Times New Roman" w:hAnsi="Times New Roman" w:eastAsia="仿宋_GB2312" w:cs="Times New Roman"/>
                 <w:color w:val="000000"/>
-                <w:sz w:val="28"/>
-                <w:szCs w:val="28"/>
+                <w:sz w:val="18"/>
+                <w:szCs w:val="18"/>
                 <w:highlight w:val="none"/>
               </w:rPr>
               <w:t>单位地址：</w:t>
             </w:r>
           </w:p>
           <w:p>
-            <w:pPr>
-              <w:keepNext w:val="0"/>
-              <w:keepLines w:val="0"/>
-              <w:suppressLineNumbers w:val="0"/>
-              <w:spacing w:before="0" w:after="0" w:line="500" w:lineRule="exact"/>
-              <w:ind w:left="0" w:right="0"/>
-              <w:jc w:val="left"/>
-              <w:rPr>
-                <w:rFonts w:hint="eastAsia" w:ascii="Times New Roman" w:hAnsi="Times New Roman" w:eastAsia="仿宋_GB2312" w:cs="Times New Roman"/>
-                <w:color w:val="000000"/>
-                <w:sz w:val="28"/>
-                <w:szCs w:val="28"/>
-                <w:highlight w:val="none"/>
-              </w:rPr>
-            </w:pPr>
             <w:r>
               <w:rPr>
                 <w:rFonts w:hint="eastAsia" w:ascii="Times New Roman" w:hAnsi="Times New Roman" w:eastAsia="仿宋_GB2312" w:cs="Times New Roman"/>
                 <w:color w:val="000000"/>
-                <w:sz w:val="28"/>
-                <w:szCs w:val="28"/>
+                <w:sz w:val="18"/>
+                <w:szCs w:val="18"/>
                 <w:highlight w:val="none"/>
               </w:rPr>
               <w:t>法定代表人:</w:t>
             </w:r>
           </w:p>
           <w:p>
-            <w:pPr>
-              <w:keepNext w:val="0"/>
-              <w:keepLines w:val="0"/>
-              <w:suppressLineNumbers w:val="0"/>
-              <w:spacing w:before="0" w:after="0" w:line="500" w:lineRule="exact"/>
-              <w:ind w:left="0" w:right="0"/>
-              <w:jc w:val="left"/>
-              <w:rPr>
-                <w:rFonts w:hint="eastAsia" w:ascii="Times New Roman" w:hAnsi="Times New Roman" w:eastAsia="仿宋_GB2312" w:cs="Times New Roman"/>
-                <w:color w:val="000000"/>
-                <w:sz w:val="28"/>
-                <w:szCs w:val="28"/>
-                <w:highlight w:val="none"/>
-              </w:rPr>
-            </w:pPr>
             <w:r>
               <w:rPr>
                 <w:rFonts w:hint="eastAsia" w:ascii="Times New Roman" w:hAnsi="Times New Roman" w:eastAsia="仿宋_GB2312" w:cs="Times New Roman"/>
                 <w:color w:val="000000"/>
-                <w:sz w:val="28"/>
-                <w:szCs w:val="28"/>
+                <w:sz w:val="18"/>
+                <w:szCs w:val="18"/>
                 <w:highlight w:val="none"/>
               </w:rPr>
               <w:t>委托代理人：</w:t>
             </w:r>
           </w:p>
           <w:p>
-            <w:pPr>
-              <w:keepNext w:val="0"/>
-              <w:keepLines w:val="0"/>
-              <w:suppressLineNumbers w:val="0"/>
-              <w:spacing w:before="0" w:after="0" w:line="500" w:lineRule="exact"/>
-              <w:ind w:left="0" w:right="0"/>
-              <w:jc w:val="left"/>
-              <w:rPr>
-                <w:rFonts w:hint="eastAsia" w:ascii="Times New Roman" w:hAnsi="Times New Roman" w:eastAsia="仿宋_GB2312" w:cs="Times New Roman"/>
-                <w:color w:val="000000"/>
-                <w:sz w:val="28"/>
-                <w:szCs w:val="28"/>
-                <w:highlight w:val="none"/>
-              </w:rPr>
-            </w:pPr>
             <w:r>
               <w:rPr>
                 <w:rFonts w:hint="eastAsia" w:ascii="Times New Roman" w:hAnsi="Times New Roman" w:eastAsia="仿宋_GB2312" w:cs="Times New Roman"/>
                 <w:color w:val="000000"/>
-                <w:sz w:val="28"/>
-                <w:szCs w:val="28"/>
+                <w:sz w:val="18"/>
+                <w:szCs w:val="18"/>
                 <w:highlight w:val="none"/>
               </w:rPr>
               <w:t>经办人：</w:t>
@@ -12581,8 +12193,8 @@
       </w:r>
     </w:p>
     <w:sectPr>
-      <w:headerReference w:type="default" r:id="rIdContractWatermarkHeader"/>
-      <w:footerReference w:type="default" r:id="rIdContractTemplateFooter"/>
+      <w:headerReference w:type="default" r:id="rIdHeader1"/>
+      <w:footerReference w:type="default" r:id="rIdFooter1"/>
       <w:pgSz w:w="11906" w:h="16838"/>
       <w:pgMar w:top="1417" w:right="1701" w:bottom="1417" w:left="1701" w:header="720" w:footer="720" w:gutter="0"/>
       <w:pgNumType w:fmt="decimal"/>
@@ -12702,6 +12314,33 @@
       <w:rFonts w:ascii="Times New Roman" w:hAnsi="Times New Roman" w:eastAsia="仿宋_GB2312" w:cs="Times New Roman"/>
       <w:sz w:val="28"/>
       <w:szCs w:val="28"/>
+    </w:rPr>
+  </w:style>
+  <w:style w:type="paragraph" w:styleId="ContractCoverTitle">
+    <w:name w:val="Contract Cover Title"/>
+    <w:basedOn w:val="ContractTitle"/>
+    <w:pPr>
+      <w:spacing w:before="0" w:after="0" w:line="500" w:lineRule="exact"/>
+      <w:jc w:val="center"/>
+    </w:pPr>
+    <w:rPr>
+      <w:rFonts w:ascii="Times New Roman" w:hAnsi="Times New Roman" w:eastAsia="方正小标宋简体" w:cs="Times New Roman"/>
+      <w:sz w:val="44"/>
+      <w:szCs w:val="44"/>
+    </w:rPr>
+  </w:style>
+  <w:style w:type="paragraph" w:styleId="ContractTableText">
+    <w:name w:val="Contract Table Text"/>
+    <w:basedOn w:val="Normal"/>
+    <w:pPr>
+      <w:spacing w:before="0" w:after="0" w:line="300" w:lineRule="auto"/>
+      <w:ind w:firstLineChars="0"/>
+      <w:jc w:val="center"/>
+    </w:pPr>
+    <w:rPr>
+      <w:rFonts w:ascii="Times New Roman" w:hAnsi="Times New Roman" w:eastAsia="仿宋_GB2312" w:cs="Times New Roman"/>
+      <w:sz w:val="18"/>
+      <w:szCs w:val="18"/>
     </w:rPr>
   </w:style>
 </w:styles>

--- a/services/api/assets/templates/equipment-rental-real-v1.docx
+++ b/services/api/assets/templates/equipment-rental-real-v1.docx
@@ -53,7 +53,7 @@
           <w:sz w:val="44"/>
           <w:szCs w:val="44"/>
         </w:rPr>
-        <w:t xml:space="preserve">{contract.name}</w:t>
+        <w:t xml:space="preserve">{合同名称}</w:t>
       </w:r>
     </w:p>
     <w:p>
@@ -114,7 +114,7 @@
           <w:sz w:val="28"/>
           <w:szCs w:val="28"/>
         </w:rPr>
-        <w:t xml:space="preserve">合同编号：{contract.temporaryCode}</w:t>
+        <w:t xml:space="preserve">合同编号：{草稿编号}</w:t>
       </w:r>
     </w:p>
     <w:p>
@@ -127,7 +127,7 @@
           <w:sz w:val="28"/>
           <w:szCs w:val="28"/>
         </w:rPr>
-        <w:t xml:space="preserve">甲方：{party.owner.name}</w:t>
+        <w:t xml:space="preserve">甲方：{甲方名称}</w:t>
       </w:r>
     </w:p>
     <w:p>
@@ -140,7 +140,7 @@
           <w:sz w:val="28"/>
           <w:szCs w:val="28"/>
         </w:rPr>
-        <w:t xml:space="preserve">乙方：{party.counterparty.name}</w:t>
+        <w:t xml:space="preserve">乙方：{乙方名称}</w:t>
       </w:r>
     </w:p>
     <w:p>
@@ -153,7 +153,7 @@
           <w:sz w:val="28"/>
           <w:szCs w:val="28"/>
         </w:rPr>
-        <w:t xml:space="preserve">工程名称：{field.useLocation}</w:t>
+        <w:t xml:space="preserve">工程名称：{使用地点}</w:t>
       </w:r>
     </w:p>
     <w:p>
@@ -255,7 +255,7 @@
         <w:jc w:val="center"/>
       </w:pPr>
       <w:r>
-        <w:t xml:space="preserve">{contract.name}</w:t>
+        <w:t xml:space="preserve">{合同名称}</w:t>
       </w:r>
     </w:p>
     <w:p>
@@ -336,7 +336,7 @@
           <w:szCs w:val="28"/>
           <w:u w:val="single"/>
         </w:rPr>
-        <w:t>{party.owner.name}</w:t>
+        <w:t>{甲方名称}</w:t>
       </w:r>
       <w:r>
         <w:rPr>
@@ -393,7 +393,7 @@
           <w:highlight w:val="none"/>
           <w:u w:val="single"/>
         </w:rPr>
-        <w:t>{party.counterparty.name}</w:t>
+        <w:t>{乙方名称}</w:t>
       </w:r>
       <w:r>
         <w:rPr>
@@ -455,12 +455,12 @@
     </w:p>
     <w:p>
       <w:r>
-        <w:t xml:space="preserve">合同金额大写：{contract.amountUppercase}</w:t>
-      </w:r>
-    </w:p>
-    <w:p>
-      <w:r>
-        <w:t xml:space="preserve">{#bill.equipmentRentals}</w:t>
+        <w:t xml:space="preserve">合同金额大写：{合同金额大写}</w:t>
+      </w:r>
+    </w:p>
+    <w:p>
+      <w:r>
+        <w:t xml:space="preserve">{#机械租赁清单}</w:t>
       </w:r>
     </w:p>
     <w:tbl>
@@ -669,7 +669,7 @@
               <w:pStyle w:val="ContractTableText"/>
             </w:pPr>
             <w:r>
-              <w:t xml:space="preserve">{itemName}</w:t>
+              <w:t xml:space="preserve">{名称}</w:t>
             </w:r>
           </w:p>
         </w:tc>
@@ -688,7 +688,7 @@
               <w:pStyle w:val="ContractTableText"/>
             </w:pPr>
             <w:r>
-              <w:t xml:space="preserve">{specification}</w:t>
+              <w:t xml:space="preserve">{规格型号}</w:t>
             </w:r>
           </w:p>
         </w:tc>
@@ -707,7 +707,7 @@
               <w:pStyle w:val="ContractTableText"/>
             </w:pPr>
             <w:r>
-              <w:t xml:space="preserve">{quantity}</w:t>
+              <w:t xml:space="preserve">{数量}</w:t>
             </w:r>
           </w:p>
         </w:tc>
@@ -726,7 +726,7 @@
               <w:pStyle w:val="ContractTableText"/>
             </w:pPr>
             <w:r>
-              <w:t xml:space="preserve">{unit}</w:t>
+              <w:t xml:space="preserve">{单位}</w:t>
             </w:r>
           </w:p>
         </w:tc>
@@ -745,7 +745,7 @@
               <w:pStyle w:val="ContractTableText"/>
             </w:pPr>
             <w:r>
-              <w:t xml:space="preserve">{unitPrice}</w:t>
+              <w:t xml:space="preserve">{单价}</w:t>
             </w:r>
           </w:p>
         </w:tc>
@@ -764,7 +764,7 @@
               <w:pStyle w:val="ContractTableText"/>
             </w:pPr>
             <w:r>
-              <w:t xml:space="preserve">{taxRatePercent}</w:t>
+              <w:t xml:space="preserve">{税率}</w:t>
             </w:r>
           </w:p>
         </w:tc>
@@ -783,7 +783,7 @@
               <w:pStyle w:val="ContractTableText"/>
             </w:pPr>
             <w:r>
-              <w:t xml:space="preserve">{taxInclusiveAmount}</w:t>
+              <w:t xml:space="preserve">{含税金额}</w:t>
             </w:r>
           </w:p>
         </w:tc>
@@ -802,7 +802,7 @@
               <w:pStyle w:val="ContractTableText"/>
             </w:pPr>
             <w:r>
-              <w:t xml:space="preserve">{remark}</w:t>
+              <w:t xml:space="preserve">{备注}</w:t>
             </w:r>
           </w:p>
         </w:tc>
@@ -810,7 +810,7 @@
     </w:tbl>
     <w:p>
       <w:r>
-        <w:t xml:space="preserve">{/bill.equipmentRentals}</w:t>
+        <w:t xml:space="preserve">{/机械租赁清单}</w:t>
       </w:r>
     </w:p>
     <w:p>
@@ -1116,7 +1116,7 @@
           <w:highlight w:val="none"/>
           <w:u w:val="single" w:color="FF0000"/>
         </w:rPr>
-        <w:t xml:space="preserve">   {field.useLocation}  </w:t>
+        <w:t xml:space="preserve">   {使用地点}  </w:t>
       </w:r>
       <w:r>
         <w:rPr>
@@ -1191,7 +1191,7 @@
         </w:rPr>
       </w:pPr>
       <w:r>
-        <w:t xml:space="preserve">1.合同期限：{field.rentalStartDate}至{field.rentalEndDate}。合同期限内，甲方所需租赁的具体设备、使用时间，以甲方根据具体业务需求向乙方发出的书面通知为准。</w:t>
+        <w:t xml:space="preserve">1.合同期限：{租赁开始日期}至{租赁结束日期}。合同期限内，甲方所需租赁的具体设备、使用时间，以甲方根据具体业务需求向乙方发出的书面通知为准。</w:t>
       </w:r>
     </w:p>
     <w:p>
@@ -1366,7 +1366,7 @@
         </w:rPr>
       </w:pPr>
       <w:r>
-        <w:t xml:space="preserve">租赁期限：{field.rentalStartDate}至{field.rentalEndDate}。甲方可根据租赁机械设备运行状况和工程实际施工需要决定租赁期限。</w:t>
+        <w:t xml:space="preserve">租赁期限：{租赁开始日期}至{租赁结束日期}。甲方可根据租赁机械设备运行状况和工程实际施工需要决定租赁期限。</w:t>
       </w:r>
     </w:p>
     <w:p>
@@ -6007,7 +6007,7 @@
         </w:rPr>
       </w:pPr>
       <w:r>
-        <w:t xml:space="preserve">结算周期：{field.settlementCycle}。</w:t>
+        <w:t xml:space="preserve">结算周期：{结算周期}。</w:t>
       </w:r>
     </w:p>
     <w:p>
@@ -7445,7 +7445,7 @@
         </w:rPr>
       </w:pPr>
       <w:r>
-        <w:t xml:space="preserve">（1）租金按月支付。{clause.payment.text} 当期付款比例为 {field.paymentRatioPercent} %，剩余款项按合同约定条件支付。</w:t>
+        <w:t xml:space="preserve">（1）租金按月支付。{付款条款} 当期付款比例为 {付款比例} %，剩余款项按合同约定条件支付。</w:t>
       </w:r>
     </w:p>
     <w:p>
@@ -11968,7 +11968,7 @@
                 <w:szCs w:val="18"/>
                 <w:highlight w:val="none"/>
               </w:rPr>
-              <w:t>单位名称（章）：{party.owner.name}</w:t>
+              <w:t>单位名称（章）：{甲方名称}</w:t>
             </w:r>
           </w:p>
           <w:p>
@@ -12047,7 +12047,7 @@
                 <w:szCs w:val="18"/>
                 <w:highlight w:val="none"/>
               </w:rPr>
-              <w:t>单位名称（章）：{party.counterparty.name}</w:t>
+              <w:t>单位名称（章）：{乙方名称}</w:t>
             </w:r>
           </w:p>
           <w:p>
@@ -12255,7 +12255,7 @@
       <w:jc w:val="center"/>
     </w:pPr>
     <w:r>
-      <w:t xml:space="preserve">{document.watermark}</w:t>
+      <w:t xml:space="preserve">{文档水印}</w:t>
     </w:r>
   </w:p>
 </w:hdr>
@@ -12269,7 +12269,7 @@
       <w:jc w:val="center"/>
     </w:pPr>
     <w:r>
-      <w:t xml:space="preserve">{document.watermark}</w:t>
+      <w:t xml:space="preserve">{文档水印}</w:t>
     </w:r>
   </w:p>
 </w:hdr>
